--- a/TRƯỜNG ĐẠI HỌC.docx
+++ b/TRƯỜNG ĐẠI HỌC.docx
@@ -1,6 +1,6 @@
 
 <file path=word/document.xml><?xml version="1.0" encoding="utf-8"?>
-<w:document xmlns:wpc="http://schemas.microsoft.com/office/word/2010/wordprocessingCanvas" xmlns:mc="http://schemas.openxmlformats.org/markup-compatibility/2006" xmlns:o="urn:schemas-microsoft-com:office:office" xmlns:r="http://schemas.openxmlformats.org/officeDocument/2006/relationships" xmlns:m="http://schemas.openxmlformats.org/officeDocument/2006/math" xmlns:v="urn:schemas-microsoft-com:vml" xmlns:wp14="http://schemas.microsoft.com/office/word/2010/wordprocessingDrawing" xmlns:wp="http://schemas.openxmlformats.org/drawingml/2006/wordprocessingDrawing" xmlns:w="http://schemas.openxmlformats.org/wordprocessingml/2006/main" xmlns:w14="http://schemas.microsoft.com/office/word/2010/wordml" xmlns:w10="urn:schemas-microsoft-com:office:word" xmlns:w15="http://schemas.microsoft.com/office/word/2012/wordml" xmlns:wpg="http://schemas.microsoft.com/office/word/2010/wordprocessingGroup" xmlns:wpi="http://schemas.microsoft.com/office/word/2010/wordprocessingInk" xmlns:wne="http://schemas.microsoft.com/office/word/2006/wordml" xmlns:wps="http://schemas.microsoft.com/office/word/2010/wordprocessingShape" xmlns:wpsCustomData="http://www.wps.cn/officeDocument/2013/wpsCustomData" mc:Ignorable="w14 w15 wp14">
+<w:document xmlns:wpc="http://schemas.microsoft.com/office/word/2010/wordprocessingCanvas" xmlns:cx="http://schemas.microsoft.com/office/drawing/2014/chartex" xmlns:cx1="http://schemas.microsoft.com/office/drawing/2015/9/8/chartex" xmlns:cx2="http://schemas.microsoft.com/office/drawing/2015/10/21/chartex" xmlns:cx3="http://schemas.microsoft.com/office/drawing/2016/5/9/chartex" xmlns:cx4="http://schemas.microsoft.com/office/drawing/2016/5/10/chartex" xmlns:cx5="http://schemas.microsoft.com/office/drawing/2016/5/11/chartex" xmlns:cx6="http://schemas.microsoft.com/office/drawing/2016/5/12/chartex" xmlns:cx7="http://schemas.microsoft.com/office/drawing/2016/5/13/chartex" xmlns:cx8="http://schemas.microsoft.com/office/drawing/2016/5/14/chartex" xmlns:mc="http://schemas.openxmlformats.org/markup-compatibility/2006" xmlns:aink="http://schemas.microsoft.com/office/drawing/2016/ink" xmlns:am3d="http://schemas.microsoft.com/office/drawing/2017/model3d" xmlns:o="urn:schemas-microsoft-com:office:office" xmlns:oel="http://schemas.microsoft.com/office/2019/extlst" xmlns:r="http://schemas.openxmlformats.org/officeDocument/2006/relationships" xmlns:m="http://schemas.openxmlformats.org/officeDocument/2006/math" xmlns:v="urn:schemas-microsoft-com:vml" xmlns:wp14="http://schemas.microsoft.com/office/word/2010/wordprocessingDrawing" xmlns:wp="http://schemas.openxmlformats.org/drawingml/2006/wordprocessingDrawing" xmlns:w10="urn:schemas-microsoft-com:office:word" xmlns:w="http://schemas.openxmlformats.org/wordprocessingml/2006/main" xmlns:w14="http://schemas.microsoft.com/office/word/2010/wordml" xmlns:w15="http://schemas.microsoft.com/office/word/2012/wordml" xmlns:w16cex="http://schemas.microsoft.com/office/word/2018/wordml/cex" xmlns:w16cid="http://schemas.microsoft.com/office/word/2016/wordml/cid" xmlns:w16="http://schemas.microsoft.com/office/word/2018/wordml" xmlns:w16du="http://schemas.microsoft.com/office/word/2023/wordml/word16du" xmlns:w16sdtdh="http://schemas.microsoft.com/office/word/2020/wordml/sdtdatahash" xmlns:w16sdtfl="http://schemas.microsoft.com/office/word/2024/wordml/sdtformatlock" xmlns:w16se="http://schemas.microsoft.com/office/word/2015/wordml/symex" xmlns:wpg="http://schemas.microsoft.com/office/word/2010/wordprocessingGroup" xmlns:wpi="http://schemas.microsoft.com/office/word/2010/wordprocessingInk" xmlns:wne="http://schemas.microsoft.com/office/word/2006/wordml" xmlns:wps="http://schemas.microsoft.com/office/word/2010/wordprocessingShape" mc:Ignorable="w14 w15 w16se w16cid w16 w16cex w16sdtdh w16sdtfl w16du wp14">
   <w:body>
     <w:p>
       <w:pPr>
@@ -142,6 +142,7 @@
           <w:sz w:val="32"/>
           <w:szCs w:val="32"/>
         </w:rPr>
+        <w:lastRenderedPageBreak/>
         <w:t>MỤC LỤC</w:t>
       </w:r>
     </w:p>
@@ -215,15 +216,16 @@
     </w:p>
     <w:p>
       <w:pPr>
-        <w:pStyle w:val="2"/>
-      </w:pPr>
-      <w:r>
+        <w:pStyle w:val="Heading1"/>
+      </w:pPr>
+      <w:r>
+        <w:lastRenderedPageBreak/>
         <w:t>CHƯƠNG 1: GIỚI THIỆU ĐỀ TÀI HR PAYROLL PHÂN TÁN</w:t>
       </w:r>
     </w:p>
     <w:p>
       <w:pPr>
-        <w:pStyle w:val="3"/>
+        <w:pStyle w:val="Heading2"/>
       </w:pPr>
       <w:r>
         <w:t>1.1. Tổng quan đề tài</w:t>
@@ -249,7 +251,7 @@
     </w:p>
     <w:p>
       <w:pPr>
-        <w:pStyle w:val="3"/>
+        <w:pStyle w:val="Heading2"/>
       </w:pPr>
       <w:r>
         <w:t>1.2. Mục tiêu hệ thống</w:t>
@@ -257,7 +259,7 @@
     </w:p>
     <w:p>
       <w:pPr>
-        <w:pStyle w:val="19"/>
+        <w:pStyle w:val="ListParagraph"/>
         <w:numPr>
           <w:ilvl w:val="0"/>
           <w:numId w:val="1"/>
@@ -270,7 +272,7 @@
     </w:p>
     <w:p>
       <w:pPr>
-        <w:pStyle w:val="19"/>
+        <w:pStyle w:val="ListParagraph"/>
         <w:numPr>
           <w:ilvl w:val="0"/>
           <w:numId w:val="1"/>
@@ -283,7 +285,7 @@
     </w:p>
     <w:p>
       <w:pPr>
-        <w:pStyle w:val="19"/>
+        <w:pStyle w:val="ListParagraph"/>
         <w:numPr>
           <w:ilvl w:val="0"/>
           <w:numId w:val="1"/>
@@ -296,7 +298,7 @@
     </w:p>
     <w:p>
       <w:pPr>
-        <w:pStyle w:val="19"/>
+        <w:pStyle w:val="ListParagraph"/>
         <w:numPr>
           <w:ilvl w:val="0"/>
           <w:numId w:val="1"/>
@@ -309,7 +311,7 @@
     </w:p>
     <w:p>
       <w:pPr>
-        <w:pStyle w:val="19"/>
+        <w:pStyle w:val="ListParagraph"/>
         <w:numPr>
           <w:ilvl w:val="0"/>
           <w:numId w:val="1"/>
@@ -322,7 +324,7 @@
     </w:p>
     <w:p>
       <w:pPr>
-        <w:pStyle w:val="19"/>
+        <w:pStyle w:val="ListParagraph"/>
         <w:numPr>
           <w:ilvl w:val="0"/>
           <w:numId w:val="1"/>
@@ -335,7 +337,7 @@
     </w:p>
     <w:p>
       <w:pPr>
-        <w:pStyle w:val="3"/>
+        <w:pStyle w:val="Heading2"/>
       </w:pPr>
       <w:r>
         <w:t>1.3. Công nghệ sử dụng</w:t>
@@ -343,40 +345,27 @@
     </w:p>
     <w:tbl>
       <w:tblPr>
-        <w:tblStyle w:val="9"/>
         <w:tblW w:w="9000" w:type="dxa"/>
         <w:tblInd w:w="-4" w:type="dxa"/>
         <w:tblBorders>
-          <w:top w:val="single" w:color="auto" w:sz="4" w:space="0"/>
-          <w:left w:val="single" w:color="auto" w:sz="4" w:space="0"/>
-          <w:bottom w:val="single" w:color="auto" w:sz="4" w:space="0"/>
-          <w:right w:val="single" w:color="auto" w:sz="4" w:space="0"/>
-          <w:insideH w:val="single" w:color="auto" w:sz="4" w:space="0"/>
-          <w:insideV w:val="single" w:color="auto" w:sz="4" w:space="0"/>
+          <w:top w:val="single" w:sz="4" w:space="0" w:color="auto"/>
+          <w:left w:val="single" w:sz="4" w:space="0" w:color="auto"/>
+          <w:bottom w:val="single" w:sz="4" w:space="0" w:color="auto"/>
+          <w:right w:val="single" w:sz="4" w:space="0" w:color="auto"/>
+          <w:insideH w:val="single" w:sz="4" w:space="0" w:color="auto"/>
+          <w:insideV w:val="single" w:sz="4" w:space="0" w:color="auto"/>
         </w:tblBorders>
-        <w:tblLayout w:type="autofit"/>
         <w:tblCellMar>
-          <w:top w:w="0" w:type="dxa"/>
           <w:left w:w="10" w:type="dxa"/>
-          <w:bottom w:w="0" w:type="dxa"/>
           <w:right w:w="10" w:type="dxa"/>
         </w:tblCellMar>
+        <w:tblLook w:val="04A0" w:firstRow="1" w:lastRow="0" w:firstColumn="1" w:lastColumn="0" w:noHBand="0" w:noVBand="1"/>
       </w:tblPr>
       <w:tblGrid>
         <w:gridCol w:w="4500"/>
         <w:gridCol w:w="4500"/>
       </w:tblGrid>
       <w:tr>
-        <w:tblPrEx>
-          <w:tblBorders>
-            <w:top w:val="single" w:color="auto" w:sz="4" w:space="0"/>
-            <w:left w:val="single" w:color="auto" w:sz="4" w:space="0"/>
-            <w:bottom w:val="single" w:color="auto" w:sz="4" w:space="0"/>
-            <w:right w:val="single" w:color="auto" w:sz="4" w:space="0"/>
-            <w:insideH w:val="single" w:color="auto" w:sz="4" w:space="0"/>
-            <w:insideV w:val="single" w:color="auto" w:sz="4" w:space="0"/>
-          </w:tblBorders>
-        </w:tblPrEx>
         <w:trPr>
           <w:tblHeader/>
         </w:trPr>
@@ -438,22 +427,6 @@
         </w:tc>
       </w:tr>
       <w:tr>
-        <w:tblPrEx>
-          <w:tblBorders>
-            <w:top w:val="single" w:color="auto" w:sz="4" w:space="0"/>
-            <w:left w:val="single" w:color="auto" w:sz="4" w:space="0"/>
-            <w:bottom w:val="single" w:color="auto" w:sz="4" w:space="0"/>
-            <w:right w:val="single" w:color="auto" w:sz="4" w:space="0"/>
-            <w:insideH w:val="single" w:color="auto" w:sz="4" w:space="0"/>
-            <w:insideV w:val="single" w:color="auto" w:sz="4" w:space="0"/>
-          </w:tblBorders>
-          <w:tblCellMar>
-            <w:top w:w="0" w:type="dxa"/>
-            <w:left w:w="10" w:type="dxa"/>
-            <w:bottom w:w="0" w:type="dxa"/>
-            <w:right w:w="10" w:type="dxa"/>
-          </w:tblCellMar>
-        </w:tblPrEx>
         <w:tc>
           <w:tcPr>
             <w:tcW w:w="4500" w:type="dxa"/>
@@ -498,22 +471,6 @@
         </w:tc>
       </w:tr>
       <w:tr>
-        <w:tblPrEx>
-          <w:tblBorders>
-            <w:top w:val="single" w:color="auto" w:sz="4" w:space="0"/>
-            <w:left w:val="single" w:color="auto" w:sz="4" w:space="0"/>
-            <w:bottom w:val="single" w:color="auto" w:sz="4" w:space="0"/>
-            <w:right w:val="single" w:color="auto" w:sz="4" w:space="0"/>
-            <w:insideH w:val="single" w:color="auto" w:sz="4" w:space="0"/>
-            <w:insideV w:val="single" w:color="auto" w:sz="4" w:space="0"/>
-          </w:tblBorders>
-          <w:tblCellMar>
-            <w:top w:w="0" w:type="dxa"/>
-            <w:left w:w="10" w:type="dxa"/>
-            <w:bottom w:w="0" w:type="dxa"/>
-            <w:right w:w="10" w:type="dxa"/>
-          </w:tblCellMar>
-        </w:tblPrEx>
         <w:tc>
           <w:tcPr>
             <w:tcW w:w="4500" w:type="dxa"/>
@@ -558,22 +515,6 @@
         </w:tc>
       </w:tr>
       <w:tr>
-        <w:tblPrEx>
-          <w:tblBorders>
-            <w:top w:val="single" w:color="auto" w:sz="4" w:space="0"/>
-            <w:left w:val="single" w:color="auto" w:sz="4" w:space="0"/>
-            <w:bottom w:val="single" w:color="auto" w:sz="4" w:space="0"/>
-            <w:right w:val="single" w:color="auto" w:sz="4" w:space="0"/>
-            <w:insideH w:val="single" w:color="auto" w:sz="4" w:space="0"/>
-            <w:insideV w:val="single" w:color="auto" w:sz="4" w:space="0"/>
-          </w:tblBorders>
-          <w:tblCellMar>
-            <w:top w:w="0" w:type="dxa"/>
-            <w:left w:w="10" w:type="dxa"/>
-            <w:bottom w:w="0" w:type="dxa"/>
-            <w:right w:w="10" w:type="dxa"/>
-          </w:tblCellMar>
-        </w:tblPrEx>
         <w:tc>
           <w:tcPr>
             <w:tcW w:w="4500" w:type="dxa"/>
@@ -618,22 +559,6 @@
         </w:tc>
       </w:tr>
       <w:tr>
-        <w:tblPrEx>
-          <w:tblBorders>
-            <w:top w:val="single" w:color="auto" w:sz="4" w:space="0"/>
-            <w:left w:val="single" w:color="auto" w:sz="4" w:space="0"/>
-            <w:bottom w:val="single" w:color="auto" w:sz="4" w:space="0"/>
-            <w:right w:val="single" w:color="auto" w:sz="4" w:space="0"/>
-            <w:insideH w:val="single" w:color="auto" w:sz="4" w:space="0"/>
-            <w:insideV w:val="single" w:color="auto" w:sz="4" w:space="0"/>
-          </w:tblBorders>
-          <w:tblCellMar>
-            <w:top w:w="0" w:type="dxa"/>
-            <w:left w:w="10" w:type="dxa"/>
-            <w:bottom w:w="0" w:type="dxa"/>
-            <w:right w:w="10" w:type="dxa"/>
-          </w:tblCellMar>
-        </w:tblPrEx>
         <w:tc>
           <w:tcPr>
             <w:tcW w:w="4500" w:type="dxa"/>
@@ -678,22 +603,6 @@
         </w:tc>
       </w:tr>
       <w:tr>
-        <w:tblPrEx>
-          <w:tblBorders>
-            <w:top w:val="single" w:color="auto" w:sz="4" w:space="0"/>
-            <w:left w:val="single" w:color="auto" w:sz="4" w:space="0"/>
-            <w:bottom w:val="single" w:color="auto" w:sz="4" w:space="0"/>
-            <w:right w:val="single" w:color="auto" w:sz="4" w:space="0"/>
-            <w:insideH w:val="single" w:color="auto" w:sz="4" w:space="0"/>
-            <w:insideV w:val="single" w:color="auto" w:sz="4" w:space="0"/>
-          </w:tblBorders>
-          <w:tblCellMar>
-            <w:top w:w="0" w:type="dxa"/>
-            <w:left w:w="10" w:type="dxa"/>
-            <w:bottom w:w="0" w:type="dxa"/>
-            <w:right w:w="10" w:type="dxa"/>
-          </w:tblCellMar>
-        </w:tblPrEx>
         <w:tc>
           <w:tcPr>
             <w:tcW w:w="4500" w:type="dxa"/>
@@ -738,22 +647,6 @@
         </w:tc>
       </w:tr>
       <w:tr>
-        <w:tblPrEx>
-          <w:tblBorders>
-            <w:top w:val="single" w:color="auto" w:sz="4" w:space="0"/>
-            <w:left w:val="single" w:color="auto" w:sz="4" w:space="0"/>
-            <w:bottom w:val="single" w:color="auto" w:sz="4" w:space="0"/>
-            <w:right w:val="single" w:color="auto" w:sz="4" w:space="0"/>
-            <w:insideH w:val="single" w:color="auto" w:sz="4" w:space="0"/>
-            <w:insideV w:val="single" w:color="auto" w:sz="4" w:space="0"/>
-          </w:tblBorders>
-          <w:tblCellMar>
-            <w:top w:w="0" w:type="dxa"/>
-            <w:left w:w="10" w:type="dxa"/>
-            <w:bottom w:w="0" w:type="dxa"/>
-            <w:right w:w="10" w:type="dxa"/>
-          </w:tblCellMar>
-        </w:tblPrEx>
         <w:tc>
           <w:tcPr>
             <w:tcW w:w="4500" w:type="dxa"/>
@@ -790,22 +683,6 @@
         </w:tc>
       </w:tr>
       <w:tr>
-        <w:tblPrEx>
-          <w:tblBorders>
-            <w:top w:val="single" w:color="auto" w:sz="4" w:space="0"/>
-            <w:left w:val="single" w:color="auto" w:sz="4" w:space="0"/>
-            <w:bottom w:val="single" w:color="auto" w:sz="4" w:space="0"/>
-            <w:right w:val="single" w:color="auto" w:sz="4" w:space="0"/>
-            <w:insideH w:val="single" w:color="auto" w:sz="4" w:space="0"/>
-            <w:insideV w:val="single" w:color="auto" w:sz="4" w:space="0"/>
-          </w:tblBorders>
-          <w:tblCellMar>
-            <w:top w:w="0" w:type="dxa"/>
-            <w:left w:w="10" w:type="dxa"/>
-            <w:bottom w:w="0" w:type="dxa"/>
-            <w:right w:w="10" w:type="dxa"/>
-          </w:tblCellMar>
-        </w:tblPrEx>
         <w:tc>
           <w:tcPr>
             <w:tcW w:w="4500" w:type="dxa"/>
@@ -852,7 +729,7 @@
     </w:tbl>
     <w:p>
       <w:pPr>
-        <w:pStyle w:val="3"/>
+        <w:pStyle w:val="Heading2"/>
       </w:pPr>
       <w:r>
         <w:t>1.4. Phạm vi hệ thống</w:t>
@@ -869,7 +746,7 @@
     </w:p>
     <w:p>
       <w:pPr>
-        <w:pStyle w:val="19"/>
+        <w:pStyle w:val="ListParagraph"/>
         <w:numPr>
           <w:ilvl w:val="0"/>
           <w:numId w:val="1"/>
@@ -882,7 +759,7 @@
     </w:p>
     <w:p>
       <w:pPr>
-        <w:pStyle w:val="19"/>
+        <w:pStyle w:val="ListParagraph"/>
         <w:numPr>
           <w:ilvl w:val="0"/>
           <w:numId w:val="1"/>
@@ -895,7 +772,7 @@
     </w:p>
     <w:p>
       <w:pPr>
-        <w:pStyle w:val="19"/>
+        <w:pStyle w:val="ListParagraph"/>
         <w:numPr>
           <w:ilvl w:val="0"/>
           <w:numId w:val="1"/>
@@ -913,15 +790,16 @@
     </w:p>
     <w:p>
       <w:pPr>
-        <w:pStyle w:val="2"/>
-      </w:pPr>
-      <w:r>
+        <w:pStyle w:val="Heading1"/>
+      </w:pPr>
+      <w:r>
+        <w:lastRenderedPageBreak/>
         <w:t>CHƯƠNG 2: KHẢO SÁT VÀ YÊU CẦU HỆ THỐNG</w:t>
       </w:r>
     </w:p>
     <w:p>
       <w:pPr>
-        <w:pStyle w:val="3"/>
+        <w:pStyle w:val="Heading2"/>
       </w:pPr>
       <w:r>
         <w:t>2.1. Khảo sát nghiệp vụ</w:t>
@@ -929,7 +807,7 @@
     </w:p>
     <w:p>
       <w:pPr>
-        <w:pStyle w:val="4"/>
+        <w:pStyle w:val="Heading3"/>
       </w:pPr>
       <w:r>
         <w:t>2.1.1. Nghiệp vụ Nhân sự (HR)</w:t>
@@ -946,7 +824,7 @@
     </w:p>
     <w:p>
       <w:pPr>
-        <w:pStyle w:val="19"/>
+        <w:pStyle w:val="ListParagraph"/>
         <w:numPr>
           <w:ilvl w:val="0"/>
           <w:numId w:val="1"/>
@@ -959,7 +837,7 @@
     </w:p>
     <w:p>
       <w:pPr>
-        <w:pStyle w:val="19"/>
+        <w:pStyle w:val="ListParagraph"/>
         <w:numPr>
           <w:ilvl w:val="0"/>
           <w:numId w:val="1"/>
@@ -972,7 +850,7 @@
     </w:p>
     <w:p>
       <w:pPr>
-        <w:pStyle w:val="19"/>
+        <w:pStyle w:val="ListParagraph"/>
         <w:numPr>
           <w:ilvl w:val="0"/>
           <w:numId w:val="1"/>
@@ -985,7 +863,7 @@
     </w:p>
     <w:p>
       <w:pPr>
-        <w:pStyle w:val="19"/>
+        <w:pStyle w:val="ListParagraph"/>
         <w:numPr>
           <w:ilvl w:val="0"/>
           <w:numId w:val="1"/>
@@ -998,7 +876,7 @@
     </w:p>
     <w:p>
       <w:pPr>
-        <w:pStyle w:val="19"/>
+        <w:pStyle w:val="ListParagraph"/>
         <w:numPr>
           <w:ilvl w:val="0"/>
           <w:numId w:val="1"/>
@@ -1011,7 +889,7 @@
     </w:p>
     <w:p>
       <w:pPr>
-        <w:pStyle w:val="4"/>
+        <w:pStyle w:val="Heading3"/>
       </w:pPr>
       <w:r>
         <w:t>2.1.2. Nghiệp vụ Tiền lương (Payroll)</w:t>
@@ -1028,7 +906,7 @@
     </w:p>
     <w:p>
       <w:pPr>
-        <w:pStyle w:val="19"/>
+        <w:pStyle w:val="ListParagraph"/>
         <w:numPr>
           <w:ilvl w:val="0"/>
           <w:numId w:val="1"/>
@@ -1041,7 +919,7 @@
     </w:p>
     <w:p>
       <w:pPr>
-        <w:pStyle w:val="19"/>
+        <w:pStyle w:val="ListParagraph"/>
         <w:numPr>
           <w:ilvl w:val="0"/>
           <w:numId w:val="1"/>
@@ -1054,7 +932,7 @@
     </w:p>
     <w:p>
       <w:pPr>
-        <w:pStyle w:val="19"/>
+        <w:pStyle w:val="ListParagraph"/>
         <w:numPr>
           <w:ilvl w:val="0"/>
           <w:numId w:val="1"/>
@@ -1067,7 +945,7 @@
     </w:p>
     <w:p>
       <w:pPr>
-        <w:pStyle w:val="19"/>
+        <w:pStyle w:val="ListParagraph"/>
         <w:numPr>
           <w:ilvl w:val="0"/>
           <w:numId w:val="1"/>
@@ -1080,7 +958,7 @@
     </w:p>
     <w:p>
       <w:pPr>
-        <w:pStyle w:val="19"/>
+        <w:pStyle w:val="ListParagraph"/>
         <w:numPr>
           <w:ilvl w:val="0"/>
           <w:numId w:val="1"/>
@@ -1093,7 +971,7 @@
     </w:p>
     <w:p>
       <w:pPr>
-        <w:pStyle w:val="3"/>
+        <w:pStyle w:val="Heading2"/>
       </w:pPr>
       <w:r>
         <w:t>2.2. Yêu cầu chức năng</w:t>
@@ -1101,24 +979,21 @@
     </w:p>
     <w:tbl>
       <w:tblPr>
-        <w:tblStyle w:val="9"/>
         <w:tblW w:w="8342" w:type="dxa"/>
         <w:jc w:val="center"/>
         <w:tblBorders>
-          <w:top w:val="single" w:color="auto" w:sz="4" w:space="0"/>
-          <w:left w:val="single" w:color="auto" w:sz="4" w:space="0"/>
-          <w:bottom w:val="single" w:color="auto" w:sz="4" w:space="0"/>
-          <w:right w:val="single" w:color="auto" w:sz="4" w:space="0"/>
-          <w:insideH w:val="single" w:color="auto" w:sz="4" w:space="0"/>
-          <w:insideV w:val="single" w:color="auto" w:sz="4" w:space="0"/>
+          <w:top w:val="single" w:sz="4" w:space="0" w:color="auto"/>
+          <w:left w:val="single" w:sz="4" w:space="0" w:color="auto"/>
+          <w:bottom w:val="single" w:sz="4" w:space="0" w:color="auto"/>
+          <w:right w:val="single" w:sz="4" w:space="0" w:color="auto"/>
+          <w:insideH w:val="single" w:sz="4" w:space="0" w:color="auto"/>
+          <w:insideV w:val="single" w:sz="4" w:space="0" w:color="auto"/>
         </w:tblBorders>
-        <w:tblLayout w:type="autofit"/>
         <w:tblCellMar>
-          <w:top w:w="0" w:type="dxa"/>
           <w:left w:w="10" w:type="dxa"/>
-          <w:bottom w:w="0" w:type="dxa"/>
           <w:right w:w="10" w:type="dxa"/>
         </w:tblCellMar>
+        <w:tblLook w:val="04A0" w:firstRow="1" w:lastRow="0" w:firstColumn="1" w:lastColumn="0" w:noHBand="0" w:noVBand="1"/>
       </w:tblPr>
       <w:tblGrid>
         <w:gridCol w:w="656"/>
@@ -1127,22 +1002,6 @@
         <w:gridCol w:w="1830"/>
       </w:tblGrid>
       <w:tr>
-        <w:tblPrEx>
-          <w:tblBorders>
-            <w:top w:val="single" w:color="auto" w:sz="4" w:space="0"/>
-            <w:left w:val="single" w:color="auto" w:sz="4" w:space="0"/>
-            <w:bottom w:val="single" w:color="auto" w:sz="4" w:space="0"/>
-            <w:right w:val="single" w:color="auto" w:sz="4" w:space="0"/>
-            <w:insideH w:val="single" w:color="auto" w:sz="4" w:space="0"/>
-            <w:insideV w:val="single" w:color="auto" w:sz="4" w:space="0"/>
-          </w:tblBorders>
-          <w:tblCellMar>
-            <w:top w:w="0" w:type="dxa"/>
-            <w:left w:w="10" w:type="dxa"/>
-            <w:bottom w:w="0" w:type="dxa"/>
-            <w:right w:w="10" w:type="dxa"/>
-          </w:tblCellMar>
-        </w:tblPrEx>
         <w:trPr>
           <w:tblHeader/>
           <w:jc w:val="center"/>
@@ -1261,22 +1120,6 @@
         </w:tc>
       </w:tr>
       <w:tr>
-        <w:tblPrEx>
-          <w:tblBorders>
-            <w:top w:val="single" w:color="auto" w:sz="4" w:space="0"/>
-            <w:left w:val="single" w:color="auto" w:sz="4" w:space="0"/>
-            <w:bottom w:val="single" w:color="auto" w:sz="4" w:space="0"/>
-            <w:right w:val="single" w:color="auto" w:sz="4" w:space="0"/>
-            <w:insideH w:val="single" w:color="auto" w:sz="4" w:space="0"/>
-            <w:insideV w:val="single" w:color="auto" w:sz="4" w:space="0"/>
-          </w:tblBorders>
-          <w:tblCellMar>
-            <w:top w:w="0" w:type="dxa"/>
-            <w:left w:w="10" w:type="dxa"/>
-            <w:bottom w:w="0" w:type="dxa"/>
-            <w:right w:w="10" w:type="dxa"/>
-          </w:tblCellMar>
-        </w:tblPrEx>
         <w:trPr>
           <w:jc w:val="center"/>
         </w:trPr>
@@ -1378,22 +1221,6 @@
         </w:tc>
       </w:tr>
       <w:tr>
-        <w:tblPrEx>
-          <w:tblBorders>
-            <w:top w:val="single" w:color="auto" w:sz="4" w:space="0"/>
-            <w:left w:val="single" w:color="auto" w:sz="4" w:space="0"/>
-            <w:bottom w:val="single" w:color="auto" w:sz="4" w:space="0"/>
-            <w:right w:val="single" w:color="auto" w:sz="4" w:space="0"/>
-            <w:insideH w:val="single" w:color="auto" w:sz="4" w:space="0"/>
-            <w:insideV w:val="single" w:color="auto" w:sz="4" w:space="0"/>
-          </w:tblBorders>
-          <w:tblCellMar>
-            <w:top w:w="0" w:type="dxa"/>
-            <w:left w:w="10" w:type="dxa"/>
-            <w:bottom w:w="0" w:type="dxa"/>
-            <w:right w:w="10" w:type="dxa"/>
-          </w:tblCellMar>
-        </w:tblPrEx>
         <w:trPr>
           <w:jc w:val="center"/>
         </w:trPr>
@@ -1495,22 +1322,6 @@
         </w:tc>
       </w:tr>
       <w:tr>
-        <w:tblPrEx>
-          <w:tblBorders>
-            <w:top w:val="single" w:color="auto" w:sz="4" w:space="0"/>
-            <w:left w:val="single" w:color="auto" w:sz="4" w:space="0"/>
-            <w:bottom w:val="single" w:color="auto" w:sz="4" w:space="0"/>
-            <w:right w:val="single" w:color="auto" w:sz="4" w:space="0"/>
-            <w:insideH w:val="single" w:color="auto" w:sz="4" w:space="0"/>
-            <w:insideV w:val="single" w:color="auto" w:sz="4" w:space="0"/>
-          </w:tblBorders>
-          <w:tblCellMar>
-            <w:top w:w="0" w:type="dxa"/>
-            <w:left w:w="10" w:type="dxa"/>
-            <w:bottom w:w="0" w:type="dxa"/>
-            <w:right w:w="10" w:type="dxa"/>
-          </w:tblCellMar>
-        </w:tblPrEx>
         <w:trPr>
           <w:jc w:val="center"/>
         </w:trPr>
@@ -1612,22 +1423,6 @@
         </w:tc>
       </w:tr>
       <w:tr>
-        <w:tblPrEx>
-          <w:tblBorders>
-            <w:top w:val="single" w:color="auto" w:sz="4" w:space="0"/>
-            <w:left w:val="single" w:color="auto" w:sz="4" w:space="0"/>
-            <w:bottom w:val="single" w:color="auto" w:sz="4" w:space="0"/>
-            <w:right w:val="single" w:color="auto" w:sz="4" w:space="0"/>
-            <w:insideH w:val="single" w:color="auto" w:sz="4" w:space="0"/>
-            <w:insideV w:val="single" w:color="auto" w:sz="4" w:space="0"/>
-          </w:tblBorders>
-          <w:tblCellMar>
-            <w:top w:w="0" w:type="dxa"/>
-            <w:left w:w="10" w:type="dxa"/>
-            <w:bottom w:w="0" w:type="dxa"/>
-            <w:right w:w="10" w:type="dxa"/>
-          </w:tblCellMar>
-        </w:tblPrEx>
         <w:trPr>
           <w:jc w:val="center"/>
         </w:trPr>
@@ -1729,22 +1524,6 @@
         </w:tc>
       </w:tr>
       <w:tr>
-        <w:tblPrEx>
-          <w:tblBorders>
-            <w:top w:val="single" w:color="auto" w:sz="4" w:space="0"/>
-            <w:left w:val="single" w:color="auto" w:sz="4" w:space="0"/>
-            <w:bottom w:val="single" w:color="auto" w:sz="4" w:space="0"/>
-            <w:right w:val="single" w:color="auto" w:sz="4" w:space="0"/>
-            <w:insideH w:val="single" w:color="auto" w:sz="4" w:space="0"/>
-            <w:insideV w:val="single" w:color="auto" w:sz="4" w:space="0"/>
-          </w:tblBorders>
-          <w:tblCellMar>
-            <w:top w:w="0" w:type="dxa"/>
-            <w:left w:w="10" w:type="dxa"/>
-            <w:bottom w:w="0" w:type="dxa"/>
-            <w:right w:w="10" w:type="dxa"/>
-          </w:tblCellMar>
-        </w:tblPrEx>
         <w:trPr>
           <w:jc w:val="center"/>
         </w:trPr>
@@ -1846,22 +1625,6 @@
         </w:tc>
       </w:tr>
       <w:tr>
-        <w:tblPrEx>
-          <w:tblBorders>
-            <w:top w:val="single" w:color="auto" w:sz="4" w:space="0"/>
-            <w:left w:val="single" w:color="auto" w:sz="4" w:space="0"/>
-            <w:bottom w:val="single" w:color="auto" w:sz="4" w:space="0"/>
-            <w:right w:val="single" w:color="auto" w:sz="4" w:space="0"/>
-            <w:insideH w:val="single" w:color="auto" w:sz="4" w:space="0"/>
-            <w:insideV w:val="single" w:color="auto" w:sz="4" w:space="0"/>
-          </w:tblBorders>
-          <w:tblCellMar>
-            <w:top w:w="0" w:type="dxa"/>
-            <w:left w:w="10" w:type="dxa"/>
-            <w:bottom w:w="0" w:type="dxa"/>
-            <w:right w:w="10" w:type="dxa"/>
-          </w:tblCellMar>
-        </w:tblPrEx>
         <w:trPr>
           <w:jc w:val="center"/>
         </w:trPr>
@@ -1963,22 +1726,6 @@
         </w:tc>
       </w:tr>
       <w:tr>
-        <w:tblPrEx>
-          <w:tblBorders>
-            <w:top w:val="single" w:color="auto" w:sz="4" w:space="0"/>
-            <w:left w:val="single" w:color="auto" w:sz="4" w:space="0"/>
-            <w:bottom w:val="single" w:color="auto" w:sz="4" w:space="0"/>
-            <w:right w:val="single" w:color="auto" w:sz="4" w:space="0"/>
-            <w:insideH w:val="single" w:color="auto" w:sz="4" w:space="0"/>
-            <w:insideV w:val="single" w:color="auto" w:sz="4" w:space="0"/>
-          </w:tblBorders>
-          <w:tblCellMar>
-            <w:top w:w="0" w:type="dxa"/>
-            <w:left w:w="10" w:type="dxa"/>
-            <w:bottom w:w="0" w:type="dxa"/>
-            <w:right w:w="10" w:type="dxa"/>
-          </w:tblCellMar>
-        </w:tblPrEx>
         <w:trPr>
           <w:jc w:val="center"/>
         </w:trPr>
@@ -2080,22 +1827,6 @@
         </w:tc>
       </w:tr>
       <w:tr>
-        <w:tblPrEx>
-          <w:tblBorders>
-            <w:top w:val="single" w:color="auto" w:sz="4" w:space="0"/>
-            <w:left w:val="single" w:color="auto" w:sz="4" w:space="0"/>
-            <w:bottom w:val="single" w:color="auto" w:sz="4" w:space="0"/>
-            <w:right w:val="single" w:color="auto" w:sz="4" w:space="0"/>
-            <w:insideH w:val="single" w:color="auto" w:sz="4" w:space="0"/>
-            <w:insideV w:val="single" w:color="auto" w:sz="4" w:space="0"/>
-          </w:tblBorders>
-          <w:tblCellMar>
-            <w:top w:w="0" w:type="dxa"/>
-            <w:left w:w="10" w:type="dxa"/>
-            <w:bottom w:w="0" w:type="dxa"/>
-            <w:right w:w="10" w:type="dxa"/>
-          </w:tblCellMar>
-        </w:tblPrEx>
         <w:trPr>
           <w:jc w:val="center"/>
         </w:trPr>
@@ -2197,22 +1928,6 @@
         </w:tc>
       </w:tr>
       <w:tr>
-        <w:tblPrEx>
-          <w:tblBorders>
-            <w:top w:val="single" w:color="auto" w:sz="4" w:space="0"/>
-            <w:left w:val="single" w:color="auto" w:sz="4" w:space="0"/>
-            <w:bottom w:val="single" w:color="auto" w:sz="4" w:space="0"/>
-            <w:right w:val="single" w:color="auto" w:sz="4" w:space="0"/>
-            <w:insideH w:val="single" w:color="auto" w:sz="4" w:space="0"/>
-            <w:insideV w:val="single" w:color="auto" w:sz="4" w:space="0"/>
-          </w:tblBorders>
-          <w:tblCellMar>
-            <w:top w:w="0" w:type="dxa"/>
-            <w:left w:w="10" w:type="dxa"/>
-            <w:bottom w:w="0" w:type="dxa"/>
-            <w:right w:w="10" w:type="dxa"/>
-          </w:tblCellMar>
-        </w:tblPrEx>
         <w:trPr>
           <w:jc w:val="center"/>
         </w:trPr>
@@ -2314,22 +2029,6 @@
         </w:tc>
       </w:tr>
       <w:tr>
-        <w:tblPrEx>
-          <w:tblBorders>
-            <w:top w:val="single" w:color="auto" w:sz="4" w:space="0"/>
-            <w:left w:val="single" w:color="auto" w:sz="4" w:space="0"/>
-            <w:bottom w:val="single" w:color="auto" w:sz="4" w:space="0"/>
-            <w:right w:val="single" w:color="auto" w:sz="4" w:space="0"/>
-            <w:insideH w:val="single" w:color="auto" w:sz="4" w:space="0"/>
-            <w:insideV w:val="single" w:color="auto" w:sz="4" w:space="0"/>
-          </w:tblBorders>
-          <w:tblCellMar>
-            <w:top w:w="0" w:type="dxa"/>
-            <w:left w:w="10" w:type="dxa"/>
-            <w:bottom w:w="0" w:type="dxa"/>
-            <w:right w:w="10" w:type="dxa"/>
-          </w:tblCellMar>
-        </w:tblPrEx>
         <w:trPr>
           <w:jc w:val="center"/>
         </w:trPr>
@@ -2433,28 +2132,26 @@
     </w:tbl>
     <w:p>
       <w:pPr>
-        <w:pStyle w:val="3"/>
-        <w:jc w:val="left"/>
-      </w:pPr>
-    </w:p>
-    <w:p>
-      <w:pPr>
-        <w:pStyle w:val="3"/>
-        <w:jc w:val="left"/>
-      </w:pPr>
-    </w:p>
-    <w:p>
-      <w:pPr>
-        <w:pStyle w:val="3"/>
-        <w:jc w:val="left"/>
-      </w:pPr>
-      <w:r>
+        <w:pStyle w:val="Heading2"/>
+      </w:pPr>
+    </w:p>
+    <w:p>
+      <w:pPr>
+        <w:pStyle w:val="Heading2"/>
+      </w:pPr>
+    </w:p>
+    <w:p>
+      <w:pPr>
+        <w:pStyle w:val="Heading2"/>
+      </w:pPr>
+      <w:r>
+        <w:lastRenderedPageBreak/>
         <w:t>2.3. Yêu cầu phi chức năng</w:t>
       </w:r>
     </w:p>
     <w:p>
       <w:pPr>
-        <w:pStyle w:val="19"/>
+        <w:pStyle w:val="ListParagraph"/>
         <w:numPr>
           <w:ilvl w:val="0"/>
           <w:numId w:val="1"/>
@@ -2476,7 +2173,7 @@
     </w:p>
     <w:p>
       <w:pPr>
-        <w:pStyle w:val="19"/>
+        <w:pStyle w:val="ListParagraph"/>
         <w:numPr>
           <w:ilvl w:val="0"/>
           <w:numId w:val="1"/>
@@ -2489,7 +2186,7 @@
     </w:p>
     <w:p>
       <w:pPr>
-        <w:pStyle w:val="19"/>
+        <w:pStyle w:val="ListParagraph"/>
         <w:numPr>
           <w:ilvl w:val="0"/>
           <w:numId w:val="1"/>
@@ -2497,40 +2194,16 @@
         <w:spacing w:before="60" w:after="60"/>
       </w:pPr>
       <w:r>
-        <w:t>Tính nhất quán: Đảm bảo đồng bộ dữ liệu giữa DB1 và DB2 khi có thao tác CUD</w:t>
-      </w:r>
-      <w:r>
-        <w:rPr>
-          <w:rFonts w:hint="default"/>
-          <w:lang w:val="en-US"/>
-        </w:rPr>
-        <w:t xml:space="preserve"> </w:t>
-      </w:r>
-      <w:r>
-        <w:rPr>
-          <w:rFonts w:hint="default"/>
+        <w:t xml:space="preserve">Tính nhất quán: Đảm bảo đồng bộ dữ liệu giữa DB1 và DB2 khi có thao tác CUD </w:t>
+      </w:r>
+      <w:r>
+        <w:rPr>
           <w:highlight w:val="yellow"/>
-          <w:lang w:val="en-US"/>
-        </w:rPr>
-        <w:t>(???)</w:t>
-      </w:r>
-      <w:r>
-        <w:rPr>
-          <w:highlight w:val="yellow"/>
-        </w:rPr>
-        <w:t>.</w:t>
-      </w:r>
-      <w:r>
-        <w:rPr>
-          <w:rFonts w:hint="default"/>
-          <w:highlight w:val="yellow"/>
-          <w:lang w:val="en-US"/>
-        </w:rPr>
-        <w:t xml:space="preserve"> </w:t>
-      </w:r>
-      <w:r>
-        <w:rPr>
-          <w:rFonts w:hint="default"/>
+        </w:rPr>
+        <w:t xml:space="preserve">(???). </w:t>
+      </w:r>
+      <w:r>
+        <w:rPr>
           <w:highlight w:val="yellow"/>
           <w:lang w:val="vi-VN"/>
         </w:rPr>
@@ -2539,7 +2212,7 @@
     </w:p>
     <w:p>
       <w:pPr>
-        <w:pStyle w:val="19"/>
+        <w:pStyle w:val="ListParagraph"/>
         <w:numPr>
           <w:ilvl w:val="0"/>
           <w:numId w:val="1"/>
@@ -2552,9 +2225,8 @@
     </w:p>
     <w:p>
       <w:pPr>
-        <w:pStyle w:val="3"/>
-        <w:rPr>
-          <w:rFonts w:hint="default"/>
+        <w:pStyle w:val="Heading2"/>
+        <w:rPr>
           <w:lang w:val="vi-VN"/>
         </w:rPr>
       </w:pPr>
@@ -2563,21 +2235,31 @@
       </w:r>
       <w:r>
         <w:rPr>
-          <w:rFonts w:hint="default"/>
           <w:lang w:val="vi-VN"/>
         </w:rPr>
         <w:t xml:space="preserve"> </w:t>
       </w:r>
       <w:r>
         <w:rPr>
-          <w:rFonts w:hint="default"/>
           <w:highlight w:val="red"/>
           <w:lang w:val="vi-VN"/>
         </w:rPr>
-        <w:t>(Giải thích về cách dữ liệu 2 db tương tác với nhau)</w:t>
-      </w:r>
-      <w:bookmarkStart w:id="0" w:name="_GoBack"/>
-      <w:bookmarkEnd w:id="0"/>
+        <w:t>(</w:t>
+      </w:r>
+      <w:r>
+        <w:rPr>
+          <w:highlight w:val="red"/>
+          <w:lang w:val="vi-VN"/>
+        </w:rPr>
+        <w:t>Done</w:t>
+      </w:r>
+      <w:r>
+        <w:rPr>
+          <w:highlight w:val="red"/>
+          <w:lang w:val="vi-VN"/>
+        </w:rPr>
+        <w:t>)</w:t>
+      </w:r>
     </w:p>
     <w:p>
       <w:pPr>
@@ -2590,7 +2272,7 @@
     </w:p>
     <w:p>
       <w:pPr>
-        <w:pStyle w:val="19"/>
+        <w:pStyle w:val="ListParagraph"/>
         <w:numPr>
           <w:ilvl w:val="0"/>
           <w:numId w:val="1"/>
@@ -2603,7 +2285,7 @@
     </w:p>
     <w:p>
       <w:pPr>
-        <w:pStyle w:val="19"/>
+        <w:pStyle w:val="ListParagraph"/>
         <w:numPr>
           <w:ilvl w:val="0"/>
           <w:numId w:val="1"/>
@@ -2616,7 +2298,7 @@
     </w:p>
     <w:p>
       <w:pPr>
-        <w:pStyle w:val="19"/>
+        <w:pStyle w:val="ListParagraph"/>
         <w:numPr>
           <w:ilvl w:val="0"/>
           <w:numId w:val="1"/>
@@ -2629,7 +2311,7 @@
     </w:p>
     <w:p>
       <w:pPr>
-        <w:pStyle w:val="19"/>
+        <w:pStyle w:val="ListParagraph"/>
         <w:numPr>
           <w:ilvl w:val="0"/>
           <w:numId w:val="1"/>
@@ -2642,7 +2324,1072 @@
     </w:p>
     <w:p>
       <w:pPr>
-        <w:pStyle w:val="19"/>
+        <w:spacing w:line="285" w:lineRule="atLeast"/>
+        <w:ind w:left="360"/>
+        <w:rPr>
+          <w:rFonts w:ascii="Consolas" w:hAnsi="Consolas"/>
+          <w:color w:val="000000" w:themeColor="text1"/>
+          <w:sz w:val="21"/>
+          <w:szCs w:val="21"/>
+        </w:rPr>
+      </w:pPr>
+      <w:r>
+        <w:rPr>
+          <w:rFonts w:ascii="Consolas" w:hAnsi="Consolas"/>
+          <w:b/>
+          <w:bCs/>
+          <w:color w:val="000000" w:themeColor="text1"/>
+          <w:sz w:val="21"/>
+          <w:szCs w:val="21"/>
+        </w:rPr>
+        <w:t>1) Phân mảnh dữ liệu (Fragmentation)</w:t>
+      </w:r>
+    </w:p>
+    <w:p>
+      <w:pPr>
+        <w:pStyle w:val="ListParagraph"/>
+        <w:numPr>
+          <w:ilvl w:val="0"/>
+          <w:numId w:val="1"/>
+        </w:numPr>
+        <w:spacing w:line="285" w:lineRule="atLeast"/>
+        <w:rPr>
+          <w:rFonts w:ascii="Consolas" w:hAnsi="Consolas"/>
+          <w:color w:val="000000" w:themeColor="text1"/>
+          <w:sz w:val="21"/>
+          <w:szCs w:val="21"/>
+        </w:rPr>
+      </w:pPr>
+      <w:r>
+        <w:rPr>
+          <w:rFonts w:ascii="Consolas" w:hAnsi="Consolas"/>
+          <w:color w:val="000000" w:themeColor="text1"/>
+          <w:sz w:val="21"/>
+          <w:szCs w:val="21"/>
+        </w:rPr>
+        <w:t>- Hệ thống phân mảnh theo chiều dọc theo domain nghiệp vụ, không phải chia ngang theo bản ghi.</w:t>
+      </w:r>
+    </w:p>
+    <w:p>
+      <w:pPr>
+        <w:pStyle w:val="ListParagraph"/>
+        <w:numPr>
+          <w:ilvl w:val="0"/>
+          <w:numId w:val="1"/>
+        </w:numPr>
+        <w:spacing w:line="285" w:lineRule="atLeast"/>
+        <w:rPr>
+          <w:rFonts w:ascii="Consolas" w:hAnsi="Consolas"/>
+          <w:color w:val="000000" w:themeColor="text1"/>
+          <w:sz w:val="21"/>
+          <w:szCs w:val="21"/>
+        </w:rPr>
+      </w:pPr>
+      <w:r>
+        <w:rPr>
+          <w:rFonts w:ascii="Consolas" w:hAnsi="Consolas"/>
+          <w:color w:val="000000" w:themeColor="text1"/>
+          <w:sz w:val="21"/>
+          <w:szCs w:val="21"/>
+        </w:rPr>
+        <w:t>- DB1_NHANSU chỉ lưu dữ liệu nhân sự và tổ chức: NhanVien, PhongBan, ChucVu.</w:t>
+      </w:r>
+    </w:p>
+    <w:p>
+      <w:pPr>
+        <w:pStyle w:val="ListParagraph"/>
+        <w:numPr>
+          <w:ilvl w:val="0"/>
+          <w:numId w:val="1"/>
+        </w:numPr>
+        <w:spacing w:line="285" w:lineRule="atLeast"/>
+        <w:rPr>
+          <w:rFonts w:ascii="Consolas" w:hAnsi="Consolas"/>
+          <w:color w:val="000000" w:themeColor="text1"/>
+          <w:sz w:val="21"/>
+          <w:szCs w:val="21"/>
+        </w:rPr>
+      </w:pPr>
+      <w:r>
+        <w:rPr>
+          <w:rFonts w:ascii="Consolas" w:hAnsi="Consolas"/>
+          <w:color w:val="000000" w:themeColor="text1"/>
+          <w:sz w:val="21"/>
+          <w:szCs w:val="21"/>
+        </w:rPr>
+        <w:t>- DB2_LUONG chỉ lưu dữ liệu tiền lương: BangLuong, ChiTietLuongThang, BaoHiemConfig, LichSuThayDoiLuong, HopDongLuong.</w:t>
+      </w:r>
+    </w:p>
+    <w:p>
+      <w:pPr>
+        <w:pStyle w:val="ListParagraph"/>
+        <w:numPr>
+          <w:ilvl w:val="0"/>
+          <w:numId w:val="1"/>
+        </w:numPr>
+        <w:spacing w:line="285" w:lineRule="atLeast"/>
+        <w:rPr>
+          <w:rFonts w:ascii="Consolas" w:hAnsi="Consolas"/>
+          <w:color w:val="000000" w:themeColor="text1"/>
+          <w:sz w:val="21"/>
+          <w:szCs w:val="21"/>
+        </w:rPr>
+      </w:pPr>
+      <w:r>
+        <w:rPr>
+          <w:rFonts w:ascii="Consolas" w:hAnsi="Consolas"/>
+          <w:color w:val="000000" w:themeColor="text1"/>
+          <w:sz w:val="21"/>
+          <w:szCs w:val="21"/>
+        </w:rPr>
+        <w:t>- Liên kết logic giữa hai DB đi qua khóa NhanVienID (không dùng foreign key vật lý liên database trong MySQL).</w:t>
+      </w:r>
+    </w:p>
+    <w:p>
+      <w:pPr>
+        <w:pStyle w:val="ListParagraph"/>
+        <w:numPr>
+          <w:ilvl w:val="0"/>
+          <w:numId w:val="1"/>
+        </w:numPr>
+        <w:spacing w:line="285" w:lineRule="atLeast"/>
+        <w:rPr>
+          <w:rFonts w:ascii="Consolas" w:hAnsi="Consolas"/>
+          <w:color w:val="000000" w:themeColor="text1"/>
+          <w:sz w:val="21"/>
+          <w:szCs w:val="21"/>
+        </w:rPr>
+      </w:pPr>
+    </w:p>
+    <w:p>
+      <w:pPr>
+        <w:spacing w:line="285" w:lineRule="atLeast"/>
+        <w:ind w:left="360"/>
+        <w:rPr>
+          <w:rFonts w:ascii="Consolas" w:hAnsi="Consolas"/>
+          <w:color w:val="000000" w:themeColor="text1"/>
+          <w:sz w:val="21"/>
+          <w:szCs w:val="21"/>
+        </w:rPr>
+      </w:pPr>
+      <w:r>
+        <w:rPr>
+          <w:rFonts w:ascii="Consolas" w:hAnsi="Consolas"/>
+          <w:b/>
+          <w:bCs/>
+          <w:color w:val="000000" w:themeColor="text1"/>
+          <w:sz w:val="21"/>
+          <w:szCs w:val="21"/>
+        </w:rPr>
+        <w:t>2) Tính trong suốt dữ liệu (Transparency)</w:t>
+      </w:r>
+    </w:p>
+    <w:p>
+      <w:pPr>
+        <w:pStyle w:val="ListParagraph"/>
+        <w:numPr>
+          <w:ilvl w:val="0"/>
+          <w:numId w:val="1"/>
+        </w:numPr>
+        <w:spacing w:line="285" w:lineRule="atLeast"/>
+        <w:rPr>
+          <w:rFonts w:ascii="Consolas" w:hAnsi="Consolas"/>
+          <w:color w:val="000000" w:themeColor="text1"/>
+          <w:sz w:val="21"/>
+          <w:szCs w:val="21"/>
+        </w:rPr>
+      </w:pPr>
+      <w:r>
+        <w:rPr>
+          <w:rFonts w:ascii="Consolas" w:hAnsi="Consolas"/>
+          <w:color w:val="000000" w:themeColor="text1"/>
+          <w:sz w:val="21"/>
+          <w:szCs w:val="21"/>
+        </w:rPr>
+        <w:t>- Người dùng và frontend không truy vấn trực tiếp từng DB; chỉ gọi API.</w:t>
+      </w:r>
+    </w:p>
+    <w:p>
+      <w:pPr>
+        <w:pStyle w:val="ListParagraph"/>
+        <w:numPr>
+          <w:ilvl w:val="0"/>
+          <w:numId w:val="1"/>
+        </w:numPr>
+        <w:spacing w:line="285" w:lineRule="atLeast"/>
+        <w:rPr>
+          <w:rFonts w:ascii="Consolas" w:hAnsi="Consolas"/>
+          <w:color w:val="000000" w:themeColor="text1"/>
+          <w:sz w:val="21"/>
+          <w:szCs w:val="21"/>
+        </w:rPr>
+      </w:pPr>
+      <w:r>
+        <w:rPr>
+          <w:rFonts w:ascii="Consolas" w:hAnsi="Consolas"/>
+          <w:color w:val="000000" w:themeColor="text1"/>
+          <w:sz w:val="21"/>
+          <w:szCs w:val="21"/>
+        </w:rPr>
+        <w:t>- Backend thực hiện "hợp nhất dữ liệu" theo 2 cách:</w:t>
+      </w:r>
+    </w:p>
+    <w:p>
+      <w:pPr>
+        <w:pStyle w:val="ListParagraph"/>
+        <w:numPr>
+          <w:ilvl w:val="0"/>
+          <w:numId w:val="1"/>
+        </w:numPr>
+        <w:spacing w:line="285" w:lineRule="atLeast"/>
+        <w:rPr>
+          <w:rFonts w:ascii="Consolas" w:hAnsi="Consolas"/>
+          <w:color w:val="000000" w:themeColor="text1"/>
+          <w:sz w:val="21"/>
+          <w:szCs w:val="21"/>
+        </w:rPr>
+      </w:pPr>
+      <w:r>
+        <w:rPr>
+          <w:rFonts w:ascii="Consolas" w:hAnsi="Consolas"/>
+          <w:color w:val="000000" w:themeColor="text1"/>
+          <w:sz w:val="21"/>
+          <w:szCs w:val="21"/>
+        </w:rPr>
+        <w:t>  - Cách 1: View cross-DB (ví dụ vw_AdminNhanVienDayDu) để đọc dữ liệu tổng hợp một lần.</w:t>
+      </w:r>
+    </w:p>
+    <w:p>
+      <w:pPr>
+        <w:pStyle w:val="ListParagraph"/>
+        <w:numPr>
+          <w:ilvl w:val="0"/>
+          <w:numId w:val="1"/>
+        </w:numPr>
+        <w:spacing w:line="285" w:lineRule="atLeast"/>
+        <w:rPr>
+          <w:rFonts w:ascii="Consolas" w:hAnsi="Consolas"/>
+          <w:color w:val="000000" w:themeColor="text1"/>
+          <w:sz w:val="21"/>
+          <w:szCs w:val="21"/>
+        </w:rPr>
+      </w:pPr>
+      <w:r>
+        <w:rPr>
+          <w:rFonts w:ascii="Consolas" w:hAnsi="Consolas"/>
+          <w:color w:val="000000" w:themeColor="text1"/>
+          <w:sz w:val="21"/>
+          <w:szCs w:val="21"/>
+        </w:rPr>
+        <w:t>  - Cách 2: API merge (đọc DB1 và DB2 riêng, ghép theo NhanVienID rồi trả về một JSON duy nhất).</w:t>
+      </w:r>
+    </w:p>
+    <w:p>
+      <w:pPr>
+        <w:pStyle w:val="ListParagraph"/>
+        <w:numPr>
+          <w:ilvl w:val="0"/>
+          <w:numId w:val="1"/>
+        </w:numPr>
+        <w:spacing w:line="285" w:lineRule="atLeast"/>
+        <w:rPr>
+          <w:rFonts w:ascii="Consolas" w:hAnsi="Consolas"/>
+          <w:color w:val="000000" w:themeColor="text1"/>
+          <w:sz w:val="21"/>
+          <w:szCs w:val="21"/>
+        </w:rPr>
+      </w:pPr>
+      <w:r>
+        <w:rPr>
+          <w:rFonts w:ascii="Consolas" w:hAnsi="Consolas"/>
+          <w:color w:val="000000" w:themeColor="text1"/>
+          <w:sz w:val="21"/>
+          <w:szCs w:val="21"/>
+        </w:rPr>
+        <w:t>- Vì vậy, UI chỉ thấy một mô hình dữ liệu thống nhất, không cần biết bản ghi đến từ DB1 hay DB2.</w:t>
+      </w:r>
+    </w:p>
+    <w:p>
+      <w:pPr>
+        <w:pStyle w:val="ListParagraph"/>
+        <w:numPr>
+          <w:ilvl w:val="0"/>
+          <w:numId w:val="1"/>
+        </w:numPr>
+        <w:spacing w:line="285" w:lineRule="atLeast"/>
+        <w:rPr>
+          <w:rFonts w:ascii="Consolas" w:hAnsi="Consolas"/>
+          <w:color w:val="000000" w:themeColor="text1"/>
+          <w:sz w:val="21"/>
+          <w:szCs w:val="21"/>
+        </w:rPr>
+      </w:pPr>
+    </w:p>
+    <w:p>
+      <w:pPr>
+        <w:spacing w:line="285" w:lineRule="atLeast"/>
+        <w:ind w:left="360"/>
+        <w:rPr>
+          <w:rFonts w:ascii="Consolas" w:hAnsi="Consolas"/>
+          <w:color w:val="000000" w:themeColor="text1"/>
+          <w:sz w:val="21"/>
+          <w:szCs w:val="21"/>
+        </w:rPr>
+      </w:pPr>
+      <w:r>
+        <w:rPr>
+          <w:rFonts w:ascii="Consolas" w:hAnsi="Consolas"/>
+          <w:b/>
+          <w:bCs/>
+          <w:color w:val="000000" w:themeColor="text1"/>
+          <w:sz w:val="21"/>
+          <w:szCs w:val="21"/>
+        </w:rPr>
+        <w:t>3) Đồng bộ thao tác (Consistency/Sync)</w:t>
+      </w:r>
+    </w:p>
+    <w:p>
+      <w:pPr>
+        <w:pStyle w:val="ListParagraph"/>
+        <w:numPr>
+          <w:ilvl w:val="0"/>
+          <w:numId w:val="1"/>
+        </w:numPr>
+        <w:spacing w:line="285" w:lineRule="atLeast"/>
+        <w:rPr>
+          <w:rFonts w:ascii="Consolas" w:hAnsi="Consolas"/>
+          <w:color w:val="000000" w:themeColor="text1"/>
+          <w:sz w:val="21"/>
+          <w:szCs w:val="21"/>
+        </w:rPr>
+      </w:pPr>
+      <w:r>
+        <w:rPr>
+          <w:rFonts w:ascii="Consolas" w:hAnsi="Consolas"/>
+          <w:color w:val="000000" w:themeColor="text1"/>
+          <w:sz w:val="21"/>
+          <w:szCs w:val="21"/>
+        </w:rPr>
+        <w:t>- Với các nghiệp vụ chạm cả 2 DB (thêm nhân viên, xóa mềm nhân viên), backend coi đây là một đơn vị công việc logic.</w:t>
+      </w:r>
+    </w:p>
+    <w:p>
+      <w:pPr>
+        <w:pStyle w:val="ListParagraph"/>
+        <w:numPr>
+          <w:ilvl w:val="0"/>
+          <w:numId w:val="1"/>
+        </w:numPr>
+        <w:spacing w:line="285" w:lineRule="atLeast"/>
+        <w:rPr>
+          <w:rFonts w:ascii="Consolas" w:hAnsi="Consolas"/>
+          <w:color w:val="000000" w:themeColor="text1"/>
+          <w:sz w:val="21"/>
+          <w:szCs w:val="21"/>
+        </w:rPr>
+      </w:pPr>
+      <w:r>
+        <w:rPr>
+          <w:rFonts w:ascii="Consolas" w:hAnsi="Consolas"/>
+          <w:color w:val="000000" w:themeColor="text1"/>
+          <w:sz w:val="21"/>
+          <w:szCs w:val="21"/>
+        </w:rPr>
+        <w:t>- Luồng thêm nhân viên:</w:t>
+      </w:r>
+    </w:p>
+    <w:p>
+      <w:pPr>
+        <w:pStyle w:val="ListParagraph"/>
+        <w:numPr>
+          <w:ilvl w:val="0"/>
+          <w:numId w:val="1"/>
+        </w:numPr>
+        <w:spacing w:line="285" w:lineRule="atLeast"/>
+        <w:rPr>
+          <w:rFonts w:ascii="Consolas" w:hAnsi="Consolas"/>
+          <w:color w:val="000000" w:themeColor="text1"/>
+          <w:sz w:val="21"/>
+          <w:szCs w:val="21"/>
+        </w:rPr>
+      </w:pPr>
+      <w:r>
+        <w:rPr>
+          <w:rFonts w:ascii="Consolas" w:hAnsi="Consolas"/>
+          <w:color w:val="000000" w:themeColor="text1"/>
+          <w:sz w:val="21"/>
+          <w:szCs w:val="21"/>
+        </w:rPr>
+        <w:t>  - B1: Insert NhanVien vào DB1_NHANSU.</w:t>
+      </w:r>
+    </w:p>
+    <w:p>
+      <w:pPr>
+        <w:pStyle w:val="ListParagraph"/>
+        <w:numPr>
+          <w:ilvl w:val="0"/>
+          <w:numId w:val="1"/>
+        </w:numPr>
+        <w:spacing w:line="285" w:lineRule="atLeast"/>
+        <w:rPr>
+          <w:rFonts w:ascii="Consolas" w:hAnsi="Consolas"/>
+          <w:color w:val="000000" w:themeColor="text1"/>
+          <w:sz w:val="21"/>
+          <w:szCs w:val="21"/>
+        </w:rPr>
+      </w:pPr>
+      <w:r>
+        <w:rPr>
+          <w:rFonts w:ascii="Consolas" w:hAnsi="Consolas"/>
+          <w:color w:val="000000" w:themeColor="text1"/>
+          <w:sz w:val="21"/>
+          <w:szCs w:val="21"/>
+        </w:rPr>
+        <w:t>  - B2: Insert BangLuong mặc định vào DB2_LUONG.</w:t>
+      </w:r>
+    </w:p>
+    <w:p>
+      <w:pPr>
+        <w:pStyle w:val="ListParagraph"/>
+        <w:numPr>
+          <w:ilvl w:val="0"/>
+          <w:numId w:val="1"/>
+        </w:numPr>
+        <w:spacing w:line="285" w:lineRule="atLeast"/>
+        <w:rPr>
+          <w:rFonts w:ascii="Consolas" w:hAnsi="Consolas"/>
+          <w:color w:val="000000" w:themeColor="text1"/>
+          <w:sz w:val="21"/>
+          <w:szCs w:val="21"/>
+        </w:rPr>
+      </w:pPr>
+      <w:r>
+        <w:rPr>
+          <w:rFonts w:ascii="Consolas" w:hAnsi="Consolas"/>
+          <w:color w:val="000000" w:themeColor="text1"/>
+          <w:sz w:val="21"/>
+          <w:szCs w:val="21"/>
+        </w:rPr>
+        <w:t>  - B3: Nếu cả hai thành công thì commit; nếu một bước lỗi thì rollback để tránh lệch dữ liệu.</w:t>
+      </w:r>
+    </w:p>
+    <w:p>
+      <w:pPr>
+        <w:pStyle w:val="ListParagraph"/>
+        <w:numPr>
+          <w:ilvl w:val="0"/>
+          <w:numId w:val="1"/>
+        </w:numPr>
+        <w:spacing w:line="285" w:lineRule="atLeast"/>
+        <w:rPr>
+          <w:rFonts w:ascii="Consolas" w:hAnsi="Consolas"/>
+          <w:color w:val="000000" w:themeColor="text1"/>
+          <w:sz w:val="21"/>
+          <w:szCs w:val="21"/>
+        </w:rPr>
+      </w:pPr>
+      <w:r>
+        <w:rPr>
+          <w:rFonts w:ascii="Consolas" w:hAnsi="Consolas"/>
+          <w:color w:val="000000" w:themeColor="text1"/>
+          <w:sz w:val="21"/>
+          <w:szCs w:val="21"/>
+        </w:rPr>
+        <w:t>- Luồng xóa mềm:</w:t>
+      </w:r>
+    </w:p>
+    <w:p>
+      <w:pPr>
+        <w:pStyle w:val="ListParagraph"/>
+        <w:numPr>
+          <w:ilvl w:val="0"/>
+          <w:numId w:val="1"/>
+        </w:numPr>
+        <w:spacing w:line="285" w:lineRule="atLeast"/>
+        <w:rPr>
+          <w:rFonts w:ascii="Consolas" w:hAnsi="Consolas"/>
+          <w:color w:val="000000" w:themeColor="text1"/>
+          <w:sz w:val="21"/>
+          <w:szCs w:val="21"/>
+        </w:rPr>
+      </w:pPr>
+      <w:r>
+        <w:rPr>
+          <w:rFonts w:ascii="Consolas" w:hAnsi="Consolas"/>
+          <w:color w:val="000000" w:themeColor="text1"/>
+          <w:sz w:val="21"/>
+          <w:szCs w:val="21"/>
+        </w:rPr>
+        <w:t>  - B1: Update NhanVien.TrangThai = 0 ở DB1.</w:t>
+      </w:r>
+    </w:p>
+    <w:p>
+      <w:pPr>
+        <w:pStyle w:val="ListParagraph"/>
+        <w:numPr>
+          <w:ilvl w:val="0"/>
+          <w:numId w:val="1"/>
+        </w:numPr>
+        <w:spacing w:line="285" w:lineRule="atLeast"/>
+        <w:rPr>
+          <w:rFonts w:ascii="Consolas" w:hAnsi="Consolas"/>
+          <w:color w:val="000000" w:themeColor="text1"/>
+          <w:sz w:val="21"/>
+          <w:szCs w:val="21"/>
+        </w:rPr>
+      </w:pPr>
+      <w:r>
+        <w:rPr>
+          <w:rFonts w:ascii="Consolas" w:hAnsi="Consolas"/>
+          <w:color w:val="000000" w:themeColor="text1"/>
+          <w:sz w:val="21"/>
+          <w:szCs w:val="21"/>
+        </w:rPr>
+        <w:lastRenderedPageBreak/>
+        <w:t>  - B2: Update BangLuong.TrangThai = 0 ở DB2.</w:t>
+      </w:r>
+    </w:p>
+    <w:p>
+      <w:pPr>
+        <w:pStyle w:val="ListParagraph"/>
+        <w:numPr>
+          <w:ilvl w:val="0"/>
+          <w:numId w:val="1"/>
+        </w:numPr>
+        <w:spacing w:line="285" w:lineRule="atLeast"/>
+        <w:rPr>
+          <w:rFonts w:ascii="Consolas" w:hAnsi="Consolas"/>
+          <w:color w:val="000000" w:themeColor="text1"/>
+          <w:sz w:val="21"/>
+          <w:szCs w:val="21"/>
+        </w:rPr>
+      </w:pPr>
+      <w:r>
+        <w:rPr>
+          <w:rFonts w:ascii="Consolas" w:hAnsi="Consolas"/>
+          <w:color w:val="000000" w:themeColor="text1"/>
+          <w:sz w:val="21"/>
+          <w:szCs w:val="21"/>
+        </w:rPr>
+        <w:t>  - B3: Ghi nhận lịch sử thay đổi lương và hoàn tất giao dịch.</w:t>
+      </w:r>
+    </w:p>
+    <w:p>
+      <w:pPr>
+        <w:pStyle w:val="ListParagraph"/>
+        <w:numPr>
+          <w:ilvl w:val="0"/>
+          <w:numId w:val="1"/>
+        </w:numPr>
+        <w:spacing w:line="285" w:lineRule="atLeast"/>
+        <w:rPr>
+          <w:rFonts w:ascii="Consolas" w:hAnsi="Consolas"/>
+          <w:color w:val="000000" w:themeColor="text1"/>
+          <w:sz w:val="21"/>
+          <w:szCs w:val="21"/>
+        </w:rPr>
+      </w:pPr>
+      <w:r>
+        <w:rPr>
+          <w:rFonts w:ascii="Consolas" w:hAnsi="Consolas"/>
+          <w:color w:val="000000" w:themeColor="text1"/>
+          <w:sz w:val="21"/>
+          <w:szCs w:val="21"/>
+        </w:rPr>
+        <w:t>- Mục tiêu là đảm bảo: không có trường hợp nhân viên tồn tại ở DB1 nhưng thiếu hồ sơ lương ở DB2 (hoặc ngược lại ở trạng thái hoạt động).</w:t>
+      </w:r>
+    </w:p>
+    <w:p>
+      <w:pPr>
+        <w:pStyle w:val="ListParagraph"/>
+        <w:numPr>
+          <w:ilvl w:val="0"/>
+          <w:numId w:val="1"/>
+        </w:numPr>
+        <w:spacing w:line="285" w:lineRule="atLeast"/>
+        <w:rPr>
+          <w:rFonts w:ascii="Consolas" w:hAnsi="Consolas"/>
+          <w:color w:val="000000" w:themeColor="text1"/>
+          <w:sz w:val="21"/>
+          <w:szCs w:val="21"/>
+        </w:rPr>
+      </w:pPr>
+    </w:p>
+    <w:p>
+      <w:pPr>
+        <w:spacing w:line="285" w:lineRule="atLeast"/>
+        <w:ind w:left="360"/>
+        <w:rPr>
+          <w:rFonts w:ascii="Consolas" w:hAnsi="Consolas"/>
+          <w:color w:val="000000" w:themeColor="text1"/>
+          <w:sz w:val="21"/>
+          <w:szCs w:val="21"/>
+        </w:rPr>
+      </w:pPr>
+      <w:r>
+        <w:rPr>
+          <w:rFonts w:ascii="Consolas" w:hAnsi="Consolas"/>
+          <w:b/>
+          <w:bCs/>
+          <w:color w:val="000000" w:themeColor="text1"/>
+          <w:sz w:val="21"/>
+          <w:szCs w:val="21"/>
+        </w:rPr>
+        <w:t>4) Phân quyền (Authorization)</w:t>
+      </w:r>
+    </w:p>
+    <w:p>
+      <w:pPr>
+        <w:pStyle w:val="ListParagraph"/>
+        <w:numPr>
+          <w:ilvl w:val="0"/>
+          <w:numId w:val="1"/>
+        </w:numPr>
+        <w:spacing w:line="285" w:lineRule="atLeast"/>
+        <w:rPr>
+          <w:rFonts w:ascii="Consolas" w:hAnsi="Consolas"/>
+          <w:color w:val="000000" w:themeColor="text1"/>
+          <w:sz w:val="21"/>
+          <w:szCs w:val="21"/>
+        </w:rPr>
+      </w:pPr>
+      <w:r>
+        <w:rPr>
+          <w:rFonts w:ascii="Consolas" w:hAnsi="Consolas"/>
+          <w:color w:val="000000" w:themeColor="text1"/>
+          <w:sz w:val="21"/>
+          <w:szCs w:val="21"/>
+        </w:rPr>
+        <w:t>- Bảo mật theo 2 lớp:</w:t>
+      </w:r>
+    </w:p>
+    <w:p>
+      <w:pPr>
+        <w:pStyle w:val="ListParagraph"/>
+        <w:numPr>
+          <w:ilvl w:val="0"/>
+          <w:numId w:val="1"/>
+        </w:numPr>
+        <w:spacing w:line="285" w:lineRule="atLeast"/>
+        <w:rPr>
+          <w:rFonts w:ascii="Consolas" w:hAnsi="Consolas"/>
+          <w:color w:val="000000" w:themeColor="text1"/>
+          <w:sz w:val="21"/>
+          <w:szCs w:val="21"/>
+        </w:rPr>
+      </w:pPr>
+      <w:r>
+        <w:rPr>
+          <w:rFonts w:ascii="Consolas" w:hAnsi="Consolas"/>
+          <w:color w:val="000000" w:themeColor="text1"/>
+          <w:sz w:val="21"/>
+          <w:szCs w:val="21"/>
+        </w:rPr>
+        <w:t>  - Lớp API: JWT + kiểm tra role trước khi xử lý nghiệp vụ.</w:t>
+      </w:r>
+    </w:p>
+    <w:p>
+      <w:pPr>
+        <w:pStyle w:val="ListParagraph"/>
+        <w:numPr>
+          <w:ilvl w:val="0"/>
+          <w:numId w:val="1"/>
+        </w:numPr>
+        <w:spacing w:line="285" w:lineRule="atLeast"/>
+        <w:rPr>
+          <w:rFonts w:ascii="Consolas" w:hAnsi="Consolas"/>
+          <w:color w:val="000000" w:themeColor="text1"/>
+          <w:sz w:val="21"/>
+          <w:szCs w:val="21"/>
+        </w:rPr>
+      </w:pPr>
+      <w:r>
+        <w:rPr>
+          <w:rFonts w:ascii="Consolas" w:hAnsi="Consolas"/>
+          <w:color w:val="000000" w:themeColor="text1"/>
+          <w:sz w:val="21"/>
+          <w:szCs w:val="21"/>
+        </w:rPr>
+        <w:t>  - Lớp dữ liệu: quyền truy cập bảng/DB theo vai trò nghiệp vụ.</w:t>
+      </w:r>
+    </w:p>
+    <w:p>
+      <w:pPr>
+        <w:pStyle w:val="ListParagraph"/>
+        <w:numPr>
+          <w:ilvl w:val="0"/>
+          <w:numId w:val="1"/>
+        </w:numPr>
+        <w:spacing w:line="285" w:lineRule="atLeast"/>
+        <w:rPr>
+          <w:rFonts w:ascii="Consolas" w:hAnsi="Consolas"/>
+          <w:color w:val="000000" w:themeColor="text1"/>
+          <w:sz w:val="21"/>
+          <w:szCs w:val="21"/>
+        </w:rPr>
+      </w:pPr>
+      <w:r>
+        <w:rPr>
+          <w:rFonts w:ascii="Consolas" w:hAnsi="Consolas"/>
+          <w:color w:val="000000" w:themeColor="text1"/>
+          <w:sz w:val="21"/>
+          <w:szCs w:val="21"/>
+        </w:rPr>
+        <w:t>- Admin chủ yếu quản trị dữ liệu nhân sự và xem báo cáo tổng hợp.</w:t>
+      </w:r>
+    </w:p>
+    <w:p>
+      <w:pPr>
+        <w:pStyle w:val="ListParagraph"/>
+        <w:numPr>
+          <w:ilvl w:val="0"/>
+          <w:numId w:val="1"/>
+        </w:numPr>
+        <w:spacing w:line="285" w:lineRule="atLeast"/>
+        <w:rPr>
+          <w:rFonts w:ascii="Consolas" w:hAnsi="Consolas"/>
+          <w:color w:val="000000" w:themeColor="text1"/>
+          <w:sz w:val="21"/>
+          <w:szCs w:val="21"/>
+        </w:rPr>
+      </w:pPr>
+      <w:r>
+        <w:rPr>
+          <w:rFonts w:ascii="Consolas" w:hAnsi="Consolas"/>
+          <w:color w:val="000000" w:themeColor="text1"/>
+          <w:sz w:val="21"/>
+          <w:szCs w:val="21"/>
+        </w:rPr>
+        <w:t>- Kế toán tập trung thao tác dữ liệu lương.</w:t>
+      </w:r>
+    </w:p>
+    <w:p>
+      <w:pPr>
+        <w:pStyle w:val="ListParagraph"/>
+        <w:numPr>
+          <w:ilvl w:val="0"/>
+          <w:numId w:val="1"/>
+        </w:numPr>
+        <w:spacing w:line="285" w:lineRule="atLeast"/>
+        <w:rPr>
+          <w:rFonts w:ascii="Consolas" w:hAnsi="Consolas"/>
+          <w:color w:val="000000" w:themeColor="text1"/>
+          <w:sz w:val="21"/>
+          <w:szCs w:val="21"/>
+        </w:rPr>
+      </w:pPr>
+      <w:r>
+        <w:rPr>
+          <w:rFonts w:ascii="Consolas" w:hAnsi="Consolas"/>
+          <w:color w:val="000000" w:themeColor="text1"/>
+          <w:sz w:val="21"/>
+          <w:szCs w:val="21"/>
+        </w:rPr>
+        <w:t>- Nhân viên chỉ được xem dữ liệu của chính mình (lọc theo user_id trong token).</w:t>
+      </w:r>
+    </w:p>
+    <w:p>
+      <w:pPr>
+        <w:pStyle w:val="ListParagraph"/>
+        <w:numPr>
+          <w:ilvl w:val="0"/>
+          <w:numId w:val="1"/>
+        </w:numPr>
+        <w:spacing w:line="285" w:lineRule="atLeast"/>
+        <w:rPr>
+          <w:rFonts w:ascii="Consolas" w:hAnsi="Consolas"/>
+          <w:color w:val="000000" w:themeColor="text1"/>
+          <w:sz w:val="21"/>
+          <w:szCs w:val="21"/>
+        </w:rPr>
+      </w:pPr>
+    </w:p>
+    <w:p>
+      <w:pPr>
+        <w:spacing w:line="285" w:lineRule="atLeast"/>
+        <w:ind w:left="360"/>
+        <w:rPr>
+          <w:rFonts w:ascii="Consolas" w:hAnsi="Consolas"/>
+          <w:color w:val="000000" w:themeColor="text1"/>
+          <w:sz w:val="21"/>
+          <w:szCs w:val="21"/>
+        </w:rPr>
+      </w:pPr>
+      <w:r>
+        <w:rPr>
+          <w:rFonts w:ascii="Consolas" w:hAnsi="Consolas"/>
+          <w:b/>
+          <w:bCs/>
+          <w:color w:val="000000" w:themeColor="text1"/>
+          <w:sz w:val="21"/>
+          <w:szCs w:val="21"/>
+          <w:lang w:val="vi-VN"/>
+        </w:rPr>
+        <w:t>5</w:t>
+      </w:r>
+      <w:r>
+        <w:rPr>
+          <w:rFonts w:ascii="Consolas" w:hAnsi="Consolas"/>
+          <w:b/>
+          <w:bCs/>
+          <w:color w:val="000000" w:themeColor="text1"/>
+          <w:sz w:val="21"/>
+          <w:szCs w:val="21"/>
+        </w:rPr>
+        <w:t>) Hai DB "giao tiếp" với nhau như thế nào trong thực tế?</w:t>
+      </w:r>
+    </w:p>
+    <w:p>
+      <w:pPr>
+        <w:pStyle w:val="ListParagraph"/>
+        <w:numPr>
+          <w:ilvl w:val="0"/>
+          <w:numId w:val="1"/>
+        </w:numPr>
+        <w:spacing w:line="285" w:lineRule="atLeast"/>
+        <w:rPr>
+          <w:rFonts w:ascii="Consolas" w:hAnsi="Consolas"/>
+          <w:color w:val="000000" w:themeColor="text1"/>
+          <w:sz w:val="21"/>
+          <w:szCs w:val="21"/>
+        </w:rPr>
+      </w:pPr>
+      <w:r>
+        <w:rPr>
+          <w:rFonts w:ascii="Consolas" w:hAnsi="Consolas"/>
+          <w:color w:val="000000" w:themeColor="text1"/>
+          <w:sz w:val="21"/>
+          <w:szCs w:val="21"/>
+        </w:rPr>
+        <w:t>- Hai DB không gọi trực tiếp nhau như service-to-service; chúng được điều phối bởi backend Flask.</w:t>
+      </w:r>
+    </w:p>
+    <w:p>
+      <w:pPr>
+        <w:pStyle w:val="ListParagraph"/>
+        <w:numPr>
+          <w:ilvl w:val="0"/>
+          <w:numId w:val="1"/>
+        </w:numPr>
+        <w:spacing w:line="285" w:lineRule="atLeast"/>
+        <w:rPr>
+          <w:rFonts w:ascii="Consolas" w:hAnsi="Consolas"/>
+          <w:color w:val="000000" w:themeColor="text1"/>
+          <w:sz w:val="21"/>
+          <w:szCs w:val="21"/>
+        </w:rPr>
+      </w:pPr>
+      <w:r>
+        <w:rPr>
+          <w:rFonts w:ascii="Consolas" w:hAnsi="Consolas"/>
+          <w:color w:val="000000" w:themeColor="text1"/>
+          <w:sz w:val="21"/>
+          <w:szCs w:val="21"/>
+        </w:rPr>
+        <w:t>- Backend đóng vai trò "orchestrator":</w:t>
+      </w:r>
+    </w:p>
+    <w:p>
+      <w:pPr>
+        <w:pStyle w:val="ListParagraph"/>
+        <w:numPr>
+          <w:ilvl w:val="0"/>
+          <w:numId w:val="1"/>
+        </w:numPr>
+        <w:spacing w:line="285" w:lineRule="atLeast"/>
+        <w:rPr>
+          <w:rFonts w:ascii="Consolas" w:hAnsi="Consolas"/>
+          <w:color w:val="000000" w:themeColor="text1"/>
+          <w:sz w:val="21"/>
+          <w:szCs w:val="21"/>
+        </w:rPr>
+      </w:pPr>
+      <w:r>
+        <w:rPr>
+          <w:rFonts w:ascii="Consolas" w:hAnsi="Consolas"/>
+          <w:color w:val="000000" w:themeColor="text1"/>
+          <w:sz w:val="21"/>
+          <w:szCs w:val="21"/>
+        </w:rPr>
+        <w:t>  - Điều phối ghi nhiều bước giữa DB1 và DB2.</w:t>
+      </w:r>
+    </w:p>
+    <w:p>
+      <w:pPr>
+        <w:pStyle w:val="ListParagraph"/>
+        <w:numPr>
+          <w:ilvl w:val="0"/>
+          <w:numId w:val="1"/>
+        </w:numPr>
+        <w:spacing w:line="285" w:lineRule="atLeast"/>
+        <w:rPr>
+          <w:rFonts w:ascii="Consolas" w:hAnsi="Consolas"/>
+          <w:color w:val="000000" w:themeColor="text1"/>
+          <w:sz w:val="21"/>
+          <w:szCs w:val="21"/>
+        </w:rPr>
+      </w:pPr>
+      <w:r>
+        <w:rPr>
+          <w:rFonts w:ascii="Consolas" w:hAnsi="Consolas"/>
+          <w:color w:val="000000" w:themeColor="text1"/>
+          <w:sz w:val="21"/>
+          <w:szCs w:val="21"/>
+        </w:rPr>
+        <w:t>  - Gom dữ liệu từ nhiều nguồn thành một response thống nhất.</w:t>
+      </w:r>
+    </w:p>
+    <w:p>
+      <w:pPr>
+        <w:pStyle w:val="ListParagraph"/>
+        <w:numPr>
+          <w:ilvl w:val="0"/>
+          <w:numId w:val="1"/>
+        </w:numPr>
+        <w:spacing w:line="285" w:lineRule="atLeast"/>
+        <w:rPr>
+          <w:rFonts w:ascii="Consolas" w:hAnsi="Consolas"/>
+          <w:color w:val="000000" w:themeColor="text1"/>
+          <w:sz w:val="21"/>
+          <w:szCs w:val="21"/>
+        </w:rPr>
+      </w:pPr>
+      <w:r>
+        <w:rPr>
+          <w:rFonts w:ascii="Consolas" w:hAnsi="Consolas"/>
+          <w:color w:val="000000" w:themeColor="text1"/>
+          <w:sz w:val="21"/>
+          <w:szCs w:val="21"/>
+        </w:rPr>
+        <w:t>  - Áp dụng rule nghiệp vụ và rule phân quyền trước khi trả dữ liệu.</w:t>
+      </w:r>
+    </w:p>
+    <w:p>
+      <w:pPr>
+        <w:pStyle w:val="ListParagraph"/>
+        <w:numPr>
+          <w:ilvl w:val="0"/>
+          <w:numId w:val="1"/>
+        </w:numPr>
+        <w:spacing w:line="285" w:lineRule="atLeast"/>
+        <w:rPr>
+          <w:rFonts w:ascii="Consolas" w:hAnsi="Consolas"/>
+          <w:color w:val="000000" w:themeColor="text1"/>
+          <w:sz w:val="21"/>
+          <w:szCs w:val="21"/>
+        </w:rPr>
+      </w:pPr>
+      <w:r>
+        <w:rPr>
+          <w:rFonts w:ascii="Consolas" w:hAnsi="Consolas"/>
+          <w:color w:val="000000" w:themeColor="text1"/>
+          <w:sz w:val="21"/>
+          <w:szCs w:val="21"/>
+        </w:rPr>
+        <w:t>- Ngoài backend, một số truy vấn đọc có thể dùng view cross-DB để tăng tính trong suốt khi báo cáo.</w:t>
+      </w:r>
+    </w:p>
+    <w:p>
+      <w:pPr>
+        <w:pStyle w:val="ListParagraph"/>
+        <w:numPr>
+          <w:ilvl w:val="0"/>
+          <w:numId w:val="1"/>
+        </w:numPr>
+        <w:spacing w:line="285" w:lineRule="atLeast"/>
+        <w:rPr>
+          <w:rFonts w:ascii="Consolas" w:hAnsi="Consolas"/>
+          <w:color w:val="000000" w:themeColor="text1"/>
+          <w:sz w:val="21"/>
+          <w:szCs w:val="21"/>
+        </w:rPr>
+      </w:pPr>
+    </w:p>
+    <w:p>
+      <w:pPr>
+        <w:spacing w:line="285" w:lineRule="atLeast"/>
+        <w:ind w:left="360"/>
+        <w:rPr>
+          <w:rFonts w:ascii="Consolas" w:hAnsi="Consolas"/>
+          <w:color w:val="000000" w:themeColor="text1"/>
+          <w:sz w:val="21"/>
+          <w:szCs w:val="21"/>
+        </w:rPr>
+      </w:pPr>
+      <w:r>
+        <w:rPr>
+          <w:rFonts w:ascii="Consolas" w:hAnsi="Consolas"/>
+          <w:b/>
+          <w:bCs/>
+          <w:color w:val="000000" w:themeColor="text1"/>
+          <w:sz w:val="21"/>
+          <w:szCs w:val="21"/>
+        </w:rPr>
+        <w:t>6) Luồng tương tác chuẩn giữa 2 DB</w:t>
+      </w:r>
+    </w:p>
+    <w:p>
+      <w:pPr>
+        <w:pStyle w:val="ListParagraph"/>
+        <w:numPr>
+          <w:ilvl w:val="0"/>
+          <w:numId w:val="1"/>
+        </w:numPr>
+        <w:spacing w:line="285" w:lineRule="atLeast"/>
+        <w:rPr>
+          <w:rFonts w:ascii="Consolas" w:hAnsi="Consolas"/>
+          <w:color w:val="000000" w:themeColor="text1"/>
+          <w:sz w:val="21"/>
+          <w:szCs w:val="21"/>
+        </w:rPr>
+      </w:pPr>
+      <w:r>
+        <w:rPr>
+          <w:rFonts w:ascii="Consolas" w:hAnsi="Consolas"/>
+          <w:color w:val="000000" w:themeColor="text1"/>
+          <w:sz w:val="21"/>
+          <w:szCs w:val="21"/>
+        </w:rPr>
+        <w:t>- Luồng ghi (write path): Frontend -&gt; API -&gt; DB1 + DB2 -&gt; commit/rollback -&gt; API response.</w:t>
+      </w:r>
+    </w:p>
+    <w:p>
+      <w:pPr>
+        <w:pStyle w:val="ListParagraph"/>
+        <w:numPr>
+          <w:ilvl w:val="0"/>
+          <w:numId w:val="1"/>
+        </w:numPr>
+        <w:spacing w:line="285" w:lineRule="atLeast"/>
+        <w:rPr>
+          <w:rFonts w:ascii="Consolas" w:hAnsi="Consolas"/>
+          <w:color w:val="000000" w:themeColor="text1"/>
+          <w:sz w:val="21"/>
+          <w:szCs w:val="21"/>
+        </w:rPr>
+      </w:pPr>
+      <w:r>
+        <w:rPr>
+          <w:rFonts w:ascii="Consolas" w:hAnsi="Consolas"/>
+          <w:color w:val="000000" w:themeColor="text1"/>
+          <w:sz w:val="21"/>
+          <w:szCs w:val="21"/>
+        </w:rPr>
+        <w:t>- Luồng đọc (read path): Frontend -&gt; API -&gt; (DB1, DB2 hoặc view cross-DB) -&gt; merge -&gt; JSON trả về UI.</w:t>
+      </w:r>
+    </w:p>
+    <w:p>
+      <w:pPr>
+        <w:spacing w:before="60" w:after="60"/>
+        <w:ind w:left="360"/>
+        <w:rPr>
+          <w:lang w:val="vi-VN"/>
+        </w:rPr>
+      </w:pPr>
+    </w:p>
+    <w:p>
+      <w:pPr>
+        <w:pStyle w:val="ListParagraph"/>
         <w:numPr>
           <w:ilvl w:val="0"/>
           <w:numId w:val="1"/>
@@ -2655,15 +3402,16 @@
     </w:p>
     <w:p>
       <w:pPr>
-        <w:pStyle w:val="2"/>
-      </w:pPr>
-      <w:r>
+        <w:pStyle w:val="Heading1"/>
+      </w:pPr>
+      <w:r>
+        <w:lastRenderedPageBreak/>
         <w:t>CHƯƠNG 3: PHÂN TÍCH USE CASE THEO ROLE</w:t>
       </w:r>
     </w:p>
     <w:p>
       <w:pPr>
-        <w:pStyle w:val="3"/>
+        <w:pStyle w:val="Heading2"/>
       </w:pPr>
       <w:r>
         <w:t>3.1. Xác định tác nhân (Actor)</w:t>
@@ -2671,7 +3419,7 @@
     </w:p>
     <w:p>
       <w:pPr>
-        <w:pStyle w:val="19"/>
+        <w:pStyle w:val="ListParagraph"/>
         <w:numPr>
           <w:ilvl w:val="0"/>
           <w:numId w:val="1"/>
@@ -2684,7 +3432,7 @@
     </w:p>
     <w:p>
       <w:pPr>
-        <w:pStyle w:val="19"/>
+        <w:pStyle w:val="ListParagraph"/>
         <w:numPr>
           <w:ilvl w:val="0"/>
           <w:numId w:val="1"/>
@@ -2697,7 +3445,7 @@
     </w:p>
     <w:p>
       <w:pPr>
-        <w:pStyle w:val="19"/>
+        <w:pStyle w:val="ListParagraph"/>
         <w:numPr>
           <w:ilvl w:val="0"/>
           <w:numId w:val="1"/>
@@ -2710,7 +3458,7 @@
     </w:p>
     <w:p>
       <w:pPr>
-        <w:pStyle w:val="19"/>
+        <w:pStyle w:val="ListParagraph"/>
         <w:numPr>
           <w:ilvl w:val="0"/>
           <w:numId w:val="1"/>
@@ -2723,7 +3471,7 @@
     </w:p>
     <w:p>
       <w:pPr>
-        <w:pStyle w:val="3"/>
+        <w:pStyle w:val="Heading2"/>
         <w:rPr>
           <w:lang w:val="vi-VN"/>
         </w:rPr>
@@ -2734,18 +3482,22 @@
     </w:p>
     <w:p>
       <w:pPr>
-        <w:pStyle w:val="3"/>
+        <w:pStyle w:val="Heading2"/>
         <w:jc w:val="center"/>
         <w:rPr>
           <w:lang w:val="vi-VN"/>
         </w:rPr>
       </w:pPr>
       <w:r>
+        <w:rPr>
+          <w:noProof/>
+        </w:rPr>
+        <w:lastRenderedPageBreak/>
         <w:drawing>
-          <wp:inline distT="0" distB="0" distL="0" distR="0">
-            <wp:extent cx="3007360" cy="6812915"/>
-            <wp:effectExtent l="0" t="0" r="2540" b="6985"/>
-            <wp:docPr id="1956675571" name="Picture 3"/>
+          <wp:inline distT="0" distB="0" distL="0" distR="0" wp14:anchorId="5E927D53" wp14:editId="4F981160">
+            <wp:extent cx="2466340" cy="8863330"/>
+            <wp:effectExtent l="0" t="0" r="0" b="0"/>
+            <wp:docPr id="576786544" name="Picture 10"/>
             <wp:cNvGraphicFramePr>
               <a:graphicFrameLocks xmlns:a="http://schemas.openxmlformats.org/drawingml/2006/main" noChangeAspect="1"/>
             </wp:cNvGraphicFramePr>
@@ -2753,106 +3505,7 @@
               <a:graphicData uri="http://schemas.openxmlformats.org/drawingml/2006/picture">
                 <pic:pic xmlns:pic="http://schemas.openxmlformats.org/drawingml/2006/picture">
                   <pic:nvPicPr>
-                    <pic:cNvPr id="1956675571" name="Picture 3"/>
-                    <pic:cNvPicPr>
-                      <a:picLocks noChangeAspect="1" noChangeArrowheads="1"/>
-                    </pic:cNvPicPr>
-                  </pic:nvPicPr>
-                  <pic:blipFill>
-                    <a:blip r:embed="rId4" cstate="print">
-                      <a:extLst>
-                        <a:ext uri="{28A0092B-C50C-407E-A947-70E740481C1C}">
-                          <a14:useLocalDpi xmlns:a14="http://schemas.microsoft.com/office/drawing/2010/main" val="0"/>
-                        </a:ext>
-                      </a:extLst>
-                    </a:blip>
-                    <a:srcRect/>
-                    <a:stretch>
-                      <a:fillRect/>
-                    </a:stretch>
-                  </pic:blipFill>
-                  <pic:spPr>
-                    <a:xfrm>
-                      <a:off x="0" y="0"/>
-                      <a:ext cx="3007360" cy="6812915"/>
-                    </a:xfrm>
-                    <a:prstGeom prst="rect">
-                      <a:avLst/>
-                    </a:prstGeom>
-                    <a:noFill/>
-                    <a:ln>
-                      <a:noFill/>
-                    </a:ln>
-                  </pic:spPr>
-                </pic:pic>
-              </a:graphicData>
-            </a:graphic>
-          </wp:inline>
-        </w:drawing>
-      </w:r>
-    </w:p>
-    <w:p>
-      <w:pPr>
-        <w:spacing w:before="80" w:after="80"/>
-        <w:ind w:firstLine="720"/>
-        <w:rPr>
-          <w:highlight w:val="red"/>
-        </w:rPr>
-      </w:pPr>
-      <w:r>
-        <w:rPr>
-          <w:highlight w:val="red"/>
-        </w:rPr>
-        <w:t>Hệ thống bao gồm các nhóm use case chính theo từng vai trò:</w:t>
-      </w:r>
-    </w:p>
-    <w:p>
-      <w:pPr>
-        <w:pStyle w:val="4"/>
-      </w:pPr>
-      <w:r>
-        <w:t>3.2.1. Use Case của Admin</w:t>
-      </w:r>
-    </w:p>
-    <w:p>
-      <w:pPr>
-        <w:pStyle w:val="4"/>
-        <w:rPr>
-          <w:rFonts w:hint="default"/>
-          <w:highlight w:val="red"/>
-          <w:lang w:val="vi-VN"/>
-        </w:rPr>
-      </w:pPr>
-      <w:r>
-        <w:rPr>
-          <w:rFonts w:hint="default"/>
-          <w:highlight w:val="red"/>
-          <w:lang w:val="vi-VN"/>
-        </w:rPr>
-        <w:t>Chỉnh sửa các bảng mô tả lại thành tiếng anh có thể mô tả bằng tiếng việt, gộp phần chỉnh sửa nhân viên lại thành ql nhân viên</w:t>
-      </w:r>
-    </w:p>
-    <w:p>
-      <w:pPr>
-        <w:pStyle w:val="4"/>
-        <w:rPr>
-          <w:lang w:val="vi-VN"/>
-        </w:rPr>
-      </w:pPr>
-      <w:r>
-        <w:drawing>
-          <wp:inline distT="0" distB="0" distL="0" distR="0">
-            <wp:extent cx="4321810" cy="8069580"/>
-            <wp:effectExtent l="0" t="0" r="2540" b="7620"/>
-            <wp:docPr id="641397531" name="Picture 12"/>
-            <wp:cNvGraphicFramePr>
-              <a:graphicFrameLocks xmlns:a="http://schemas.openxmlformats.org/drawingml/2006/main" noChangeAspect="1"/>
-            </wp:cNvGraphicFramePr>
-            <a:graphic xmlns:a="http://schemas.openxmlformats.org/drawingml/2006/main">
-              <a:graphicData uri="http://schemas.openxmlformats.org/drawingml/2006/picture">
-                <pic:pic xmlns:pic="http://schemas.openxmlformats.org/drawingml/2006/picture">
-                  <pic:nvPicPr>
-                    <pic:cNvPr id="641397531" name="Picture 12"/>
+                    <pic:cNvPr id="0" name="Picture 19"/>
                     <pic:cNvPicPr>
                       <a:picLocks noChangeAspect="1" noChangeArrowheads="1"/>
                     </pic:cNvPicPr>
@@ -2870,10 +3523,10 @@
                       <a:fillRect/>
                     </a:stretch>
                   </pic:blipFill>
-                  <pic:spPr>
+                  <pic:spPr bwMode="auto">
                     <a:xfrm>
                       <a:off x="0" y="0"/>
-                      <a:ext cx="4321810" cy="8069580"/>
+                      <a:ext cx="2466340" cy="8863330"/>
                     </a:xfrm>
                     <a:prstGeom prst="rect">
                       <a:avLst/>
@@ -2890,702 +3543,62 @@
         </w:drawing>
       </w:r>
     </w:p>
-    <w:tbl>
-      <w:tblPr>
-        <w:tblStyle w:val="9"/>
-        <w:tblW w:w="9100" w:type="dxa"/>
-        <w:tblInd w:w="-4" w:type="dxa"/>
-        <w:tblBorders>
-          <w:top w:val="single" w:color="auto" w:sz="4" w:space="0"/>
-          <w:left w:val="single" w:color="auto" w:sz="4" w:space="0"/>
-          <w:bottom w:val="single" w:color="auto" w:sz="4" w:space="0"/>
-          <w:right w:val="single" w:color="auto" w:sz="4" w:space="0"/>
-          <w:insideH w:val="single" w:color="auto" w:sz="4" w:space="0"/>
-          <w:insideV w:val="single" w:color="auto" w:sz="4" w:space="0"/>
-        </w:tblBorders>
-        <w:tblLayout w:type="autofit"/>
-        <w:tblCellMar>
-          <w:top w:w="0" w:type="dxa"/>
-          <w:left w:w="10" w:type="dxa"/>
-          <w:bottom w:w="0" w:type="dxa"/>
-          <w:right w:w="10" w:type="dxa"/>
-        </w:tblCellMar>
-      </w:tblPr>
-      <w:tblGrid>
-        <w:gridCol w:w="1200"/>
-        <w:gridCol w:w="2800"/>
-        <w:gridCol w:w="5100"/>
-      </w:tblGrid>
-      <w:tr>
-        <w:tblPrEx>
-          <w:tblBorders>
-            <w:top w:val="single" w:color="auto" w:sz="4" w:space="0"/>
-            <w:left w:val="single" w:color="auto" w:sz="4" w:space="0"/>
-            <w:bottom w:val="single" w:color="auto" w:sz="4" w:space="0"/>
-            <w:right w:val="single" w:color="auto" w:sz="4" w:space="0"/>
-            <w:insideH w:val="single" w:color="auto" w:sz="4" w:space="0"/>
-            <w:insideV w:val="single" w:color="auto" w:sz="4" w:space="0"/>
-          </w:tblBorders>
-          <w:tblCellMar>
-            <w:top w:w="0" w:type="dxa"/>
-            <w:left w:w="10" w:type="dxa"/>
-            <w:bottom w:w="0" w:type="dxa"/>
-            <w:right w:w="10" w:type="dxa"/>
-          </w:tblCellMar>
-        </w:tblPrEx>
-        <w:trPr>
-          <w:tblHeader/>
-        </w:trPr>
-        <w:tc>
-          <w:tcPr>
-            <w:tcW w:w="1200" w:type="dxa"/>
-            <w:shd w:val="clear" w:color="auto" w:fill="2E75B6"/>
-            <w:tcMar>
-              <w:top w:w="100" w:type="dxa"/>
-              <w:left w:w="120" w:type="dxa"/>
-              <w:bottom w:w="100" w:type="dxa"/>
-              <w:right w:w="120" w:type="dxa"/>
-            </w:tcMar>
-            <w:vAlign w:val="center"/>
-          </w:tcPr>
-          <w:p>
-            <w:pPr>
-              <w:jc w:val="center"/>
-            </w:pPr>
-            <w:r>
-              <w:rPr>
-                <w:b/>
-                <w:bCs/>
-                <w:color w:val="FFFFFF"/>
-                <w:sz w:val="22"/>
-                <w:szCs w:val="22"/>
-              </w:rPr>
-              <w:t>Mã UC</w:t>
-            </w:r>
-          </w:p>
-        </w:tc>
-        <w:tc>
-          <w:tcPr>
-            <w:tcW w:w="2800" w:type="dxa"/>
-            <w:shd w:val="clear" w:color="auto" w:fill="2E75B6"/>
-            <w:tcMar>
-              <w:top w:w="100" w:type="dxa"/>
-              <w:left w:w="120" w:type="dxa"/>
-              <w:bottom w:w="100" w:type="dxa"/>
-              <w:right w:w="120" w:type="dxa"/>
-            </w:tcMar>
-            <w:vAlign w:val="center"/>
-          </w:tcPr>
-          <w:p>
-            <w:pPr>
-              <w:jc w:val="center"/>
-            </w:pPr>
-            <w:r>
-              <w:rPr>
-                <w:b/>
-                <w:bCs/>
-                <w:color w:val="FFFFFF"/>
-                <w:sz w:val="22"/>
-                <w:szCs w:val="22"/>
-              </w:rPr>
-              <w:t>Tên Use Case</w:t>
-            </w:r>
-          </w:p>
-        </w:tc>
-        <w:tc>
-          <w:tcPr>
-            <w:tcW w:w="5100" w:type="dxa"/>
-            <w:shd w:val="clear" w:color="auto" w:fill="2E75B6"/>
-            <w:tcMar>
-              <w:top w:w="100" w:type="dxa"/>
-              <w:left w:w="120" w:type="dxa"/>
-              <w:bottom w:w="100" w:type="dxa"/>
-              <w:right w:w="120" w:type="dxa"/>
-            </w:tcMar>
-            <w:vAlign w:val="center"/>
-          </w:tcPr>
-          <w:p>
-            <w:pPr>
-              <w:jc w:val="center"/>
-            </w:pPr>
-            <w:r>
-              <w:rPr>
-                <w:b/>
-                <w:bCs/>
-                <w:color w:val="FFFFFF"/>
-                <w:sz w:val="22"/>
-                <w:szCs w:val="22"/>
-              </w:rPr>
-              <w:t>Mô tả ngắn</w:t>
-            </w:r>
-          </w:p>
-        </w:tc>
-      </w:tr>
-      <w:tr>
-        <w:tblPrEx>
-          <w:tblBorders>
-            <w:top w:val="single" w:color="auto" w:sz="4" w:space="0"/>
-            <w:left w:val="single" w:color="auto" w:sz="4" w:space="0"/>
-            <w:bottom w:val="single" w:color="auto" w:sz="4" w:space="0"/>
-            <w:right w:val="single" w:color="auto" w:sz="4" w:space="0"/>
-            <w:insideH w:val="single" w:color="auto" w:sz="4" w:space="0"/>
-            <w:insideV w:val="single" w:color="auto" w:sz="4" w:space="0"/>
-          </w:tblBorders>
-          <w:tblCellMar>
-            <w:top w:w="0" w:type="dxa"/>
-            <w:left w:w="10" w:type="dxa"/>
-            <w:bottom w:w="0" w:type="dxa"/>
-            <w:right w:w="10" w:type="dxa"/>
-          </w:tblCellMar>
-        </w:tblPrEx>
-        <w:tc>
-          <w:tcPr>
-            <w:tcW w:w="1200" w:type="dxa"/>
-            <w:shd w:val="clear" w:color="auto" w:fill="F5F9FF"/>
-            <w:tcMar>
-              <w:top w:w="80" w:type="dxa"/>
-              <w:left w:w="120" w:type="dxa"/>
-              <w:bottom w:w="80" w:type="dxa"/>
-              <w:right w:w="120" w:type="dxa"/>
-            </w:tcMar>
-          </w:tcPr>
-          <w:p>
-            <w:pPr>
-              <w:jc w:val="center"/>
-            </w:pPr>
-            <w:r>
-              <w:rPr>
-                <w:sz w:val="22"/>
-                <w:szCs w:val="22"/>
-              </w:rPr>
-              <w:t>UC01</w:t>
-            </w:r>
-          </w:p>
-        </w:tc>
-        <w:tc>
-          <w:tcPr>
-            <w:tcW w:w="2800" w:type="dxa"/>
-            <w:shd w:val="clear" w:color="auto" w:fill="F5F9FF"/>
-            <w:tcMar>
-              <w:top w:w="80" w:type="dxa"/>
-              <w:left w:w="120" w:type="dxa"/>
-              <w:bottom w:w="80" w:type="dxa"/>
-              <w:right w:w="120" w:type="dxa"/>
-            </w:tcMar>
-          </w:tcPr>
-          <w:p>
-            <w:pPr>
-              <w:jc w:val="center"/>
-            </w:pPr>
-            <w:r>
-              <w:rPr>
-                <w:sz w:val="22"/>
-                <w:szCs w:val="22"/>
-              </w:rPr>
-              <w:t>Đăng nhập</w:t>
-            </w:r>
-          </w:p>
-        </w:tc>
-        <w:tc>
-          <w:tcPr>
-            <w:tcW w:w="5100" w:type="dxa"/>
-            <w:shd w:val="clear" w:color="auto" w:fill="F5F9FF"/>
-            <w:tcMar>
-              <w:top w:w="80" w:type="dxa"/>
-              <w:left w:w="120" w:type="dxa"/>
-              <w:bottom w:w="80" w:type="dxa"/>
-              <w:right w:w="120" w:type="dxa"/>
-            </w:tcMar>
-          </w:tcPr>
-          <w:p>
-            <w:pPr>
-              <w:jc w:val="left"/>
-            </w:pPr>
-            <w:r>
-              <w:rPr>
-                <w:sz w:val="22"/>
-                <w:szCs w:val="22"/>
-              </w:rPr>
-              <w:t>Admin đăng nhập bằng tài khoản hệ thống</w:t>
-            </w:r>
-          </w:p>
-        </w:tc>
-      </w:tr>
-      <w:tr>
-        <w:tblPrEx>
-          <w:tblBorders>
-            <w:top w:val="single" w:color="auto" w:sz="4" w:space="0"/>
-            <w:left w:val="single" w:color="auto" w:sz="4" w:space="0"/>
-            <w:bottom w:val="single" w:color="auto" w:sz="4" w:space="0"/>
-            <w:right w:val="single" w:color="auto" w:sz="4" w:space="0"/>
-            <w:insideH w:val="single" w:color="auto" w:sz="4" w:space="0"/>
-            <w:insideV w:val="single" w:color="auto" w:sz="4" w:space="0"/>
-          </w:tblBorders>
-          <w:tblCellMar>
-            <w:top w:w="0" w:type="dxa"/>
-            <w:left w:w="10" w:type="dxa"/>
-            <w:bottom w:w="0" w:type="dxa"/>
-            <w:right w:w="10" w:type="dxa"/>
-          </w:tblCellMar>
-        </w:tblPrEx>
-        <w:tc>
-          <w:tcPr>
-            <w:tcW w:w="1200" w:type="dxa"/>
-            <w:shd w:val="clear" w:color="auto" w:fill="FFFFFF"/>
-            <w:tcMar>
-              <w:top w:w="80" w:type="dxa"/>
-              <w:left w:w="120" w:type="dxa"/>
-              <w:bottom w:w="80" w:type="dxa"/>
-              <w:right w:w="120" w:type="dxa"/>
-            </w:tcMar>
-          </w:tcPr>
-          <w:p>
-            <w:pPr>
-              <w:jc w:val="center"/>
-            </w:pPr>
-            <w:r>
-              <w:rPr>
-                <w:sz w:val="22"/>
-                <w:szCs w:val="22"/>
-              </w:rPr>
-              <w:t>UC02</w:t>
-            </w:r>
-          </w:p>
-        </w:tc>
-        <w:tc>
-          <w:tcPr>
-            <w:tcW w:w="2800" w:type="dxa"/>
-            <w:shd w:val="clear" w:color="auto" w:fill="FFFFFF"/>
-            <w:tcMar>
-              <w:top w:w="80" w:type="dxa"/>
-              <w:left w:w="120" w:type="dxa"/>
-              <w:bottom w:w="80" w:type="dxa"/>
-              <w:right w:w="120" w:type="dxa"/>
-            </w:tcMar>
-          </w:tcPr>
-          <w:p>
-            <w:pPr>
-              <w:jc w:val="center"/>
-            </w:pPr>
-            <w:r>
-              <w:rPr>
-                <w:sz w:val="22"/>
-                <w:szCs w:val="22"/>
-              </w:rPr>
-              <w:t>Xem Dashboard</w:t>
-            </w:r>
-          </w:p>
-        </w:tc>
-        <w:tc>
-          <w:tcPr>
-            <w:tcW w:w="5100" w:type="dxa"/>
-            <w:shd w:val="clear" w:color="auto" w:fill="FFFFFF"/>
-            <w:tcMar>
-              <w:top w:w="80" w:type="dxa"/>
-              <w:left w:w="120" w:type="dxa"/>
-              <w:bottom w:w="80" w:type="dxa"/>
-              <w:right w:w="120" w:type="dxa"/>
-            </w:tcMar>
-          </w:tcPr>
-          <w:p>
-            <w:pPr>
-              <w:jc w:val="left"/>
-            </w:pPr>
-            <w:r>
-              <w:rPr>
-                <w:sz w:val="22"/>
-                <w:szCs w:val="22"/>
-              </w:rPr>
-              <w:t>Xem thống kê tổng hợp nhân viên, lương</w:t>
-            </w:r>
-          </w:p>
-        </w:tc>
-      </w:tr>
-      <w:tr>
-        <w:tblPrEx>
-          <w:tblBorders>
-            <w:top w:val="single" w:color="auto" w:sz="4" w:space="0"/>
-            <w:left w:val="single" w:color="auto" w:sz="4" w:space="0"/>
-            <w:bottom w:val="single" w:color="auto" w:sz="4" w:space="0"/>
-            <w:right w:val="single" w:color="auto" w:sz="4" w:space="0"/>
-            <w:insideH w:val="single" w:color="auto" w:sz="4" w:space="0"/>
-            <w:insideV w:val="single" w:color="auto" w:sz="4" w:space="0"/>
-          </w:tblBorders>
-          <w:tblCellMar>
-            <w:top w:w="0" w:type="dxa"/>
-            <w:left w:w="10" w:type="dxa"/>
-            <w:bottom w:w="0" w:type="dxa"/>
-            <w:right w:w="10" w:type="dxa"/>
-          </w:tblCellMar>
-        </w:tblPrEx>
-        <w:tc>
-          <w:tcPr>
-            <w:tcW w:w="1200" w:type="dxa"/>
-            <w:shd w:val="clear" w:color="auto" w:fill="F5F9FF"/>
-            <w:tcMar>
-              <w:top w:w="80" w:type="dxa"/>
-              <w:left w:w="120" w:type="dxa"/>
-              <w:bottom w:w="80" w:type="dxa"/>
-              <w:right w:w="120" w:type="dxa"/>
-            </w:tcMar>
-          </w:tcPr>
-          <w:p>
-            <w:pPr>
-              <w:jc w:val="center"/>
-            </w:pPr>
-            <w:r>
-              <w:rPr>
-                <w:sz w:val="22"/>
-                <w:szCs w:val="22"/>
-              </w:rPr>
-              <w:t>UC03</w:t>
-            </w:r>
-          </w:p>
-        </w:tc>
-        <w:tc>
-          <w:tcPr>
-            <w:tcW w:w="2800" w:type="dxa"/>
-            <w:shd w:val="clear" w:color="auto" w:fill="F5F9FF"/>
-            <w:tcMar>
-              <w:top w:w="80" w:type="dxa"/>
-              <w:left w:w="120" w:type="dxa"/>
-              <w:bottom w:w="80" w:type="dxa"/>
-              <w:right w:w="120" w:type="dxa"/>
-            </w:tcMar>
-          </w:tcPr>
-          <w:p>
-            <w:pPr>
-              <w:jc w:val="center"/>
-            </w:pPr>
-            <w:r>
-              <w:rPr>
-                <w:sz w:val="22"/>
-                <w:szCs w:val="22"/>
-              </w:rPr>
-              <w:t>Quản lý Nhân viên</w:t>
-            </w:r>
-          </w:p>
-        </w:tc>
-        <w:tc>
-          <w:tcPr>
-            <w:tcW w:w="5100" w:type="dxa"/>
-            <w:shd w:val="clear" w:color="auto" w:fill="F5F9FF"/>
-            <w:tcMar>
-              <w:top w:w="80" w:type="dxa"/>
-              <w:left w:w="120" w:type="dxa"/>
-              <w:bottom w:w="80" w:type="dxa"/>
-              <w:right w:w="120" w:type="dxa"/>
-            </w:tcMar>
-          </w:tcPr>
-          <w:p>
-            <w:pPr>
-              <w:jc w:val="left"/>
-            </w:pPr>
-            <w:r>
-              <w:rPr>
-                <w:sz w:val="22"/>
-                <w:szCs w:val="22"/>
-              </w:rPr>
-              <w:t>Thêm, sửa, xóa mềm nhân viên</w:t>
-            </w:r>
-          </w:p>
-        </w:tc>
-      </w:tr>
-      <w:tr>
-        <w:tblPrEx>
-          <w:tblBorders>
-            <w:top w:val="single" w:color="auto" w:sz="4" w:space="0"/>
-            <w:left w:val="single" w:color="auto" w:sz="4" w:space="0"/>
-            <w:bottom w:val="single" w:color="auto" w:sz="4" w:space="0"/>
-            <w:right w:val="single" w:color="auto" w:sz="4" w:space="0"/>
-            <w:insideH w:val="single" w:color="auto" w:sz="4" w:space="0"/>
-            <w:insideV w:val="single" w:color="auto" w:sz="4" w:space="0"/>
-          </w:tblBorders>
-          <w:tblCellMar>
-            <w:top w:w="0" w:type="dxa"/>
-            <w:left w:w="10" w:type="dxa"/>
-            <w:bottom w:w="0" w:type="dxa"/>
-            <w:right w:w="10" w:type="dxa"/>
-          </w:tblCellMar>
-        </w:tblPrEx>
-        <w:tc>
-          <w:tcPr>
-            <w:tcW w:w="1200" w:type="dxa"/>
-            <w:shd w:val="clear" w:color="auto" w:fill="FFFFFF"/>
-            <w:tcMar>
-              <w:top w:w="80" w:type="dxa"/>
-              <w:left w:w="120" w:type="dxa"/>
-              <w:bottom w:w="80" w:type="dxa"/>
-              <w:right w:w="120" w:type="dxa"/>
-            </w:tcMar>
-          </w:tcPr>
-          <w:p>
-            <w:pPr>
-              <w:jc w:val="center"/>
-            </w:pPr>
-            <w:r>
-              <w:rPr>
-                <w:sz w:val="22"/>
-                <w:szCs w:val="22"/>
-              </w:rPr>
-              <w:t>UC04</w:t>
-            </w:r>
-          </w:p>
-        </w:tc>
-        <w:tc>
-          <w:tcPr>
-            <w:tcW w:w="2800" w:type="dxa"/>
-            <w:shd w:val="clear" w:color="auto" w:fill="FFFFFF"/>
-            <w:tcMar>
-              <w:top w:w="80" w:type="dxa"/>
-              <w:left w:w="120" w:type="dxa"/>
-              <w:bottom w:w="80" w:type="dxa"/>
-              <w:right w:w="120" w:type="dxa"/>
-            </w:tcMar>
-          </w:tcPr>
-          <w:p>
-            <w:pPr>
-              <w:jc w:val="center"/>
-            </w:pPr>
-            <w:r>
-              <w:rPr>
-                <w:sz w:val="22"/>
-                <w:szCs w:val="22"/>
-              </w:rPr>
-              <w:t>Quản lý Phòng ban</w:t>
-            </w:r>
-          </w:p>
-        </w:tc>
-        <w:tc>
-          <w:tcPr>
-            <w:tcW w:w="5100" w:type="dxa"/>
-            <w:shd w:val="clear" w:color="auto" w:fill="FFFFFF"/>
-            <w:tcMar>
-              <w:top w:w="80" w:type="dxa"/>
-              <w:left w:w="120" w:type="dxa"/>
-              <w:bottom w:w="80" w:type="dxa"/>
-              <w:right w:w="120" w:type="dxa"/>
-            </w:tcMar>
-          </w:tcPr>
-          <w:p>
-            <w:pPr>
-              <w:jc w:val="left"/>
-            </w:pPr>
-            <w:r>
-              <w:rPr>
-                <w:sz w:val="22"/>
-                <w:szCs w:val="22"/>
-              </w:rPr>
-              <w:t>Thêm, sửa, xóa phòng ban</w:t>
-            </w:r>
-          </w:p>
-        </w:tc>
-      </w:tr>
-      <w:tr>
-        <w:tblPrEx>
-          <w:tblBorders>
-            <w:top w:val="single" w:color="auto" w:sz="4" w:space="0"/>
-            <w:left w:val="single" w:color="auto" w:sz="4" w:space="0"/>
-            <w:bottom w:val="single" w:color="auto" w:sz="4" w:space="0"/>
-            <w:right w:val="single" w:color="auto" w:sz="4" w:space="0"/>
-            <w:insideH w:val="single" w:color="auto" w:sz="4" w:space="0"/>
-            <w:insideV w:val="single" w:color="auto" w:sz="4" w:space="0"/>
-          </w:tblBorders>
-          <w:tblCellMar>
-            <w:top w:w="0" w:type="dxa"/>
-            <w:left w:w="10" w:type="dxa"/>
-            <w:bottom w:w="0" w:type="dxa"/>
-            <w:right w:w="10" w:type="dxa"/>
-          </w:tblCellMar>
-        </w:tblPrEx>
-        <w:tc>
-          <w:tcPr>
-            <w:tcW w:w="1200" w:type="dxa"/>
-            <w:shd w:val="clear" w:color="auto" w:fill="F5F9FF"/>
-            <w:tcMar>
-              <w:top w:w="80" w:type="dxa"/>
-              <w:left w:w="120" w:type="dxa"/>
-              <w:bottom w:w="80" w:type="dxa"/>
-              <w:right w:w="120" w:type="dxa"/>
-            </w:tcMar>
-          </w:tcPr>
-          <w:p>
-            <w:pPr>
-              <w:jc w:val="center"/>
-            </w:pPr>
-            <w:r>
-              <w:rPr>
-                <w:sz w:val="22"/>
-                <w:szCs w:val="22"/>
-              </w:rPr>
-              <w:t>UC05</w:t>
-            </w:r>
-          </w:p>
-        </w:tc>
-        <w:tc>
-          <w:tcPr>
-            <w:tcW w:w="2800" w:type="dxa"/>
-            <w:shd w:val="clear" w:color="auto" w:fill="F5F9FF"/>
-            <w:tcMar>
-              <w:top w:w="80" w:type="dxa"/>
-              <w:left w:w="120" w:type="dxa"/>
-              <w:bottom w:w="80" w:type="dxa"/>
-              <w:right w:w="120" w:type="dxa"/>
-            </w:tcMar>
-          </w:tcPr>
-          <w:p>
-            <w:pPr>
-              <w:jc w:val="center"/>
-            </w:pPr>
-            <w:r>
-              <w:rPr>
-                <w:sz w:val="22"/>
-                <w:szCs w:val="22"/>
-              </w:rPr>
-              <w:t>Quản lý Chức vụ</w:t>
-            </w:r>
-          </w:p>
-        </w:tc>
-        <w:tc>
-          <w:tcPr>
-            <w:tcW w:w="5100" w:type="dxa"/>
-            <w:shd w:val="clear" w:color="auto" w:fill="F5F9FF"/>
-            <w:tcMar>
-              <w:top w:w="80" w:type="dxa"/>
-              <w:left w:w="120" w:type="dxa"/>
-              <w:bottom w:w="80" w:type="dxa"/>
-              <w:right w:w="120" w:type="dxa"/>
-            </w:tcMar>
-          </w:tcPr>
-          <w:p>
-            <w:pPr>
-              <w:jc w:val="left"/>
-            </w:pPr>
-            <w:r>
-              <w:rPr>
-                <w:sz w:val="22"/>
-                <w:szCs w:val="22"/>
-              </w:rPr>
-              <w:t>Thêm, sửa, xóa chức vụ</w:t>
-            </w:r>
-          </w:p>
-        </w:tc>
-      </w:tr>
-      <w:tr>
-        <w:tblPrEx>
-          <w:tblBorders>
-            <w:top w:val="single" w:color="auto" w:sz="4" w:space="0"/>
-            <w:left w:val="single" w:color="auto" w:sz="4" w:space="0"/>
-            <w:bottom w:val="single" w:color="auto" w:sz="4" w:space="0"/>
-            <w:right w:val="single" w:color="auto" w:sz="4" w:space="0"/>
-            <w:insideH w:val="single" w:color="auto" w:sz="4" w:space="0"/>
-            <w:insideV w:val="single" w:color="auto" w:sz="4" w:space="0"/>
-          </w:tblBorders>
-          <w:tblCellMar>
-            <w:top w:w="0" w:type="dxa"/>
-            <w:left w:w="10" w:type="dxa"/>
-            <w:bottom w:w="0" w:type="dxa"/>
-            <w:right w:w="10" w:type="dxa"/>
-          </w:tblCellMar>
-        </w:tblPrEx>
-        <w:tc>
-          <w:tcPr>
-            <w:tcW w:w="1200" w:type="dxa"/>
-            <w:shd w:val="clear" w:color="auto" w:fill="FFFFFF"/>
-            <w:tcMar>
-              <w:top w:w="80" w:type="dxa"/>
-              <w:left w:w="120" w:type="dxa"/>
-              <w:bottom w:w="80" w:type="dxa"/>
-              <w:right w:w="120" w:type="dxa"/>
-            </w:tcMar>
-          </w:tcPr>
-          <w:p>
-            <w:pPr>
-              <w:jc w:val="center"/>
-            </w:pPr>
-            <w:r>
-              <w:rPr>
-                <w:sz w:val="22"/>
-                <w:szCs w:val="22"/>
-              </w:rPr>
-              <w:t>UC06</w:t>
-            </w:r>
-          </w:p>
-        </w:tc>
-        <w:tc>
-          <w:tcPr>
-            <w:tcW w:w="2800" w:type="dxa"/>
-            <w:shd w:val="clear" w:color="auto" w:fill="FFFFFF"/>
-            <w:tcMar>
-              <w:top w:w="80" w:type="dxa"/>
-              <w:left w:w="120" w:type="dxa"/>
-              <w:bottom w:w="80" w:type="dxa"/>
-              <w:right w:w="120" w:type="dxa"/>
-            </w:tcMar>
-          </w:tcPr>
-          <w:p>
-            <w:pPr>
-              <w:jc w:val="center"/>
-            </w:pPr>
-            <w:r>
-              <w:rPr>
-                <w:sz w:val="22"/>
-                <w:szCs w:val="22"/>
-              </w:rPr>
-              <w:t>Xem thông tin đầy đủ NV</w:t>
-            </w:r>
-          </w:p>
-        </w:tc>
-        <w:tc>
-          <w:tcPr>
-            <w:tcW w:w="5100" w:type="dxa"/>
-            <w:shd w:val="clear" w:color="auto" w:fill="FFFFFF"/>
-            <w:tcMar>
-              <w:top w:w="80" w:type="dxa"/>
-              <w:left w:w="120" w:type="dxa"/>
-              <w:bottom w:w="80" w:type="dxa"/>
-              <w:right w:w="120" w:type="dxa"/>
-            </w:tcMar>
-          </w:tcPr>
-          <w:p>
-            <w:pPr>
-              <w:jc w:val="left"/>
-            </w:pPr>
-            <w:r>
-              <w:rPr>
-                <w:sz w:val="22"/>
-                <w:szCs w:val="22"/>
-              </w:rPr>
-              <w:t>Xem view vw_AdminNhanVienDayDu (cross-DB)</w:t>
-            </w:r>
-          </w:p>
-        </w:tc>
-      </w:tr>
-    </w:tbl>
-    <w:p>
-      <w:pPr>
-        <w:pStyle w:val="4"/>
-        <w:rPr>
+    <w:p>
+      <w:pPr>
+        <w:spacing w:before="80" w:after="80"/>
+        <w:ind w:firstLine="720"/>
+        <w:rPr>
+          <w:highlight w:val="red"/>
+        </w:rPr>
+      </w:pPr>
+      <w:r>
+        <w:rPr>
+          <w:highlight w:val="red"/>
+        </w:rPr>
+        <w:lastRenderedPageBreak/>
+        <w:t>Hệ thống bao gồm các nhóm use case chính theo từng vai trò:</w:t>
+      </w:r>
+    </w:p>
+    <w:p>
+      <w:pPr>
+        <w:pStyle w:val="Heading3"/>
+      </w:pPr>
+      <w:r>
+        <w:t>3.2.1. Use Case của Admin</w:t>
+      </w:r>
+    </w:p>
+    <w:p>
+      <w:pPr>
+        <w:pStyle w:val="Heading3"/>
+        <w:rPr>
+          <w:highlight w:val="red"/>
           <w:lang w:val="vi-VN"/>
         </w:rPr>
       </w:pPr>
       <w:r>
-        <w:t>3.2.2. Use Case của Kế toán</w:t>
-      </w:r>
-    </w:p>
-    <w:p>
-      <w:pPr>
-        <w:pStyle w:val="4"/>
-        <w:rPr>
+        <w:rPr>
+          <w:highlight w:val="red"/>
           <w:lang w:val="vi-VN"/>
         </w:rPr>
-      </w:pPr>
-      <w:r>
+        <w:t>Done</w:t>
+      </w:r>
+    </w:p>
+    <w:p>
+      <w:pPr>
+        <w:pStyle w:val="Heading3"/>
+        <w:rPr>
+          <w:lang w:val="vi-VN"/>
+        </w:rPr>
+      </w:pPr>
+      <w:r>
+        <w:rPr>
+          <w:noProof/>
+        </w:rPr>
         <w:drawing>
-          <wp:inline distT="0" distB="0" distL="0" distR="0">
-            <wp:extent cx="5731510" cy="7905750"/>
-            <wp:effectExtent l="0" t="0" r="2540" b="0"/>
-            <wp:docPr id="760966370" name="Picture 13"/>
+          <wp:inline distT="0" distB="0" distL="0" distR="0" wp14:anchorId="54165F1D" wp14:editId="2830B01B">
+            <wp:extent cx="5731492" cy="7935311"/>
+            <wp:effectExtent l="0" t="0" r="3175" b="8890"/>
+            <wp:docPr id="131989596" name="Picture 1"/>
             <wp:cNvGraphicFramePr>
               <a:graphicFrameLocks xmlns:a="http://schemas.openxmlformats.org/drawingml/2006/main" noChangeAspect="1"/>
             </wp:cNvGraphicFramePr>
@@ -3593,7 +3606,7 @@
               <a:graphicData uri="http://schemas.openxmlformats.org/drawingml/2006/picture">
                 <pic:pic xmlns:pic="http://schemas.openxmlformats.org/drawingml/2006/picture">
                   <pic:nvPicPr>
-                    <pic:cNvPr id="760966370" name="Picture 13"/>
+                    <pic:cNvPr id="0" name="Picture 1"/>
                     <pic:cNvPicPr>
                       <a:picLocks noChangeAspect="1" noChangeArrowheads="1"/>
                     </pic:cNvPicPr>
@@ -3611,10 +3624,10 @@
                       <a:fillRect/>
                     </a:stretch>
                   </pic:blipFill>
-                  <pic:spPr>
+                  <pic:spPr bwMode="auto">
                     <a:xfrm>
                       <a:off x="0" y="0"/>
-                      <a:ext cx="5731510" cy="7905750"/>
+                      <a:ext cx="5750200" cy="7961212"/>
                     </a:xfrm>
                     <a:prstGeom prst="rect">
                       <a:avLst/>
@@ -3633,24 +3646,21 @@
     </w:p>
     <w:tbl>
       <w:tblPr>
-        <w:tblStyle w:val="9"/>
         <w:tblW w:w="9100" w:type="dxa"/>
         <w:tblInd w:w="-4" w:type="dxa"/>
         <w:tblBorders>
-          <w:top w:val="single" w:color="auto" w:sz="4" w:space="0"/>
-          <w:left w:val="single" w:color="auto" w:sz="4" w:space="0"/>
-          <w:bottom w:val="single" w:color="auto" w:sz="4" w:space="0"/>
-          <w:right w:val="single" w:color="auto" w:sz="4" w:space="0"/>
-          <w:insideH w:val="single" w:color="auto" w:sz="4" w:space="0"/>
-          <w:insideV w:val="single" w:color="auto" w:sz="4" w:space="0"/>
+          <w:top w:val="single" w:sz="4" w:space="0" w:color="auto"/>
+          <w:left w:val="single" w:sz="4" w:space="0" w:color="auto"/>
+          <w:bottom w:val="single" w:sz="4" w:space="0" w:color="auto"/>
+          <w:right w:val="single" w:sz="4" w:space="0" w:color="auto"/>
+          <w:insideH w:val="single" w:sz="4" w:space="0" w:color="auto"/>
+          <w:insideV w:val="single" w:sz="4" w:space="0" w:color="auto"/>
         </w:tblBorders>
-        <w:tblLayout w:type="autofit"/>
         <w:tblCellMar>
-          <w:top w:w="0" w:type="dxa"/>
           <w:left w:w="10" w:type="dxa"/>
-          <w:bottom w:w="0" w:type="dxa"/>
           <w:right w:w="10" w:type="dxa"/>
         </w:tblCellMar>
+        <w:tblLook w:val="04A0" w:firstRow="1" w:lastRow="0" w:firstColumn="1" w:lastColumn="0" w:noHBand="0" w:noVBand="1"/>
       </w:tblPr>
       <w:tblGrid>
         <w:gridCol w:w="1200"/>
@@ -3658,22 +3668,6 @@
         <w:gridCol w:w="5100"/>
       </w:tblGrid>
       <w:tr>
-        <w:tblPrEx>
-          <w:tblBorders>
-            <w:top w:val="single" w:color="auto" w:sz="4" w:space="0"/>
-            <w:left w:val="single" w:color="auto" w:sz="4" w:space="0"/>
-            <w:bottom w:val="single" w:color="auto" w:sz="4" w:space="0"/>
-            <w:right w:val="single" w:color="auto" w:sz="4" w:space="0"/>
-            <w:insideH w:val="single" w:color="auto" w:sz="4" w:space="0"/>
-            <w:insideV w:val="single" w:color="auto" w:sz="4" w:space="0"/>
-          </w:tblBorders>
-          <w:tblCellMar>
-            <w:top w:w="0" w:type="dxa"/>
-            <w:left w:w="10" w:type="dxa"/>
-            <w:bottom w:w="0" w:type="dxa"/>
-            <w:right w:w="10" w:type="dxa"/>
-          </w:tblCellMar>
-        </w:tblPrEx>
         <w:trPr>
           <w:tblHeader/>
         </w:trPr>
@@ -3701,6 +3695,7 @@
                 <w:sz w:val="22"/>
                 <w:szCs w:val="22"/>
               </w:rPr>
+              <w:lastRenderedPageBreak/>
               <w:t>Mã UC</w:t>
             </w:r>
           </w:p>
@@ -3763,22 +3758,6 @@
         </w:tc>
       </w:tr>
       <w:tr>
-        <w:tblPrEx>
-          <w:tblBorders>
-            <w:top w:val="single" w:color="auto" w:sz="4" w:space="0"/>
-            <w:left w:val="single" w:color="auto" w:sz="4" w:space="0"/>
-            <w:bottom w:val="single" w:color="auto" w:sz="4" w:space="0"/>
-            <w:right w:val="single" w:color="auto" w:sz="4" w:space="0"/>
-            <w:insideH w:val="single" w:color="auto" w:sz="4" w:space="0"/>
-            <w:insideV w:val="single" w:color="auto" w:sz="4" w:space="0"/>
-          </w:tblBorders>
-          <w:tblCellMar>
-            <w:top w:w="0" w:type="dxa"/>
-            <w:left w:w="10" w:type="dxa"/>
-            <w:bottom w:w="0" w:type="dxa"/>
-            <w:right w:w="10" w:type="dxa"/>
-          </w:tblCellMar>
-        </w:tblPrEx>
         <w:tc>
           <w:tcPr>
             <w:tcW w:w="1200" w:type="dxa"/>
@@ -3791,12 +3770,15 @@
             </w:tcMar>
           </w:tcPr>
           <w:p>
-            <w:r>
-              <w:rPr>
-                <w:sz w:val="22"/>
-                <w:szCs w:val="22"/>
-              </w:rPr>
-              <w:t>UC07</w:t>
+            <w:pPr>
+              <w:jc w:val="center"/>
+            </w:pPr>
+            <w:r>
+              <w:rPr>
+                <w:sz w:val="22"/>
+                <w:szCs w:val="22"/>
+              </w:rPr>
+              <w:t>UC01</w:t>
             </w:r>
           </w:p>
         </w:tc>
@@ -3812,12 +3794,15 @@
             </w:tcMar>
           </w:tcPr>
           <w:p>
-            <w:r>
-              <w:rPr>
-                <w:sz w:val="22"/>
-                <w:szCs w:val="22"/>
-              </w:rPr>
-              <w:t>Xem danh sách nhân viên</w:t>
+            <w:pPr>
+              <w:jc w:val="center"/>
+            </w:pPr>
+            <w:r>
+              <w:rPr>
+                <w:sz w:val="22"/>
+                <w:szCs w:val="22"/>
+              </w:rPr>
+              <w:t>Đăng nhập</w:t>
             </w:r>
           </w:p>
         </w:tc>
@@ -3838,28 +3823,12 @@
                 <w:sz w:val="22"/>
                 <w:szCs w:val="22"/>
               </w:rPr>
-              <w:t>Xem và tìm kiếm nhân viên</w:t>
+              <w:t>Admin đăng nhập bằng tài khoản hệ thống</w:t>
             </w:r>
           </w:p>
         </w:tc>
       </w:tr>
       <w:tr>
-        <w:tblPrEx>
-          <w:tblBorders>
-            <w:top w:val="single" w:color="auto" w:sz="4" w:space="0"/>
-            <w:left w:val="single" w:color="auto" w:sz="4" w:space="0"/>
-            <w:bottom w:val="single" w:color="auto" w:sz="4" w:space="0"/>
-            <w:right w:val="single" w:color="auto" w:sz="4" w:space="0"/>
-            <w:insideH w:val="single" w:color="auto" w:sz="4" w:space="0"/>
-            <w:insideV w:val="single" w:color="auto" w:sz="4" w:space="0"/>
-          </w:tblBorders>
-          <w:tblCellMar>
-            <w:top w:w="0" w:type="dxa"/>
-            <w:left w:w="10" w:type="dxa"/>
-            <w:bottom w:w="0" w:type="dxa"/>
-            <w:right w:w="10" w:type="dxa"/>
-          </w:tblCellMar>
-        </w:tblPrEx>
         <w:tc>
           <w:tcPr>
             <w:tcW w:w="1200" w:type="dxa"/>
@@ -3872,12 +3841,15 @@
             </w:tcMar>
           </w:tcPr>
           <w:p>
-            <w:r>
-              <w:rPr>
-                <w:sz w:val="22"/>
-                <w:szCs w:val="22"/>
-              </w:rPr>
-              <w:t>UC08</w:t>
+            <w:pPr>
+              <w:jc w:val="center"/>
+            </w:pPr>
+            <w:r>
+              <w:rPr>
+                <w:sz w:val="22"/>
+                <w:szCs w:val="22"/>
+              </w:rPr>
+              <w:t>UC02</w:t>
             </w:r>
           </w:p>
         </w:tc>
@@ -3893,12 +3865,15 @@
             </w:tcMar>
           </w:tcPr>
           <w:p>
-            <w:r>
-              <w:rPr>
-                <w:sz w:val="22"/>
-                <w:szCs w:val="22"/>
-              </w:rPr>
-              <w:t>Quản lý Bảng lương</w:t>
+            <w:pPr>
+              <w:jc w:val="center"/>
+            </w:pPr>
+            <w:r>
+              <w:rPr>
+                <w:sz w:val="22"/>
+                <w:szCs w:val="22"/>
+              </w:rPr>
+              <w:t>Xem Dashboard</w:t>
             </w:r>
           </w:p>
         </w:tc>
@@ -3919,28 +3894,12 @@
                 <w:sz w:val="22"/>
                 <w:szCs w:val="22"/>
               </w:rPr>
-              <w:t>Xem, cập nhật mức lương cơ bản NV</w:t>
+              <w:t>Xem thống kê tổng hợp nhân viên, lương</w:t>
             </w:r>
           </w:p>
         </w:tc>
       </w:tr>
       <w:tr>
-        <w:tblPrEx>
-          <w:tblBorders>
-            <w:top w:val="single" w:color="auto" w:sz="4" w:space="0"/>
-            <w:left w:val="single" w:color="auto" w:sz="4" w:space="0"/>
-            <w:bottom w:val="single" w:color="auto" w:sz="4" w:space="0"/>
-            <w:right w:val="single" w:color="auto" w:sz="4" w:space="0"/>
-            <w:insideH w:val="single" w:color="auto" w:sz="4" w:space="0"/>
-            <w:insideV w:val="single" w:color="auto" w:sz="4" w:space="0"/>
-          </w:tblBorders>
-          <w:tblCellMar>
-            <w:top w:w="0" w:type="dxa"/>
-            <w:left w:w="10" w:type="dxa"/>
-            <w:bottom w:w="0" w:type="dxa"/>
-            <w:right w:w="10" w:type="dxa"/>
-          </w:tblCellMar>
-        </w:tblPrEx>
         <w:tc>
           <w:tcPr>
             <w:tcW w:w="1200" w:type="dxa"/>
@@ -3953,12 +3912,15 @@
             </w:tcMar>
           </w:tcPr>
           <w:p>
-            <w:r>
-              <w:rPr>
-                <w:sz w:val="22"/>
-                <w:szCs w:val="22"/>
-              </w:rPr>
-              <w:t>UC09</w:t>
+            <w:pPr>
+              <w:jc w:val="center"/>
+            </w:pPr>
+            <w:r>
+              <w:rPr>
+                <w:sz w:val="22"/>
+                <w:szCs w:val="22"/>
+              </w:rPr>
+              <w:t>UC03</w:t>
             </w:r>
           </w:p>
         </w:tc>
@@ -3974,12 +3936,15 @@
             </w:tcMar>
           </w:tcPr>
           <w:p>
-            <w:r>
-              <w:rPr>
-                <w:sz w:val="22"/>
-                <w:szCs w:val="22"/>
-              </w:rPr>
-              <w:t>Tính lương tháng</w:t>
+            <w:pPr>
+              <w:jc w:val="center"/>
+            </w:pPr>
+            <w:r>
+              <w:rPr>
+                <w:sz w:val="22"/>
+                <w:szCs w:val="22"/>
+              </w:rPr>
+              <w:t>Quản lý Nhân viên</w:t>
             </w:r>
           </w:p>
         </w:tc>
@@ -4000,28 +3965,12 @@
                 <w:sz w:val="22"/>
                 <w:szCs w:val="22"/>
               </w:rPr>
-              <w:t>Tạo ChiTietLuongThang cho từng nhân viên</w:t>
+              <w:t>Thêm, sửa, xóa mềm nhân viên</w:t>
             </w:r>
           </w:p>
         </w:tc>
       </w:tr>
       <w:tr>
-        <w:tblPrEx>
-          <w:tblBorders>
-            <w:top w:val="single" w:color="auto" w:sz="4" w:space="0"/>
-            <w:left w:val="single" w:color="auto" w:sz="4" w:space="0"/>
-            <w:bottom w:val="single" w:color="auto" w:sz="4" w:space="0"/>
-            <w:right w:val="single" w:color="auto" w:sz="4" w:space="0"/>
-            <w:insideH w:val="single" w:color="auto" w:sz="4" w:space="0"/>
-            <w:insideV w:val="single" w:color="auto" w:sz="4" w:space="0"/>
-          </w:tblBorders>
-          <w:tblCellMar>
-            <w:top w:w="0" w:type="dxa"/>
-            <w:left w:w="10" w:type="dxa"/>
-            <w:bottom w:w="0" w:type="dxa"/>
-            <w:right w:w="10" w:type="dxa"/>
-          </w:tblCellMar>
-        </w:tblPrEx>
         <w:tc>
           <w:tcPr>
             <w:tcW w:w="1200" w:type="dxa"/>
@@ -4034,12 +3983,15 @@
             </w:tcMar>
           </w:tcPr>
           <w:p>
-            <w:r>
-              <w:rPr>
-                <w:sz w:val="22"/>
-                <w:szCs w:val="22"/>
-              </w:rPr>
-              <w:t>UC10</w:t>
+            <w:pPr>
+              <w:jc w:val="center"/>
+            </w:pPr>
+            <w:r>
+              <w:rPr>
+                <w:sz w:val="22"/>
+                <w:szCs w:val="22"/>
+              </w:rPr>
+              <w:t>UC04</w:t>
             </w:r>
           </w:p>
         </w:tc>
@@ -4055,12 +4007,15 @@
             </w:tcMar>
           </w:tcPr>
           <w:p>
-            <w:r>
-              <w:rPr>
-                <w:sz w:val="22"/>
-                <w:szCs w:val="22"/>
-              </w:rPr>
-              <w:t>Xem lịch sử lương</w:t>
+            <w:pPr>
+              <w:jc w:val="center"/>
+            </w:pPr>
+            <w:r>
+              <w:rPr>
+                <w:sz w:val="22"/>
+                <w:szCs w:val="22"/>
+              </w:rPr>
+              <w:t>Quản lý Phòng ban</w:t>
             </w:r>
           </w:p>
         </w:tc>
@@ -4081,28 +4036,12 @@
                 <w:sz w:val="22"/>
                 <w:szCs w:val="22"/>
               </w:rPr>
-              <w:t>Xem LichSuThayDoiLuong theo nhân viên</w:t>
+              <w:t>Thêm, sửa, xóa phòng ban</w:t>
             </w:r>
           </w:p>
         </w:tc>
       </w:tr>
       <w:tr>
-        <w:tblPrEx>
-          <w:tblBorders>
-            <w:top w:val="single" w:color="auto" w:sz="4" w:space="0"/>
-            <w:left w:val="single" w:color="auto" w:sz="4" w:space="0"/>
-            <w:bottom w:val="single" w:color="auto" w:sz="4" w:space="0"/>
-            <w:right w:val="single" w:color="auto" w:sz="4" w:space="0"/>
-            <w:insideH w:val="single" w:color="auto" w:sz="4" w:space="0"/>
-            <w:insideV w:val="single" w:color="auto" w:sz="4" w:space="0"/>
-          </w:tblBorders>
-          <w:tblCellMar>
-            <w:top w:w="0" w:type="dxa"/>
-            <w:left w:w="10" w:type="dxa"/>
-            <w:bottom w:w="0" w:type="dxa"/>
-            <w:right w:w="10" w:type="dxa"/>
-          </w:tblCellMar>
-        </w:tblPrEx>
         <w:tc>
           <w:tcPr>
             <w:tcW w:w="1200" w:type="dxa"/>
@@ -4115,12 +4054,15 @@
             </w:tcMar>
           </w:tcPr>
           <w:p>
-            <w:r>
-              <w:rPr>
-                <w:sz w:val="22"/>
-                <w:szCs w:val="22"/>
-              </w:rPr>
-              <w:t>UC11</w:t>
+            <w:pPr>
+              <w:jc w:val="center"/>
+            </w:pPr>
+            <w:r>
+              <w:rPr>
+                <w:sz w:val="22"/>
+                <w:szCs w:val="22"/>
+              </w:rPr>
+              <w:t>UC05</w:t>
             </w:r>
           </w:p>
         </w:tc>
@@ -4136,12 +4078,15 @@
             </w:tcMar>
           </w:tcPr>
           <w:p>
-            <w:r>
-              <w:rPr>
-                <w:sz w:val="22"/>
-                <w:szCs w:val="22"/>
-              </w:rPr>
-              <w:t>Quản lý Bảo hiểm</w:t>
+            <w:pPr>
+              <w:jc w:val="center"/>
+            </w:pPr>
+            <w:r>
+              <w:rPr>
+                <w:sz w:val="22"/>
+                <w:szCs w:val="22"/>
+              </w:rPr>
+              <w:t>Quản lý Chức vụ</w:t>
             </w:r>
           </w:p>
         </w:tc>
@@ -4162,28 +4107,12 @@
                 <w:sz w:val="22"/>
                 <w:szCs w:val="22"/>
               </w:rPr>
-              <w:t>Cấu hình tỉ lệ BHXH, BHYT, BHTN</w:t>
+              <w:t>Thêm, sửa, xóa chức vụ</w:t>
             </w:r>
           </w:p>
         </w:tc>
       </w:tr>
       <w:tr>
-        <w:tblPrEx>
-          <w:tblBorders>
-            <w:top w:val="single" w:color="auto" w:sz="4" w:space="0"/>
-            <w:left w:val="single" w:color="auto" w:sz="4" w:space="0"/>
-            <w:bottom w:val="single" w:color="auto" w:sz="4" w:space="0"/>
-            <w:right w:val="single" w:color="auto" w:sz="4" w:space="0"/>
-            <w:insideH w:val="single" w:color="auto" w:sz="4" w:space="0"/>
-            <w:insideV w:val="single" w:color="auto" w:sz="4" w:space="0"/>
-          </w:tblBorders>
-          <w:tblCellMar>
-            <w:top w:w="0" w:type="dxa"/>
-            <w:left w:w="10" w:type="dxa"/>
-            <w:bottom w:w="0" w:type="dxa"/>
-            <w:right w:w="10" w:type="dxa"/>
-          </w:tblCellMar>
-        </w:tblPrEx>
         <w:tc>
           <w:tcPr>
             <w:tcW w:w="1200" w:type="dxa"/>
@@ -4196,12 +4125,15 @@
             </w:tcMar>
           </w:tcPr>
           <w:p>
-            <w:r>
-              <w:rPr>
-                <w:sz w:val="22"/>
-                <w:szCs w:val="22"/>
-              </w:rPr>
-              <w:t>UC12</w:t>
+            <w:pPr>
+              <w:jc w:val="center"/>
+            </w:pPr>
+            <w:r>
+              <w:rPr>
+                <w:sz w:val="22"/>
+                <w:szCs w:val="22"/>
+              </w:rPr>
+              <w:t>UC06</w:t>
             </w:r>
           </w:p>
         </w:tc>
@@ -4217,12 +4149,15 @@
             </w:tcMar>
           </w:tcPr>
           <w:p>
-            <w:r>
-              <w:rPr>
-                <w:sz w:val="22"/>
-                <w:szCs w:val="22"/>
-              </w:rPr>
-              <w:t>Xem báo cáo lương</w:t>
+            <w:pPr>
+              <w:jc w:val="center"/>
+            </w:pPr>
+            <w:r>
+              <w:rPr>
+                <w:sz w:val="22"/>
+                <w:szCs w:val="22"/>
+              </w:rPr>
+              <w:t>Xem thông tin đầy đủ NV</w:t>
             </w:r>
           </w:p>
         </w:tc>
@@ -4243,7 +4178,7 @@
                 <w:sz w:val="22"/>
                 <w:szCs w:val="22"/>
               </w:rPr>
-              <w:t>Xuất danh sách lương tháng theo phòng ban</w:t>
+              <w:t>Xem view vw_AdminNhanVienDayDu (cross-DB)</w:t>
             </w:r>
           </w:p>
         </w:tc>
@@ -4251,28 +4186,31 @@
     </w:tbl>
     <w:p>
       <w:pPr>
-        <w:pStyle w:val="4"/>
+        <w:pStyle w:val="Heading3"/>
         <w:rPr>
           <w:lang w:val="vi-VN"/>
         </w:rPr>
       </w:pPr>
       <w:r>
-        <w:t>3.2.3. Use Case của Nhân viên</w:t>
-      </w:r>
-    </w:p>
-    <w:p>
-      <w:pPr>
-        <w:pStyle w:val="4"/>
+        <w:t>3.2.2. Use Case của Kế toán</w:t>
+      </w:r>
+    </w:p>
+    <w:p>
+      <w:pPr>
+        <w:pStyle w:val="Heading3"/>
         <w:rPr>
           <w:lang w:val="vi-VN"/>
         </w:rPr>
       </w:pPr>
       <w:r>
+        <w:rPr>
+          <w:noProof/>
+        </w:rPr>
         <w:drawing>
-          <wp:inline distT="0" distB="0" distL="0" distR="0">
-            <wp:extent cx="5731510" cy="4166235"/>
-            <wp:effectExtent l="0" t="0" r="2540" b="5715"/>
-            <wp:docPr id="1852627373" name="Picture 14"/>
+          <wp:inline distT="0" distB="0" distL="0" distR="0" wp14:anchorId="436AB822" wp14:editId="069CF1CB">
+            <wp:extent cx="5731448" cy="6474373"/>
+            <wp:effectExtent l="0" t="0" r="3175" b="3175"/>
+            <wp:docPr id="440788445" name="Picture 2"/>
             <wp:cNvGraphicFramePr>
               <a:graphicFrameLocks xmlns:a="http://schemas.openxmlformats.org/drawingml/2006/main" noChangeAspect="1"/>
             </wp:cNvGraphicFramePr>
@@ -4280,7 +4218,7 @@
               <a:graphicData uri="http://schemas.openxmlformats.org/drawingml/2006/picture">
                 <pic:pic xmlns:pic="http://schemas.openxmlformats.org/drawingml/2006/picture">
                   <pic:nvPicPr>
-                    <pic:cNvPr id="1852627373" name="Picture 14"/>
+                    <pic:cNvPr id="0" name="Picture 3"/>
                     <pic:cNvPicPr>
                       <a:picLocks noChangeAspect="1" noChangeArrowheads="1"/>
                     </pic:cNvPicPr>
@@ -4298,10 +4236,10 @@
                       <a:fillRect/>
                     </a:stretch>
                   </pic:blipFill>
-                  <pic:spPr>
+                  <pic:spPr bwMode="auto">
                     <a:xfrm>
                       <a:off x="0" y="0"/>
-                      <a:ext cx="5731510" cy="4166235"/>
+                      <a:ext cx="5738597" cy="6482448"/>
                     </a:xfrm>
                     <a:prstGeom prst="rect">
                       <a:avLst/>
@@ -4320,24 +4258,21 @@
     </w:p>
     <w:tbl>
       <w:tblPr>
-        <w:tblStyle w:val="9"/>
         <w:tblW w:w="9100" w:type="dxa"/>
         <w:tblInd w:w="-4" w:type="dxa"/>
         <w:tblBorders>
-          <w:top w:val="single" w:color="auto" w:sz="4" w:space="0"/>
-          <w:left w:val="single" w:color="auto" w:sz="4" w:space="0"/>
-          <w:bottom w:val="single" w:color="auto" w:sz="4" w:space="0"/>
-          <w:right w:val="single" w:color="auto" w:sz="4" w:space="0"/>
-          <w:insideH w:val="single" w:color="auto" w:sz="4" w:space="0"/>
-          <w:insideV w:val="single" w:color="auto" w:sz="4" w:space="0"/>
+          <w:top w:val="single" w:sz="4" w:space="0" w:color="auto"/>
+          <w:left w:val="single" w:sz="4" w:space="0" w:color="auto"/>
+          <w:bottom w:val="single" w:sz="4" w:space="0" w:color="auto"/>
+          <w:right w:val="single" w:sz="4" w:space="0" w:color="auto"/>
+          <w:insideH w:val="single" w:sz="4" w:space="0" w:color="auto"/>
+          <w:insideV w:val="single" w:sz="4" w:space="0" w:color="auto"/>
         </w:tblBorders>
-        <w:tblLayout w:type="autofit"/>
         <w:tblCellMar>
-          <w:top w:w="0" w:type="dxa"/>
           <w:left w:w="10" w:type="dxa"/>
-          <w:bottom w:w="0" w:type="dxa"/>
           <w:right w:w="10" w:type="dxa"/>
         </w:tblCellMar>
+        <w:tblLook w:val="04A0" w:firstRow="1" w:lastRow="0" w:firstColumn="1" w:lastColumn="0" w:noHBand="0" w:noVBand="1"/>
       </w:tblPr>
       <w:tblGrid>
         <w:gridCol w:w="1200"/>
@@ -4345,22 +4280,6 @@
         <w:gridCol w:w="5100"/>
       </w:tblGrid>
       <w:tr>
-        <w:tblPrEx>
-          <w:tblBorders>
-            <w:top w:val="single" w:color="auto" w:sz="4" w:space="0"/>
-            <w:left w:val="single" w:color="auto" w:sz="4" w:space="0"/>
-            <w:bottom w:val="single" w:color="auto" w:sz="4" w:space="0"/>
-            <w:right w:val="single" w:color="auto" w:sz="4" w:space="0"/>
-            <w:insideH w:val="single" w:color="auto" w:sz="4" w:space="0"/>
-            <w:insideV w:val="single" w:color="auto" w:sz="4" w:space="0"/>
-          </w:tblBorders>
-          <w:tblCellMar>
-            <w:top w:w="0" w:type="dxa"/>
-            <w:left w:w="10" w:type="dxa"/>
-            <w:bottom w:w="0" w:type="dxa"/>
-            <w:right w:w="10" w:type="dxa"/>
-          </w:tblCellMar>
-        </w:tblPrEx>
         <w:trPr>
           <w:tblHeader/>
         </w:trPr>
@@ -4388,6 +4307,7 @@
                 <w:sz w:val="22"/>
                 <w:szCs w:val="22"/>
               </w:rPr>
+              <w:lastRenderedPageBreak/>
               <w:t>Mã UC</w:t>
             </w:r>
           </w:p>
@@ -4450,22 +4370,6 @@
         </w:tc>
       </w:tr>
       <w:tr>
-        <w:tblPrEx>
-          <w:tblBorders>
-            <w:top w:val="single" w:color="auto" w:sz="4" w:space="0"/>
-            <w:left w:val="single" w:color="auto" w:sz="4" w:space="0"/>
-            <w:bottom w:val="single" w:color="auto" w:sz="4" w:space="0"/>
-            <w:right w:val="single" w:color="auto" w:sz="4" w:space="0"/>
-            <w:insideH w:val="single" w:color="auto" w:sz="4" w:space="0"/>
-            <w:insideV w:val="single" w:color="auto" w:sz="4" w:space="0"/>
-          </w:tblBorders>
-          <w:tblCellMar>
-            <w:top w:w="0" w:type="dxa"/>
-            <w:left w:w="10" w:type="dxa"/>
-            <w:bottom w:w="0" w:type="dxa"/>
-            <w:right w:w="10" w:type="dxa"/>
-          </w:tblCellMar>
-        </w:tblPrEx>
         <w:tc>
           <w:tcPr>
             <w:tcW w:w="1200" w:type="dxa"/>
@@ -4483,7 +4387,7 @@
                 <w:sz w:val="22"/>
                 <w:szCs w:val="22"/>
               </w:rPr>
-              <w:t>UC13</w:t>
+              <w:t>UC07</w:t>
             </w:r>
           </w:p>
         </w:tc>
@@ -4504,7 +4408,7 @@
                 <w:sz w:val="22"/>
                 <w:szCs w:val="22"/>
               </w:rPr>
-              <w:t>Đăng nhập</w:t>
+              <w:t>Xem danh sách nhân viên</w:t>
             </w:r>
           </w:p>
         </w:tc>
@@ -4525,28 +4429,12 @@
                 <w:sz w:val="22"/>
                 <w:szCs w:val="22"/>
               </w:rPr>
-              <w:t>Nhân viên đăng nhập xem thông tin</w:t>
+              <w:t>Xem và tìm kiếm nhân viên</w:t>
             </w:r>
           </w:p>
         </w:tc>
       </w:tr>
       <w:tr>
-        <w:tblPrEx>
-          <w:tblBorders>
-            <w:top w:val="single" w:color="auto" w:sz="4" w:space="0"/>
-            <w:left w:val="single" w:color="auto" w:sz="4" w:space="0"/>
-            <w:bottom w:val="single" w:color="auto" w:sz="4" w:space="0"/>
-            <w:right w:val="single" w:color="auto" w:sz="4" w:space="0"/>
-            <w:insideH w:val="single" w:color="auto" w:sz="4" w:space="0"/>
-            <w:insideV w:val="single" w:color="auto" w:sz="4" w:space="0"/>
-          </w:tblBorders>
-          <w:tblCellMar>
-            <w:top w:w="0" w:type="dxa"/>
-            <w:left w:w="10" w:type="dxa"/>
-            <w:bottom w:w="0" w:type="dxa"/>
-            <w:right w:w="10" w:type="dxa"/>
-          </w:tblCellMar>
-        </w:tblPrEx>
         <w:tc>
           <w:tcPr>
             <w:tcW w:w="1200" w:type="dxa"/>
@@ -4564,7 +4452,7 @@
                 <w:sz w:val="22"/>
                 <w:szCs w:val="22"/>
               </w:rPr>
-              <w:t>UC14</w:t>
+              <w:t>UC08</w:t>
             </w:r>
           </w:p>
         </w:tc>
@@ -4585,7 +4473,7 @@
                 <w:sz w:val="22"/>
                 <w:szCs w:val="22"/>
               </w:rPr>
-              <w:t>Xem thông tin cá nhân</w:t>
+              <w:t>Quản lý Bảng lương</w:t>
             </w:r>
           </w:p>
         </w:tc>
@@ -4606,28 +4494,12 @@
                 <w:sz w:val="22"/>
                 <w:szCs w:val="22"/>
               </w:rPr>
-              <w:t>Xem hồ sơ nhân sự của bản thân</w:t>
+              <w:t>Xem, cập nhật mức lương cơ bản NV</w:t>
             </w:r>
           </w:p>
         </w:tc>
       </w:tr>
       <w:tr>
-        <w:tblPrEx>
-          <w:tblBorders>
-            <w:top w:val="single" w:color="auto" w:sz="4" w:space="0"/>
-            <w:left w:val="single" w:color="auto" w:sz="4" w:space="0"/>
-            <w:bottom w:val="single" w:color="auto" w:sz="4" w:space="0"/>
-            <w:right w:val="single" w:color="auto" w:sz="4" w:space="0"/>
-            <w:insideH w:val="single" w:color="auto" w:sz="4" w:space="0"/>
-            <w:insideV w:val="single" w:color="auto" w:sz="4" w:space="0"/>
-          </w:tblBorders>
-          <w:tblCellMar>
-            <w:top w:w="0" w:type="dxa"/>
-            <w:left w:w="10" w:type="dxa"/>
-            <w:bottom w:w="0" w:type="dxa"/>
-            <w:right w:w="10" w:type="dxa"/>
-          </w:tblCellMar>
-        </w:tblPrEx>
         <w:tc>
           <w:tcPr>
             <w:tcW w:w="1200" w:type="dxa"/>
@@ -4645,7 +4517,7 @@
                 <w:sz w:val="22"/>
                 <w:szCs w:val="22"/>
               </w:rPr>
-              <w:t>UC15</w:t>
+              <w:t>UC09</w:t>
             </w:r>
           </w:p>
         </w:tc>
@@ -4666,7 +4538,7 @@
                 <w:sz w:val="22"/>
                 <w:szCs w:val="22"/>
               </w:rPr>
-              <w:t>Xem phiếu lương</w:t>
+              <w:t>Tính lương tháng</w:t>
             </w:r>
           </w:p>
         </w:tc>
@@ -4687,28 +4559,12 @@
                 <w:sz w:val="22"/>
                 <w:szCs w:val="22"/>
               </w:rPr>
-              <w:t>Xem ChiTietLuongThang của tháng hiện tại</w:t>
+              <w:t>Tạo ChiTietLuongThang cho từng nhân viên</w:t>
             </w:r>
           </w:p>
         </w:tc>
       </w:tr>
       <w:tr>
-        <w:tblPrEx>
-          <w:tblBorders>
-            <w:top w:val="single" w:color="auto" w:sz="4" w:space="0"/>
-            <w:left w:val="single" w:color="auto" w:sz="4" w:space="0"/>
-            <w:bottom w:val="single" w:color="auto" w:sz="4" w:space="0"/>
-            <w:right w:val="single" w:color="auto" w:sz="4" w:space="0"/>
-            <w:insideH w:val="single" w:color="auto" w:sz="4" w:space="0"/>
-            <w:insideV w:val="single" w:color="auto" w:sz="4" w:space="0"/>
-          </w:tblBorders>
-          <w:tblCellMar>
-            <w:top w:w="0" w:type="dxa"/>
-            <w:left w:w="10" w:type="dxa"/>
-            <w:bottom w:w="0" w:type="dxa"/>
-            <w:right w:w="10" w:type="dxa"/>
-          </w:tblCellMar>
-        </w:tblPrEx>
         <w:tc>
           <w:tcPr>
             <w:tcW w:w="1200" w:type="dxa"/>
@@ -4726,7 +4582,7 @@
                 <w:sz w:val="22"/>
                 <w:szCs w:val="22"/>
               </w:rPr>
-              <w:t>UC16</w:t>
+              <w:t>UC10</w:t>
             </w:r>
           </w:p>
         </w:tc>
@@ -4747,7 +4603,7 @@
                 <w:sz w:val="22"/>
                 <w:szCs w:val="22"/>
               </w:rPr>
-              <w:t>Xem lịch sử lương bản thân</w:t>
+              <w:t>Xem lịch sử lương</w:t>
             </w:r>
           </w:p>
         </w:tc>
@@ -4768,7 +4624,137 @@
                 <w:sz w:val="22"/>
                 <w:szCs w:val="22"/>
               </w:rPr>
-              <w:t>Xem lương các tháng trước</w:t>
+              <w:t>Xem LichSuThayDoiLuong theo nhân viên</w:t>
+            </w:r>
+          </w:p>
+        </w:tc>
+      </w:tr>
+      <w:tr>
+        <w:tc>
+          <w:tcPr>
+            <w:tcW w:w="1200" w:type="dxa"/>
+            <w:shd w:val="clear" w:color="auto" w:fill="F5F9FF"/>
+            <w:tcMar>
+              <w:top w:w="80" w:type="dxa"/>
+              <w:left w:w="120" w:type="dxa"/>
+              <w:bottom w:w="80" w:type="dxa"/>
+              <w:right w:w="120" w:type="dxa"/>
+            </w:tcMar>
+          </w:tcPr>
+          <w:p>
+            <w:r>
+              <w:rPr>
+                <w:sz w:val="22"/>
+                <w:szCs w:val="22"/>
+              </w:rPr>
+              <w:t>UC11</w:t>
+            </w:r>
+          </w:p>
+        </w:tc>
+        <w:tc>
+          <w:tcPr>
+            <w:tcW w:w="2800" w:type="dxa"/>
+            <w:shd w:val="clear" w:color="auto" w:fill="F5F9FF"/>
+            <w:tcMar>
+              <w:top w:w="80" w:type="dxa"/>
+              <w:left w:w="120" w:type="dxa"/>
+              <w:bottom w:w="80" w:type="dxa"/>
+              <w:right w:w="120" w:type="dxa"/>
+            </w:tcMar>
+          </w:tcPr>
+          <w:p>
+            <w:r>
+              <w:rPr>
+                <w:sz w:val="22"/>
+                <w:szCs w:val="22"/>
+              </w:rPr>
+              <w:t>Quản lý Bảo hiểm</w:t>
+            </w:r>
+          </w:p>
+        </w:tc>
+        <w:tc>
+          <w:tcPr>
+            <w:tcW w:w="5100" w:type="dxa"/>
+            <w:shd w:val="clear" w:color="auto" w:fill="F5F9FF"/>
+            <w:tcMar>
+              <w:top w:w="80" w:type="dxa"/>
+              <w:left w:w="120" w:type="dxa"/>
+              <w:bottom w:w="80" w:type="dxa"/>
+              <w:right w:w="120" w:type="dxa"/>
+            </w:tcMar>
+          </w:tcPr>
+          <w:p>
+            <w:r>
+              <w:rPr>
+                <w:sz w:val="22"/>
+                <w:szCs w:val="22"/>
+              </w:rPr>
+              <w:t>Cấu hình tỉ lệ BHXH, BHYT, BHTN</w:t>
+            </w:r>
+          </w:p>
+        </w:tc>
+      </w:tr>
+      <w:tr>
+        <w:tc>
+          <w:tcPr>
+            <w:tcW w:w="1200" w:type="dxa"/>
+            <w:shd w:val="clear" w:color="auto" w:fill="FFFFFF"/>
+            <w:tcMar>
+              <w:top w:w="80" w:type="dxa"/>
+              <w:left w:w="120" w:type="dxa"/>
+              <w:bottom w:w="80" w:type="dxa"/>
+              <w:right w:w="120" w:type="dxa"/>
+            </w:tcMar>
+          </w:tcPr>
+          <w:p>
+            <w:r>
+              <w:rPr>
+                <w:sz w:val="22"/>
+                <w:szCs w:val="22"/>
+              </w:rPr>
+              <w:t>UC12</w:t>
+            </w:r>
+          </w:p>
+        </w:tc>
+        <w:tc>
+          <w:tcPr>
+            <w:tcW w:w="2800" w:type="dxa"/>
+            <w:shd w:val="clear" w:color="auto" w:fill="FFFFFF"/>
+            <w:tcMar>
+              <w:top w:w="80" w:type="dxa"/>
+              <w:left w:w="120" w:type="dxa"/>
+              <w:bottom w:w="80" w:type="dxa"/>
+              <w:right w:w="120" w:type="dxa"/>
+            </w:tcMar>
+          </w:tcPr>
+          <w:p>
+            <w:r>
+              <w:rPr>
+                <w:sz w:val="22"/>
+                <w:szCs w:val="22"/>
+              </w:rPr>
+              <w:t>Xem báo cáo lương</w:t>
+            </w:r>
+          </w:p>
+        </w:tc>
+        <w:tc>
+          <w:tcPr>
+            <w:tcW w:w="5100" w:type="dxa"/>
+            <w:shd w:val="clear" w:color="auto" w:fill="FFFFFF"/>
+            <w:tcMar>
+              <w:top w:w="80" w:type="dxa"/>
+              <w:left w:w="120" w:type="dxa"/>
+              <w:bottom w:w="80" w:type="dxa"/>
+              <w:right w:w="120" w:type="dxa"/>
+            </w:tcMar>
+          </w:tcPr>
+          <w:p>
+            <w:r>
+              <w:rPr>
+                <w:sz w:val="22"/>
+                <w:szCs w:val="22"/>
+              </w:rPr>
+              <w:t>Xuất danh sách lương tháng theo phòng ban</w:t>
             </w:r>
           </w:p>
         </w:tc>
@@ -4776,28 +4762,31 @@
     </w:tbl>
     <w:p>
       <w:pPr>
-        <w:pStyle w:val="3"/>
+        <w:pStyle w:val="Heading3"/>
         <w:rPr>
           <w:lang w:val="vi-VN"/>
         </w:rPr>
       </w:pPr>
       <w:r>
-        <w:t>3.3. Đặc tả Use Case quan trọng</w:t>
-      </w:r>
-    </w:p>
-    <w:p>
-      <w:pPr>
-        <w:pStyle w:val="3"/>
+        <w:t>3.2.3. Use Case của Nhân viên</w:t>
+      </w:r>
+    </w:p>
+    <w:p>
+      <w:pPr>
+        <w:pStyle w:val="Heading3"/>
         <w:rPr>
           <w:lang w:val="vi-VN"/>
         </w:rPr>
       </w:pPr>
       <w:r>
+        <w:rPr>
+          <w:noProof/>
+        </w:rPr>
         <w:drawing>
-          <wp:inline distT="0" distB="0" distL="0" distR="0">
-            <wp:extent cx="3949065" cy="8863330"/>
-            <wp:effectExtent l="0" t="0" r="0" b="0"/>
-            <wp:docPr id="907036673" name="Picture 16"/>
+          <wp:inline distT="0" distB="0" distL="0" distR="0" wp14:anchorId="177BCECF" wp14:editId="7447EEB1">
+            <wp:extent cx="5731510" cy="4885690"/>
+            <wp:effectExtent l="0" t="0" r="2540" b="0"/>
+            <wp:docPr id="894588213" name="Picture 3"/>
             <wp:cNvGraphicFramePr>
               <a:graphicFrameLocks xmlns:a="http://schemas.openxmlformats.org/drawingml/2006/main" noChangeAspect="1"/>
             </wp:cNvGraphicFramePr>
@@ -4805,7 +4794,7 @@
               <a:graphicData uri="http://schemas.openxmlformats.org/drawingml/2006/picture">
                 <pic:pic xmlns:pic="http://schemas.openxmlformats.org/drawingml/2006/picture">
                   <pic:nvPicPr>
-                    <pic:cNvPr id="907036673" name="Picture 16"/>
+                    <pic:cNvPr id="0" name="Picture 5"/>
                     <pic:cNvPicPr>
                       <a:picLocks noChangeAspect="1" noChangeArrowheads="1"/>
                     </pic:cNvPicPr>
@@ -4823,10 +4812,10 @@
                       <a:fillRect/>
                     </a:stretch>
                   </pic:blipFill>
-                  <pic:spPr>
+                  <pic:spPr bwMode="auto">
                     <a:xfrm>
                       <a:off x="0" y="0"/>
-                      <a:ext cx="3949065" cy="8863330"/>
+                      <a:ext cx="5731510" cy="4885690"/>
                     </a:xfrm>
                     <a:prstGeom prst="rect">
                       <a:avLst/>
@@ -4843,30 +4832,419 @@
         </w:drawing>
       </w:r>
     </w:p>
-    <w:p>
-      <w:pPr>
-        <w:pStyle w:val="4"/>
+    <w:tbl>
+      <w:tblPr>
+        <w:tblW w:w="9100" w:type="dxa"/>
+        <w:tblInd w:w="-4" w:type="dxa"/>
+        <w:tblBorders>
+          <w:top w:val="single" w:sz="4" w:space="0" w:color="auto"/>
+          <w:left w:val="single" w:sz="4" w:space="0" w:color="auto"/>
+          <w:bottom w:val="single" w:sz="4" w:space="0" w:color="auto"/>
+          <w:right w:val="single" w:sz="4" w:space="0" w:color="auto"/>
+          <w:insideH w:val="single" w:sz="4" w:space="0" w:color="auto"/>
+          <w:insideV w:val="single" w:sz="4" w:space="0" w:color="auto"/>
+        </w:tblBorders>
+        <w:tblCellMar>
+          <w:left w:w="10" w:type="dxa"/>
+          <w:right w:w="10" w:type="dxa"/>
+        </w:tblCellMar>
+        <w:tblLook w:val="04A0" w:firstRow="1" w:lastRow="0" w:firstColumn="1" w:lastColumn="0" w:noHBand="0" w:noVBand="1"/>
+      </w:tblPr>
+      <w:tblGrid>
+        <w:gridCol w:w="1200"/>
+        <w:gridCol w:w="2800"/>
+        <w:gridCol w:w="5100"/>
+      </w:tblGrid>
+      <w:tr>
+        <w:trPr>
+          <w:tblHeader/>
+        </w:trPr>
+        <w:tc>
+          <w:tcPr>
+            <w:tcW w:w="1200" w:type="dxa"/>
+            <w:shd w:val="clear" w:color="auto" w:fill="2E75B6"/>
+            <w:tcMar>
+              <w:top w:w="100" w:type="dxa"/>
+              <w:left w:w="120" w:type="dxa"/>
+              <w:bottom w:w="100" w:type="dxa"/>
+              <w:right w:w="120" w:type="dxa"/>
+            </w:tcMar>
+            <w:vAlign w:val="center"/>
+          </w:tcPr>
+          <w:p>
+            <w:pPr>
+              <w:jc w:val="center"/>
+            </w:pPr>
+            <w:r>
+              <w:rPr>
+                <w:b/>
+                <w:bCs/>
+                <w:color w:val="FFFFFF"/>
+                <w:sz w:val="22"/>
+                <w:szCs w:val="22"/>
+              </w:rPr>
+              <w:t>Mã UC</w:t>
+            </w:r>
+          </w:p>
+        </w:tc>
+        <w:tc>
+          <w:tcPr>
+            <w:tcW w:w="2800" w:type="dxa"/>
+            <w:shd w:val="clear" w:color="auto" w:fill="2E75B6"/>
+            <w:tcMar>
+              <w:top w:w="100" w:type="dxa"/>
+              <w:left w:w="120" w:type="dxa"/>
+              <w:bottom w:w="100" w:type="dxa"/>
+              <w:right w:w="120" w:type="dxa"/>
+            </w:tcMar>
+            <w:vAlign w:val="center"/>
+          </w:tcPr>
+          <w:p>
+            <w:pPr>
+              <w:jc w:val="center"/>
+            </w:pPr>
+            <w:r>
+              <w:rPr>
+                <w:b/>
+                <w:bCs/>
+                <w:color w:val="FFFFFF"/>
+                <w:sz w:val="22"/>
+                <w:szCs w:val="22"/>
+              </w:rPr>
+              <w:t>Tên Use Case</w:t>
+            </w:r>
+          </w:p>
+        </w:tc>
+        <w:tc>
+          <w:tcPr>
+            <w:tcW w:w="5100" w:type="dxa"/>
+            <w:shd w:val="clear" w:color="auto" w:fill="2E75B6"/>
+            <w:tcMar>
+              <w:top w:w="100" w:type="dxa"/>
+              <w:left w:w="120" w:type="dxa"/>
+              <w:bottom w:w="100" w:type="dxa"/>
+              <w:right w:w="120" w:type="dxa"/>
+            </w:tcMar>
+            <w:vAlign w:val="center"/>
+          </w:tcPr>
+          <w:p>
+            <w:pPr>
+              <w:jc w:val="center"/>
+            </w:pPr>
+            <w:r>
+              <w:rPr>
+                <w:b/>
+                <w:bCs/>
+                <w:color w:val="FFFFFF"/>
+                <w:sz w:val="22"/>
+                <w:szCs w:val="22"/>
+              </w:rPr>
+              <w:t>Mô tả ngắn</w:t>
+            </w:r>
+          </w:p>
+        </w:tc>
+      </w:tr>
+      <w:tr>
+        <w:tc>
+          <w:tcPr>
+            <w:tcW w:w="1200" w:type="dxa"/>
+            <w:shd w:val="clear" w:color="auto" w:fill="F5F9FF"/>
+            <w:tcMar>
+              <w:top w:w="80" w:type="dxa"/>
+              <w:left w:w="120" w:type="dxa"/>
+              <w:bottom w:w="80" w:type="dxa"/>
+              <w:right w:w="120" w:type="dxa"/>
+            </w:tcMar>
+          </w:tcPr>
+          <w:p>
+            <w:r>
+              <w:rPr>
+                <w:sz w:val="22"/>
+                <w:szCs w:val="22"/>
+              </w:rPr>
+              <w:t>UC13</w:t>
+            </w:r>
+          </w:p>
+        </w:tc>
+        <w:tc>
+          <w:tcPr>
+            <w:tcW w:w="2800" w:type="dxa"/>
+            <w:shd w:val="clear" w:color="auto" w:fill="F5F9FF"/>
+            <w:tcMar>
+              <w:top w:w="80" w:type="dxa"/>
+              <w:left w:w="120" w:type="dxa"/>
+              <w:bottom w:w="80" w:type="dxa"/>
+              <w:right w:w="120" w:type="dxa"/>
+            </w:tcMar>
+          </w:tcPr>
+          <w:p>
+            <w:r>
+              <w:rPr>
+                <w:sz w:val="22"/>
+                <w:szCs w:val="22"/>
+              </w:rPr>
+              <w:t>Đăng nhập</w:t>
+            </w:r>
+          </w:p>
+        </w:tc>
+        <w:tc>
+          <w:tcPr>
+            <w:tcW w:w="5100" w:type="dxa"/>
+            <w:shd w:val="clear" w:color="auto" w:fill="F5F9FF"/>
+            <w:tcMar>
+              <w:top w:w="80" w:type="dxa"/>
+              <w:left w:w="120" w:type="dxa"/>
+              <w:bottom w:w="80" w:type="dxa"/>
+              <w:right w:w="120" w:type="dxa"/>
+            </w:tcMar>
+          </w:tcPr>
+          <w:p>
+            <w:r>
+              <w:rPr>
+                <w:sz w:val="22"/>
+                <w:szCs w:val="22"/>
+              </w:rPr>
+              <w:t>Nhân viên đăng nhập xem thông tin</w:t>
+            </w:r>
+          </w:p>
+        </w:tc>
+      </w:tr>
+      <w:tr>
+        <w:tc>
+          <w:tcPr>
+            <w:tcW w:w="1200" w:type="dxa"/>
+            <w:shd w:val="clear" w:color="auto" w:fill="FFFFFF"/>
+            <w:tcMar>
+              <w:top w:w="80" w:type="dxa"/>
+              <w:left w:w="120" w:type="dxa"/>
+              <w:bottom w:w="80" w:type="dxa"/>
+              <w:right w:w="120" w:type="dxa"/>
+            </w:tcMar>
+          </w:tcPr>
+          <w:p>
+            <w:r>
+              <w:rPr>
+                <w:sz w:val="22"/>
+                <w:szCs w:val="22"/>
+              </w:rPr>
+              <w:t>UC14</w:t>
+            </w:r>
+          </w:p>
+        </w:tc>
+        <w:tc>
+          <w:tcPr>
+            <w:tcW w:w="2800" w:type="dxa"/>
+            <w:shd w:val="clear" w:color="auto" w:fill="FFFFFF"/>
+            <w:tcMar>
+              <w:top w:w="80" w:type="dxa"/>
+              <w:left w:w="120" w:type="dxa"/>
+              <w:bottom w:w="80" w:type="dxa"/>
+              <w:right w:w="120" w:type="dxa"/>
+            </w:tcMar>
+          </w:tcPr>
+          <w:p>
+            <w:r>
+              <w:rPr>
+                <w:sz w:val="22"/>
+                <w:szCs w:val="22"/>
+              </w:rPr>
+              <w:t>Xem thông tin cá nhân</w:t>
+            </w:r>
+          </w:p>
+        </w:tc>
+        <w:tc>
+          <w:tcPr>
+            <w:tcW w:w="5100" w:type="dxa"/>
+            <w:shd w:val="clear" w:color="auto" w:fill="FFFFFF"/>
+            <w:tcMar>
+              <w:top w:w="80" w:type="dxa"/>
+              <w:left w:w="120" w:type="dxa"/>
+              <w:bottom w:w="80" w:type="dxa"/>
+              <w:right w:w="120" w:type="dxa"/>
+            </w:tcMar>
+          </w:tcPr>
+          <w:p>
+            <w:r>
+              <w:rPr>
+                <w:sz w:val="22"/>
+                <w:szCs w:val="22"/>
+              </w:rPr>
+              <w:t>Xem hồ sơ nhân sự của bản thân</w:t>
+            </w:r>
+          </w:p>
+        </w:tc>
+      </w:tr>
+      <w:tr>
+        <w:tc>
+          <w:tcPr>
+            <w:tcW w:w="1200" w:type="dxa"/>
+            <w:shd w:val="clear" w:color="auto" w:fill="F5F9FF"/>
+            <w:tcMar>
+              <w:top w:w="80" w:type="dxa"/>
+              <w:left w:w="120" w:type="dxa"/>
+              <w:bottom w:w="80" w:type="dxa"/>
+              <w:right w:w="120" w:type="dxa"/>
+            </w:tcMar>
+          </w:tcPr>
+          <w:p>
+            <w:r>
+              <w:rPr>
+                <w:sz w:val="22"/>
+                <w:szCs w:val="22"/>
+              </w:rPr>
+              <w:t>UC15</w:t>
+            </w:r>
+          </w:p>
+        </w:tc>
+        <w:tc>
+          <w:tcPr>
+            <w:tcW w:w="2800" w:type="dxa"/>
+            <w:shd w:val="clear" w:color="auto" w:fill="F5F9FF"/>
+            <w:tcMar>
+              <w:top w:w="80" w:type="dxa"/>
+              <w:left w:w="120" w:type="dxa"/>
+              <w:bottom w:w="80" w:type="dxa"/>
+              <w:right w:w="120" w:type="dxa"/>
+            </w:tcMar>
+          </w:tcPr>
+          <w:p>
+            <w:r>
+              <w:rPr>
+                <w:sz w:val="22"/>
+                <w:szCs w:val="22"/>
+              </w:rPr>
+              <w:t>Xem phiếu lương</w:t>
+            </w:r>
+          </w:p>
+        </w:tc>
+        <w:tc>
+          <w:tcPr>
+            <w:tcW w:w="5100" w:type="dxa"/>
+            <w:shd w:val="clear" w:color="auto" w:fill="F5F9FF"/>
+            <w:tcMar>
+              <w:top w:w="80" w:type="dxa"/>
+              <w:left w:w="120" w:type="dxa"/>
+              <w:bottom w:w="80" w:type="dxa"/>
+              <w:right w:w="120" w:type="dxa"/>
+            </w:tcMar>
+          </w:tcPr>
+          <w:p>
+            <w:r>
+              <w:rPr>
+                <w:sz w:val="22"/>
+                <w:szCs w:val="22"/>
+              </w:rPr>
+              <w:t>Xem ChiTietLuongThang của tháng hiện tại</w:t>
+            </w:r>
+          </w:p>
+        </w:tc>
+      </w:tr>
+      <w:tr>
+        <w:tc>
+          <w:tcPr>
+            <w:tcW w:w="1200" w:type="dxa"/>
+            <w:shd w:val="clear" w:color="auto" w:fill="FFFFFF"/>
+            <w:tcMar>
+              <w:top w:w="80" w:type="dxa"/>
+              <w:left w:w="120" w:type="dxa"/>
+              <w:bottom w:w="80" w:type="dxa"/>
+              <w:right w:w="120" w:type="dxa"/>
+            </w:tcMar>
+          </w:tcPr>
+          <w:p>
+            <w:r>
+              <w:rPr>
+                <w:sz w:val="22"/>
+                <w:szCs w:val="22"/>
+              </w:rPr>
+              <w:t>UC16</w:t>
+            </w:r>
+          </w:p>
+        </w:tc>
+        <w:tc>
+          <w:tcPr>
+            <w:tcW w:w="2800" w:type="dxa"/>
+            <w:shd w:val="clear" w:color="auto" w:fill="FFFFFF"/>
+            <w:tcMar>
+              <w:top w:w="80" w:type="dxa"/>
+              <w:left w:w="120" w:type="dxa"/>
+              <w:bottom w:w="80" w:type="dxa"/>
+              <w:right w:w="120" w:type="dxa"/>
+            </w:tcMar>
+          </w:tcPr>
+          <w:p>
+            <w:r>
+              <w:rPr>
+                <w:sz w:val="22"/>
+                <w:szCs w:val="22"/>
+              </w:rPr>
+              <w:t>Xem lịch sử lương bản thân</w:t>
+            </w:r>
+          </w:p>
+        </w:tc>
+        <w:tc>
+          <w:tcPr>
+            <w:tcW w:w="5100" w:type="dxa"/>
+            <w:shd w:val="clear" w:color="auto" w:fill="FFFFFF"/>
+            <w:tcMar>
+              <w:top w:w="80" w:type="dxa"/>
+              <w:left w:w="120" w:type="dxa"/>
+              <w:bottom w:w="80" w:type="dxa"/>
+              <w:right w:w="120" w:type="dxa"/>
+            </w:tcMar>
+          </w:tcPr>
+          <w:p>
+            <w:r>
+              <w:rPr>
+                <w:sz w:val="22"/>
+                <w:szCs w:val="22"/>
+              </w:rPr>
+              <w:t>Xem lương các tháng trước</w:t>
+            </w:r>
+          </w:p>
+        </w:tc>
+      </w:tr>
+    </w:tbl>
+    <w:p>
+      <w:pPr>
+        <w:pStyle w:val="Heading2"/>
         <w:rPr>
           <w:lang w:val="vi-VN"/>
         </w:rPr>
       </w:pPr>
       <w:r>
+        <w:lastRenderedPageBreak/>
+        <w:t>3.3. Đặc tả Use Case quan trọng</w:t>
+      </w:r>
+    </w:p>
+    <w:p>
+      <w:pPr>
+        <w:pStyle w:val="Heading3"/>
+        <w:rPr>
+          <w:lang w:val="vi-VN"/>
+        </w:rPr>
+      </w:pPr>
+      <w:r>
         <w:t>UC03 - Quản lý Nhân viên (Thêm mới)</w:t>
       </w:r>
     </w:p>
     <w:p>
       <w:pPr>
-        <w:pStyle w:val="4"/>
+        <w:pStyle w:val="Heading3"/>
         <w:rPr>
           <w:lang w:val="vi-VN"/>
         </w:rPr>
       </w:pPr>
       <w:r>
+        <w:rPr>
+          <w:noProof/>
+        </w:rPr>
+        <w:lastRenderedPageBreak/>
         <w:drawing>
-          <wp:inline distT="0" distB="0" distL="0" distR="0">
-            <wp:extent cx="5731510" cy="8423275"/>
-            <wp:effectExtent l="0" t="0" r="2540" b="0"/>
-            <wp:docPr id="1756802886" name="Picture 7"/>
+          <wp:inline distT="0" distB="0" distL="0" distR="0" wp14:anchorId="352D2881" wp14:editId="107504DB">
+            <wp:extent cx="4709795" cy="8863330"/>
+            <wp:effectExtent l="0" t="0" r="0" b="0"/>
+            <wp:docPr id="575961404" name="Picture 5"/>
             <wp:cNvGraphicFramePr>
               <a:graphicFrameLocks xmlns:a="http://schemas.openxmlformats.org/drawingml/2006/main" noChangeAspect="1"/>
             </wp:cNvGraphicFramePr>
@@ -4874,7 +5252,7 @@
               <a:graphicData uri="http://schemas.openxmlformats.org/drawingml/2006/picture">
                 <pic:pic xmlns:pic="http://schemas.openxmlformats.org/drawingml/2006/picture">
                   <pic:nvPicPr>
-                    <pic:cNvPr id="1756802886" name="Picture 7"/>
+                    <pic:cNvPr id="0" name="Picture 9"/>
                     <pic:cNvPicPr>
                       <a:picLocks noChangeAspect="1" noChangeArrowheads="1"/>
                     </pic:cNvPicPr>
@@ -4892,10 +5270,10 @@
                       <a:fillRect/>
                     </a:stretch>
                   </pic:blipFill>
-                  <pic:spPr>
+                  <pic:spPr bwMode="auto">
                     <a:xfrm>
                       <a:off x="0" y="0"/>
-                      <a:ext cx="5731510" cy="8423275"/>
+                      <a:ext cx="4709795" cy="8863330"/>
                     </a:xfrm>
                     <a:prstGeom prst="rect">
                       <a:avLst/>
@@ -4914,46 +5292,27 @@
     </w:p>
     <w:tbl>
       <w:tblPr>
-        <w:tblStyle w:val="9"/>
         <w:tblW w:w="9100" w:type="dxa"/>
         <w:tblInd w:w="-4" w:type="dxa"/>
         <w:tblBorders>
-          <w:top w:val="single" w:color="auto" w:sz="4" w:space="0"/>
-          <w:left w:val="single" w:color="auto" w:sz="4" w:space="0"/>
-          <w:bottom w:val="single" w:color="auto" w:sz="4" w:space="0"/>
-          <w:right w:val="single" w:color="auto" w:sz="4" w:space="0"/>
-          <w:insideH w:val="single" w:color="auto" w:sz="4" w:space="0"/>
-          <w:insideV w:val="single" w:color="auto" w:sz="4" w:space="0"/>
+          <w:top w:val="single" w:sz="4" w:space="0" w:color="auto"/>
+          <w:left w:val="single" w:sz="4" w:space="0" w:color="auto"/>
+          <w:bottom w:val="single" w:sz="4" w:space="0" w:color="auto"/>
+          <w:right w:val="single" w:sz="4" w:space="0" w:color="auto"/>
+          <w:insideH w:val="single" w:sz="4" w:space="0" w:color="auto"/>
+          <w:insideV w:val="single" w:sz="4" w:space="0" w:color="auto"/>
         </w:tblBorders>
-        <w:tblLayout w:type="autofit"/>
         <w:tblCellMar>
-          <w:top w:w="0" w:type="dxa"/>
           <w:left w:w="10" w:type="dxa"/>
-          <w:bottom w:w="0" w:type="dxa"/>
           <w:right w:w="10" w:type="dxa"/>
         </w:tblCellMar>
+        <w:tblLook w:val="04A0" w:firstRow="1" w:lastRow="0" w:firstColumn="1" w:lastColumn="0" w:noHBand="0" w:noVBand="1"/>
       </w:tblPr>
       <w:tblGrid>
         <w:gridCol w:w="2800"/>
         <w:gridCol w:w="6300"/>
       </w:tblGrid>
       <w:tr>
-        <w:tblPrEx>
-          <w:tblBorders>
-            <w:top w:val="single" w:color="auto" w:sz="4" w:space="0"/>
-            <w:left w:val="single" w:color="auto" w:sz="4" w:space="0"/>
-            <w:bottom w:val="single" w:color="auto" w:sz="4" w:space="0"/>
-            <w:right w:val="single" w:color="auto" w:sz="4" w:space="0"/>
-            <w:insideH w:val="single" w:color="auto" w:sz="4" w:space="0"/>
-            <w:insideV w:val="single" w:color="auto" w:sz="4" w:space="0"/>
-          </w:tblBorders>
-          <w:tblCellMar>
-            <w:top w:w="0" w:type="dxa"/>
-            <w:left w:w="10" w:type="dxa"/>
-            <w:bottom w:w="0" w:type="dxa"/>
-            <w:right w:w="10" w:type="dxa"/>
-          </w:tblCellMar>
-        </w:tblPrEx>
         <w:trPr>
           <w:tblHeader/>
         </w:trPr>
@@ -4981,6 +5340,7 @@
                 <w:sz w:val="22"/>
                 <w:szCs w:val="22"/>
               </w:rPr>
+              <w:lastRenderedPageBreak/>
               <w:t>Thuộc tính</w:t>
             </w:r>
           </w:p>
@@ -5015,22 +5375,6 @@
         </w:tc>
       </w:tr>
       <w:tr>
-        <w:tblPrEx>
-          <w:tblBorders>
-            <w:top w:val="single" w:color="auto" w:sz="4" w:space="0"/>
-            <w:left w:val="single" w:color="auto" w:sz="4" w:space="0"/>
-            <w:bottom w:val="single" w:color="auto" w:sz="4" w:space="0"/>
-            <w:right w:val="single" w:color="auto" w:sz="4" w:space="0"/>
-            <w:insideH w:val="single" w:color="auto" w:sz="4" w:space="0"/>
-            <w:insideV w:val="single" w:color="auto" w:sz="4" w:space="0"/>
-          </w:tblBorders>
-          <w:tblCellMar>
-            <w:top w:w="0" w:type="dxa"/>
-            <w:left w:w="10" w:type="dxa"/>
-            <w:bottom w:w="0" w:type="dxa"/>
-            <w:right w:w="10" w:type="dxa"/>
-          </w:tblCellMar>
-        </w:tblPrEx>
         <w:tc>
           <w:tcPr>
             <w:tcW w:w="2800" w:type="dxa"/>
@@ -5075,22 +5419,6 @@
         </w:tc>
       </w:tr>
       <w:tr>
-        <w:tblPrEx>
-          <w:tblBorders>
-            <w:top w:val="single" w:color="auto" w:sz="4" w:space="0"/>
-            <w:left w:val="single" w:color="auto" w:sz="4" w:space="0"/>
-            <w:bottom w:val="single" w:color="auto" w:sz="4" w:space="0"/>
-            <w:right w:val="single" w:color="auto" w:sz="4" w:space="0"/>
-            <w:insideH w:val="single" w:color="auto" w:sz="4" w:space="0"/>
-            <w:insideV w:val="single" w:color="auto" w:sz="4" w:space="0"/>
-          </w:tblBorders>
-          <w:tblCellMar>
-            <w:top w:w="0" w:type="dxa"/>
-            <w:left w:w="10" w:type="dxa"/>
-            <w:bottom w:w="0" w:type="dxa"/>
-            <w:right w:w="10" w:type="dxa"/>
-          </w:tblCellMar>
-        </w:tblPrEx>
         <w:tc>
           <w:tcPr>
             <w:tcW w:w="2800" w:type="dxa"/>
@@ -5135,22 +5463,6 @@
         </w:tc>
       </w:tr>
       <w:tr>
-        <w:tblPrEx>
-          <w:tblBorders>
-            <w:top w:val="single" w:color="auto" w:sz="4" w:space="0"/>
-            <w:left w:val="single" w:color="auto" w:sz="4" w:space="0"/>
-            <w:bottom w:val="single" w:color="auto" w:sz="4" w:space="0"/>
-            <w:right w:val="single" w:color="auto" w:sz="4" w:space="0"/>
-            <w:insideH w:val="single" w:color="auto" w:sz="4" w:space="0"/>
-            <w:insideV w:val="single" w:color="auto" w:sz="4" w:space="0"/>
-          </w:tblBorders>
-          <w:tblCellMar>
-            <w:top w:w="0" w:type="dxa"/>
-            <w:left w:w="10" w:type="dxa"/>
-            <w:bottom w:w="0" w:type="dxa"/>
-            <w:right w:w="10" w:type="dxa"/>
-          </w:tblCellMar>
-        </w:tblPrEx>
         <w:tc>
           <w:tcPr>
             <w:tcW w:w="2800" w:type="dxa"/>
@@ -5195,22 +5507,6 @@
         </w:tc>
       </w:tr>
       <w:tr>
-        <w:tblPrEx>
-          <w:tblBorders>
-            <w:top w:val="single" w:color="auto" w:sz="4" w:space="0"/>
-            <w:left w:val="single" w:color="auto" w:sz="4" w:space="0"/>
-            <w:bottom w:val="single" w:color="auto" w:sz="4" w:space="0"/>
-            <w:right w:val="single" w:color="auto" w:sz="4" w:space="0"/>
-            <w:insideH w:val="single" w:color="auto" w:sz="4" w:space="0"/>
-            <w:insideV w:val="single" w:color="auto" w:sz="4" w:space="0"/>
-          </w:tblBorders>
-          <w:tblCellMar>
-            <w:top w:w="0" w:type="dxa"/>
-            <w:left w:w="10" w:type="dxa"/>
-            <w:bottom w:w="0" w:type="dxa"/>
-            <w:right w:w="10" w:type="dxa"/>
-          </w:tblCellMar>
-        </w:tblPrEx>
         <w:tc>
           <w:tcPr>
             <w:tcW w:w="2800" w:type="dxa"/>
@@ -5255,22 +5551,6 @@
         </w:tc>
       </w:tr>
       <w:tr>
-        <w:tblPrEx>
-          <w:tblBorders>
-            <w:top w:val="single" w:color="auto" w:sz="4" w:space="0"/>
-            <w:left w:val="single" w:color="auto" w:sz="4" w:space="0"/>
-            <w:bottom w:val="single" w:color="auto" w:sz="4" w:space="0"/>
-            <w:right w:val="single" w:color="auto" w:sz="4" w:space="0"/>
-            <w:insideH w:val="single" w:color="auto" w:sz="4" w:space="0"/>
-            <w:insideV w:val="single" w:color="auto" w:sz="4" w:space="0"/>
-          </w:tblBorders>
-          <w:tblCellMar>
-            <w:top w:w="0" w:type="dxa"/>
-            <w:left w:w="10" w:type="dxa"/>
-            <w:bottom w:w="0" w:type="dxa"/>
-            <w:right w:w="10" w:type="dxa"/>
-          </w:tblCellMar>
-        </w:tblPrEx>
         <w:tc>
           <w:tcPr>
             <w:tcW w:w="2800" w:type="dxa"/>
@@ -5315,22 +5595,6 @@
         </w:tc>
       </w:tr>
       <w:tr>
-        <w:tblPrEx>
-          <w:tblBorders>
-            <w:top w:val="single" w:color="auto" w:sz="4" w:space="0"/>
-            <w:left w:val="single" w:color="auto" w:sz="4" w:space="0"/>
-            <w:bottom w:val="single" w:color="auto" w:sz="4" w:space="0"/>
-            <w:right w:val="single" w:color="auto" w:sz="4" w:space="0"/>
-            <w:insideH w:val="single" w:color="auto" w:sz="4" w:space="0"/>
-            <w:insideV w:val="single" w:color="auto" w:sz="4" w:space="0"/>
-          </w:tblBorders>
-          <w:tblCellMar>
-            <w:top w:w="0" w:type="dxa"/>
-            <w:left w:w="10" w:type="dxa"/>
-            <w:bottom w:w="0" w:type="dxa"/>
-            <w:right w:w="10" w:type="dxa"/>
-          </w:tblCellMar>
-        </w:tblPrEx>
         <w:tc>
           <w:tcPr>
             <w:tcW w:w="2800" w:type="dxa"/>
@@ -5377,7 +5641,7 @@
     </w:tbl>
     <w:p>
       <w:pPr>
-        <w:pStyle w:val="4"/>
+        <w:pStyle w:val="Heading3"/>
         <w:rPr>
           <w:lang w:val="vi-VN"/>
         </w:rPr>
@@ -5388,17 +5652,21 @@
     </w:p>
     <w:p>
       <w:pPr>
-        <w:pStyle w:val="4"/>
+        <w:pStyle w:val="Heading3"/>
         <w:rPr>
           <w:lang w:val="vi-VN"/>
         </w:rPr>
       </w:pPr>
       <w:r>
+        <w:rPr>
+          <w:noProof/>
+        </w:rPr>
+        <w:lastRenderedPageBreak/>
         <w:drawing>
-          <wp:inline distT="0" distB="0" distL="0" distR="0">
-            <wp:extent cx="5271770" cy="8863330"/>
-            <wp:effectExtent l="0" t="0" r="5080" b="0"/>
-            <wp:docPr id="1902585833" name="Picture 8"/>
+          <wp:inline distT="0" distB="0" distL="0" distR="0" wp14:anchorId="1CBFB6F1" wp14:editId="14B575CD">
+            <wp:extent cx="5547995" cy="8863330"/>
+            <wp:effectExtent l="0" t="0" r="0" b="0"/>
+            <wp:docPr id="1590520379" name="Picture 6"/>
             <wp:cNvGraphicFramePr>
               <a:graphicFrameLocks xmlns:a="http://schemas.openxmlformats.org/drawingml/2006/main" noChangeAspect="1"/>
             </wp:cNvGraphicFramePr>
@@ -5406,7 +5674,7 @@
               <a:graphicData uri="http://schemas.openxmlformats.org/drawingml/2006/picture">
                 <pic:pic xmlns:pic="http://schemas.openxmlformats.org/drawingml/2006/picture">
                   <pic:nvPicPr>
-                    <pic:cNvPr id="1902585833" name="Picture 8"/>
+                    <pic:cNvPr id="0" name="Picture 11"/>
                     <pic:cNvPicPr>
                       <a:picLocks noChangeAspect="1" noChangeArrowheads="1"/>
                     </pic:cNvPicPr>
@@ -5424,10 +5692,10 @@
                       <a:fillRect/>
                     </a:stretch>
                   </pic:blipFill>
-                  <pic:spPr>
+                  <pic:spPr bwMode="auto">
                     <a:xfrm>
                       <a:off x="0" y="0"/>
-                      <a:ext cx="5271770" cy="8863330"/>
+                      <a:ext cx="5547995" cy="8863330"/>
                     </a:xfrm>
                     <a:prstGeom prst="rect">
                       <a:avLst/>
@@ -5446,46 +5714,27 @@
     </w:p>
     <w:tbl>
       <w:tblPr>
-        <w:tblStyle w:val="9"/>
         <w:tblW w:w="9100" w:type="dxa"/>
         <w:tblInd w:w="-4" w:type="dxa"/>
         <w:tblBorders>
-          <w:top w:val="single" w:color="auto" w:sz="4" w:space="0"/>
-          <w:left w:val="single" w:color="auto" w:sz="4" w:space="0"/>
-          <w:bottom w:val="single" w:color="auto" w:sz="4" w:space="0"/>
-          <w:right w:val="single" w:color="auto" w:sz="4" w:space="0"/>
-          <w:insideH w:val="single" w:color="auto" w:sz="4" w:space="0"/>
-          <w:insideV w:val="single" w:color="auto" w:sz="4" w:space="0"/>
+          <w:top w:val="single" w:sz="4" w:space="0" w:color="auto"/>
+          <w:left w:val="single" w:sz="4" w:space="0" w:color="auto"/>
+          <w:bottom w:val="single" w:sz="4" w:space="0" w:color="auto"/>
+          <w:right w:val="single" w:sz="4" w:space="0" w:color="auto"/>
+          <w:insideH w:val="single" w:sz="4" w:space="0" w:color="auto"/>
+          <w:insideV w:val="single" w:sz="4" w:space="0" w:color="auto"/>
         </w:tblBorders>
-        <w:tblLayout w:type="autofit"/>
         <w:tblCellMar>
-          <w:top w:w="0" w:type="dxa"/>
           <w:left w:w="10" w:type="dxa"/>
-          <w:bottom w:w="0" w:type="dxa"/>
           <w:right w:w="10" w:type="dxa"/>
         </w:tblCellMar>
+        <w:tblLook w:val="04A0" w:firstRow="1" w:lastRow="0" w:firstColumn="1" w:lastColumn="0" w:noHBand="0" w:noVBand="1"/>
       </w:tblPr>
       <w:tblGrid>
         <w:gridCol w:w="2800"/>
         <w:gridCol w:w="6300"/>
       </w:tblGrid>
       <w:tr>
-        <w:tblPrEx>
-          <w:tblBorders>
-            <w:top w:val="single" w:color="auto" w:sz="4" w:space="0"/>
-            <w:left w:val="single" w:color="auto" w:sz="4" w:space="0"/>
-            <w:bottom w:val="single" w:color="auto" w:sz="4" w:space="0"/>
-            <w:right w:val="single" w:color="auto" w:sz="4" w:space="0"/>
-            <w:insideH w:val="single" w:color="auto" w:sz="4" w:space="0"/>
-            <w:insideV w:val="single" w:color="auto" w:sz="4" w:space="0"/>
-          </w:tblBorders>
-          <w:tblCellMar>
-            <w:top w:w="0" w:type="dxa"/>
-            <w:left w:w="10" w:type="dxa"/>
-            <w:bottom w:w="0" w:type="dxa"/>
-            <w:right w:w="10" w:type="dxa"/>
-          </w:tblCellMar>
-        </w:tblPrEx>
         <w:trPr>
           <w:tblHeader/>
         </w:trPr>
@@ -5513,6 +5762,7 @@
                 <w:sz w:val="22"/>
                 <w:szCs w:val="22"/>
               </w:rPr>
+              <w:lastRenderedPageBreak/>
               <w:t>Thuộc tính</w:t>
             </w:r>
           </w:p>
@@ -5547,22 +5797,6 @@
         </w:tc>
       </w:tr>
       <w:tr>
-        <w:tblPrEx>
-          <w:tblBorders>
-            <w:top w:val="single" w:color="auto" w:sz="4" w:space="0"/>
-            <w:left w:val="single" w:color="auto" w:sz="4" w:space="0"/>
-            <w:bottom w:val="single" w:color="auto" w:sz="4" w:space="0"/>
-            <w:right w:val="single" w:color="auto" w:sz="4" w:space="0"/>
-            <w:insideH w:val="single" w:color="auto" w:sz="4" w:space="0"/>
-            <w:insideV w:val="single" w:color="auto" w:sz="4" w:space="0"/>
-          </w:tblBorders>
-          <w:tblCellMar>
-            <w:top w:w="0" w:type="dxa"/>
-            <w:left w:w="10" w:type="dxa"/>
-            <w:bottom w:w="0" w:type="dxa"/>
-            <w:right w:w="10" w:type="dxa"/>
-          </w:tblCellMar>
-        </w:tblPrEx>
         <w:tc>
           <w:tcPr>
             <w:tcW w:w="2800" w:type="dxa"/>
@@ -5607,22 +5841,6 @@
         </w:tc>
       </w:tr>
       <w:tr>
-        <w:tblPrEx>
-          <w:tblBorders>
-            <w:top w:val="single" w:color="auto" w:sz="4" w:space="0"/>
-            <w:left w:val="single" w:color="auto" w:sz="4" w:space="0"/>
-            <w:bottom w:val="single" w:color="auto" w:sz="4" w:space="0"/>
-            <w:right w:val="single" w:color="auto" w:sz="4" w:space="0"/>
-            <w:insideH w:val="single" w:color="auto" w:sz="4" w:space="0"/>
-            <w:insideV w:val="single" w:color="auto" w:sz="4" w:space="0"/>
-          </w:tblBorders>
-          <w:tblCellMar>
-            <w:top w:w="0" w:type="dxa"/>
-            <w:left w:w="10" w:type="dxa"/>
-            <w:bottom w:w="0" w:type="dxa"/>
-            <w:right w:w="10" w:type="dxa"/>
-          </w:tblCellMar>
-        </w:tblPrEx>
         <w:tc>
           <w:tcPr>
             <w:tcW w:w="2800" w:type="dxa"/>
@@ -5667,22 +5885,6 @@
         </w:tc>
       </w:tr>
       <w:tr>
-        <w:tblPrEx>
-          <w:tblBorders>
-            <w:top w:val="single" w:color="auto" w:sz="4" w:space="0"/>
-            <w:left w:val="single" w:color="auto" w:sz="4" w:space="0"/>
-            <w:bottom w:val="single" w:color="auto" w:sz="4" w:space="0"/>
-            <w:right w:val="single" w:color="auto" w:sz="4" w:space="0"/>
-            <w:insideH w:val="single" w:color="auto" w:sz="4" w:space="0"/>
-            <w:insideV w:val="single" w:color="auto" w:sz="4" w:space="0"/>
-          </w:tblBorders>
-          <w:tblCellMar>
-            <w:top w:w="0" w:type="dxa"/>
-            <w:left w:w="10" w:type="dxa"/>
-            <w:bottom w:w="0" w:type="dxa"/>
-            <w:right w:w="10" w:type="dxa"/>
-          </w:tblCellMar>
-        </w:tblPrEx>
         <w:tc>
           <w:tcPr>
             <w:tcW w:w="2800" w:type="dxa"/>
@@ -5727,22 +5929,6 @@
         </w:tc>
       </w:tr>
       <w:tr>
-        <w:tblPrEx>
-          <w:tblBorders>
-            <w:top w:val="single" w:color="auto" w:sz="4" w:space="0"/>
-            <w:left w:val="single" w:color="auto" w:sz="4" w:space="0"/>
-            <w:bottom w:val="single" w:color="auto" w:sz="4" w:space="0"/>
-            <w:right w:val="single" w:color="auto" w:sz="4" w:space="0"/>
-            <w:insideH w:val="single" w:color="auto" w:sz="4" w:space="0"/>
-            <w:insideV w:val="single" w:color="auto" w:sz="4" w:space="0"/>
-          </w:tblBorders>
-          <w:tblCellMar>
-            <w:top w:w="0" w:type="dxa"/>
-            <w:left w:w="10" w:type="dxa"/>
-            <w:bottom w:w="0" w:type="dxa"/>
-            <w:right w:w="10" w:type="dxa"/>
-          </w:tblCellMar>
-        </w:tblPrEx>
         <w:tc>
           <w:tcPr>
             <w:tcW w:w="2800" w:type="dxa"/>
@@ -5787,22 +5973,6 @@
         </w:tc>
       </w:tr>
       <w:tr>
-        <w:tblPrEx>
-          <w:tblBorders>
-            <w:top w:val="single" w:color="auto" w:sz="4" w:space="0"/>
-            <w:left w:val="single" w:color="auto" w:sz="4" w:space="0"/>
-            <w:bottom w:val="single" w:color="auto" w:sz="4" w:space="0"/>
-            <w:right w:val="single" w:color="auto" w:sz="4" w:space="0"/>
-            <w:insideH w:val="single" w:color="auto" w:sz="4" w:space="0"/>
-            <w:insideV w:val="single" w:color="auto" w:sz="4" w:space="0"/>
-          </w:tblBorders>
-          <w:tblCellMar>
-            <w:top w:w="0" w:type="dxa"/>
-            <w:left w:w="10" w:type="dxa"/>
-            <w:bottom w:w="0" w:type="dxa"/>
-            <w:right w:w="10" w:type="dxa"/>
-          </w:tblCellMar>
-        </w:tblPrEx>
         <w:tc>
           <w:tcPr>
             <w:tcW w:w="2800" w:type="dxa"/>
@@ -5849,7 +6019,7 @@
     </w:tbl>
     <w:p>
       <w:pPr>
-        <w:pStyle w:val="3"/>
+        <w:pStyle w:val="Heading2"/>
         <w:rPr>
           <w:lang w:val="vi-VN"/>
         </w:rPr>
@@ -5860,14 +6030,17 @@
     </w:p>
     <w:p>
       <w:pPr>
-        <w:pStyle w:val="3"/>
+        <w:pStyle w:val="Heading2"/>
         <w:rPr>
           <w:lang w:val="vi-VN"/>
         </w:rPr>
       </w:pPr>
       <w:r>
+        <w:rPr>
+          <w:noProof/>
+        </w:rPr>
         <w:drawing>
-          <wp:inline distT="0" distB="0" distL="0" distR="0">
+          <wp:inline distT="0" distB="0" distL="0" distR="0" wp14:anchorId="30DC21D2" wp14:editId="080A476A">
             <wp:extent cx="5731510" cy="2928620"/>
             <wp:effectExtent l="0" t="0" r="2540" b="5080"/>
             <wp:docPr id="1397703476" name="Picture 15"/>
@@ -5918,7 +6091,7 @@
     </w:p>
     <w:p>
       <w:pPr>
-        <w:pStyle w:val="4"/>
+        <w:pStyle w:val="Heading3"/>
         <w:rPr>
           <w:lang w:val="vi-VN"/>
         </w:rPr>
@@ -5929,17 +6102,21 @@
     </w:p>
     <w:p>
       <w:pPr>
-        <w:pStyle w:val="4"/>
+        <w:pStyle w:val="Heading3"/>
         <w:rPr>
           <w:lang w:val="vi-VN"/>
         </w:rPr>
       </w:pPr>
       <w:r>
+        <w:rPr>
+          <w:noProof/>
+        </w:rPr>
+        <w:lastRenderedPageBreak/>
         <w:drawing>
-          <wp:inline distT="0" distB="0" distL="0" distR="0">
-            <wp:extent cx="5728970" cy="2674620"/>
-            <wp:effectExtent l="0" t="0" r="5080" b="0"/>
-            <wp:docPr id="418834633" name="Picture 4"/>
+          <wp:inline distT="0" distB="0" distL="0" distR="0" wp14:anchorId="790A693D" wp14:editId="48739204">
+            <wp:extent cx="5731510" cy="3416300"/>
+            <wp:effectExtent l="0" t="0" r="2540" b="0"/>
+            <wp:docPr id="321805451" name="Picture 7"/>
             <wp:cNvGraphicFramePr>
               <a:graphicFrameLocks xmlns:a="http://schemas.openxmlformats.org/drawingml/2006/main" noChangeAspect="1"/>
             </wp:cNvGraphicFramePr>
@@ -5947,7 +6124,7 @@
               <a:graphicData uri="http://schemas.openxmlformats.org/drawingml/2006/picture">
                 <pic:pic xmlns:pic="http://schemas.openxmlformats.org/drawingml/2006/picture">
                   <pic:nvPicPr>
-                    <pic:cNvPr id="418834633" name="Picture 4"/>
+                    <pic:cNvPr id="0" name="Picture 13"/>
                     <pic:cNvPicPr>
                       <a:picLocks noChangeAspect="1" noChangeArrowheads="1"/>
                     </pic:cNvPicPr>
@@ -5965,10 +6142,10 @@
                       <a:fillRect/>
                     </a:stretch>
                   </pic:blipFill>
-                  <pic:spPr>
+                  <pic:spPr bwMode="auto">
                     <a:xfrm>
                       <a:off x="0" y="0"/>
-                      <a:ext cx="5749709" cy="2684501"/>
+                      <a:ext cx="5731510" cy="3416300"/>
                     </a:xfrm>
                     <a:prstGeom prst="rect">
                       <a:avLst/>
@@ -5999,7 +6176,7 @@
     </w:p>
     <w:p>
       <w:pPr>
-        <w:pStyle w:val="19"/>
+        <w:pStyle w:val="ListParagraph"/>
         <w:numPr>
           <w:ilvl w:val="0"/>
           <w:numId w:val="1"/>
@@ -6012,7 +6189,7 @@
     </w:p>
     <w:p>
       <w:pPr>
-        <w:pStyle w:val="19"/>
+        <w:pStyle w:val="ListParagraph"/>
         <w:numPr>
           <w:ilvl w:val="0"/>
           <w:numId w:val="1"/>
@@ -6025,7 +6202,7 @@
     </w:p>
     <w:p>
       <w:pPr>
-        <w:pStyle w:val="19"/>
+        <w:pStyle w:val="ListParagraph"/>
         <w:numPr>
           <w:ilvl w:val="0"/>
           <w:numId w:val="1"/>
@@ -6038,7 +6215,7 @@
     </w:p>
     <w:p>
       <w:pPr>
-        <w:pStyle w:val="19"/>
+        <w:pStyle w:val="ListParagraph"/>
         <w:numPr>
           <w:ilvl w:val="0"/>
           <w:numId w:val="1"/>
@@ -6051,7 +6228,7 @@
     </w:p>
     <w:p>
       <w:pPr>
-        <w:pStyle w:val="19"/>
+        <w:pStyle w:val="ListParagraph"/>
         <w:numPr>
           <w:ilvl w:val="0"/>
           <w:numId w:val="1"/>
@@ -6064,7 +6241,7 @@
     </w:p>
     <w:p>
       <w:pPr>
-        <w:pStyle w:val="4"/>
+        <w:pStyle w:val="Heading3"/>
         <w:rPr>
           <w:lang w:val="vi-VN"/>
         </w:rPr>
@@ -6075,17 +6252,21 @@
     </w:p>
     <w:p>
       <w:pPr>
-        <w:pStyle w:val="4"/>
+        <w:pStyle w:val="Heading3"/>
         <w:rPr>
           <w:lang w:val="vi-VN"/>
         </w:rPr>
       </w:pPr>
       <w:r>
+        <w:rPr>
+          <w:noProof/>
+        </w:rPr>
+        <w:lastRenderedPageBreak/>
         <w:drawing>
-          <wp:inline distT="0" distB="0" distL="0" distR="0">
-            <wp:extent cx="5731510" cy="2931795"/>
-            <wp:effectExtent l="0" t="0" r="2540" b="1905"/>
-            <wp:docPr id="1956037633" name="Picture 5"/>
+          <wp:inline distT="0" distB="0" distL="0" distR="0" wp14:anchorId="6BFD99B5" wp14:editId="53539478">
+            <wp:extent cx="5731510" cy="4020185"/>
+            <wp:effectExtent l="0" t="0" r="2540" b="0"/>
+            <wp:docPr id="1027451191" name="Picture 8"/>
             <wp:cNvGraphicFramePr>
               <a:graphicFrameLocks xmlns:a="http://schemas.openxmlformats.org/drawingml/2006/main" noChangeAspect="1"/>
             </wp:cNvGraphicFramePr>
@@ -6093,7 +6274,7 @@
               <a:graphicData uri="http://schemas.openxmlformats.org/drawingml/2006/picture">
                 <pic:pic xmlns:pic="http://schemas.openxmlformats.org/drawingml/2006/picture">
                   <pic:nvPicPr>
-                    <pic:cNvPr id="1956037633" name="Picture 5"/>
+                    <pic:cNvPr id="0" name="Picture 15"/>
                     <pic:cNvPicPr>
                       <a:picLocks noChangeAspect="1" noChangeArrowheads="1"/>
                     </pic:cNvPicPr>
@@ -6111,10 +6292,10 @@
                       <a:fillRect/>
                     </a:stretch>
                   </pic:blipFill>
-                  <pic:spPr>
+                  <pic:spPr bwMode="auto">
                     <a:xfrm>
                       <a:off x="0" y="0"/>
-                      <a:ext cx="5731510" cy="2931795"/>
+                      <a:ext cx="5731510" cy="4020185"/>
                     </a:xfrm>
                     <a:prstGeom prst="rect">
                       <a:avLst/>
@@ -6133,7 +6314,7 @@
     </w:p>
     <w:p>
       <w:pPr>
-        <w:pStyle w:val="19"/>
+        <w:pStyle w:val="ListParagraph"/>
         <w:numPr>
           <w:ilvl w:val="0"/>
           <w:numId w:val="1"/>
@@ -6146,7 +6327,7 @@
     </w:p>
     <w:p>
       <w:pPr>
-        <w:pStyle w:val="19"/>
+        <w:pStyle w:val="ListParagraph"/>
         <w:numPr>
           <w:ilvl w:val="0"/>
           <w:numId w:val="1"/>
@@ -6159,7 +6340,7 @@
     </w:p>
     <w:p>
       <w:pPr>
-        <w:pStyle w:val="19"/>
+        <w:pStyle w:val="ListParagraph"/>
         <w:numPr>
           <w:ilvl w:val="0"/>
           <w:numId w:val="1"/>
@@ -6172,7 +6353,7 @@
     </w:p>
     <w:p>
       <w:pPr>
-        <w:pStyle w:val="19"/>
+        <w:pStyle w:val="ListParagraph"/>
         <w:numPr>
           <w:ilvl w:val="0"/>
           <w:numId w:val="1"/>
@@ -6185,7 +6366,7 @@
     </w:p>
     <w:p>
       <w:pPr>
-        <w:pStyle w:val="19"/>
+        <w:pStyle w:val="ListParagraph"/>
         <w:numPr>
           <w:ilvl w:val="0"/>
           <w:numId w:val="1"/>
@@ -6198,7 +6379,7 @@
     </w:p>
     <w:p>
       <w:pPr>
-        <w:pStyle w:val="19"/>
+        <w:pStyle w:val="ListParagraph"/>
         <w:numPr>
           <w:ilvl w:val="0"/>
           <w:numId w:val="1"/>
@@ -6211,7 +6392,7 @@
     </w:p>
     <w:p>
       <w:pPr>
-        <w:pStyle w:val="19"/>
+        <w:pStyle w:val="ListParagraph"/>
         <w:numPr>
           <w:ilvl w:val="0"/>
           <w:numId w:val="1"/>
@@ -6224,7 +6405,7 @@
     </w:p>
     <w:p>
       <w:pPr>
-        <w:pStyle w:val="4"/>
+        <w:pStyle w:val="Heading3"/>
         <w:rPr>
           <w:lang w:val="vi-VN"/>
         </w:rPr>
@@ -6235,17 +6416,21 @@
     </w:p>
     <w:p>
       <w:pPr>
-        <w:pStyle w:val="4"/>
+        <w:pStyle w:val="Heading3"/>
         <w:rPr>
           <w:lang w:val="vi-VN"/>
         </w:rPr>
       </w:pPr>
       <w:r>
+        <w:rPr>
+          <w:noProof/>
+        </w:rPr>
+        <w:lastRenderedPageBreak/>
         <w:drawing>
-          <wp:inline distT="0" distB="0" distL="0" distR="0">
-            <wp:extent cx="5731510" cy="3562985"/>
+          <wp:inline distT="0" distB="0" distL="0" distR="0" wp14:anchorId="52229391" wp14:editId="04F2026C">
+            <wp:extent cx="5731510" cy="3150235"/>
             <wp:effectExtent l="0" t="0" r="2540" b="0"/>
-            <wp:docPr id="85851494" name="Picture 6"/>
+            <wp:docPr id="1224623899" name="Picture 9"/>
             <wp:cNvGraphicFramePr>
               <a:graphicFrameLocks xmlns:a="http://schemas.openxmlformats.org/drawingml/2006/main" noChangeAspect="1"/>
             </wp:cNvGraphicFramePr>
@@ -6253,7 +6438,7 @@
               <a:graphicData uri="http://schemas.openxmlformats.org/drawingml/2006/picture">
                 <pic:pic xmlns:pic="http://schemas.openxmlformats.org/drawingml/2006/picture">
                   <pic:nvPicPr>
-                    <pic:cNvPr id="85851494" name="Picture 6"/>
+                    <pic:cNvPr id="0" name="Picture 17"/>
                     <pic:cNvPicPr>
                       <a:picLocks noChangeAspect="1" noChangeArrowheads="1"/>
                     </pic:cNvPicPr>
@@ -6271,10 +6456,10 @@
                       <a:fillRect/>
                     </a:stretch>
                   </pic:blipFill>
-                  <pic:spPr>
+                  <pic:spPr bwMode="auto">
                     <a:xfrm>
                       <a:off x="0" y="0"/>
-                      <a:ext cx="5731510" cy="3562985"/>
+                      <a:ext cx="5731510" cy="3150235"/>
                     </a:xfrm>
                     <a:prstGeom prst="rect">
                       <a:avLst/>
@@ -6293,7 +6478,7 @@
     </w:p>
     <w:p>
       <w:pPr>
-        <w:pStyle w:val="19"/>
+        <w:pStyle w:val="ListParagraph"/>
         <w:numPr>
           <w:ilvl w:val="0"/>
           <w:numId w:val="1"/>
@@ -6306,7 +6491,7 @@
     </w:p>
     <w:p>
       <w:pPr>
-        <w:pStyle w:val="19"/>
+        <w:pStyle w:val="ListParagraph"/>
         <w:numPr>
           <w:ilvl w:val="0"/>
           <w:numId w:val="1"/>
@@ -6319,7 +6504,7 @@
     </w:p>
     <w:p>
       <w:pPr>
-        <w:pStyle w:val="19"/>
+        <w:pStyle w:val="ListParagraph"/>
         <w:numPr>
           <w:ilvl w:val="0"/>
           <w:numId w:val="1"/>
@@ -6332,7 +6517,7 @@
     </w:p>
     <w:p>
       <w:pPr>
-        <w:pStyle w:val="19"/>
+        <w:pStyle w:val="ListParagraph"/>
         <w:numPr>
           <w:ilvl w:val="0"/>
           <w:numId w:val="1"/>
@@ -6345,7 +6530,7 @@
     </w:p>
     <w:p>
       <w:pPr>
-        <w:pStyle w:val="19"/>
+        <w:pStyle w:val="ListParagraph"/>
         <w:numPr>
           <w:ilvl w:val="0"/>
           <w:numId w:val="1"/>
@@ -6358,7 +6543,7 @@
     </w:p>
     <w:p>
       <w:pPr>
-        <w:pStyle w:val="19"/>
+        <w:pStyle w:val="ListParagraph"/>
         <w:numPr>
           <w:ilvl w:val="0"/>
           <w:numId w:val="1"/>
@@ -6371,7 +6556,7 @@
     </w:p>
     <w:p>
       <w:pPr>
-        <w:pStyle w:val="19"/>
+        <w:pStyle w:val="ListParagraph"/>
         <w:numPr>
           <w:ilvl w:val="0"/>
           <w:numId w:val="1"/>
@@ -6387,15 +6572,16 @@
     </w:p>
     <w:p>
       <w:pPr>
-        <w:pStyle w:val="2"/>
-      </w:pPr>
-      <w:r>
+        <w:pStyle w:val="Heading1"/>
+      </w:pPr>
+      <w:r>
+        <w:lastRenderedPageBreak/>
         <w:t>CHƯƠNG 4: THIẾT KẾ KIẾN TRÚC + CSDL PHÂN TÁN + API + UI</w:t>
       </w:r>
     </w:p>
     <w:p>
       <w:pPr>
-        <w:pStyle w:val="3"/>
+        <w:pStyle w:val="Heading2"/>
       </w:pPr>
       <w:r>
         <w:t>4.1. Kiến trúc tổng thể hệ thống</w:t>
@@ -6416,31 +6602,28 @@
       </w:pPr>
       <w:r>
         <w:rPr>
-          <w:rFonts w:ascii="Courier New" w:hAnsi="Courier New" w:eastAsia="Courier New" w:cs="Courier New"/>
+          <w:rFonts w:ascii="Courier New" w:eastAsia="Courier New" w:hAnsi="Courier New" w:cs="Courier New"/>
         </w:rPr>
         <w:t>[ Web Frontend ] &lt;-&gt; [ Flask API Backend ] &lt;-&gt; [ DB1_NHANSU ] + [ DB2_LUONG ]</w:t>
       </w:r>
     </w:p>
     <w:tbl>
       <w:tblPr>
-        <w:tblStyle w:val="9"/>
         <w:tblW w:w="9100" w:type="dxa"/>
         <w:tblInd w:w="-4" w:type="dxa"/>
         <w:tblBorders>
-          <w:top w:val="single" w:color="auto" w:sz="4" w:space="0"/>
-          <w:left w:val="single" w:color="auto" w:sz="4" w:space="0"/>
-          <w:bottom w:val="single" w:color="auto" w:sz="4" w:space="0"/>
-          <w:right w:val="single" w:color="auto" w:sz="4" w:space="0"/>
-          <w:insideH w:val="single" w:color="auto" w:sz="4" w:space="0"/>
-          <w:insideV w:val="single" w:color="auto" w:sz="4" w:space="0"/>
+          <w:top w:val="single" w:sz="4" w:space="0" w:color="auto"/>
+          <w:left w:val="single" w:sz="4" w:space="0" w:color="auto"/>
+          <w:bottom w:val="single" w:sz="4" w:space="0" w:color="auto"/>
+          <w:right w:val="single" w:sz="4" w:space="0" w:color="auto"/>
+          <w:insideH w:val="single" w:sz="4" w:space="0" w:color="auto"/>
+          <w:insideV w:val="single" w:sz="4" w:space="0" w:color="auto"/>
         </w:tblBorders>
-        <w:tblLayout w:type="autofit"/>
         <w:tblCellMar>
-          <w:top w:w="0" w:type="dxa"/>
           <w:left w:w="10" w:type="dxa"/>
-          <w:bottom w:w="0" w:type="dxa"/>
           <w:right w:w="10" w:type="dxa"/>
         </w:tblCellMar>
+        <w:tblLook w:val="04A0" w:firstRow="1" w:lastRow="0" w:firstColumn="1" w:lastColumn="0" w:noHBand="0" w:noVBand="1"/>
       </w:tblPr>
       <w:tblGrid>
         <w:gridCol w:w="2500"/>
@@ -6448,22 +6631,6 @@
         <w:gridCol w:w="3600"/>
       </w:tblGrid>
       <w:tr>
-        <w:tblPrEx>
-          <w:tblBorders>
-            <w:top w:val="single" w:color="auto" w:sz="4" w:space="0"/>
-            <w:left w:val="single" w:color="auto" w:sz="4" w:space="0"/>
-            <w:bottom w:val="single" w:color="auto" w:sz="4" w:space="0"/>
-            <w:right w:val="single" w:color="auto" w:sz="4" w:space="0"/>
-            <w:insideH w:val="single" w:color="auto" w:sz="4" w:space="0"/>
-            <w:insideV w:val="single" w:color="auto" w:sz="4" w:space="0"/>
-          </w:tblBorders>
-          <w:tblCellMar>
-            <w:top w:w="0" w:type="dxa"/>
-            <w:left w:w="10" w:type="dxa"/>
-            <w:bottom w:w="0" w:type="dxa"/>
-            <w:right w:w="10" w:type="dxa"/>
-          </w:tblCellMar>
-        </w:tblPrEx>
         <w:trPr>
           <w:tblHeader/>
         </w:trPr>
@@ -6553,22 +6720,6 @@
         </w:tc>
       </w:tr>
       <w:tr>
-        <w:tblPrEx>
-          <w:tblBorders>
-            <w:top w:val="single" w:color="auto" w:sz="4" w:space="0"/>
-            <w:left w:val="single" w:color="auto" w:sz="4" w:space="0"/>
-            <w:bottom w:val="single" w:color="auto" w:sz="4" w:space="0"/>
-            <w:right w:val="single" w:color="auto" w:sz="4" w:space="0"/>
-            <w:insideH w:val="single" w:color="auto" w:sz="4" w:space="0"/>
-            <w:insideV w:val="single" w:color="auto" w:sz="4" w:space="0"/>
-          </w:tblBorders>
-          <w:tblCellMar>
-            <w:top w:w="0" w:type="dxa"/>
-            <w:left w:w="10" w:type="dxa"/>
-            <w:bottom w:w="0" w:type="dxa"/>
-            <w:right w:w="10" w:type="dxa"/>
-          </w:tblCellMar>
-        </w:tblPrEx>
         <w:tc>
           <w:tcPr>
             <w:tcW w:w="2500" w:type="dxa"/>
@@ -6634,22 +6785,6 @@
         </w:tc>
       </w:tr>
       <w:tr>
-        <w:tblPrEx>
-          <w:tblBorders>
-            <w:top w:val="single" w:color="auto" w:sz="4" w:space="0"/>
-            <w:left w:val="single" w:color="auto" w:sz="4" w:space="0"/>
-            <w:bottom w:val="single" w:color="auto" w:sz="4" w:space="0"/>
-            <w:right w:val="single" w:color="auto" w:sz="4" w:space="0"/>
-            <w:insideH w:val="single" w:color="auto" w:sz="4" w:space="0"/>
-            <w:insideV w:val="single" w:color="auto" w:sz="4" w:space="0"/>
-          </w:tblBorders>
-          <w:tblCellMar>
-            <w:top w:w="0" w:type="dxa"/>
-            <w:left w:w="10" w:type="dxa"/>
-            <w:bottom w:w="0" w:type="dxa"/>
-            <w:right w:w="10" w:type="dxa"/>
-          </w:tblCellMar>
-        </w:tblPrEx>
         <w:tc>
           <w:tcPr>
             <w:tcW w:w="2500" w:type="dxa"/>
@@ -6715,22 +6850,6 @@
         </w:tc>
       </w:tr>
       <w:tr>
-        <w:tblPrEx>
-          <w:tblBorders>
-            <w:top w:val="single" w:color="auto" w:sz="4" w:space="0"/>
-            <w:left w:val="single" w:color="auto" w:sz="4" w:space="0"/>
-            <w:bottom w:val="single" w:color="auto" w:sz="4" w:space="0"/>
-            <w:right w:val="single" w:color="auto" w:sz="4" w:space="0"/>
-            <w:insideH w:val="single" w:color="auto" w:sz="4" w:space="0"/>
-            <w:insideV w:val="single" w:color="auto" w:sz="4" w:space="0"/>
-          </w:tblBorders>
-          <w:tblCellMar>
-            <w:top w:w="0" w:type="dxa"/>
-            <w:left w:w="10" w:type="dxa"/>
-            <w:bottom w:w="0" w:type="dxa"/>
-            <w:right w:w="10" w:type="dxa"/>
-          </w:tblCellMar>
-        </w:tblPrEx>
         <w:tc>
           <w:tcPr>
             <w:tcW w:w="2500" w:type="dxa"/>
@@ -6796,22 +6915,6 @@
         </w:tc>
       </w:tr>
       <w:tr>
-        <w:tblPrEx>
-          <w:tblBorders>
-            <w:top w:val="single" w:color="auto" w:sz="4" w:space="0"/>
-            <w:left w:val="single" w:color="auto" w:sz="4" w:space="0"/>
-            <w:bottom w:val="single" w:color="auto" w:sz="4" w:space="0"/>
-            <w:right w:val="single" w:color="auto" w:sz="4" w:space="0"/>
-            <w:insideH w:val="single" w:color="auto" w:sz="4" w:space="0"/>
-            <w:insideV w:val="single" w:color="auto" w:sz="4" w:space="0"/>
-          </w:tblBorders>
-          <w:tblCellMar>
-            <w:top w:w="0" w:type="dxa"/>
-            <w:left w:w="10" w:type="dxa"/>
-            <w:bottom w:w="0" w:type="dxa"/>
-            <w:right w:w="10" w:type="dxa"/>
-          </w:tblCellMar>
-        </w:tblPrEx>
         <w:tc>
           <w:tcPr>
             <w:tcW w:w="2500" w:type="dxa"/>
@@ -6879,14 +6982,17 @@
     </w:tbl>
     <w:p>
       <w:pPr>
-        <w:pStyle w:val="3"/>
+        <w:pStyle w:val="Heading2"/>
         <w:rPr>
           <w:lang w:val="vi-VN"/>
         </w:rPr>
       </w:pPr>
       <w:r>
+        <w:rPr>
+          <w:noProof/>
+        </w:rPr>
         <w:drawing>
-          <wp:inline distT="0" distB="0" distL="0" distR="0">
+          <wp:inline distT="0" distB="0" distL="0" distR="0" wp14:anchorId="57654708" wp14:editId="6362EB00">
             <wp:extent cx="5731510" cy="1677035"/>
             <wp:effectExtent l="0" t="0" r="2540" b="0"/>
             <wp:docPr id="1205627426" name="Picture 1"/>
@@ -6937,7 +7043,7 @@
     </w:p>
     <w:p>
       <w:pPr>
-        <w:pStyle w:val="3"/>
+        <w:pStyle w:val="Heading2"/>
         <w:rPr>
           <w:lang w:val="vi-VN"/>
         </w:rPr>
@@ -6948,14 +7054,18 @@
     </w:p>
     <w:p>
       <w:pPr>
-        <w:pStyle w:val="3"/>
+        <w:pStyle w:val="Heading2"/>
         <w:rPr>
           <w:lang w:val="vi-VN"/>
         </w:rPr>
       </w:pPr>
       <w:r>
+        <w:rPr>
+          <w:noProof/>
+        </w:rPr>
+        <w:lastRenderedPageBreak/>
         <w:drawing>
-          <wp:inline distT="0" distB="0" distL="0" distR="0">
+          <wp:inline distT="0" distB="0" distL="0" distR="0" wp14:anchorId="64DE4AD2" wp14:editId="3EE942BD">
             <wp:extent cx="5731510" cy="3734435"/>
             <wp:effectExtent l="0" t="0" r="2540" b="0"/>
             <wp:docPr id="986444279" name="Picture 9"/>
@@ -7006,14 +7116,17 @@
     </w:p>
     <w:p>
       <w:pPr>
-        <w:pStyle w:val="3"/>
+        <w:pStyle w:val="Heading2"/>
         <w:rPr>
           <w:lang w:val="vi-VN"/>
         </w:rPr>
       </w:pPr>
       <w:r>
+        <w:rPr>
+          <w:noProof/>
+        </w:rPr>
         <w:drawing>
-          <wp:inline distT="0" distB="0" distL="0" distR="0">
+          <wp:inline distT="0" distB="0" distL="0" distR="0" wp14:anchorId="15B22E72" wp14:editId="6FAC8076">
             <wp:extent cx="5731510" cy="2241550"/>
             <wp:effectExtent l="0" t="0" r="2540" b="6350"/>
             <wp:docPr id="1450228302" name="Picture 10"/>
@@ -7064,7 +7177,7 @@
     </w:p>
     <w:p>
       <w:pPr>
-        <w:pStyle w:val="4"/>
+        <w:pStyle w:val="Heading3"/>
       </w:pPr>
       <w:r>
         <w:t>4.2.1. DB1_NHANSU - Cơ sở dữ liệu Nhân sự</w:t>
@@ -7081,24 +7194,21 @@
     </w:p>
     <w:tbl>
       <w:tblPr>
-        <w:tblStyle w:val="9"/>
         <w:tblW w:w="9100" w:type="dxa"/>
         <w:tblInd w:w="-4" w:type="dxa"/>
         <w:tblBorders>
-          <w:top w:val="single" w:color="auto" w:sz="4" w:space="0"/>
-          <w:left w:val="single" w:color="auto" w:sz="4" w:space="0"/>
-          <w:bottom w:val="single" w:color="auto" w:sz="4" w:space="0"/>
-          <w:right w:val="single" w:color="auto" w:sz="4" w:space="0"/>
-          <w:insideH w:val="single" w:color="auto" w:sz="4" w:space="0"/>
-          <w:insideV w:val="single" w:color="auto" w:sz="4" w:space="0"/>
+          <w:top w:val="single" w:sz="4" w:space="0" w:color="auto"/>
+          <w:left w:val="single" w:sz="4" w:space="0" w:color="auto"/>
+          <w:bottom w:val="single" w:sz="4" w:space="0" w:color="auto"/>
+          <w:right w:val="single" w:sz="4" w:space="0" w:color="auto"/>
+          <w:insideH w:val="single" w:sz="4" w:space="0" w:color="auto"/>
+          <w:insideV w:val="single" w:sz="4" w:space="0" w:color="auto"/>
         </w:tblBorders>
-        <w:tblLayout w:type="autofit"/>
         <w:tblCellMar>
-          <w:top w:w="0" w:type="dxa"/>
           <w:left w:w="10" w:type="dxa"/>
-          <w:bottom w:w="0" w:type="dxa"/>
           <w:right w:w="10" w:type="dxa"/>
         </w:tblCellMar>
+        <w:tblLook w:val="04A0" w:firstRow="1" w:lastRow="0" w:firstColumn="1" w:lastColumn="0" w:noHBand="0" w:noVBand="1"/>
       </w:tblPr>
       <w:tblGrid>
         <w:gridCol w:w="2000"/>
@@ -7106,22 +7216,6 @@
         <w:gridCol w:w="4600"/>
       </w:tblGrid>
       <w:tr>
-        <w:tblPrEx>
-          <w:tblBorders>
-            <w:top w:val="single" w:color="auto" w:sz="4" w:space="0"/>
-            <w:left w:val="single" w:color="auto" w:sz="4" w:space="0"/>
-            <w:bottom w:val="single" w:color="auto" w:sz="4" w:space="0"/>
-            <w:right w:val="single" w:color="auto" w:sz="4" w:space="0"/>
-            <w:insideH w:val="single" w:color="auto" w:sz="4" w:space="0"/>
-            <w:insideV w:val="single" w:color="auto" w:sz="4" w:space="0"/>
-          </w:tblBorders>
-          <w:tblCellMar>
-            <w:top w:w="0" w:type="dxa"/>
-            <w:left w:w="10" w:type="dxa"/>
-            <w:bottom w:w="0" w:type="dxa"/>
-            <w:right w:w="10" w:type="dxa"/>
-          </w:tblCellMar>
-        </w:tblPrEx>
         <w:trPr>
           <w:tblHeader/>
         </w:trPr>
@@ -7211,22 +7305,6 @@
         </w:tc>
       </w:tr>
       <w:tr>
-        <w:tblPrEx>
-          <w:tblBorders>
-            <w:top w:val="single" w:color="auto" w:sz="4" w:space="0"/>
-            <w:left w:val="single" w:color="auto" w:sz="4" w:space="0"/>
-            <w:bottom w:val="single" w:color="auto" w:sz="4" w:space="0"/>
-            <w:right w:val="single" w:color="auto" w:sz="4" w:space="0"/>
-            <w:insideH w:val="single" w:color="auto" w:sz="4" w:space="0"/>
-            <w:insideV w:val="single" w:color="auto" w:sz="4" w:space="0"/>
-          </w:tblBorders>
-          <w:tblCellMar>
-            <w:top w:w="0" w:type="dxa"/>
-            <w:left w:w="10" w:type="dxa"/>
-            <w:bottom w:w="0" w:type="dxa"/>
-            <w:right w:w="10" w:type="dxa"/>
-          </w:tblCellMar>
-        </w:tblPrEx>
         <w:tc>
           <w:tcPr>
             <w:tcW w:w="2000" w:type="dxa"/>
@@ -7292,22 +7370,6 @@
         </w:tc>
       </w:tr>
       <w:tr>
-        <w:tblPrEx>
-          <w:tblBorders>
-            <w:top w:val="single" w:color="auto" w:sz="4" w:space="0"/>
-            <w:left w:val="single" w:color="auto" w:sz="4" w:space="0"/>
-            <w:bottom w:val="single" w:color="auto" w:sz="4" w:space="0"/>
-            <w:right w:val="single" w:color="auto" w:sz="4" w:space="0"/>
-            <w:insideH w:val="single" w:color="auto" w:sz="4" w:space="0"/>
-            <w:insideV w:val="single" w:color="auto" w:sz="4" w:space="0"/>
-          </w:tblBorders>
-          <w:tblCellMar>
-            <w:top w:w="0" w:type="dxa"/>
-            <w:left w:w="10" w:type="dxa"/>
-            <w:bottom w:w="0" w:type="dxa"/>
-            <w:right w:w="10" w:type="dxa"/>
-          </w:tblCellMar>
-        </w:tblPrEx>
         <w:tc>
           <w:tcPr>
             <w:tcW w:w="2000" w:type="dxa"/>
@@ -7373,22 +7435,6 @@
         </w:tc>
       </w:tr>
       <w:tr>
-        <w:tblPrEx>
-          <w:tblBorders>
-            <w:top w:val="single" w:color="auto" w:sz="4" w:space="0"/>
-            <w:left w:val="single" w:color="auto" w:sz="4" w:space="0"/>
-            <w:bottom w:val="single" w:color="auto" w:sz="4" w:space="0"/>
-            <w:right w:val="single" w:color="auto" w:sz="4" w:space="0"/>
-            <w:insideH w:val="single" w:color="auto" w:sz="4" w:space="0"/>
-            <w:insideV w:val="single" w:color="auto" w:sz="4" w:space="0"/>
-          </w:tblBorders>
-          <w:tblCellMar>
-            <w:top w:w="0" w:type="dxa"/>
-            <w:left w:w="10" w:type="dxa"/>
-            <w:bottom w:w="0" w:type="dxa"/>
-            <w:right w:w="10" w:type="dxa"/>
-          </w:tblCellMar>
-        </w:tblPrEx>
         <w:tc>
           <w:tcPr>
             <w:tcW w:w="2000" w:type="dxa"/>
@@ -7456,7 +7502,7 @@
     </w:tbl>
     <w:p>
       <w:pPr>
-        <w:pStyle w:val="4"/>
+        <w:pStyle w:val="Heading3"/>
       </w:pPr>
       <w:r>
         <w:t>4.2.2. DB2_LUONG - Cơ sở dữ liệu Tiền lương</w:t>
@@ -7468,29 +7514,27 @@
         <w:ind w:firstLine="720"/>
       </w:pPr>
       <w:r>
+        <w:lastRenderedPageBreak/>
         <w:t>DB2_LUONG lưu trữ toàn bộ dữ liệu thuộc miền tài chính - tiền lương. Lý do tách: dữ liệu lương có tính nhạy cảm cao, cần phân quyền chặt chẽ, tần suất ghi cao hàng tháng.</w:t>
       </w:r>
     </w:p>
     <w:tbl>
       <w:tblPr>
-        <w:tblStyle w:val="9"/>
         <w:tblW w:w="9100" w:type="dxa"/>
         <w:tblInd w:w="-4" w:type="dxa"/>
         <w:tblBorders>
-          <w:top w:val="single" w:color="auto" w:sz="4" w:space="0"/>
-          <w:left w:val="single" w:color="auto" w:sz="4" w:space="0"/>
-          <w:bottom w:val="single" w:color="auto" w:sz="4" w:space="0"/>
-          <w:right w:val="single" w:color="auto" w:sz="4" w:space="0"/>
-          <w:insideH w:val="single" w:color="auto" w:sz="4" w:space="0"/>
-          <w:insideV w:val="single" w:color="auto" w:sz="4" w:space="0"/>
+          <w:top w:val="single" w:sz="4" w:space="0" w:color="auto"/>
+          <w:left w:val="single" w:sz="4" w:space="0" w:color="auto"/>
+          <w:bottom w:val="single" w:sz="4" w:space="0" w:color="auto"/>
+          <w:right w:val="single" w:sz="4" w:space="0" w:color="auto"/>
+          <w:insideH w:val="single" w:sz="4" w:space="0" w:color="auto"/>
+          <w:insideV w:val="single" w:sz="4" w:space="0" w:color="auto"/>
         </w:tblBorders>
-        <w:tblLayout w:type="autofit"/>
         <w:tblCellMar>
-          <w:top w:w="0" w:type="dxa"/>
           <w:left w:w="10" w:type="dxa"/>
-          <w:bottom w:w="0" w:type="dxa"/>
           <w:right w:w="10" w:type="dxa"/>
         </w:tblCellMar>
+        <w:tblLook w:val="04A0" w:firstRow="1" w:lastRow="0" w:firstColumn="1" w:lastColumn="0" w:noHBand="0" w:noVBand="1"/>
       </w:tblPr>
       <w:tblGrid>
         <w:gridCol w:w="2232"/>
@@ -7498,22 +7542,6 @@
         <w:gridCol w:w="4083"/>
       </w:tblGrid>
       <w:tr>
-        <w:tblPrEx>
-          <w:tblBorders>
-            <w:top w:val="single" w:color="auto" w:sz="4" w:space="0"/>
-            <w:left w:val="single" w:color="auto" w:sz="4" w:space="0"/>
-            <w:bottom w:val="single" w:color="auto" w:sz="4" w:space="0"/>
-            <w:right w:val="single" w:color="auto" w:sz="4" w:space="0"/>
-            <w:insideH w:val="single" w:color="auto" w:sz="4" w:space="0"/>
-            <w:insideV w:val="single" w:color="auto" w:sz="4" w:space="0"/>
-          </w:tblBorders>
-          <w:tblCellMar>
-            <w:top w:w="0" w:type="dxa"/>
-            <w:left w:w="10" w:type="dxa"/>
-            <w:bottom w:w="0" w:type="dxa"/>
-            <w:right w:w="10" w:type="dxa"/>
-          </w:tblCellMar>
-        </w:tblPrEx>
         <w:trPr>
           <w:tblHeader/>
         </w:trPr>
@@ -7603,22 +7631,6 @@
         </w:tc>
       </w:tr>
       <w:tr>
-        <w:tblPrEx>
-          <w:tblBorders>
-            <w:top w:val="single" w:color="auto" w:sz="4" w:space="0"/>
-            <w:left w:val="single" w:color="auto" w:sz="4" w:space="0"/>
-            <w:bottom w:val="single" w:color="auto" w:sz="4" w:space="0"/>
-            <w:right w:val="single" w:color="auto" w:sz="4" w:space="0"/>
-            <w:insideH w:val="single" w:color="auto" w:sz="4" w:space="0"/>
-            <w:insideV w:val="single" w:color="auto" w:sz="4" w:space="0"/>
-          </w:tblBorders>
-          <w:tblCellMar>
-            <w:top w:w="0" w:type="dxa"/>
-            <w:left w:w="10" w:type="dxa"/>
-            <w:bottom w:w="0" w:type="dxa"/>
-            <w:right w:w="10" w:type="dxa"/>
-          </w:tblCellMar>
-        </w:tblPrEx>
         <w:tc>
           <w:tcPr>
             <w:tcW w:w="2200" w:type="dxa"/>
@@ -7684,22 +7696,6 @@
         </w:tc>
       </w:tr>
       <w:tr>
-        <w:tblPrEx>
-          <w:tblBorders>
-            <w:top w:val="single" w:color="auto" w:sz="4" w:space="0"/>
-            <w:left w:val="single" w:color="auto" w:sz="4" w:space="0"/>
-            <w:bottom w:val="single" w:color="auto" w:sz="4" w:space="0"/>
-            <w:right w:val="single" w:color="auto" w:sz="4" w:space="0"/>
-            <w:insideH w:val="single" w:color="auto" w:sz="4" w:space="0"/>
-            <w:insideV w:val="single" w:color="auto" w:sz="4" w:space="0"/>
-          </w:tblBorders>
-          <w:tblCellMar>
-            <w:top w:w="0" w:type="dxa"/>
-            <w:left w:w="10" w:type="dxa"/>
-            <w:bottom w:w="0" w:type="dxa"/>
-            <w:right w:w="10" w:type="dxa"/>
-          </w:tblCellMar>
-        </w:tblPrEx>
         <w:tc>
           <w:tcPr>
             <w:tcW w:w="2200" w:type="dxa"/>
@@ -7765,22 +7761,6 @@
         </w:tc>
       </w:tr>
       <w:tr>
-        <w:tblPrEx>
-          <w:tblBorders>
-            <w:top w:val="single" w:color="auto" w:sz="4" w:space="0"/>
-            <w:left w:val="single" w:color="auto" w:sz="4" w:space="0"/>
-            <w:bottom w:val="single" w:color="auto" w:sz="4" w:space="0"/>
-            <w:right w:val="single" w:color="auto" w:sz="4" w:space="0"/>
-            <w:insideH w:val="single" w:color="auto" w:sz="4" w:space="0"/>
-            <w:insideV w:val="single" w:color="auto" w:sz="4" w:space="0"/>
-          </w:tblBorders>
-          <w:tblCellMar>
-            <w:top w:w="0" w:type="dxa"/>
-            <w:left w:w="10" w:type="dxa"/>
-            <w:bottom w:w="0" w:type="dxa"/>
-            <w:right w:w="10" w:type="dxa"/>
-          </w:tblCellMar>
-        </w:tblPrEx>
         <w:tc>
           <w:tcPr>
             <w:tcW w:w="2200" w:type="dxa"/>
@@ -7846,22 +7826,6 @@
         </w:tc>
       </w:tr>
       <w:tr>
-        <w:tblPrEx>
-          <w:tblBorders>
-            <w:top w:val="single" w:color="auto" w:sz="4" w:space="0"/>
-            <w:left w:val="single" w:color="auto" w:sz="4" w:space="0"/>
-            <w:bottom w:val="single" w:color="auto" w:sz="4" w:space="0"/>
-            <w:right w:val="single" w:color="auto" w:sz="4" w:space="0"/>
-            <w:insideH w:val="single" w:color="auto" w:sz="4" w:space="0"/>
-            <w:insideV w:val="single" w:color="auto" w:sz="4" w:space="0"/>
-          </w:tblBorders>
-          <w:tblCellMar>
-            <w:top w:w="0" w:type="dxa"/>
-            <w:left w:w="10" w:type="dxa"/>
-            <w:bottom w:w="0" w:type="dxa"/>
-            <w:right w:w="10" w:type="dxa"/>
-          </w:tblCellMar>
-        </w:tblPrEx>
         <w:tc>
           <w:tcPr>
             <w:tcW w:w="2200" w:type="dxa"/>
@@ -7927,22 +7891,6 @@
         </w:tc>
       </w:tr>
       <w:tr>
-        <w:tblPrEx>
-          <w:tblBorders>
-            <w:top w:val="single" w:color="auto" w:sz="4" w:space="0"/>
-            <w:left w:val="single" w:color="auto" w:sz="4" w:space="0"/>
-            <w:bottom w:val="single" w:color="auto" w:sz="4" w:space="0"/>
-            <w:right w:val="single" w:color="auto" w:sz="4" w:space="0"/>
-            <w:insideH w:val="single" w:color="auto" w:sz="4" w:space="0"/>
-            <w:insideV w:val="single" w:color="auto" w:sz="4" w:space="0"/>
-          </w:tblBorders>
-          <w:tblCellMar>
-            <w:top w:w="0" w:type="dxa"/>
-            <w:left w:w="10" w:type="dxa"/>
-            <w:bottom w:w="0" w:type="dxa"/>
-            <w:right w:w="10" w:type="dxa"/>
-          </w:tblCellMar>
-        </w:tblPrEx>
         <w:tc>
           <w:tcPr>
             <w:tcW w:w="2200" w:type="dxa"/>
@@ -8010,7 +7958,7 @@
     </w:tbl>
     <w:p>
       <w:pPr>
-        <w:pStyle w:val="4"/>
+        <w:pStyle w:val="Heading3"/>
       </w:pPr>
       <w:r>
         <w:t>4.2.3. Lý do tách domain dữ liệu</w:t>
@@ -8018,7 +7966,7 @@
     </w:p>
     <w:p>
       <w:pPr>
-        <w:pStyle w:val="19"/>
+        <w:pStyle w:val="ListParagraph"/>
         <w:numPr>
           <w:ilvl w:val="0"/>
           <w:numId w:val="1"/>
@@ -8031,7 +7979,7 @@
     </w:p>
     <w:p>
       <w:pPr>
-        <w:pStyle w:val="19"/>
+        <w:pStyle w:val="ListParagraph"/>
         <w:numPr>
           <w:ilvl w:val="0"/>
           <w:numId w:val="1"/>
@@ -8044,7 +7992,7 @@
     </w:p>
     <w:p>
       <w:pPr>
-        <w:pStyle w:val="19"/>
+        <w:pStyle w:val="ListParagraph"/>
         <w:numPr>
           <w:ilvl w:val="0"/>
           <w:numId w:val="1"/>
@@ -8057,7 +8005,7 @@
     </w:p>
     <w:p>
       <w:pPr>
-        <w:pStyle w:val="19"/>
+        <w:pStyle w:val="ListParagraph"/>
         <w:numPr>
           <w:ilvl w:val="0"/>
           <w:numId w:val="1"/>
@@ -8070,7 +8018,7 @@
     </w:p>
     <w:p>
       <w:pPr>
-        <w:pStyle w:val="3"/>
+        <w:pStyle w:val="Heading2"/>
         <w:rPr>
           <w:lang w:val="vi-VN"/>
         </w:rPr>
@@ -8081,14 +8029,17 @@
     </w:p>
     <w:p>
       <w:pPr>
-        <w:pStyle w:val="3"/>
+        <w:pStyle w:val="Heading2"/>
         <w:rPr>
           <w:lang w:val="vi-VN"/>
         </w:rPr>
       </w:pPr>
       <w:r>
+        <w:rPr>
+          <w:noProof/>
+        </w:rPr>
         <w:drawing>
-          <wp:inline distT="0" distB="0" distL="0" distR="0">
+          <wp:inline distT="0" distB="0" distL="0" distR="0" wp14:anchorId="47C91FC9" wp14:editId="09D531AC">
             <wp:extent cx="5731510" cy="1897380"/>
             <wp:effectExtent l="0" t="0" r="2540" b="7620"/>
             <wp:docPr id="1666678871" name="Picture 11"/>
@@ -8139,7 +8090,7 @@
     </w:p>
     <w:p>
       <w:pPr>
-        <w:pStyle w:val="4"/>
+        <w:pStyle w:val="Heading3"/>
       </w:pPr>
       <w:r>
         <w:t>4.3.1. View cross-database: vw_AdminNhanVienDayDu</w:t>
@@ -8160,7 +8111,7 @@
       </w:pPr>
       <w:r>
         <w:rPr>
-          <w:rFonts w:ascii="Courier New" w:hAnsi="Courier New" w:eastAsia="Courier New" w:cs="Courier New"/>
+          <w:rFonts w:ascii="Courier New" w:eastAsia="Courier New" w:hAnsi="Courier New" w:cs="Courier New"/>
           <w:sz w:val="20"/>
           <w:szCs w:val="20"/>
         </w:rPr>
@@ -8169,7 +8120,7 @@
     </w:p>
     <w:p>
       <w:pPr>
-        <w:pStyle w:val="4"/>
+        <w:pStyle w:val="Heading3"/>
       </w:pPr>
       <w:r>
         <w:t>4.3.2. Transparency ở tầng API</w:t>
@@ -8181,12 +8132,13 @@
         <w:ind w:firstLine="720"/>
       </w:pPr>
       <w:r>
+        <w:lastRenderedPageBreak/>
         <w:t>Backend merge dữ liệu từ DB1 và DB2 trước khi trả về cho frontend. Frontend chỉ nhận một JSON duy nhất, không cần biết dữ liệu đến từ nhiều nguồn.</w:t>
       </w:r>
     </w:p>
     <w:p>
       <w:pPr>
-        <w:pStyle w:val="19"/>
+        <w:pStyle w:val="ListParagraph"/>
         <w:numPr>
           <w:ilvl w:val="0"/>
           <w:numId w:val="1"/>
@@ -8199,7 +8151,7 @@
     </w:p>
     <w:p>
       <w:pPr>
-        <w:pStyle w:val="19"/>
+        <w:pStyle w:val="ListParagraph"/>
         <w:numPr>
           <w:ilvl w:val="0"/>
           <w:numId w:val="1"/>
@@ -8212,7 +8164,7 @@
     </w:p>
     <w:p>
       <w:pPr>
-        <w:pStyle w:val="19"/>
+        <w:pStyle w:val="ListParagraph"/>
         <w:numPr>
           <w:ilvl w:val="0"/>
           <w:numId w:val="1"/>
@@ -8225,7 +8177,7 @@
     </w:p>
     <w:p>
       <w:pPr>
-        <w:pStyle w:val="3"/>
+        <w:pStyle w:val="Heading2"/>
       </w:pPr>
       <w:r>
         <w:t>4.4. Đồng bộ thao tác (Consistency/Sync)</w:t>
@@ -8233,7 +8185,7 @@
     </w:p>
     <w:p>
       <w:pPr>
-        <w:pStyle w:val="4"/>
+        <w:pStyle w:val="Heading3"/>
       </w:pPr>
       <w:r>
         <w:t>4.4.1. Luồng thêm nhân viên</w:t>
@@ -8241,7 +8193,7 @@
     </w:p>
     <w:p>
       <w:pPr>
-        <w:pStyle w:val="19"/>
+        <w:pStyle w:val="ListParagraph"/>
         <w:numPr>
           <w:ilvl w:val="0"/>
           <w:numId w:val="2"/>
@@ -8254,7 +8206,7 @@
     </w:p>
     <w:p>
       <w:pPr>
-        <w:pStyle w:val="19"/>
+        <w:pStyle w:val="ListParagraph"/>
         <w:numPr>
           <w:ilvl w:val="0"/>
           <w:numId w:val="2"/>
@@ -8267,7 +8219,7 @@
     </w:p>
     <w:p>
       <w:pPr>
-        <w:pStyle w:val="19"/>
+        <w:pStyle w:val="ListParagraph"/>
         <w:numPr>
           <w:ilvl w:val="0"/>
           <w:numId w:val="2"/>
@@ -8280,7 +8232,7 @@
     </w:p>
     <w:p>
       <w:pPr>
-        <w:pStyle w:val="19"/>
+        <w:pStyle w:val="ListParagraph"/>
         <w:numPr>
           <w:ilvl w:val="0"/>
           <w:numId w:val="2"/>
@@ -8293,7 +8245,7 @@
     </w:p>
     <w:p>
       <w:pPr>
-        <w:pStyle w:val="19"/>
+        <w:pStyle w:val="ListParagraph"/>
         <w:numPr>
           <w:ilvl w:val="0"/>
           <w:numId w:val="2"/>
@@ -8306,7 +8258,7 @@
     </w:p>
     <w:p>
       <w:pPr>
-        <w:pStyle w:val="19"/>
+        <w:pStyle w:val="ListParagraph"/>
         <w:numPr>
           <w:ilvl w:val="0"/>
           <w:numId w:val="2"/>
@@ -8319,7 +8271,7 @@
     </w:p>
     <w:p>
       <w:pPr>
-        <w:pStyle w:val="4"/>
+        <w:pStyle w:val="Heading3"/>
       </w:pPr>
       <w:r>
         <w:t>4.4.2. Luồng xóa mềm nhân viên</w:t>
@@ -8327,7 +8279,7 @@
     </w:p>
     <w:p>
       <w:pPr>
-        <w:pStyle w:val="19"/>
+        <w:pStyle w:val="ListParagraph"/>
         <w:numPr>
           <w:ilvl w:val="0"/>
           <w:numId w:val="2"/>
@@ -8340,7 +8292,7 @@
     </w:p>
     <w:p>
       <w:pPr>
-        <w:pStyle w:val="19"/>
+        <w:pStyle w:val="ListParagraph"/>
         <w:numPr>
           <w:ilvl w:val="0"/>
           <w:numId w:val="2"/>
@@ -8353,7 +8305,7 @@
     </w:p>
     <w:p>
       <w:pPr>
-        <w:pStyle w:val="19"/>
+        <w:pStyle w:val="ListParagraph"/>
         <w:numPr>
           <w:ilvl w:val="0"/>
           <w:numId w:val="2"/>
@@ -8366,7 +8318,7 @@
     </w:p>
     <w:p>
       <w:pPr>
-        <w:pStyle w:val="19"/>
+        <w:pStyle w:val="ListParagraph"/>
         <w:numPr>
           <w:ilvl w:val="0"/>
           <w:numId w:val="2"/>
@@ -8379,7 +8331,7 @@
     </w:p>
     <w:p>
       <w:pPr>
-        <w:pStyle w:val="19"/>
+        <w:pStyle w:val="ListParagraph"/>
         <w:numPr>
           <w:ilvl w:val="0"/>
           <w:numId w:val="2"/>
@@ -8392,7 +8344,7 @@
     </w:p>
     <w:p>
       <w:pPr>
-        <w:pStyle w:val="3"/>
+        <w:pStyle w:val="Heading2"/>
       </w:pPr>
       <w:r>
         <w:t>4.5. Cấu hình SQLAlchemy Binds</w:t>
@@ -8413,7 +8365,7 @@
       </w:pPr>
       <w:r>
         <w:rPr>
-          <w:rFonts w:ascii="Courier New" w:hAnsi="Courier New" w:eastAsia="Courier New" w:cs="Courier New"/>
+          <w:rFonts w:ascii="Courier New" w:eastAsia="Courier New" w:hAnsi="Courier New" w:cs="Courier New"/>
           <w:sz w:val="20"/>
           <w:szCs w:val="20"/>
         </w:rPr>
@@ -8422,7 +8374,7 @@
     </w:p>
     <w:p>
       <w:pPr>
-        <w:pStyle w:val="3"/>
+        <w:pStyle w:val="Heading2"/>
       </w:pPr>
       <w:r>
         <w:t>4.6. Bảo mật và Phân quyền</w:t>
@@ -8430,7 +8382,7 @@
     </w:p>
     <w:p>
       <w:pPr>
-        <w:pStyle w:val="4"/>
+        <w:pStyle w:val="Heading3"/>
       </w:pPr>
       <w:r>
         <w:t>4.6.1. Vai trò và quyền hạn</w:t>
@@ -8438,24 +8390,21 @@
     </w:p>
     <w:tbl>
       <w:tblPr>
-        <w:tblStyle w:val="9"/>
         <w:tblW w:w="9100" w:type="dxa"/>
         <w:tblInd w:w="-4" w:type="dxa"/>
         <w:tblBorders>
-          <w:top w:val="single" w:color="auto" w:sz="4" w:space="0"/>
-          <w:left w:val="single" w:color="auto" w:sz="4" w:space="0"/>
-          <w:bottom w:val="single" w:color="auto" w:sz="4" w:space="0"/>
-          <w:right w:val="single" w:color="auto" w:sz="4" w:space="0"/>
-          <w:insideH w:val="single" w:color="auto" w:sz="4" w:space="0"/>
-          <w:insideV w:val="single" w:color="auto" w:sz="4" w:space="0"/>
+          <w:top w:val="single" w:sz="4" w:space="0" w:color="auto"/>
+          <w:left w:val="single" w:sz="4" w:space="0" w:color="auto"/>
+          <w:bottom w:val="single" w:sz="4" w:space="0" w:color="auto"/>
+          <w:right w:val="single" w:sz="4" w:space="0" w:color="auto"/>
+          <w:insideH w:val="single" w:sz="4" w:space="0" w:color="auto"/>
+          <w:insideV w:val="single" w:sz="4" w:space="0" w:color="auto"/>
         </w:tblBorders>
-        <w:tblLayout w:type="autofit"/>
         <w:tblCellMar>
-          <w:top w:w="0" w:type="dxa"/>
           <w:left w:w="10" w:type="dxa"/>
-          <w:bottom w:w="0" w:type="dxa"/>
           <w:right w:w="10" w:type="dxa"/>
         </w:tblCellMar>
+        <w:tblLook w:val="04A0" w:firstRow="1" w:lastRow="0" w:firstColumn="1" w:lastColumn="0" w:noHBand="0" w:noVBand="1"/>
       </w:tblPr>
       <w:tblGrid>
         <w:gridCol w:w="1500"/>
@@ -8464,16 +8413,6 @@
         <w:gridCol w:w="3100"/>
       </w:tblGrid>
       <w:tr>
-        <w:tblPrEx>
-          <w:tblBorders>
-            <w:top w:val="single" w:color="auto" w:sz="4" w:space="0"/>
-            <w:left w:val="single" w:color="auto" w:sz="4" w:space="0"/>
-            <w:bottom w:val="single" w:color="auto" w:sz="4" w:space="0"/>
-            <w:right w:val="single" w:color="auto" w:sz="4" w:space="0"/>
-            <w:insideH w:val="single" w:color="auto" w:sz="4" w:space="0"/>
-            <w:insideV w:val="single" w:color="auto" w:sz="4" w:space="0"/>
-          </w:tblBorders>
-        </w:tblPrEx>
         <w:trPr>
           <w:tblHeader/>
         </w:trPr>
@@ -8591,22 +8530,6 @@
         </w:tc>
       </w:tr>
       <w:tr>
-        <w:tblPrEx>
-          <w:tblBorders>
-            <w:top w:val="single" w:color="auto" w:sz="4" w:space="0"/>
-            <w:left w:val="single" w:color="auto" w:sz="4" w:space="0"/>
-            <w:bottom w:val="single" w:color="auto" w:sz="4" w:space="0"/>
-            <w:right w:val="single" w:color="auto" w:sz="4" w:space="0"/>
-            <w:insideH w:val="single" w:color="auto" w:sz="4" w:space="0"/>
-            <w:insideV w:val="single" w:color="auto" w:sz="4" w:space="0"/>
-          </w:tblBorders>
-          <w:tblCellMar>
-            <w:top w:w="0" w:type="dxa"/>
-            <w:left w:w="10" w:type="dxa"/>
-            <w:bottom w:w="0" w:type="dxa"/>
-            <w:right w:w="10" w:type="dxa"/>
-          </w:tblCellMar>
-        </w:tblPrEx>
         <w:tc>
           <w:tcPr>
             <w:tcW w:w="1500" w:type="dxa"/>
@@ -8693,22 +8616,6 @@
         </w:tc>
       </w:tr>
       <w:tr>
-        <w:tblPrEx>
-          <w:tblBorders>
-            <w:top w:val="single" w:color="auto" w:sz="4" w:space="0"/>
-            <w:left w:val="single" w:color="auto" w:sz="4" w:space="0"/>
-            <w:bottom w:val="single" w:color="auto" w:sz="4" w:space="0"/>
-            <w:right w:val="single" w:color="auto" w:sz="4" w:space="0"/>
-            <w:insideH w:val="single" w:color="auto" w:sz="4" w:space="0"/>
-            <w:insideV w:val="single" w:color="auto" w:sz="4" w:space="0"/>
-          </w:tblBorders>
-          <w:tblCellMar>
-            <w:top w:w="0" w:type="dxa"/>
-            <w:left w:w="10" w:type="dxa"/>
-            <w:bottom w:w="0" w:type="dxa"/>
-            <w:right w:w="10" w:type="dxa"/>
-          </w:tblCellMar>
-        </w:tblPrEx>
         <w:tc>
           <w:tcPr>
             <w:tcW w:w="1500" w:type="dxa"/>
@@ -8795,22 +8702,6 @@
         </w:tc>
       </w:tr>
       <w:tr>
-        <w:tblPrEx>
-          <w:tblBorders>
-            <w:top w:val="single" w:color="auto" w:sz="4" w:space="0"/>
-            <w:left w:val="single" w:color="auto" w:sz="4" w:space="0"/>
-            <w:bottom w:val="single" w:color="auto" w:sz="4" w:space="0"/>
-            <w:right w:val="single" w:color="auto" w:sz="4" w:space="0"/>
-            <w:insideH w:val="single" w:color="auto" w:sz="4" w:space="0"/>
-            <w:insideV w:val="single" w:color="auto" w:sz="4" w:space="0"/>
-          </w:tblBorders>
-          <w:tblCellMar>
-            <w:top w:w="0" w:type="dxa"/>
-            <w:left w:w="10" w:type="dxa"/>
-            <w:bottom w:w="0" w:type="dxa"/>
-            <w:right w:w="10" w:type="dxa"/>
-          </w:tblCellMar>
-        </w:tblPrEx>
         <w:tc>
           <w:tcPr>
             <w:tcW w:w="1500" w:type="dxa"/>
@@ -8828,6 +8719,7 @@
                 <w:sz w:val="22"/>
                 <w:szCs w:val="22"/>
               </w:rPr>
+              <w:lastRenderedPageBreak/>
               <w:t>Nhân viên</w:t>
             </w:r>
           </w:p>
@@ -8899,7 +8791,7 @@
     </w:tbl>
     <w:p>
       <w:pPr>
-        <w:pStyle w:val="4"/>
+        <w:pStyle w:val="Heading3"/>
       </w:pPr>
       <w:r>
         <w:t>4.6.2. JWT Authentication</w:t>
@@ -8907,7 +8799,7 @@
     </w:p>
     <w:p>
       <w:pPr>
-        <w:pStyle w:val="19"/>
+        <w:pStyle w:val="ListParagraph"/>
         <w:numPr>
           <w:ilvl w:val="0"/>
           <w:numId w:val="1"/>
@@ -8920,7 +8812,7 @@
     </w:p>
     <w:p>
       <w:pPr>
-        <w:pStyle w:val="19"/>
+        <w:pStyle w:val="ListParagraph"/>
         <w:numPr>
           <w:ilvl w:val="0"/>
           <w:numId w:val="1"/>
@@ -8933,7 +8825,7 @@
     </w:p>
     <w:p>
       <w:pPr>
-        <w:pStyle w:val="19"/>
+        <w:pStyle w:val="ListParagraph"/>
         <w:numPr>
           <w:ilvl w:val="0"/>
           <w:numId w:val="1"/>
@@ -8946,7 +8838,7 @@
     </w:p>
     <w:p>
       <w:pPr>
-        <w:pStyle w:val="19"/>
+        <w:pStyle w:val="ListParagraph"/>
         <w:numPr>
           <w:ilvl w:val="0"/>
           <w:numId w:val="1"/>
@@ -8959,7 +8851,7 @@
     </w:p>
     <w:p>
       <w:pPr>
-        <w:pStyle w:val="4"/>
+        <w:pStyle w:val="Heading3"/>
       </w:pPr>
       <w:r>
         <w:t>4.6.3. SQL Grants phân quyền DB</w:t>
@@ -8971,7 +8863,7 @@
       </w:pPr>
       <w:r>
         <w:rPr>
-          <w:rFonts w:ascii="Courier New" w:hAnsi="Courier New" w:eastAsia="Courier New" w:cs="Courier New"/>
+          <w:rFonts w:ascii="Courier New" w:eastAsia="Courier New" w:hAnsi="Courier New" w:cs="Courier New"/>
           <w:sz w:val="20"/>
           <w:szCs w:val="20"/>
         </w:rPr>
@@ -8980,7 +8872,7 @@
     </w:p>
     <w:p>
       <w:pPr>
-        <w:pStyle w:val="3"/>
+        <w:pStyle w:val="Heading2"/>
       </w:pPr>
       <w:r>
         <w:t>4.7. API Contract</w:t>
@@ -8988,48 +8880,29 @@
     </w:p>
     <w:tbl>
       <w:tblPr>
-        <w:tblStyle w:val="9"/>
         <w:tblW w:w="9100" w:type="dxa"/>
         <w:tblInd w:w="-4" w:type="dxa"/>
         <w:tblBorders>
-          <w:top w:val="single" w:color="auto" w:sz="4" w:space="0"/>
-          <w:left w:val="single" w:color="auto" w:sz="4" w:space="0"/>
-          <w:bottom w:val="single" w:color="auto" w:sz="4" w:space="0"/>
-          <w:right w:val="single" w:color="auto" w:sz="4" w:space="0"/>
-          <w:insideH w:val="single" w:color="auto" w:sz="4" w:space="0"/>
-          <w:insideV w:val="single" w:color="auto" w:sz="4" w:space="0"/>
+          <w:top w:val="single" w:sz="4" w:space="0" w:color="auto"/>
+          <w:left w:val="single" w:sz="4" w:space="0" w:color="auto"/>
+          <w:bottom w:val="single" w:sz="4" w:space="0" w:color="auto"/>
+          <w:right w:val="single" w:sz="4" w:space="0" w:color="auto"/>
+          <w:insideH w:val="single" w:sz="4" w:space="0" w:color="auto"/>
+          <w:insideV w:val="single" w:sz="4" w:space="0" w:color="auto"/>
         </w:tblBorders>
-        <w:tblLayout w:type="autofit"/>
         <w:tblCellMar>
-          <w:top w:w="0" w:type="dxa"/>
           <w:left w:w="10" w:type="dxa"/>
-          <w:bottom w:w="0" w:type="dxa"/>
           <w:right w:w="10" w:type="dxa"/>
         </w:tblCellMar>
+        <w:tblLook w:val="04A0" w:firstRow="1" w:lastRow="0" w:firstColumn="1" w:lastColumn="0" w:noHBand="0" w:noVBand="1"/>
       </w:tblPr>
       <w:tblGrid>
-        <w:gridCol w:w="2590"/>
+        <w:gridCol w:w="2591"/>
         <w:gridCol w:w="1744"/>
         <w:gridCol w:w="1596"/>
-        <w:gridCol w:w="3170"/>
+        <w:gridCol w:w="3169"/>
       </w:tblGrid>
       <w:tr>
-        <w:tblPrEx>
-          <w:tblBorders>
-            <w:top w:val="single" w:color="auto" w:sz="4" w:space="0"/>
-            <w:left w:val="single" w:color="auto" w:sz="4" w:space="0"/>
-            <w:bottom w:val="single" w:color="auto" w:sz="4" w:space="0"/>
-            <w:right w:val="single" w:color="auto" w:sz="4" w:space="0"/>
-            <w:insideH w:val="single" w:color="auto" w:sz="4" w:space="0"/>
-            <w:insideV w:val="single" w:color="auto" w:sz="4" w:space="0"/>
-          </w:tblBorders>
-          <w:tblCellMar>
-            <w:top w:w="0" w:type="dxa"/>
-            <w:left w:w="10" w:type="dxa"/>
-            <w:bottom w:w="0" w:type="dxa"/>
-            <w:right w:w="10" w:type="dxa"/>
-          </w:tblCellMar>
-        </w:tblPrEx>
         <w:trPr>
           <w:tblHeader/>
         </w:trPr>
@@ -9147,22 +9020,6 @@
         </w:tc>
       </w:tr>
       <w:tr>
-        <w:tblPrEx>
-          <w:tblBorders>
-            <w:top w:val="single" w:color="auto" w:sz="4" w:space="0"/>
-            <w:left w:val="single" w:color="auto" w:sz="4" w:space="0"/>
-            <w:bottom w:val="single" w:color="auto" w:sz="4" w:space="0"/>
-            <w:right w:val="single" w:color="auto" w:sz="4" w:space="0"/>
-            <w:insideH w:val="single" w:color="auto" w:sz="4" w:space="0"/>
-            <w:insideV w:val="single" w:color="auto" w:sz="4" w:space="0"/>
-          </w:tblBorders>
-          <w:tblCellMar>
-            <w:top w:w="0" w:type="dxa"/>
-            <w:left w:w="10" w:type="dxa"/>
-            <w:bottom w:w="0" w:type="dxa"/>
-            <w:right w:w="10" w:type="dxa"/>
-          </w:tblCellMar>
-        </w:tblPrEx>
         <w:tc>
           <w:tcPr>
             <w:tcW w:w="2800" w:type="dxa"/>
@@ -9249,22 +9106,6 @@
         </w:tc>
       </w:tr>
       <w:tr>
-        <w:tblPrEx>
-          <w:tblBorders>
-            <w:top w:val="single" w:color="auto" w:sz="4" w:space="0"/>
-            <w:left w:val="single" w:color="auto" w:sz="4" w:space="0"/>
-            <w:bottom w:val="single" w:color="auto" w:sz="4" w:space="0"/>
-            <w:right w:val="single" w:color="auto" w:sz="4" w:space="0"/>
-            <w:insideH w:val="single" w:color="auto" w:sz="4" w:space="0"/>
-            <w:insideV w:val="single" w:color="auto" w:sz="4" w:space="0"/>
-          </w:tblBorders>
-          <w:tblCellMar>
-            <w:top w:w="0" w:type="dxa"/>
-            <w:left w:w="10" w:type="dxa"/>
-            <w:bottom w:w="0" w:type="dxa"/>
-            <w:right w:w="10" w:type="dxa"/>
-          </w:tblCellMar>
-        </w:tblPrEx>
         <w:tc>
           <w:tcPr>
             <w:tcW w:w="2800" w:type="dxa"/>
@@ -9351,22 +9192,6 @@
         </w:tc>
       </w:tr>
       <w:tr>
-        <w:tblPrEx>
-          <w:tblBorders>
-            <w:top w:val="single" w:color="auto" w:sz="4" w:space="0"/>
-            <w:left w:val="single" w:color="auto" w:sz="4" w:space="0"/>
-            <w:bottom w:val="single" w:color="auto" w:sz="4" w:space="0"/>
-            <w:right w:val="single" w:color="auto" w:sz="4" w:space="0"/>
-            <w:insideH w:val="single" w:color="auto" w:sz="4" w:space="0"/>
-            <w:insideV w:val="single" w:color="auto" w:sz="4" w:space="0"/>
-          </w:tblBorders>
-          <w:tblCellMar>
-            <w:top w:w="0" w:type="dxa"/>
-            <w:left w:w="10" w:type="dxa"/>
-            <w:bottom w:w="0" w:type="dxa"/>
-            <w:right w:w="10" w:type="dxa"/>
-          </w:tblCellMar>
-        </w:tblPrEx>
         <w:tc>
           <w:tcPr>
             <w:tcW w:w="2800" w:type="dxa"/>
@@ -9453,22 +9278,6 @@
         </w:tc>
       </w:tr>
       <w:tr>
-        <w:tblPrEx>
-          <w:tblBorders>
-            <w:top w:val="single" w:color="auto" w:sz="4" w:space="0"/>
-            <w:left w:val="single" w:color="auto" w:sz="4" w:space="0"/>
-            <w:bottom w:val="single" w:color="auto" w:sz="4" w:space="0"/>
-            <w:right w:val="single" w:color="auto" w:sz="4" w:space="0"/>
-            <w:insideH w:val="single" w:color="auto" w:sz="4" w:space="0"/>
-            <w:insideV w:val="single" w:color="auto" w:sz="4" w:space="0"/>
-          </w:tblBorders>
-          <w:tblCellMar>
-            <w:top w:w="0" w:type="dxa"/>
-            <w:left w:w="10" w:type="dxa"/>
-            <w:bottom w:w="0" w:type="dxa"/>
-            <w:right w:w="10" w:type="dxa"/>
-          </w:tblCellMar>
-        </w:tblPrEx>
         <w:tc>
           <w:tcPr>
             <w:tcW w:w="2800" w:type="dxa"/>
@@ -9555,22 +9364,6 @@
         </w:tc>
       </w:tr>
       <w:tr>
-        <w:tblPrEx>
-          <w:tblBorders>
-            <w:top w:val="single" w:color="auto" w:sz="4" w:space="0"/>
-            <w:left w:val="single" w:color="auto" w:sz="4" w:space="0"/>
-            <w:bottom w:val="single" w:color="auto" w:sz="4" w:space="0"/>
-            <w:right w:val="single" w:color="auto" w:sz="4" w:space="0"/>
-            <w:insideH w:val="single" w:color="auto" w:sz="4" w:space="0"/>
-            <w:insideV w:val="single" w:color="auto" w:sz="4" w:space="0"/>
-          </w:tblBorders>
-          <w:tblCellMar>
-            <w:top w:w="0" w:type="dxa"/>
-            <w:left w:w="10" w:type="dxa"/>
-            <w:bottom w:w="0" w:type="dxa"/>
-            <w:right w:w="10" w:type="dxa"/>
-          </w:tblCellMar>
-        </w:tblPrEx>
         <w:tc>
           <w:tcPr>
             <w:tcW w:w="2800" w:type="dxa"/>
@@ -9657,22 +9450,6 @@
         </w:tc>
       </w:tr>
       <w:tr>
-        <w:tblPrEx>
-          <w:tblBorders>
-            <w:top w:val="single" w:color="auto" w:sz="4" w:space="0"/>
-            <w:left w:val="single" w:color="auto" w:sz="4" w:space="0"/>
-            <w:bottom w:val="single" w:color="auto" w:sz="4" w:space="0"/>
-            <w:right w:val="single" w:color="auto" w:sz="4" w:space="0"/>
-            <w:insideH w:val="single" w:color="auto" w:sz="4" w:space="0"/>
-            <w:insideV w:val="single" w:color="auto" w:sz="4" w:space="0"/>
-          </w:tblBorders>
-          <w:tblCellMar>
-            <w:top w:w="0" w:type="dxa"/>
-            <w:left w:w="10" w:type="dxa"/>
-            <w:bottom w:w="0" w:type="dxa"/>
-            <w:right w:w="10" w:type="dxa"/>
-          </w:tblCellMar>
-        </w:tblPrEx>
         <w:tc>
           <w:tcPr>
             <w:tcW w:w="2800" w:type="dxa"/>
@@ -9759,22 +9536,6 @@
         </w:tc>
       </w:tr>
       <w:tr>
-        <w:tblPrEx>
-          <w:tblBorders>
-            <w:top w:val="single" w:color="auto" w:sz="4" w:space="0"/>
-            <w:left w:val="single" w:color="auto" w:sz="4" w:space="0"/>
-            <w:bottom w:val="single" w:color="auto" w:sz="4" w:space="0"/>
-            <w:right w:val="single" w:color="auto" w:sz="4" w:space="0"/>
-            <w:insideH w:val="single" w:color="auto" w:sz="4" w:space="0"/>
-            <w:insideV w:val="single" w:color="auto" w:sz="4" w:space="0"/>
-          </w:tblBorders>
-          <w:tblCellMar>
-            <w:top w:w="0" w:type="dxa"/>
-            <w:left w:w="10" w:type="dxa"/>
-            <w:bottom w:w="0" w:type="dxa"/>
-            <w:right w:w="10" w:type="dxa"/>
-          </w:tblCellMar>
-        </w:tblPrEx>
         <w:tc>
           <w:tcPr>
             <w:tcW w:w="2800" w:type="dxa"/>
@@ -9861,22 +9622,6 @@
         </w:tc>
       </w:tr>
       <w:tr>
-        <w:tblPrEx>
-          <w:tblBorders>
-            <w:top w:val="single" w:color="auto" w:sz="4" w:space="0"/>
-            <w:left w:val="single" w:color="auto" w:sz="4" w:space="0"/>
-            <w:bottom w:val="single" w:color="auto" w:sz="4" w:space="0"/>
-            <w:right w:val="single" w:color="auto" w:sz="4" w:space="0"/>
-            <w:insideH w:val="single" w:color="auto" w:sz="4" w:space="0"/>
-            <w:insideV w:val="single" w:color="auto" w:sz="4" w:space="0"/>
-          </w:tblBorders>
-          <w:tblCellMar>
-            <w:top w:w="0" w:type="dxa"/>
-            <w:left w:w="10" w:type="dxa"/>
-            <w:bottom w:w="0" w:type="dxa"/>
-            <w:right w:w="10" w:type="dxa"/>
-          </w:tblCellMar>
-        </w:tblPrEx>
         <w:tc>
           <w:tcPr>
             <w:tcW w:w="2800" w:type="dxa"/>
@@ -9963,22 +9708,6 @@
         </w:tc>
       </w:tr>
       <w:tr>
-        <w:tblPrEx>
-          <w:tblBorders>
-            <w:top w:val="single" w:color="auto" w:sz="4" w:space="0"/>
-            <w:left w:val="single" w:color="auto" w:sz="4" w:space="0"/>
-            <w:bottom w:val="single" w:color="auto" w:sz="4" w:space="0"/>
-            <w:right w:val="single" w:color="auto" w:sz="4" w:space="0"/>
-            <w:insideH w:val="single" w:color="auto" w:sz="4" w:space="0"/>
-            <w:insideV w:val="single" w:color="auto" w:sz="4" w:space="0"/>
-          </w:tblBorders>
-          <w:tblCellMar>
-            <w:top w:w="0" w:type="dxa"/>
-            <w:left w:w="10" w:type="dxa"/>
-            <w:bottom w:w="0" w:type="dxa"/>
-            <w:right w:w="10" w:type="dxa"/>
-          </w:tblCellMar>
-        </w:tblPrEx>
         <w:tc>
           <w:tcPr>
             <w:tcW w:w="2800" w:type="dxa"/>
@@ -10065,22 +9794,6 @@
         </w:tc>
       </w:tr>
       <w:tr>
-        <w:tblPrEx>
-          <w:tblBorders>
-            <w:top w:val="single" w:color="auto" w:sz="4" w:space="0"/>
-            <w:left w:val="single" w:color="auto" w:sz="4" w:space="0"/>
-            <w:bottom w:val="single" w:color="auto" w:sz="4" w:space="0"/>
-            <w:right w:val="single" w:color="auto" w:sz="4" w:space="0"/>
-            <w:insideH w:val="single" w:color="auto" w:sz="4" w:space="0"/>
-            <w:insideV w:val="single" w:color="auto" w:sz="4" w:space="0"/>
-          </w:tblBorders>
-          <w:tblCellMar>
-            <w:top w:w="0" w:type="dxa"/>
-            <w:left w:w="10" w:type="dxa"/>
-            <w:bottom w:w="0" w:type="dxa"/>
-            <w:right w:w="10" w:type="dxa"/>
-          </w:tblCellMar>
-        </w:tblPrEx>
         <w:tc>
           <w:tcPr>
             <w:tcW w:w="2800" w:type="dxa"/>
@@ -10167,22 +9880,6 @@
         </w:tc>
       </w:tr>
       <w:tr>
-        <w:tblPrEx>
-          <w:tblBorders>
-            <w:top w:val="single" w:color="auto" w:sz="4" w:space="0"/>
-            <w:left w:val="single" w:color="auto" w:sz="4" w:space="0"/>
-            <w:bottom w:val="single" w:color="auto" w:sz="4" w:space="0"/>
-            <w:right w:val="single" w:color="auto" w:sz="4" w:space="0"/>
-            <w:insideH w:val="single" w:color="auto" w:sz="4" w:space="0"/>
-            <w:insideV w:val="single" w:color="auto" w:sz="4" w:space="0"/>
-          </w:tblBorders>
-          <w:tblCellMar>
-            <w:top w:w="0" w:type="dxa"/>
-            <w:left w:w="10" w:type="dxa"/>
-            <w:bottom w:w="0" w:type="dxa"/>
-            <w:right w:w="10" w:type="dxa"/>
-          </w:tblCellMar>
-        </w:tblPrEx>
         <w:tc>
           <w:tcPr>
             <w:tcW w:w="2800" w:type="dxa"/>
@@ -10271,7 +9968,7 @@
     </w:tbl>
     <w:p>
       <w:pPr>
-        <w:pStyle w:val="3"/>
+        <w:pStyle w:val="Heading2"/>
       </w:pPr>
       <w:r>
         <w:t>4.8. Thiết kế giao diện (UI)</w:t>
@@ -10297,8 +9994,12 @@
         </w:rPr>
       </w:pPr>
       <w:r>
+        <w:rPr>
+          <w:noProof/>
+        </w:rPr>
+        <w:lastRenderedPageBreak/>
         <w:drawing>
-          <wp:inline distT="0" distB="0" distL="0" distR="0">
+          <wp:inline distT="0" distB="0" distL="0" distR="0" wp14:anchorId="52DF4A2E" wp14:editId="5B2DB77A">
             <wp:extent cx="5731510" cy="2825750"/>
             <wp:effectExtent l="0" t="0" r="2540" b="0"/>
             <wp:docPr id="684695654" name="Picture 17"/>
@@ -10349,7 +10050,7 @@
     </w:p>
     <w:p>
       <w:pPr>
-        <w:pStyle w:val="4"/>
+        <w:pStyle w:val="Heading3"/>
       </w:pPr>
       <w:r>
         <w:t>4.8.1. Luồng Frontend -&gt; Backend</w:t>
@@ -10357,7 +10058,7 @@
     </w:p>
     <w:p>
       <w:pPr>
-        <w:pStyle w:val="19"/>
+        <w:pStyle w:val="ListParagraph"/>
         <w:numPr>
           <w:ilvl w:val="0"/>
           <w:numId w:val="1"/>
@@ -10370,7 +10071,7 @@
     </w:p>
     <w:p>
       <w:pPr>
-        <w:pStyle w:val="19"/>
+        <w:pStyle w:val="ListParagraph"/>
         <w:numPr>
           <w:ilvl w:val="0"/>
           <w:numId w:val="1"/>
@@ -10383,7 +10084,7 @@
     </w:p>
     <w:p>
       <w:pPr>
-        <w:pStyle w:val="19"/>
+        <w:pStyle w:val="ListParagraph"/>
         <w:numPr>
           <w:ilvl w:val="0"/>
           <w:numId w:val="1"/>
@@ -10396,7 +10097,7 @@
     </w:p>
     <w:p>
       <w:pPr>
-        <w:pStyle w:val="19"/>
+        <w:pStyle w:val="ListParagraph"/>
         <w:numPr>
           <w:ilvl w:val="0"/>
           <w:numId w:val="1"/>
@@ -10409,7 +10110,7 @@
     </w:p>
     <w:p>
       <w:pPr>
-        <w:pStyle w:val="4"/>
+        <w:pStyle w:val="Heading3"/>
       </w:pPr>
       <w:r>
         <w:t>4.8.2. Các màn hình chính</w:t>
@@ -10417,7 +10118,7 @@
     </w:p>
     <w:p>
       <w:pPr>
-        <w:pStyle w:val="19"/>
+        <w:pStyle w:val="ListParagraph"/>
         <w:numPr>
           <w:ilvl w:val="0"/>
           <w:numId w:val="1"/>
@@ -10430,7 +10131,7 @@
     </w:p>
     <w:p>
       <w:pPr>
-        <w:pStyle w:val="19"/>
+        <w:pStyle w:val="ListParagraph"/>
         <w:numPr>
           <w:ilvl w:val="0"/>
           <w:numId w:val="1"/>
@@ -10443,7 +10144,7 @@
     </w:p>
     <w:p>
       <w:pPr>
-        <w:pStyle w:val="19"/>
+        <w:pStyle w:val="ListParagraph"/>
         <w:numPr>
           <w:ilvl w:val="0"/>
           <w:numId w:val="1"/>
@@ -10456,7 +10157,7 @@
     </w:p>
     <w:p>
       <w:pPr>
-        <w:pStyle w:val="19"/>
+        <w:pStyle w:val="ListParagraph"/>
         <w:numPr>
           <w:ilvl w:val="0"/>
           <w:numId w:val="1"/>
@@ -10469,7 +10170,7 @@
     </w:p>
     <w:p>
       <w:pPr>
-        <w:pStyle w:val="19"/>
+        <w:pStyle w:val="ListParagraph"/>
         <w:numPr>
           <w:ilvl w:val="0"/>
           <w:numId w:val="1"/>
@@ -10482,7 +10183,7 @@
     </w:p>
     <w:p>
       <w:pPr>
-        <w:pStyle w:val="19"/>
+        <w:pStyle w:val="ListParagraph"/>
         <w:numPr>
           <w:ilvl w:val="0"/>
           <w:numId w:val="1"/>
@@ -10500,15 +10201,16 @@
     </w:p>
     <w:p>
       <w:pPr>
-        <w:pStyle w:val="2"/>
-      </w:pPr>
-      <w:r>
+        <w:pStyle w:val="Heading1"/>
+      </w:pPr>
+      <w:r>
+        <w:lastRenderedPageBreak/>
         <w:t>CHƯƠNG 5: CÀI ĐẶT VÀ TRIỂN KHAI</w:t>
       </w:r>
     </w:p>
     <w:p>
       <w:pPr>
-        <w:pStyle w:val="3"/>
+        <w:pStyle w:val="Heading2"/>
       </w:pPr>
       <w:r>
         <w:t>5.1. Môi trường phát triển</w:t>
@@ -10516,24 +10218,21 @@
     </w:p>
     <w:tbl>
       <w:tblPr>
-        <w:tblStyle w:val="9"/>
         <w:tblW w:w="9100" w:type="dxa"/>
         <w:tblInd w:w="-4" w:type="dxa"/>
         <w:tblBorders>
-          <w:top w:val="single" w:color="auto" w:sz="4" w:space="0"/>
-          <w:left w:val="single" w:color="auto" w:sz="4" w:space="0"/>
-          <w:bottom w:val="single" w:color="auto" w:sz="4" w:space="0"/>
-          <w:right w:val="single" w:color="auto" w:sz="4" w:space="0"/>
-          <w:insideH w:val="single" w:color="auto" w:sz="4" w:space="0"/>
-          <w:insideV w:val="single" w:color="auto" w:sz="4" w:space="0"/>
+          <w:top w:val="single" w:sz="4" w:space="0" w:color="auto"/>
+          <w:left w:val="single" w:sz="4" w:space="0" w:color="auto"/>
+          <w:bottom w:val="single" w:sz="4" w:space="0" w:color="auto"/>
+          <w:right w:val="single" w:sz="4" w:space="0" w:color="auto"/>
+          <w:insideH w:val="single" w:sz="4" w:space="0" w:color="auto"/>
+          <w:insideV w:val="single" w:sz="4" w:space="0" w:color="auto"/>
         </w:tblBorders>
-        <w:tblLayout w:type="autofit"/>
         <w:tblCellMar>
-          <w:top w:w="0" w:type="dxa"/>
           <w:left w:w="10" w:type="dxa"/>
-          <w:bottom w:w="0" w:type="dxa"/>
           <w:right w:w="10" w:type="dxa"/>
         </w:tblCellMar>
+        <w:tblLook w:val="04A0" w:firstRow="1" w:lastRow="0" w:firstColumn="1" w:lastColumn="0" w:noHBand="0" w:noVBand="1"/>
       </w:tblPr>
       <w:tblGrid>
         <w:gridCol w:w="2500"/>
@@ -10541,22 +10240,6 @@
         <w:gridCol w:w="5100"/>
       </w:tblGrid>
       <w:tr>
-        <w:tblPrEx>
-          <w:tblBorders>
-            <w:top w:val="single" w:color="auto" w:sz="4" w:space="0"/>
-            <w:left w:val="single" w:color="auto" w:sz="4" w:space="0"/>
-            <w:bottom w:val="single" w:color="auto" w:sz="4" w:space="0"/>
-            <w:right w:val="single" w:color="auto" w:sz="4" w:space="0"/>
-            <w:insideH w:val="single" w:color="auto" w:sz="4" w:space="0"/>
-            <w:insideV w:val="single" w:color="auto" w:sz="4" w:space="0"/>
-          </w:tblBorders>
-          <w:tblCellMar>
-            <w:top w:w="0" w:type="dxa"/>
-            <w:left w:w="10" w:type="dxa"/>
-            <w:bottom w:w="0" w:type="dxa"/>
-            <w:right w:w="10" w:type="dxa"/>
-          </w:tblCellMar>
-        </w:tblPrEx>
         <w:trPr>
           <w:tblHeader/>
         </w:trPr>
@@ -10646,22 +10329,6 @@
         </w:tc>
       </w:tr>
       <w:tr>
-        <w:tblPrEx>
-          <w:tblBorders>
-            <w:top w:val="single" w:color="auto" w:sz="4" w:space="0"/>
-            <w:left w:val="single" w:color="auto" w:sz="4" w:space="0"/>
-            <w:bottom w:val="single" w:color="auto" w:sz="4" w:space="0"/>
-            <w:right w:val="single" w:color="auto" w:sz="4" w:space="0"/>
-            <w:insideH w:val="single" w:color="auto" w:sz="4" w:space="0"/>
-            <w:insideV w:val="single" w:color="auto" w:sz="4" w:space="0"/>
-          </w:tblBorders>
-          <w:tblCellMar>
-            <w:top w:w="0" w:type="dxa"/>
-            <w:left w:w="10" w:type="dxa"/>
-            <w:bottom w:w="0" w:type="dxa"/>
-            <w:right w:w="10" w:type="dxa"/>
-          </w:tblCellMar>
-        </w:tblPrEx>
         <w:tc>
           <w:tcPr>
             <w:tcW w:w="2500" w:type="dxa"/>
@@ -10727,22 +10394,6 @@
         </w:tc>
       </w:tr>
       <w:tr>
-        <w:tblPrEx>
-          <w:tblBorders>
-            <w:top w:val="single" w:color="auto" w:sz="4" w:space="0"/>
-            <w:left w:val="single" w:color="auto" w:sz="4" w:space="0"/>
-            <w:bottom w:val="single" w:color="auto" w:sz="4" w:space="0"/>
-            <w:right w:val="single" w:color="auto" w:sz="4" w:space="0"/>
-            <w:insideH w:val="single" w:color="auto" w:sz="4" w:space="0"/>
-            <w:insideV w:val="single" w:color="auto" w:sz="4" w:space="0"/>
-          </w:tblBorders>
-          <w:tblCellMar>
-            <w:top w:w="0" w:type="dxa"/>
-            <w:left w:w="10" w:type="dxa"/>
-            <w:bottom w:w="0" w:type="dxa"/>
-            <w:right w:w="10" w:type="dxa"/>
-          </w:tblCellMar>
-        </w:tblPrEx>
         <w:tc>
           <w:tcPr>
             <w:tcW w:w="2500" w:type="dxa"/>
@@ -10808,22 +10459,6 @@
         </w:tc>
       </w:tr>
       <w:tr>
-        <w:tblPrEx>
-          <w:tblBorders>
-            <w:top w:val="single" w:color="auto" w:sz="4" w:space="0"/>
-            <w:left w:val="single" w:color="auto" w:sz="4" w:space="0"/>
-            <w:bottom w:val="single" w:color="auto" w:sz="4" w:space="0"/>
-            <w:right w:val="single" w:color="auto" w:sz="4" w:space="0"/>
-            <w:insideH w:val="single" w:color="auto" w:sz="4" w:space="0"/>
-            <w:insideV w:val="single" w:color="auto" w:sz="4" w:space="0"/>
-          </w:tblBorders>
-          <w:tblCellMar>
-            <w:top w:w="0" w:type="dxa"/>
-            <w:left w:w="10" w:type="dxa"/>
-            <w:bottom w:w="0" w:type="dxa"/>
-            <w:right w:w="10" w:type="dxa"/>
-          </w:tblCellMar>
-        </w:tblPrEx>
         <w:tc>
           <w:tcPr>
             <w:tcW w:w="2500" w:type="dxa"/>
@@ -10889,22 +10524,6 @@
         </w:tc>
       </w:tr>
       <w:tr>
-        <w:tblPrEx>
-          <w:tblBorders>
-            <w:top w:val="single" w:color="auto" w:sz="4" w:space="0"/>
-            <w:left w:val="single" w:color="auto" w:sz="4" w:space="0"/>
-            <w:bottom w:val="single" w:color="auto" w:sz="4" w:space="0"/>
-            <w:right w:val="single" w:color="auto" w:sz="4" w:space="0"/>
-            <w:insideH w:val="single" w:color="auto" w:sz="4" w:space="0"/>
-            <w:insideV w:val="single" w:color="auto" w:sz="4" w:space="0"/>
-          </w:tblBorders>
-          <w:tblCellMar>
-            <w:top w:w="0" w:type="dxa"/>
-            <w:left w:w="10" w:type="dxa"/>
-            <w:bottom w:w="0" w:type="dxa"/>
-            <w:right w:w="10" w:type="dxa"/>
-          </w:tblCellMar>
-        </w:tblPrEx>
         <w:tc>
           <w:tcPr>
             <w:tcW w:w="2500" w:type="dxa"/>
@@ -10970,22 +10589,6 @@
         </w:tc>
       </w:tr>
       <w:tr>
-        <w:tblPrEx>
-          <w:tblBorders>
-            <w:top w:val="single" w:color="auto" w:sz="4" w:space="0"/>
-            <w:left w:val="single" w:color="auto" w:sz="4" w:space="0"/>
-            <w:bottom w:val="single" w:color="auto" w:sz="4" w:space="0"/>
-            <w:right w:val="single" w:color="auto" w:sz="4" w:space="0"/>
-            <w:insideH w:val="single" w:color="auto" w:sz="4" w:space="0"/>
-            <w:insideV w:val="single" w:color="auto" w:sz="4" w:space="0"/>
-          </w:tblBorders>
-          <w:tblCellMar>
-            <w:top w:w="0" w:type="dxa"/>
-            <w:left w:w="10" w:type="dxa"/>
-            <w:bottom w:w="0" w:type="dxa"/>
-            <w:right w:w="10" w:type="dxa"/>
-          </w:tblCellMar>
-        </w:tblPrEx>
         <w:tc>
           <w:tcPr>
             <w:tcW w:w="2500" w:type="dxa"/>
@@ -11051,22 +10654,6 @@
         </w:tc>
       </w:tr>
       <w:tr>
-        <w:tblPrEx>
-          <w:tblBorders>
-            <w:top w:val="single" w:color="auto" w:sz="4" w:space="0"/>
-            <w:left w:val="single" w:color="auto" w:sz="4" w:space="0"/>
-            <w:bottom w:val="single" w:color="auto" w:sz="4" w:space="0"/>
-            <w:right w:val="single" w:color="auto" w:sz="4" w:space="0"/>
-            <w:insideH w:val="single" w:color="auto" w:sz="4" w:space="0"/>
-            <w:insideV w:val="single" w:color="auto" w:sz="4" w:space="0"/>
-          </w:tblBorders>
-          <w:tblCellMar>
-            <w:top w:w="0" w:type="dxa"/>
-            <w:left w:w="10" w:type="dxa"/>
-            <w:bottom w:w="0" w:type="dxa"/>
-            <w:right w:w="10" w:type="dxa"/>
-          </w:tblCellMar>
-        </w:tblPrEx>
         <w:tc>
           <w:tcPr>
             <w:tcW w:w="2500" w:type="dxa"/>
@@ -11108,22 +10695,6 @@
         </w:tc>
       </w:tr>
       <w:tr>
-        <w:tblPrEx>
-          <w:tblBorders>
-            <w:top w:val="single" w:color="auto" w:sz="4" w:space="0"/>
-            <w:left w:val="single" w:color="auto" w:sz="4" w:space="0"/>
-            <w:bottom w:val="single" w:color="auto" w:sz="4" w:space="0"/>
-            <w:right w:val="single" w:color="auto" w:sz="4" w:space="0"/>
-            <w:insideH w:val="single" w:color="auto" w:sz="4" w:space="0"/>
-            <w:insideV w:val="single" w:color="auto" w:sz="4" w:space="0"/>
-          </w:tblBorders>
-          <w:tblCellMar>
-            <w:top w:w="0" w:type="dxa"/>
-            <w:left w:w="10" w:type="dxa"/>
-            <w:bottom w:w="0" w:type="dxa"/>
-            <w:right w:w="10" w:type="dxa"/>
-          </w:tblCellMar>
-        </w:tblPrEx>
         <w:tc>
           <w:tcPr>
             <w:tcW w:w="2500" w:type="dxa"/>
@@ -11165,22 +10736,6 @@
         </w:tc>
       </w:tr>
       <w:tr>
-        <w:tblPrEx>
-          <w:tblBorders>
-            <w:top w:val="single" w:color="auto" w:sz="4" w:space="0"/>
-            <w:left w:val="single" w:color="auto" w:sz="4" w:space="0"/>
-            <w:bottom w:val="single" w:color="auto" w:sz="4" w:space="0"/>
-            <w:right w:val="single" w:color="auto" w:sz="4" w:space="0"/>
-            <w:insideH w:val="single" w:color="auto" w:sz="4" w:space="0"/>
-            <w:insideV w:val="single" w:color="auto" w:sz="4" w:space="0"/>
-          </w:tblBorders>
-          <w:tblCellMar>
-            <w:top w:w="0" w:type="dxa"/>
-            <w:left w:w="10" w:type="dxa"/>
-            <w:bottom w:w="0" w:type="dxa"/>
-            <w:right w:w="10" w:type="dxa"/>
-          </w:tblCellMar>
-        </w:tblPrEx>
         <w:tc>
           <w:tcPr>
             <w:tcW w:w="2500" w:type="dxa"/>
@@ -11248,7 +10803,7 @@
     </w:tbl>
     <w:p>
       <w:pPr>
-        <w:pStyle w:val="3"/>
+        <w:pStyle w:val="Heading2"/>
         <w:rPr>
           <w:lang w:val="vi-VN"/>
         </w:rPr>
@@ -11259,7 +10814,7 @@
     </w:p>
     <w:p>
       <w:pPr>
-        <w:pStyle w:val="3"/>
+        <w:pStyle w:val="Heading2"/>
       </w:pPr>
       <w:r>
         <w:t>5.3. Cài đặt và chạy Local</w:t>
@@ -11267,7 +10822,7 @@
     </w:p>
     <w:p>
       <w:pPr>
-        <w:pStyle w:val="4"/>
+        <w:pStyle w:val="Heading3"/>
       </w:pPr>
       <w:r>
         <w:t>5.3.1. Backend</w:t>
@@ -11279,7 +10834,7 @@
       </w:pPr>
       <w:r>
         <w:rPr>
-          <w:rFonts w:ascii="Courier New" w:hAnsi="Courier New" w:eastAsia="Courier New" w:cs="Courier New"/>
+          <w:rFonts w:ascii="Courier New" w:eastAsia="Courier New" w:hAnsi="Courier New" w:cs="Courier New"/>
           <w:sz w:val="20"/>
           <w:szCs w:val="20"/>
         </w:rPr>
@@ -11288,7 +10843,7 @@
     </w:p>
     <w:p>
       <w:pPr>
-        <w:pStyle w:val="4"/>
+        <w:pStyle w:val="Heading3"/>
       </w:pPr>
       <w:r>
         <w:t>5.3.2. Frontend</w:t>
@@ -11303,7 +10858,7 @@
       </w:pPr>
       <w:r>
         <w:rPr>
-          <w:rFonts w:ascii="Courier New" w:hAnsi="Courier New" w:eastAsia="Courier New" w:cs="Courier New"/>
+          <w:rFonts w:ascii="Courier New" w:eastAsia="Courier New" w:hAnsi="Courier New" w:cs="Courier New"/>
           <w:sz w:val="20"/>
           <w:szCs w:val="20"/>
         </w:rPr>
@@ -11322,15 +10877,16 @@
     </w:p>
     <w:p>
       <w:pPr>
-        <w:pStyle w:val="2"/>
-      </w:pPr>
-      <w:r>
+        <w:pStyle w:val="Heading1"/>
+      </w:pPr>
+      <w:r>
+        <w:lastRenderedPageBreak/>
         <w:t>CHƯƠNG 6: KIỂM THỬ VÀ ĐÁNH GIÁ THEO 4 YÊU CẦU ĐỀ BÀI</w:t>
       </w:r>
     </w:p>
     <w:p>
       <w:pPr>
-        <w:pStyle w:val="3"/>
+        <w:pStyle w:val="Heading2"/>
       </w:pPr>
       <w:r>
         <w:t>6.1. Tiêu chí kiểm thử</w:t>
@@ -11347,7 +10903,7 @@
     </w:p>
     <w:p>
       <w:pPr>
-        <w:pStyle w:val="3"/>
+        <w:pStyle w:val="Heading2"/>
       </w:pPr>
       <w:r>
         <w:t>6.2. Test Case - Phân mảnh dữ liệu</w:t>
@@ -11355,24 +10911,21 @@
     </w:p>
     <w:tbl>
       <w:tblPr>
-        <w:tblStyle w:val="9"/>
         <w:tblW w:w="8200" w:type="dxa"/>
         <w:tblInd w:w="-4" w:type="dxa"/>
         <w:tblBorders>
-          <w:top w:val="single" w:color="auto" w:sz="4" w:space="0"/>
-          <w:left w:val="single" w:color="auto" w:sz="4" w:space="0"/>
-          <w:bottom w:val="single" w:color="auto" w:sz="4" w:space="0"/>
-          <w:right w:val="single" w:color="auto" w:sz="4" w:space="0"/>
-          <w:insideH w:val="single" w:color="auto" w:sz="4" w:space="0"/>
-          <w:insideV w:val="single" w:color="auto" w:sz="4" w:space="0"/>
+          <w:top w:val="single" w:sz="4" w:space="0" w:color="auto"/>
+          <w:left w:val="single" w:sz="4" w:space="0" w:color="auto"/>
+          <w:bottom w:val="single" w:sz="4" w:space="0" w:color="auto"/>
+          <w:right w:val="single" w:sz="4" w:space="0" w:color="auto"/>
+          <w:insideH w:val="single" w:sz="4" w:space="0" w:color="auto"/>
+          <w:insideV w:val="single" w:sz="4" w:space="0" w:color="auto"/>
         </w:tblBorders>
-        <w:tblLayout w:type="autofit"/>
         <w:tblCellMar>
-          <w:top w:w="0" w:type="dxa"/>
           <w:left w:w="10" w:type="dxa"/>
-          <w:bottom w:w="0" w:type="dxa"/>
           <w:right w:w="10" w:type="dxa"/>
         </w:tblCellMar>
+        <w:tblLook w:val="04A0" w:firstRow="1" w:lastRow="0" w:firstColumn="1" w:lastColumn="0" w:noHBand="0" w:noVBand="1"/>
       </w:tblPr>
       <w:tblGrid>
         <w:gridCol w:w="742"/>
@@ -11382,16 +10935,6 @@
         <w:gridCol w:w="776"/>
       </w:tblGrid>
       <w:tr>
-        <w:tblPrEx>
-          <w:tblBorders>
-            <w:top w:val="single" w:color="auto" w:sz="4" w:space="0"/>
-            <w:left w:val="single" w:color="auto" w:sz="4" w:space="0"/>
-            <w:bottom w:val="single" w:color="auto" w:sz="4" w:space="0"/>
-            <w:right w:val="single" w:color="auto" w:sz="4" w:space="0"/>
-            <w:insideH w:val="single" w:color="auto" w:sz="4" w:space="0"/>
-            <w:insideV w:val="single" w:color="auto" w:sz="4" w:space="0"/>
-          </w:tblBorders>
-        </w:tblPrEx>
         <w:trPr>
           <w:tblHeader/>
         </w:trPr>
@@ -11537,22 +11080,6 @@
         </w:tc>
       </w:tr>
       <w:tr>
-        <w:tblPrEx>
-          <w:tblBorders>
-            <w:top w:val="single" w:color="auto" w:sz="4" w:space="0"/>
-            <w:left w:val="single" w:color="auto" w:sz="4" w:space="0"/>
-            <w:bottom w:val="single" w:color="auto" w:sz="4" w:space="0"/>
-            <w:right w:val="single" w:color="auto" w:sz="4" w:space="0"/>
-            <w:insideH w:val="single" w:color="auto" w:sz="4" w:space="0"/>
-            <w:insideV w:val="single" w:color="auto" w:sz="4" w:space="0"/>
-          </w:tblBorders>
-          <w:tblCellMar>
-            <w:top w:w="0" w:type="dxa"/>
-            <w:left w:w="10" w:type="dxa"/>
-            <w:bottom w:w="0" w:type="dxa"/>
-            <w:right w:w="10" w:type="dxa"/>
-          </w:tblCellMar>
-        </w:tblPrEx>
         <w:tc>
           <w:tcPr>
             <w:tcW w:w="700" w:type="dxa"/>
@@ -11660,22 +11187,6 @@
         </w:tc>
       </w:tr>
       <w:tr>
-        <w:tblPrEx>
-          <w:tblBorders>
-            <w:top w:val="single" w:color="auto" w:sz="4" w:space="0"/>
-            <w:left w:val="single" w:color="auto" w:sz="4" w:space="0"/>
-            <w:bottom w:val="single" w:color="auto" w:sz="4" w:space="0"/>
-            <w:right w:val="single" w:color="auto" w:sz="4" w:space="0"/>
-            <w:insideH w:val="single" w:color="auto" w:sz="4" w:space="0"/>
-            <w:insideV w:val="single" w:color="auto" w:sz="4" w:space="0"/>
-          </w:tblBorders>
-          <w:tblCellMar>
-            <w:top w:w="0" w:type="dxa"/>
-            <w:left w:w="10" w:type="dxa"/>
-            <w:bottom w:w="0" w:type="dxa"/>
-            <w:right w:w="10" w:type="dxa"/>
-          </w:tblCellMar>
-        </w:tblPrEx>
         <w:tc>
           <w:tcPr>
             <w:tcW w:w="700" w:type="dxa"/>
@@ -11783,22 +11294,6 @@
         </w:tc>
       </w:tr>
       <w:tr>
-        <w:tblPrEx>
-          <w:tblBorders>
-            <w:top w:val="single" w:color="auto" w:sz="4" w:space="0"/>
-            <w:left w:val="single" w:color="auto" w:sz="4" w:space="0"/>
-            <w:bottom w:val="single" w:color="auto" w:sz="4" w:space="0"/>
-            <w:right w:val="single" w:color="auto" w:sz="4" w:space="0"/>
-            <w:insideH w:val="single" w:color="auto" w:sz="4" w:space="0"/>
-            <w:insideV w:val="single" w:color="auto" w:sz="4" w:space="0"/>
-          </w:tblBorders>
-          <w:tblCellMar>
-            <w:top w:w="0" w:type="dxa"/>
-            <w:left w:w="10" w:type="dxa"/>
-            <w:bottom w:w="0" w:type="dxa"/>
-            <w:right w:w="10" w:type="dxa"/>
-          </w:tblCellMar>
-        </w:tblPrEx>
         <w:tc>
           <w:tcPr>
             <w:tcW w:w="700" w:type="dxa"/>
@@ -11906,22 +11401,6 @@
         </w:tc>
       </w:tr>
       <w:tr>
-        <w:tblPrEx>
-          <w:tblBorders>
-            <w:top w:val="single" w:color="auto" w:sz="4" w:space="0"/>
-            <w:left w:val="single" w:color="auto" w:sz="4" w:space="0"/>
-            <w:bottom w:val="single" w:color="auto" w:sz="4" w:space="0"/>
-            <w:right w:val="single" w:color="auto" w:sz="4" w:space="0"/>
-            <w:insideH w:val="single" w:color="auto" w:sz="4" w:space="0"/>
-            <w:insideV w:val="single" w:color="auto" w:sz="4" w:space="0"/>
-          </w:tblBorders>
-          <w:tblCellMar>
-            <w:top w:w="0" w:type="dxa"/>
-            <w:left w:w="10" w:type="dxa"/>
-            <w:bottom w:w="0" w:type="dxa"/>
-            <w:right w:w="10" w:type="dxa"/>
-          </w:tblCellMar>
-        </w:tblPrEx>
         <w:tc>
           <w:tcPr>
             <w:tcW w:w="700" w:type="dxa"/>
@@ -12031,7 +11510,7 @@
     </w:tbl>
     <w:p>
       <w:pPr>
-        <w:pStyle w:val="3"/>
+        <w:pStyle w:val="Heading2"/>
       </w:pPr>
       <w:r>
         <w:t>6.3. Test Case - Tính trong suốt</w:t>
@@ -12039,24 +11518,21 @@
     </w:p>
     <w:tbl>
       <w:tblPr>
-        <w:tblStyle w:val="9"/>
         <w:tblW w:w="8200" w:type="dxa"/>
         <w:tblInd w:w="-4" w:type="dxa"/>
         <w:tblBorders>
-          <w:top w:val="single" w:color="auto" w:sz="4" w:space="0"/>
-          <w:left w:val="single" w:color="auto" w:sz="4" w:space="0"/>
-          <w:bottom w:val="single" w:color="auto" w:sz="4" w:space="0"/>
-          <w:right w:val="single" w:color="auto" w:sz="4" w:space="0"/>
-          <w:insideH w:val="single" w:color="auto" w:sz="4" w:space="0"/>
-          <w:insideV w:val="single" w:color="auto" w:sz="4" w:space="0"/>
+          <w:top w:val="single" w:sz="4" w:space="0" w:color="auto"/>
+          <w:left w:val="single" w:sz="4" w:space="0" w:color="auto"/>
+          <w:bottom w:val="single" w:sz="4" w:space="0" w:color="auto"/>
+          <w:right w:val="single" w:sz="4" w:space="0" w:color="auto"/>
+          <w:insideH w:val="single" w:sz="4" w:space="0" w:color="auto"/>
+          <w:insideV w:val="single" w:sz="4" w:space="0" w:color="auto"/>
         </w:tblBorders>
-        <w:tblLayout w:type="autofit"/>
         <w:tblCellMar>
-          <w:top w:w="0" w:type="dxa"/>
           <w:left w:w="10" w:type="dxa"/>
-          <w:bottom w:w="0" w:type="dxa"/>
           <w:right w:w="10" w:type="dxa"/>
         </w:tblCellMar>
+        <w:tblLook w:val="04A0" w:firstRow="1" w:lastRow="0" w:firstColumn="1" w:lastColumn="0" w:noHBand="0" w:noVBand="1"/>
       </w:tblPr>
       <w:tblGrid>
         <w:gridCol w:w="742"/>
@@ -12066,22 +11542,6 @@
         <w:gridCol w:w="820"/>
       </w:tblGrid>
       <w:tr>
-        <w:tblPrEx>
-          <w:tblBorders>
-            <w:top w:val="single" w:color="auto" w:sz="4" w:space="0"/>
-            <w:left w:val="single" w:color="auto" w:sz="4" w:space="0"/>
-            <w:bottom w:val="single" w:color="auto" w:sz="4" w:space="0"/>
-            <w:right w:val="single" w:color="auto" w:sz="4" w:space="0"/>
-            <w:insideH w:val="single" w:color="auto" w:sz="4" w:space="0"/>
-            <w:insideV w:val="single" w:color="auto" w:sz="4" w:space="0"/>
-          </w:tblBorders>
-          <w:tblCellMar>
-            <w:top w:w="0" w:type="dxa"/>
-            <w:left w:w="10" w:type="dxa"/>
-            <w:bottom w:w="0" w:type="dxa"/>
-            <w:right w:w="10" w:type="dxa"/>
-          </w:tblCellMar>
-        </w:tblPrEx>
         <w:trPr>
           <w:tblHeader/>
         </w:trPr>
@@ -12227,22 +11687,6 @@
         </w:tc>
       </w:tr>
       <w:tr>
-        <w:tblPrEx>
-          <w:tblBorders>
-            <w:top w:val="single" w:color="auto" w:sz="4" w:space="0"/>
-            <w:left w:val="single" w:color="auto" w:sz="4" w:space="0"/>
-            <w:bottom w:val="single" w:color="auto" w:sz="4" w:space="0"/>
-            <w:right w:val="single" w:color="auto" w:sz="4" w:space="0"/>
-            <w:insideH w:val="single" w:color="auto" w:sz="4" w:space="0"/>
-            <w:insideV w:val="single" w:color="auto" w:sz="4" w:space="0"/>
-          </w:tblBorders>
-          <w:tblCellMar>
-            <w:top w:w="0" w:type="dxa"/>
-            <w:left w:w="10" w:type="dxa"/>
-            <w:bottom w:w="0" w:type="dxa"/>
-            <w:right w:w="10" w:type="dxa"/>
-          </w:tblCellMar>
-        </w:tblPrEx>
         <w:tc>
           <w:tcPr>
             <w:tcW w:w="700" w:type="dxa"/>
@@ -12350,22 +11794,6 @@
         </w:tc>
       </w:tr>
       <w:tr>
-        <w:tblPrEx>
-          <w:tblBorders>
-            <w:top w:val="single" w:color="auto" w:sz="4" w:space="0"/>
-            <w:left w:val="single" w:color="auto" w:sz="4" w:space="0"/>
-            <w:bottom w:val="single" w:color="auto" w:sz="4" w:space="0"/>
-            <w:right w:val="single" w:color="auto" w:sz="4" w:space="0"/>
-            <w:insideH w:val="single" w:color="auto" w:sz="4" w:space="0"/>
-            <w:insideV w:val="single" w:color="auto" w:sz="4" w:space="0"/>
-          </w:tblBorders>
-          <w:tblCellMar>
-            <w:top w:w="0" w:type="dxa"/>
-            <w:left w:w="10" w:type="dxa"/>
-            <w:bottom w:w="0" w:type="dxa"/>
-            <w:right w:w="10" w:type="dxa"/>
-          </w:tblCellMar>
-        </w:tblPrEx>
         <w:tc>
           <w:tcPr>
             <w:tcW w:w="700" w:type="dxa"/>
@@ -12473,22 +11901,6 @@
         </w:tc>
       </w:tr>
       <w:tr>
-        <w:tblPrEx>
-          <w:tblBorders>
-            <w:top w:val="single" w:color="auto" w:sz="4" w:space="0"/>
-            <w:left w:val="single" w:color="auto" w:sz="4" w:space="0"/>
-            <w:bottom w:val="single" w:color="auto" w:sz="4" w:space="0"/>
-            <w:right w:val="single" w:color="auto" w:sz="4" w:space="0"/>
-            <w:insideH w:val="single" w:color="auto" w:sz="4" w:space="0"/>
-            <w:insideV w:val="single" w:color="auto" w:sz="4" w:space="0"/>
-          </w:tblBorders>
-          <w:tblCellMar>
-            <w:top w:w="0" w:type="dxa"/>
-            <w:left w:w="10" w:type="dxa"/>
-            <w:bottom w:w="0" w:type="dxa"/>
-            <w:right w:w="10" w:type="dxa"/>
-          </w:tblCellMar>
-        </w:tblPrEx>
         <w:tc>
           <w:tcPr>
             <w:tcW w:w="700" w:type="dxa"/>
@@ -12596,22 +12008,6 @@
         </w:tc>
       </w:tr>
       <w:tr>
-        <w:tblPrEx>
-          <w:tblBorders>
-            <w:top w:val="single" w:color="auto" w:sz="4" w:space="0"/>
-            <w:left w:val="single" w:color="auto" w:sz="4" w:space="0"/>
-            <w:bottom w:val="single" w:color="auto" w:sz="4" w:space="0"/>
-            <w:right w:val="single" w:color="auto" w:sz="4" w:space="0"/>
-            <w:insideH w:val="single" w:color="auto" w:sz="4" w:space="0"/>
-            <w:insideV w:val="single" w:color="auto" w:sz="4" w:space="0"/>
-          </w:tblBorders>
-          <w:tblCellMar>
-            <w:top w:w="0" w:type="dxa"/>
-            <w:left w:w="10" w:type="dxa"/>
-            <w:bottom w:w="0" w:type="dxa"/>
-            <w:right w:w="10" w:type="dxa"/>
-          </w:tblCellMar>
-        </w:tblPrEx>
         <w:tc>
           <w:tcPr>
             <w:tcW w:w="700" w:type="dxa"/>
@@ -12721,7 +12117,7 @@
     </w:tbl>
     <w:p>
       <w:pPr>
-        <w:pStyle w:val="3"/>
+        <w:pStyle w:val="Heading2"/>
       </w:pPr>
       <w:r>
         <w:t>6.4. Test Case - Đồng bộ thao tác</w:t>
@@ -12729,24 +12125,21 @@
     </w:p>
     <w:tbl>
       <w:tblPr>
-        <w:tblStyle w:val="9"/>
         <w:tblW w:w="8200" w:type="dxa"/>
         <w:tblInd w:w="-4" w:type="dxa"/>
         <w:tblBorders>
-          <w:top w:val="single" w:color="auto" w:sz="4" w:space="0"/>
-          <w:left w:val="single" w:color="auto" w:sz="4" w:space="0"/>
-          <w:bottom w:val="single" w:color="auto" w:sz="4" w:space="0"/>
-          <w:right w:val="single" w:color="auto" w:sz="4" w:space="0"/>
-          <w:insideH w:val="single" w:color="auto" w:sz="4" w:space="0"/>
-          <w:insideV w:val="single" w:color="auto" w:sz="4" w:space="0"/>
+          <w:top w:val="single" w:sz="4" w:space="0" w:color="auto"/>
+          <w:left w:val="single" w:sz="4" w:space="0" w:color="auto"/>
+          <w:bottom w:val="single" w:sz="4" w:space="0" w:color="auto"/>
+          <w:right w:val="single" w:sz="4" w:space="0" w:color="auto"/>
+          <w:insideH w:val="single" w:sz="4" w:space="0" w:color="auto"/>
+          <w:insideV w:val="single" w:sz="4" w:space="0" w:color="auto"/>
         </w:tblBorders>
-        <w:tblLayout w:type="autofit"/>
         <w:tblCellMar>
-          <w:top w:w="0" w:type="dxa"/>
           <w:left w:w="10" w:type="dxa"/>
-          <w:bottom w:w="0" w:type="dxa"/>
           <w:right w:w="10" w:type="dxa"/>
         </w:tblCellMar>
+        <w:tblLook w:val="04A0" w:firstRow="1" w:lastRow="0" w:firstColumn="1" w:lastColumn="0" w:noHBand="0" w:noVBand="1"/>
       </w:tblPr>
       <w:tblGrid>
         <w:gridCol w:w="742"/>
@@ -12756,16 +12149,6 @@
         <w:gridCol w:w="895"/>
       </w:tblGrid>
       <w:tr>
-        <w:tblPrEx>
-          <w:tblBorders>
-            <w:top w:val="single" w:color="auto" w:sz="4" w:space="0"/>
-            <w:left w:val="single" w:color="auto" w:sz="4" w:space="0"/>
-            <w:bottom w:val="single" w:color="auto" w:sz="4" w:space="0"/>
-            <w:right w:val="single" w:color="auto" w:sz="4" w:space="0"/>
-            <w:insideH w:val="single" w:color="auto" w:sz="4" w:space="0"/>
-            <w:insideV w:val="single" w:color="auto" w:sz="4" w:space="0"/>
-          </w:tblBorders>
-        </w:tblPrEx>
         <w:trPr>
           <w:tblHeader/>
         </w:trPr>
@@ -12911,22 +12294,6 @@
         </w:tc>
       </w:tr>
       <w:tr>
-        <w:tblPrEx>
-          <w:tblBorders>
-            <w:top w:val="single" w:color="auto" w:sz="4" w:space="0"/>
-            <w:left w:val="single" w:color="auto" w:sz="4" w:space="0"/>
-            <w:bottom w:val="single" w:color="auto" w:sz="4" w:space="0"/>
-            <w:right w:val="single" w:color="auto" w:sz="4" w:space="0"/>
-            <w:insideH w:val="single" w:color="auto" w:sz="4" w:space="0"/>
-            <w:insideV w:val="single" w:color="auto" w:sz="4" w:space="0"/>
-          </w:tblBorders>
-          <w:tblCellMar>
-            <w:top w:w="0" w:type="dxa"/>
-            <w:left w:w="10" w:type="dxa"/>
-            <w:bottom w:w="0" w:type="dxa"/>
-            <w:right w:w="10" w:type="dxa"/>
-          </w:tblCellMar>
-        </w:tblPrEx>
         <w:tc>
           <w:tcPr>
             <w:tcW w:w="700" w:type="dxa"/>
@@ -13034,22 +12401,6 @@
         </w:tc>
       </w:tr>
       <w:tr>
-        <w:tblPrEx>
-          <w:tblBorders>
-            <w:top w:val="single" w:color="auto" w:sz="4" w:space="0"/>
-            <w:left w:val="single" w:color="auto" w:sz="4" w:space="0"/>
-            <w:bottom w:val="single" w:color="auto" w:sz="4" w:space="0"/>
-            <w:right w:val="single" w:color="auto" w:sz="4" w:space="0"/>
-            <w:insideH w:val="single" w:color="auto" w:sz="4" w:space="0"/>
-            <w:insideV w:val="single" w:color="auto" w:sz="4" w:space="0"/>
-          </w:tblBorders>
-          <w:tblCellMar>
-            <w:top w:w="0" w:type="dxa"/>
-            <w:left w:w="10" w:type="dxa"/>
-            <w:bottom w:w="0" w:type="dxa"/>
-            <w:right w:w="10" w:type="dxa"/>
-          </w:tblCellMar>
-        </w:tblPrEx>
         <w:tc>
           <w:tcPr>
             <w:tcW w:w="700" w:type="dxa"/>
@@ -13067,6 +12418,7 @@
                 <w:sz w:val="22"/>
                 <w:szCs w:val="22"/>
               </w:rPr>
+              <w:lastRenderedPageBreak/>
               <w:t>TC10</w:t>
             </w:r>
           </w:p>
@@ -13157,22 +12509,6 @@
         </w:tc>
       </w:tr>
       <w:tr>
-        <w:tblPrEx>
-          <w:tblBorders>
-            <w:top w:val="single" w:color="auto" w:sz="4" w:space="0"/>
-            <w:left w:val="single" w:color="auto" w:sz="4" w:space="0"/>
-            <w:bottom w:val="single" w:color="auto" w:sz="4" w:space="0"/>
-            <w:right w:val="single" w:color="auto" w:sz="4" w:space="0"/>
-            <w:insideH w:val="single" w:color="auto" w:sz="4" w:space="0"/>
-            <w:insideV w:val="single" w:color="auto" w:sz="4" w:space="0"/>
-          </w:tblBorders>
-          <w:tblCellMar>
-            <w:top w:w="0" w:type="dxa"/>
-            <w:left w:w="10" w:type="dxa"/>
-            <w:bottom w:w="0" w:type="dxa"/>
-            <w:right w:w="10" w:type="dxa"/>
-          </w:tblCellMar>
-        </w:tblPrEx>
         <w:tc>
           <w:tcPr>
             <w:tcW w:w="700" w:type="dxa"/>
@@ -13280,22 +12616,6 @@
         </w:tc>
       </w:tr>
       <w:tr>
-        <w:tblPrEx>
-          <w:tblBorders>
-            <w:top w:val="single" w:color="auto" w:sz="4" w:space="0"/>
-            <w:left w:val="single" w:color="auto" w:sz="4" w:space="0"/>
-            <w:bottom w:val="single" w:color="auto" w:sz="4" w:space="0"/>
-            <w:right w:val="single" w:color="auto" w:sz="4" w:space="0"/>
-            <w:insideH w:val="single" w:color="auto" w:sz="4" w:space="0"/>
-            <w:insideV w:val="single" w:color="auto" w:sz="4" w:space="0"/>
-          </w:tblBorders>
-          <w:tblCellMar>
-            <w:top w:w="0" w:type="dxa"/>
-            <w:left w:w="10" w:type="dxa"/>
-            <w:bottom w:w="0" w:type="dxa"/>
-            <w:right w:w="10" w:type="dxa"/>
-          </w:tblCellMar>
-        </w:tblPrEx>
         <w:tc>
           <w:tcPr>
             <w:tcW w:w="700" w:type="dxa"/>
@@ -13405,7 +12725,7 @@
     </w:tbl>
     <w:p>
       <w:pPr>
-        <w:pStyle w:val="3"/>
+        <w:pStyle w:val="Heading2"/>
       </w:pPr>
       <w:r>
         <w:t>6.5. Test Case - Phân quyền</w:t>
@@ -13413,24 +12733,21 @@
     </w:p>
     <w:tbl>
       <w:tblPr>
-        <w:tblStyle w:val="9"/>
         <w:tblW w:w="8200" w:type="dxa"/>
         <w:tblInd w:w="-4" w:type="dxa"/>
         <w:tblBorders>
-          <w:top w:val="single" w:color="auto" w:sz="4" w:space="0"/>
-          <w:left w:val="single" w:color="auto" w:sz="4" w:space="0"/>
-          <w:bottom w:val="single" w:color="auto" w:sz="4" w:space="0"/>
-          <w:right w:val="single" w:color="auto" w:sz="4" w:space="0"/>
-          <w:insideH w:val="single" w:color="auto" w:sz="4" w:space="0"/>
-          <w:insideV w:val="single" w:color="auto" w:sz="4" w:space="0"/>
+          <w:top w:val="single" w:sz="4" w:space="0" w:color="auto"/>
+          <w:left w:val="single" w:sz="4" w:space="0" w:color="auto"/>
+          <w:bottom w:val="single" w:sz="4" w:space="0" w:color="auto"/>
+          <w:right w:val="single" w:sz="4" w:space="0" w:color="auto"/>
+          <w:insideH w:val="single" w:sz="4" w:space="0" w:color="auto"/>
+          <w:insideV w:val="single" w:sz="4" w:space="0" w:color="auto"/>
         </w:tblBorders>
-        <w:tblLayout w:type="autofit"/>
         <w:tblCellMar>
-          <w:top w:w="0" w:type="dxa"/>
           <w:left w:w="10" w:type="dxa"/>
-          <w:bottom w:w="0" w:type="dxa"/>
           <w:right w:w="10" w:type="dxa"/>
         </w:tblCellMar>
+        <w:tblLook w:val="04A0" w:firstRow="1" w:lastRow="0" w:firstColumn="1" w:lastColumn="0" w:noHBand="0" w:noVBand="1"/>
       </w:tblPr>
       <w:tblGrid>
         <w:gridCol w:w="742"/>
@@ -13440,16 +12757,6 @@
         <w:gridCol w:w="896"/>
       </w:tblGrid>
       <w:tr>
-        <w:tblPrEx>
-          <w:tblBorders>
-            <w:top w:val="single" w:color="auto" w:sz="4" w:space="0"/>
-            <w:left w:val="single" w:color="auto" w:sz="4" w:space="0"/>
-            <w:bottom w:val="single" w:color="auto" w:sz="4" w:space="0"/>
-            <w:right w:val="single" w:color="auto" w:sz="4" w:space="0"/>
-            <w:insideH w:val="single" w:color="auto" w:sz="4" w:space="0"/>
-            <w:insideV w:val="single" w:color="auto" w:sz="4" w:space="0"/>
-          </w:tblBorders>
-        </w:tblPrEx>
         <w:trPr>
           <w:tblHeader/>
         </w:trPr>
@@ -13595,22 +12902,6 @@
         </w:tc>
       </w:tr>
       <w:tr>
-        <w:tblPrEx>
-          <w:tblBorders>
-            <w:top w:val="single" w:color="auto" w:sz="4" w:space="0"/>
-            <w:left w:val="single" w:color="auto" w:sz="4" w:space="0"/>
-            <w:bottom w:val="single" w:color="auto" w:sz="4" w:space="0"/>
-            <w:right w:val="single" w:color="auto" w:sz="4" w:space="0"/>
-            <w:insideH w:val="single" w:color="auto" w:sz="4" w:space="0"/>
-            <w:insideV w:val="single" w:color="auto" w:sz="4" w:space="0"/>
-          </w:tblBorders>
-          <w:tblCellMar>
-            <w:top w:w="0" w:type="dxa"/>
-            <w:left w:w="10" w:type="dxa"/>
-            <w:bottom w:w="0" w:type="dxa"/>
-            <w:right w:w="10" w:type="dxa"/>
-          </w:tblCellMar>
-        </w:tblPrEx>
         <w:tc>
           <w:tcPr>
             <w:tcW w:w="700" w:type="dxa"/>
@@ -13718,22 +13009,6 @@
         </w:tc>
       </w:tr>
       <w:tr>
-        <w:tblPrEx>
-          <w:tblBorders>
-            <w:top w:val="single" w:color="auto" w:sz="4" w:space="0"/>
-            <w:left w:val="single" w:color="auto" w:sz="4" w:space="0"/>
-            <w:bottom w:val="single" w:color="auto" w:sz="4" w:space="0"/>
-            <w:right w:val="single" w:color="auto" w:sz="4" w:space="0"/>
-            <w:insideH w:val="single" w:color="auto" w:sz="4" w:space="0"/>
-            <w:insideV w:val="single" w:color="auto" w:sz="4" w:space="0"/>
-          </w:tblBorders>
-          <w:tblCellMar>
-            <w:top w:w="0" w:type="dxa"/>
-            <w:left w:w="10" w:type="dxa"/>
-            <w:bottom w:w="0" w:type="dxa"/>
-            <w:right w:w="10" w:type="dxa"/>
-          </w:tblCellMar>
-        </w:tblPrEx>
         <w:tc>
           <w:tcPr>
             <w:tcW w:w="700" w:type="dxa"/>
@@ -13841,22 +13116,6 @@
         </w:tc>
       </w:tr>
       <w:tr>
-        <w:tblPrEx>
-          <w:tblBorders>
-            <w:top w:val="single" w:color="auto" w:sz="4" w:space="0"/>
-            <w:left w:val="single" w:color="auto" w:sz="4" w:space="0"/>
-            <w:bottom w:val="single" w:color="auto" w:sz="4" w:space="0"/>
-            <w:right w:val="single" w:color="auto" w:sz="4" w:space="0"/>
-            <w:insideH w:val="single" w:color="auto" w:sz="4" w:space="0"/>
-            <w:insideV w:val="single" w:color="auto" w:sz="4" w:space="0"/>
-          </w:tblBorders>
-          <w:tblCellMar>
-            <w:top w:w="0" w:type="dxa"/>
-            <w:left w:w="10" w:type="dxa"/>
-            <w:bottom w:w="0" w:type="dxa"/>
-            <w:right w:w="10" w:type="dxa"/>
-          </w:tblCellMar>
-        </w:tblPrEx>
         <w:tc>
           <w:tcPr>
             <w:tcW w:w="700" w:type="dxa"/>
@@ -13964,22 +13223,6 @@
         </w:tc>
       </w:tr>
       <w:tr>
-        <w:tblPrEx>
-          <w:tblBorders>
-            <w:top w:val="single" w:color="auto" w:sz="4" w:space="0"/>
-            <w:left w:val="single" w:color="auto" w:sz="4" w:space="0"/>
-            <w:bottom w:val="single" w:color="auto" w:sz="4" w:space="0"/>
-            <w:right w:val="single" w:color="auto" w:sz="4" w:space="0"/>
-            <w:insideH w:val="single" w:color="auto" w:sz="4" w:space="0"/>
-            <w:insideV w:val="single" w:color="auto" w:sz="4" w:space="0"/>
-          </w:tblBorders>
-          <w:tblCellMar>
-            <w:top w:w="0" w:type="dxa"/>
-            <w:left w:w="10" w:type="dxa"/>
-            <w:bottom w:w="0" w:type="dxa"/>
-            <w:right w:w="10" w:type="dxa"/>
-          </w:tblCellMar>
-        </w:tblPrEx>
         <w:tc>
           <w:tcPr>
             <w:tcW w:w="700" w:type="dxa"/>
@@ -14087,22 +13330,6 @@
         </w:tc>
       </w:tr>
       <w:tr>
-        <w:tblPrEx>
-          <w:tblBorders>
-            <w:top w:val="single" w:color="auto" w:sz="4" w:space="0"/>
-            <w:left w:val="single" w:color="auto" w:sz="4" w:space="0"/>
-            <w:bottom w:val="single" w:color="auto" w:sz="4" w:space="0"/>
-            <w:right w:val="single" w:color="auto" w:sz="4" w:space="0"/>
-            <w:insideH w:val="single" w:color="auto" w:sz="4" w:space="0"/>
-            <w:insideV w:val="single" w:color="auto" w:sz="4" w:space="0"/>
-          </w:tblBorders>
-          <w:tblCellMar>
-            <w:top w:w="0" w:type="dxa"/>
-            <w:left w:w="10" w:type="dxa"/>
-            <w:bottom w:w="0" w:type="dxa"/>
-            <w:right w:w="10" w:type="dxa"/>
-          </w:tblCellMar>
-        </w:tblPrEx>
         <w:tc>
           <w:tcPr>
             <w:tcW w:w="700" w:type="dxa"/>
@@ -14212,7 +13439,7 @@
     </w:tbl>
     <w:p>
       <w:pPr>
-        <w:pStyle w:val="3"/>
+        <w:pStyle w:val="Heading2"/>
       </w:pPr>
       <w:r>
         <w:t>6.6. Phân công công việc</w:t>
@@ -14220,24 +13447,21 @@
     </w:p>
     <w:tbl>
       <w:tblPr>
-        <w:tblStyle w:val="9"/>
         <w:tblW w:w="9100" w:type="dxa"/>
         <w:tblInd w:w="-4" w:type="dxa"/>
         <w:tblBorders>
-          <w:top w:val="single" w:color="auto" w:sz="4" w:space="0"/>
-          <w:left w:val="single" w:color="auto" w:sz="4" w:space="0"/>
-          <w:bottom w:val="single" w:color="auto" w:sz="4" w:space="0"/>
-          <w:right w:val="single" w:color="auto" w:sz="4" w:space="0"/>
-          <w:insideH w:val="single" w:color="auto" w:sz="4" w:space="0"/>
-          <w:insideV w:val="single" w:color="auto" w:sz="4" w:space="0"/>
+          <w:top w:val="single" w:sz="4" w:space="0" w:color="auto"/>
+          <w:left w:val="single" w:sz="4" w:space="0" w:color="auto"/>
+          <w:bottom w:val="single" w:sz="4" w:space="0" w:color="auto"/>
+          <w:right w:val="single" w:sz="4" w:space="0" w:color="auto"/>
+          <w:insideH w:val="single" w:sz="4" w:space="0" w:color="auto"/>
+          <w:insideV w:val="single" w:sz="4" w:space="0" w:color="auto"/>
         </w:tblBorders>
-        <w:tblLayout w:type="autofit"/>
         <w:tblCellMar>
-          <w:top w:w="0" w:type="dxa"/>
           <w:left w:w="10" w:type="dxa"/>
-          <w:bottom w:w="0" w:type="dxa"/>
           <w:right w:w="10" w:type="dxa"/>
         </w:tblCellMar>
+        <w:tblLook w:val="04A0" w:firstRow="1" w:lastRow="0" w:firstColumn="1" w:lastColumn="0" w:noHBand="0" w:noVBand="1"/>
       </w:tblPr>
       <w:tblGrid>
         <w:gridCol w:w="700"/>
@@ -14247,22 +13471,6 @@
         <w:gridCol w:w="1000"/>
       </w:tblGrid>
       <w:tr>
-        <w:tblPrEx>
-          <w:tblBorders>
-            <w:top w:val="single" w:color="auto" w:sz="4" w:space="0"/>
-            <w:left w:val="single" w:color="auto" w:sz="4" w:space="0"/>
-            <w:bottom w:val="single" w:color="auto" w:sz="4" w:space="0"/>
-            <w:right w:val="single" w:color="auto" w:sz="4" w:space="0"/>
-            <w:insideH w:val="single" w:color="auto" w:sz="4" w:space="0"/>
-            <w:insideV w:val="single" w:color="auto" w:sz="4" w:space="0"/>
-          </w:tblBorders>
-          <w:tblCellMar>
-            <w:top w:w="0" w:type="dxa"/>
-            <w:left w:w="10" w:type="dxa"/>
-            <w:bottom w:w="0" w:type="dxa"/>
-            <w:right w:w="10" w:type="dxa"/>
-          </w:tblCellMar>
-        </w:tblPrEx>
         <w:trPr>
           <w:tblHeader/>
         </w:trPr>
@@ -14408,22 +13616,6 @@
         </w:tc>
       </w:tr>
       <w:tr>
-        <w:tblPrEx>
-          <w:tblBorders>
-            <w:top w:val="single" w:color="auto" w:sz="4" w:space="0"/>
-            <w:left w:val="single" w:color="auto" w:sz="4" w:space="0"/>
-            <w:bottom w:val="single" w:color="auto" w:sz="4" w:space="0"/>
-            <w:right w:val="single" w:color="auto" w:sz="4" w:space="0"/>
-            <w:insideH w:val="single" w:color="auto" w:sz="4" w:space="0"/>
-            <w:insideV w:val="single" w:color="auto" w:sz="4" w:space="0"/>
-          </w:tblBorders>
-          <w:tblCellMar>
-            <w:top w:w="0" w:type="dxa"/>
-            <w:left w:w="10" w:type="dxa"/>
-            <w:bottom w:w="0" w:type="dxa"/>
-            <w:right w:w="10" w:type="dxa"/>
-          </w:tblCellMar>
-        </w:tblPrEx>
         <w:tc>
           <w:tcPr>
             <w:tcW w:w="700" w:type="dxa"/>
@@ -14531,22 +13723,6 @@
         </w:tc>
       </w:tr>
       <w:tr>
-        <w:tblPrEx>
-          <w:tblBorders>
-            <w:top w:val="single" w:color="auto" w:sz="4" w:space="0"/>
-            <w:left w:val="single" w:color="auto" w:sz="4" w:space="0"/>
-            <w:bottom w:val="single" w:color="auto" w:sz="4" w:space="0"/>
-            <w:right w:val="single" w:color="auto" w:sz="4" w:space="0"/>
-            <w:insideH w:val="single" w:color="auto" w:sz="4" w:space="0"/>
-            <w:insideV w:val="single" w:color="auto" w:sz="4" w:space="0"/>
-          </w:tblBorders>
-          <w:tblCellMar>
-            <w:top w:w="0" w:type="dxa"/>
-            <w:left w:w="10" w:type="dxa"/>
-            <w:bottom w:w="0" w:type="dxa"/>
-            <w:right w:w="10" w:type="dxa"/>
-          </w:tblCellMar>
-        </w:tblPrEx>
         <w:tc>
           <w:tcPr>
             <w:tcW w:w="700" w:type="dxa"/>
@@ -14654,22 +13830,6 @@
         </w:tc>
       </w:tr>
       <w:tr>
-        <w:tblPrEx>
-          <w:tblBorders>
-            <w:top w:val="single" w:color="auto" w:sz="4" w:space="0"/>
-            <w:left w:val="single" w:color="auto" w:sz="4" w:space="0"/>
-            <w:bottom w:val="single" w:color="auto" w:sz="4" w:space="0"/>
-            <w:right w:val="single" w:color="auto" w:sz="4" w:space="0"/>
-            <w:insideH w:val="single" w:color="auto" w:sz="4" w:space="0"/>
-            <w:insideV w:val="single" w:color="auto" w:sz="4" w:space="0"/>
-          </w:tblBorders>
-          <w:tblCellMar>
-            <w:top w:w="0" w:type="dxa"/>
-            <w:left w:w="10" w:type="dxa"/>
-            <w:bottom w:w="0" w:type="dxa"/>
-            <w:right w:w="10" w:type="dxa"/>
-          </w:tblCellMar>
-        </w:tblPrEx>
         <w:tc>
           <w:tcPr>
             <w:tcW w:w="700" w:type="dxa"/>
@@ -14777,22 +13937,6 @@
         </w:tc>
       </w:tr>
       <w:tr>
-        <w:tblPrEx>
-          <w:tblBorders>
-            <w:top w:val="single" w:color="auto" w:sz="4" w:space="0"/>
-            <w:left w:val="single" w:color="auto" w:sz="4" w:space="0"/>
-            <w:bottom w:val="single" w:color="auto" w:sz="4" w:space="0"/>
-            <w:right w:val="single" w:color="auto" w:sz="4" w:space="0"/>
-            <w:insideH w:val="single" w:color="auto" w:sz="4" w:space="0"/>
-            <w:insideV w:val="single" w:color="auto" w:sz="4" w:space="0"/>
-          </w:tblBorders>
-          <w:tblCellMar>
-            <w:top w:w="0" w:type="dxa"/>
-            <w:left w:w="10" w:type="dxa"/>
-            <w:bottom w:w="0" w:type="dxa"/>
-            <w:right w:w="10" w:type="dxa"/>
-          </w:tblCellMar>
-        </w:tblPrEx>
         <w:tc>
           <w:tcPr>
             <w:tcW w:w="700" w:type="dxa"/>
@@ -14899,15 +14043,16 @@
     </w:p>
     <w:p>
       <w:pPr>
-        <w:pStyle w:val="2"/>
-      </w:pPr>
-      <w:r>
+        <w:pStyle w:val="Heading1"/>
+      </w:pPr>
+      <w:r>
+        <w:lastRenderedPageBreak/>
         <w:t>CHƯƠNG 7: KẾT LUẬN, ƯU ĐIỂM, HẠN CHẾ, HƯỚNG PHÁT TRIỂN</w:t>
       </w:r>
     </w:p>
     <w:p>
       <w:pPr>
-        <w:pStyle w:val="3"/>
+        <w:pStyle w:val="Heading2"/>
       </w:pPr>
       <w:r>
         <w:t>7.1. Kết quả đạt được</w:t>
@@ -14924,7 +14069,7 @@
     </w:p>
     <w:p>
       <w:pPr>
-        <w:pStyle w:val="19"/>
+        <w:pStyle w:val="ListParagraph"/>
         <w:numPr>
           <w:ilvl w:val="0"/>
           <w:numId w:val="1"/>
@@ -14937,7 +14082,7 @@
     </w:p>
     <w:p>
       <w:pPr>
-        <w:pStyle w:val="19"/>
+        <w:pStyle w:val="ListParagraph"/>
         <w:numPr>
           <w:ilvl w:val="0"/>
           <w:numId w:val="1"/>
@@ -14950,7 +14095,7 @@
     </w:p>
     <w:p>
       <w:pPr>
-        <w:pStyle w:val="19"/>
+        <w:pStyle w:val="ListParagraph"/>
         <w:numPr>
           <w:ilvl w:val="0"/>
           <w:numId w:val="1"/>
@@ -14963,7 +14108,7 @@
     </w:p>
     <w:p>
       <w:pPr>
-        <w:pStyle w:val="19"/>
+        <w:pStyle w:val="ListParagraph"/>
         <w:numPr>
           <w:ilvl w:val="0"/>
           <w:numId w:val="1"/>
@@ -14976,7 +14121,7 @@
     </w:p>
     <w:p>
       <w:pPr>
-        <w:pStyle w:val="19"/>
+        <w:pStyle w:val="ListParagraph"/>
         <w:numPr>
           <w:ilvl w:val="0"/>
           <w:numId w:val="1"/>
@@ -14989,7 +14134,7 @@
     </w:p>
     <w:p>
       <w:pPr>
-        <w:pStyle w:val="19"/>
+        <w:pStyle w:val="ListParagraph"/>
         <w:numPr>
           <w:ilvl w:val="0"/>
           <w:numId w:val="1"/>
@@ -14999,7 +14144,7 @@
     </w:p>
     <w:p>
       <w:pPr>
-        <w:pStyle w:val="3"/>
+        <w:pStyle w:val="Heading2"/>
       </w:pPr>
       <w:r>
         <w:t>7.2. Ưu điểm của hệ thống</w:t>
@@ -15007,7 +14152,7 @@
     </w:p>
     <w:p>
       <w:pPr>
-        <w:pStyle w:val="19"/>
+        <w:pStyle w:val="ListParagraph"/>
         <w:numPr>
           <w:ilvl w:val="0"/>
           <w:numId w:val="1"/>
@@ -15020,7 +14165,7 @@
     </w:p>
     <w:p>
       <w:pPr>
-        <w:pStyle w:val="19"/>
+        <w:pStyle w:val="ListParagraph"/>
         <w:numPr>
           <w:ilvl w:val="0"/>
           <w:numId w:val="1"/>
@@ -15033,7 +14178,7 @@
     </w:p>
     <w:p>
       <w:pPr>
-        <w:pStyle w:val="19"/>
+        <w:pStyle w:val="ListParagraph"/>
         <w:numPr>
           <w:ilvl w:val="0"/>
           <w:numId w:val="1"/>
@@ -15046,7 +14191,7 @@
     </w:p>
     <w:p>
       <w:pPr>
-        <w:pStyle w:val="19"/>
+        <w:pStyle w:val="ListParagraph"/>
         <w:numPr>
           <w:ilvl w:val="0"/>
           <w:numId w:val="1"/>
@@ -15059,7 +14204,7 @@
     </w:p>
     <w:p>
       <w:pPr>
-        <w:pStyle w:val="19"/>
+        <w:pStyle w:val="ListParagraph"/>
         <w:numPr>
           <w:ilvl w:val="0"/>
           <w:numId w:val="1"/>
@@ -15069,7 +14214,7 @@
     </w:p>
     <w:p>
       <w:pPr>
-        <w:pStyle w:val="19"/>
+        <w:pStyle w:val="ListParagraph"/>
         <w:numPr>
           <w:ilvl w:val="0"/>
           <w:numId w:val="1"/>
@@ -15082,7 +14227,7 @@
     </w:p>
     <w:p>
       <w:pPr>
-        <w:pStyle w:val="3"/>
+        <w:pStyle w:val="Heading2"/>
       </w:pPr>
       <w:r>
         <w:t>7.3. Hạn chế</w:t>
@@ -15090,7 +14235,7 @@
     </w:p>
     <w:p>
       <w:pPr>
-        <w:pStyle w:val="19"/>
+        <w:pStyle w:val="ListParagraph"/>
         <w:numPr>
           <w:ilvl w:val="0"/>
           <w:numId w:val="1"/>
@@ -15103,7 +14248,7 @@
     </w:p>
     <w:p>
       <w:pPr>
-        <w:pStyle w:val="19"/>
+        <w:pStyle w:val="ListParagraph"/>
         <w:numPr>
           <w:ilvl w:val="0"/>
           <w:numId w:val="1"/>
@@ -15116,7 +14261,7 @@
     </w:p>
     <w:p>
       <w:pPr>
-        <w:pStyle w:val="19"/>
+        <w:pStyle w:val="ListParagraph"/>
         <w:numPr>
           <w:ilvl w:val="0"/>
           <w:numId w:val="1"/>
@@ -15129,7 +14274,7 @@
     </w:p>
     <w:p>
       <w:pPr>
-        <w:pStyle w:val="19"/>
+        <w:pStyle w:val="ListParagraph"/>
         <w:numPr>
           <w:ilvl w:val="0"/>
           <w:numId w:val="1"/>
@@ -15142,7 +14287,7 @@
     </w:p>
     <w:p>
       <w:pPr>
-        <w:pStyle w:val="3"/>
+        <w:pStyle w:val="Heading2"/>
       </w:pPr>
       <w:r>
         <w:t>7.4. Hướng phát triển</w:t>
@@ -15150,7 +14295,7 @@
     </w:p>
     <w:p>
       <w:pPr>
-        <w:pStyle w:val="19"/>
+        <w:pStyle w:val="ListParagraph"/>
         <w:numPr>
           <w:ilvl w:val="0"/>
           <w:numId w:val="1"/>
@@ -15163,7 +14308,7 @@
     </w:p>
     <w:p>
       <w:pPr>
-        <w:pStyle w:val="19"/>
+        <w:pStyle w:val="ListParagraph"/>
         <w:numPr>
           <w:ilvl w:val="0"/>
           <w:numId w:val="1"/>
@@ -15176,7 +14321,7 @@
     </w:p>
     <w:p>
       <w:pPr>
-        <w:pStyle w:val="19"/>
+        <w:pStyle w:val="ListParagraph"/>
         <w:numPr>
           <w:ilvl w:val="0"/>
           <w:numId w:val="1"/>
@@ -15189,7 +14334,7 @@
     </w:p>
     <w:p>
       <w:pPr>
-        <w:pStyle w:val="19"/>
+        <w:pStyle w:val="ListParagraph"/>
         <w:numPr>
           <w:ilvl w:val="0"/>
           <w:numId w:val="1"/>
@@ -15202,7 +14347,7 @@
     </w:p>
     <w:p>
       <w:pPr>
-        <w:pStyle w:val="19"/>
+        <w:pStyle w:val="ListParagraph"/>
         <w:numPr>
           <w:ilvl w:val="0"/>
           <w:numId w:val="1"/>
@@ -15215,7 +14360,7 @@
     </w:p>
     <w:p>
       <w:pPr>
-        <w:pStyle w:val="19"/>
+        <w:pStyle w:val="ListParagraph"/>
         <w:numPr>
           <w:ilvl w:val="0"/>
           <w:numId w:val="1"/>
@@ -15228,9 +14373,10 @@
     </w:p>
     <w:p>
       <w:pPr>
-        <w:pStyle w:val="3"/>
-      </w:pPr>
-      <w:r>
+        <w:pStyle w:val="Heading2"/>
+      </w:pPr>
+      <w:r>
+        <w:lastRenderedPageBreak/>
         <w:t>7.5. Lời cảm ơn</w:t>
       </w:r>
     </w:p>
@@ -15253,20 +14399,20 @@
     <w:sectPr>
       <w:pgSz w:w="11906" w:h="16838"/>
       <w:pgMar w:top="1440" w:right="1080" w:bottom="1440" w:left="1800" w:header="708" w:footer="708" w:gutter="0"/>
-      <w:cols w:space="720" w:num="1"/>
-      <w:docGrid w:linePitch="360" w:charSpace="0"/>
+      <w:cols w:space="720"/>
+      <w:docGrid w:linePitch="360"/>
     </w:sectPr>
   </w:body>
 </w:document>
 </file>
 
 <file path=word/numbering.xml><?xml version="1.0" encoding="utf-8"?>
-<w:numbering xmlns:wpc="http://schemas.microsoft.com/office/word/2010/wordprocessingCanvas" xmlns:mc="http://schemas.openxmlformats.org/markup-compatibility/2006" xmlns:o="urn:schemas-microsoft-com:office:office" xmlns:r="http://schemas.openxmlformats.org/officeDocument/2006/relationships" xmlns:m="http://schemas.openxmlformats.org/officeDocument/2006/math" xmlns:v="urn:schemas-microsoft-com:vml" xmlns:wp14="http://schemas.microsoft.com/office/word/2010/wordprocessingDrawing" xmlns:wp="http://schemas.openxmlformats.org/drawingml/2006/wordprocessingDrawing" xmlns:w10="urn:schemas-microsoft-com:office:word" xmlns:w="http://schemas.openxmlformats.org/wordprocessingml/2006/main" xmlns:w14="http://schemas.microsoft.com/office/word/2010/wordml" xmlns:wpg="http://schemas.microsoft.com/office/word/2010/wordprocessingGroup" xmlns:wpi="http://schemas.microsoft.com/office/word/2010/wordprocessingInk" xmlns:wne="http://schemas.microsoft.com/office/word/2006/wordml" xmlns:wps="http://schemas.microsoft.com/office/word/2010/wordprocessingShape" xmlns:wpsCustomData="http://www.wps.cn/officeDocument/2013/wpsCustomData" mc:Ignorable="w14 wp14">
-  <w:abstractNum w:abstractNumId="0">
+<w:numbering xmlns:wpc="http://schemas.microsoft.com/office/word/2010/wordprocessingCanvas" xmlns:cx="http://schemas.microsoft.com/office/drawing/2014/chartex" xmlns:cx1="http://schemas.microsoft.com/office/drawing/2015/9/8/chartex" xmlns:cx2="http://schemas.microsoft.com/office/drawing/2015/10/21/chartex" xmlns:cx3="http://schemas.microsoft.com/office/drawing/2016/5/9/chartex" xmlns:cx4="http://schemas.microsoft.com/office/drawing/2016/5/10/chartex" xmlns:cx5="http://schemas.microsoft.com/office/drawing/2016/5/11/chartex" xmlns:cx6="http://schemas.microsoft.com/office/drawing/2016/5/12/chartex" xmlns:cx7="http://schemas.microsoft.com/office/drawing/2016/5/13/chartex" xmlns:cx8="http://schemas.microsoft.com/office/drawing/2016/5/14/chartex" xmlns:mc="http://schemas.openxmlformats.org/markup-compatibility/2006" xmlns:aink="http://schemas.microsoft.com/office/drawing/2016/ink" xmlns:am3d="http://schemas.microsoft.com/office/drawing/2017/model3d" xmlns:o="urn:schemas-microsoft-com:office:office" xmlns:oel="http://schemas.microsoft.com/office/2019/extlst" xmlns:r="http://schemas.openxmlformats.org/officeDocument/2006/relationships" xmlns:m="http://schemas.openxmlformats.org/officeDocument/2006/math" xmlns:v="urn:schemas-microsoft-com:vml" xmlns:wp14="http://schemas.microsoft.com/office/word/2010/wordprocessingDrawing" xmlns:wp="http://schemas.openxmlformats.org/drawingml/2006/wordprocessingDrawing" xmlns:w10="urn:schemas-microsoft-com:office:word" xmlns:w="http://schemas.openxmlformats.org/wordprocessingml/2006/main" xmlns:w14="http://schemas.microsoft.com/office/word/2010/wordml" xmlns:w15="http://schemas.microsoft.com/office/word/2012/wordml" xmlns:w16cex="http://schemas.microsoft.com/office/word/2018/wordml/cex" xmlns:w16cid="http://schemas.microsoft.com/office/word/2016/wordml/cid" xmlns:w16="http://schemas.microsoft.com/office/word/2018/wordml" xmlns:w16du="http://schemas.microsoft.com/office/word/2023/wordml/word16du" xmlns:w16sdtdh="http://schemas.microsoft.com/office/word/2020/wordml/sdtdatahash" xmlns:w16sdtfl="http://schemas.microsoft.com/office/word/2024/wordml/sdtformatlock" xmlns:w16se="http://schemas.microsoft.com/office/word/2015/wordml/symex" xmlns:wpg="http://schemas.microsoft.com/office/word/2010/wordprocessingGroup" xmlns:wpi="http://schemas.microsoft.com/office/word/2010/wordprocessingInk" xmlns:wne="http://schemas.microsoft.com/office/word/2006/wordml" xmlns:wps="http://schemas.microsoft.com/office/word/2010/wordprocessingShape" mc:Ignorable="w14 w15 w16se w16cid w16 w16cex w16sdtdh w16sdtfl w16du wp14">
+  <w:abstractNum w:abstractNumId="0" w15:restartNumberingAfterBreak="0">
     <w:nsid w:val="22623412"/>
     <w:multiLevelType w:val="multilevel"/>
     <w:tmpl w:val="22623412"/>
-    <w:lvl w:ilvl="0" w:tentative="0">
+    <w:lvl w:ilvl="0">
       <w:start w:val="1"/>
       <w:numFmt w:val="decimal"/>
       <w:lvlText w:val="%1."/>
@@ -15275,60 +14421,52 @@
         <w:ind w:left="720" w:hanging="360"/>
       </w:pPr>
     </w:lvl>
-    <w:lvl w:ilvl="1" w:tentative="0">
-      <w:start w:val="0"/>
+    <w:lvl w:ilvl="1">
       <w:numFmt w:val="decimal"/>
       <w:lvlText w:val=""/>
       <w:lvlJc w:val="left"/>
     </w:lvl>
-    <w:lvl w:ilvl="2" w:tentative="0">
-      <w:start w:val="0"/>
+    <w:lvl w:ilvl="2">
       <w:numFmt w:val="decimal"/>
       <w:lvlText w:val=""/>
       <w:lvlJc w:val="left"/>
     </w:lvl>
-    <w:lvl w:ilvl="3" w:tentative="0">
-      <w:start w:val="0"/>
+    <w:lvl w:ilvl="3">
       <w:numFmt w:val="decimal"/>
       <w:lvlText w:val=""/>
       <w:lvlJc w:val="left"/>
     </w:lvl>
-    <w:lvl w:ilvl="4" w:tentative="0">
-      <w:start w:val="0"/>
+    <w:lvl w:ilvl="4">
       <w:numFmt w:val="decimal"/>
       <w:lvlText w:val=""/>
       <w:lvlJc w:val="left"/>
     </w:lvl>
-    <w:lvl w:ilvl="5" w:tentative="0">
-      <w:start w:val="0"/>
+    <w:lvl w:ilvl="5">
       <w:numFmt w:val="decimal"/>
       <w:lvlText w:val=""/>
       <w:lvlJc w:val="left"/>
     </w:lvl>
-    <w:lvl w:ilvl="6" w:tentative="0">
-      <w:start w:val="0"/>
+    <w:lvl w:ilvl="6">
       <w:numFmt w:val="decimal"/>
       <w:lvlText w:val=""/>
       <w:lvlJc w:val="left"/>
     </w:lvl>
-    <w:lvl w:ilvl="7" w:tentative="0">
-      <w:start w:val="0"/>
+    <w:lvl w:ilvl="7">
       <w:numFmt w:val="decimal"/>
       <w:lvlText w:val=""/>
       <w:lvlJc w:val="left"/>
     </w:lvl>
-    <w:lvl w:ilvl="8" w:tentative="0">
-      <w:start w:val="0"/>
+    <w:lvl w:ilvl="8">
       <w:numFmt w:val="decimal"/>
       <w:lvlText w:val=""/>
       <w:lvlJc w:val="left"/>
     </w:lvl>
   </w:abstractNum>
-  <w:abstractNum w:abstractNumId="1">
+  <w:abstractNum w:abstractNumId="1" w15:restartNumberingAfterBreak="0">
     <w:nsid w:val="7CD67967"/>
     <w:multiLevelType w:val="multilevel"/>
     <w:tmpl w:val="7CD67967"/>
-    <w:lvl w:ilvl="0" w:tentative="0">
+    <w:lvl w:ilvl="0">
       <w:start w:val="1"/>
       <w:numFmt w:val="bullet"/>
       <w:lvlText w:val="•"/>
@@ -15337,62 +14475,54 @@
         <w:ind w:left="720" w:hanging="360"/>
       </w:pPr>
     </w:lvl>
-    <w:lvl w:ilvl="1" w:tentative="0">
-      <w:start w:val="0"/>
+    <w:lvl w:ilvl="1">
       <w:numFmt w:val="decimal"/>
       <w:lvlText w:val=""/>
       <w:lvlJc w:val="left"/>
     </w:lvl>
-    <w:lvl w:ilvl="2" w:tentative="0">
-      <w:start w:val="0"/>
+    <w:lvl w:ilvl="2">
       <w:numFmt w:val="decimal"/>
       <w:lvlText w:val=""/>
       <w:lvlJc w:val="left"/>
     </w:lvl>
-    <w:lvl w:ilvl="3" w:tentative="0">
-      <w:start w:val="0"/>
+    <w:lvl w:ilvl="3">
       <w:numFmt w:val="decimal"/>
       <w:lvlText w:val=""/>
       <w:lvlJc w:val="left"/>
     </w:lvl>
-    <w:lvl w:ilvl="4" w:tentative="0">
-      <w:start w:val="0"/>
+    <w:lvl w:ilvl="4">
       <w:numFmt w:val="decimal"/>
       <w:lvlText w:val=""/>
       <w:lvlJc w:val="left"/>
     </w:lvl>
-    <w:lvl w:ilvl="5" w:tentative="0">
-      <w:start w:val="0"/>
+    <w:lvl w:ilvl="5">
       <w:numFmt w:val="decimal"/>
       <w:lvlText w:val=""/>
       <w:lvlJc w:val="left"/>
     </w:lvl>
-    <w:lvl w:ilvl="6" w:tentative="0">
-      <w:start w:val="0"/>
+    <w:lvl w:ilvl="6">
       <w:numFmt w:val="decimal"/>
       <w:lvlText w:val=""/>
       <w:lvlJc w:val="left"/>
     </w:lvl>
-    <w:lvl w:ilvl="7" w:tentative="0">
-      <w:start w:val="0"/>
+    <w:lvl w:ilvl="7">
       <w:numFmt w:val="decimal"/>
       <w:lvlText w:val=""/>
       <w:lvlJc w:val="left"/>
     </w:lvl>
-    <w:lvl w:ilvl="8" w:tentative="0">
-      <w:start w:val="0"/>
+    <w:lvl w:ilvl="8">
       <w:numFmt w:val="decimal"/>
       <w:lvlText w:val=""/>
       <w:lvlJc w:val="left"/>
     </w:lvl>
   </w:abstractNum>
-  <w:num w:numId="1">
+  <w:num w:numId="1" w16cid:durableId="313530485">
     <w:abstractNumId w:val="1"/>
     <w:lvlOverride w:ilvl="0">
       <w:startOverride w:val="1"/>
     </w:lvlOverride>
   </w:num>
-  <w:num w:numId="2">
+  <w:num w:numId="2" w16cid:durableId="1550265906">
     <w:abstractNumId w:val="0"/>
     <w:lvlOverride w:ilvl="0">
       <w:startOverride w:val="1"/>
@@ -15402,398 +14532,512 @@
 </file>
 
 <file path=word/styles.xml><?xml version="1.0" encoding="utf-8"?>
-<w:styles xmlns:mc="http://schemas.openxmlformats.org/markup-compatibility/2006" xmlns:o="urn:schemas-microsoft-com:office:office" xmlns:r="http://schemas.openxmlformats.org/officeDocument/2006/relationships" xmlns:m="http://schemas.openxmlformats.org/officeDocument/2006/math" xmlns:v="urn:schemas-microsoft-com:vml" xmlns:w="http://schemas.openxmlformats.org/wordprocessingml/2006/main" xmlns:w14="http://schemas.microsoft.com/office/word/2010/wordml" xmlns:w10="urn:schemas-microsoft-com:office:word" xmlns:sl="http://schemas.openxmlformats.org/schemaLibrary/2006/main" xmlns:wpsCustomData="http://www.wps.cn/officeDocument/2013/wpsCustomData" mc:Ignorable="w14">
+<w:styles xmlns:mc="http://schemas.openxmlformats.org/markup-compatibility/2006" xmlns:r="http://schemas.openxmlformats.org/officeDocument/2006/relationships" xmlns:w="http://schemas.openxmlformats.org/wordprocessingml/2006/main" xmlns:w14="http://schemas.microsoft.com/office/word/2010/wordml" xmlns:w15="http://schemas.microsoft.com/office/word/2012/wordml" xmlns:w16cex="http://schemas.microsoft.com/office/word/2018/wordml/cex" xmlns:w16cid="http://schemas.microsoft.com/office/word/2016/wordml/cid" xmlns:w16="http://schemas.microsoft.com/office/word/2018/wordml" xmlns:w16du="http://schemas.microsoft.com/office/word/2023/wordml/word16du" xmlns:w16sdtdh="http://schemas.microsoft.com/office/word/2020/wordml/sdtdatahash" xmlns:w16sdtfl="http://schemas.microsoft.com/office/word/2024/wordml/sdtformatlock" xmlns:w16se="http://schemas.microsoft.com/office/word/2015/wordml/symex" mc:Ignorable="w14 w15 w16se w16cid w16 w16cex w16sdtdh w16sdtfl w16du">
   <w:docDefaults>
     <w:rPrDefault>
       <w:rPr>
-        <w:rFonts w:ascii="Times New Roman" w:hAnsi="Times New Roman" w:eastAsia="Times New Roman" w:cs="Times New Roman"/>
+        <w:rFonts w:ascii="Times New Roman" w:eastAsia="Times New Roman" w:hAnsi="Times New Roman" w:cs="Times New Roman"/>
+        <w:lang w:val="en-US" w:eastAsia="en-US" w:bidi="ar-SA"/>
       </w:rPr>
     </w:rPrDefault>
     <w:pPrDefault/>
   </w:docDefaults>
-  <w:latentStyles w:count="260" w:defQFormat="0" w:defUnhideWhenUsed="1" w:defSemiHidden="1" w:defUIPriority="99" w:defLockedState="0">
-    <w:lsdException w:qFormat="1" w:unhideWhenUsed="0" w:uiPriority="0" w:semiHidden="0" w:name="Normal"/>
-    <w:lsdException w:qFormat="1" w:unhideWhenUsed="0" w:uiPriority="9" w:semiHidden="0" w:name="heading 1"/>
-    <w:lsdException w:qFormat="1" w:uiPriority="9" w:semiHidden="0" w:name="heading 2"/>
-    <w:lsdException w:qFormat="1" w:uiPriority="9" w:semiHidden="0" w:name="heading 3"/>
-    <w:lsdException w:qFormat="1" w:uiPriority="9" w:name="heading 4"/>
-    <w:lsdException w:qFormat="1" w:uiPriority="9" w:name="heading 5"/>
-    <w:lsdException w:qFormat="1" w:uiPriority="9" w:name="heading 6"/>
-    <w:lsdException w:qFormat="1" w:uiPriority="9" w:name="heading 7"/>
-    <w:lsdException w:qFormat="1" w:uiPriority="9" w:name="heading 8"/>
-    <w:lsdException w:qFormat="1" w:uiPriority="9" w:name="heading 9"/>
-    <w:lsdException w:uiPriority="99" w:name="index 1"/>
-    <w:lsdException w:uiPriority="99" w:name="index 2"/>
-    <w:lsdException w:uiPriority="99" w:name="index 3"/>
-    <w:lsdException w:uiPriority="99" w:name="index 4"/>
-    <w:lsdException w:uiPriority="99" w:name="index 5"/>
-    <w:lsdException w:uiPriority="99" w:name="index 6"/>
-    <w:lsdException w:uiPriority="99" w:name="index 7"/>
-    <w:lsdException w:uiPriority="99" w:name="index 8"/>
-    <w:lsdException w:uiPriority="99" w:name="index 9"/>
-    <w:lsdException w:uiPriority="39" w:name="toc 1"/>
-    <w:lsdException w:uiPriority="39" w:name="toc 2"/>
-    <w:lsdException w:uiPriority="39" w:name="toc 3"/>
-    <w:lsdException w:uiPriority="39" w:name="toc 4"/>
-    <w:lsdException w:uiPriority="39" w:name="toc 5"/>
-    <w:lsdException w:uiPriority="39" w:name="toc 6"/>
-    <w:lsdException w:uiPriority="39" w:name="toc 7"/>
-    <w:lsdException w:uiPriority="39" w:name="toc 8"/>
-    <w:lsdException w:uiPriority="39" w:name="toc 9"/>
-    <w:lsdException w:uiPriority="99" w:name="Normal Indent"/>
-    <w:lsdException w:uiPriority="99" w:name="footnote text"/>
-    <w:lsdException w:uiPriority="99" w:name="annotation text"/>
-    <w:lsdException w:uiPriority="99" w:name="header"/>
-    <w:lsdException w:uiPriority="99" w:name="footer"/>
-    <w:lsdException w:uiPriority="99" w:name="index heading"/>
-    <w:lsdException w:qFormat="1" w:uiPriority="35" w:name="caption"/>
-    <w:lsdException w:uiPriority="99" w:name="table of figures"/>
-    <w:lsdException w:uiPriority="99" w:name="envelope address"/>
-    <w:lsdException w:uiPriority="99" w:name="envelope return"/>
-    <w:lsdException w:uiPriority="99" w:name="footnote reference"/>
-    <w:lsdException w:uiPriority="99" w:name="annotation reference"/>
-    <w:lsdException w:uiPriority="99" w:name="line number"/>
-    <w:lsdException w:uiPriority="99" w:name="page number"/>
-    <w:lsdException w:uiPriority="99" w:name="endnote reference"/>
-    <w:lsdException w:uiPriority="99" w:name="endnote text"/>
-    <w:lsdException w:uiPriority="99" w:name="table of authorities"/>
-    <w:lsdException w:uiPriority="99" w:name="macro"/>
-    <w:lsdException w:uiPriority="99" w:name="toa heading"/>
-    <w:lsdException w:uiPriority="99" w:name="List"/>
-    <w:lsdException w:uiPriority="99" w:name="List Bullet"/>
-    <w:lsdException w:uiPriority="99" w:name="List Number"/>
-    <w:lsdException w:uiPriority="99" w:name="List 2"/>
-    <w:lsdException w:uiPriority="99" w:name="List 3"/>
-    <w:lsdException w:uiPriority="99" w:name="List 4"/>
-    <w:lsdException w:uiPriority="99" w:name="List 5"/>
-    <w:lsdException w:uiPriority="99" w:name="List Bullet 2"/>
-    <w:lsdException w:uiPriority="99" w:name="List Bullet 3"/>
-    <w:lsdException w:uiPriority="99" w:name="List Bullet 4"/>
-    <w:lsdException w:uiPriority="99" w:name="List Bullet 5"/>
-    <w:lsdException w:uiPriority="99" w:name="List Number 2"/>
-    <w:lsdException w:uiPriority="99" w:name="List Number 3"/>
-    <w:lsdException w:uiPriority="99" w:name="List Number 4"/>
-    <w:lsdException w:uiPriority="99" w:name="List Number 5"/>
-    <w:lsdException w:qFormat="1" w:unhideWhenUsed="0" w:uiPriority="10" w:semiHidden="0" w:name="Title"/>
-    <w:lsdException w:uiPriority="99" w:name="Closing"/>
-    <w:lsdException w:uiPriority="99" w:name="Signature"/>
-    <w:lsdException w:uiPriority="1" w:name="Default Paragraph Font"/>
-    <w:lsdException w:uiPriority="99" w:name="Body Text"/>
-    <w:lsdException w:uiPriority="99" w:name="Body Text Indent"/>
-    <w:lsdException w:uiPriority="99" w:name="List Continue"/>
-    <w:lsdException w:uiPriority="99" w:name="List Continue 2"/>
-    <w:lsdException w:uiPriority="99" w:name="List Continue 3"/>
-    <w:lsdException w:uiPriority="99" w:name="List Continue 4"/>
-    <w:lsdException w:uiPriority="99" w:name="List Continue 5"/>
-    <w:lsdException w:uiPriority="99" w:name="Message Header"/>
-    <w:lsdException w:qFormat="1" w:unhideWhenUsed="0" w:uiPriority="11" w:semiHidden="0" w:name="Subtitle"/>
-    <w:lsdException w:uiPriority="99" w:name="Salutation"/>
-    <w:lsdException w:uiPriority="99" w:name="Date"/>
-    <w:lsdException w:uiPriority="99" w:name="Body Text First Indent"/>
-    <w:lsdException w:uiPriority="99" w:name="Body Text First Indent 2"/>
-    <w:lsdException w:uiPriority="99" w:name="Note Heading"/>
-    <w:lsdException w:uiPriority="99" w:name="Body Text 2"/>
-    <w:lsdException w:uiPriority="99" w:name="Body Text 3"/>
-    <w:lsdException w:uiPriority="99" w:name="Body Text Indent 2"/>
-    <w:lsdException w:uiPriority="99" w:name="Body Text Indent 3"/>
-    <w:lsdException w:uiPriority="99" w:name="Block Text"/>
-    <w:lsdException w:uiPriority="99" w:semiHidden="0" w:name="Hyperlink"/>
-    <w:lsdException w:uiPriority="99" w:name="FollowedHyperlink"/>
-    <w:lsdException w:qFormat="1" w:unhideWhenUsed="0" w:uiPriority="22" w:semiHidden="0" w:name="Strong"/>
-    <w:lsdException w:qFormat="1" w:unhideWhenUsed="0" w:uiPriority="20" w:semiHidden="0" w:name="Emphasis"/>
-    <w:lsdException w:uiPriority="99" w:name="Document Map"/>
-    <w:lsdException w:uiPriority="99" w:name="Plain Text"/>
-    <w:lsdException w:uiPriority="99" w:name="E-mail Signature"/>
-    <w:lsdException w:uiPriority="99" w:name="Normal (Web)"/>
-    <w:lsdException w:uiPriority="99" w:name="HTML Acronym"/>
-    <w:lsdException w:uiPriority="99" w:name="HTML Address"/>
-    <w:lsdException w:uiPriority="99" w:name="HTML Cite"/>
-    <w:lsdException w:uiPriority="99" w:name="HTML Code"/>
-    <w:lsdException w:uiPriority="99" w:name="HTML Definition"/>
-    <w:lsdException w:uiPriority="99" w:name="HTML Keyboard"/>
-    <w:lsdException w:uiPriority="99" w:name="HTML Preformatted"/>
-    <w:lsdException w:uiPriority="99" w:name="HTML Sample"/>
-    <w:lsdException w:uiPriority="99" w:name="HTML Typewriter"/>
-    <w:lsdException w:uiPriority="99" w:name="HTML Variable"/>
-    <w:lsdException w:uiPriority="99" w:name="Normal Table"/>
-    <w:lsdException w:uiPriority="99" w:name="annotation subject"/>
-    <w:lsdException w:uiPriority="99" w:name="Table Simple 1"/>
-    <w:lsdException w:uiPriority="99" w:name="Table Simple 2"/>
-    <w:lsdException w:uiPriority="99" w:name="Table Simple 3"/>
-    <w:lsdException w:uiPriority="99" w:name="Table Classic 1"/>
-    <w:lsdException w:uiPriority="99" w:name="Table Classic 2"/>
-    <w:lsdException w:uiPriority="99" w:name="Table Classic 3"/>
-    <w:lsdException w:uiPriority="99" w:name="Table Classic 4"/>
-    <w:lsdException w:uiPriority="99" w:name="Table Colorful 1"/>
-    <w:lsdException w:uiPriority="99" w:name="Table Colorful 2"/>
-    <w:lsdException w:uiPriority="99" w:name="Table Colorful 3"/>
-    <w:lsdException w:uiPriority="99" w:name="Table Columns 1"/>
-    <w:lsdException w:uiPriority="99" w:name="Table Columns 2"/>
-    <w:lsdException w:uiPriority="99" w:name="Table Columns 3"/>
-    <w:lsdException w:uiPriority="99" w:name="Table Columns 4"/>
-    <w:lsdException w:uiPriority="99" w:name="Table Columns 5"/>
-    <w:lsdException w:uiPriority="99" w:name="Table Grid 1"/>
-    <w:lsdException w:uiPriority="99" w:name="Table Grid 2"/>
-    <w:lsdException w:uiPriority="99" w:name="Table Grid 3"/>
-    <w:lsdException w:uiPriority="99" w:name="Table Grid 4"/>
-    <w:lsdException w:uiPriority="99" w:name="Table Grid 5"/>
-    <w:lsdException w:uiPriority="99" w:name="Table Grid 6"/>
-    <w:lsdException w:uiPriority="99" w:name="Table Grid 7"/>
-    <w:lsdException w:uiPriority="99" w:name="Table Grid 8"/>
-    <w:lsdException w:uiPriority="99" w:name="Table List 1"/>
-    <w:lsdException w:uiPriority="99" w:name="Table List 2"/>
-    <w:lsdException w:uiPriority="99" w:name="Table List 3"/>
-    <w:lsdException w:uiPriority="99" w:name="Table List 4"/>
-    <w:lsdException w:uiPriority="99" w:name="Table List 5"/>
-    <w:lsdException w:uiPriority="99" w:name="Table List 6"/>
-    <w:lsdException w:uiPriority="99" w:name="Table List 7"/>
-    <w:lsdException w:uiPriority="99" w:name="Table List 8"/>
-    <w:lsdException w:uiPriority="99" w:name="Table 3D effects 1"/>
-    <w:lsdException w:uiPriority="99" w:name="Table 3D effects 2"/>
-    <w:lsdException w:uiPriority="99" w:name="Table 3D effects 3"/>
-    <w:lsdException w:uiPriority="99" w:name="Table Contemporary"/>
-    <w:lsdException w:uiPriority="99" w:name="Table Elegant"/>
-    <w:lsdException w:uiPriority="99" w:name="Table Professional"/>
-    <w:lsdException w:uiPriority="99" w:name="Table Subtle 1"/>
-    <w:lsdException w:uiPriority="99" w:name="Table Subtle 2"/>
-    <w:lsdException w:uiPriority="99" w:name="Table Web 1"/>
-    <w:lsdException w:uiPriority="99" w:name="Table Web 2"/>
-    <w:lsdException w:uiPriority="99" w:name="Table Web 3"/>
-    <w:lsdException w:uiPriority="99" w:name="Balloon Text"/>
-    <w:lsdException w:unhideWhenUsed="0" w:uiPriority="39" w:semiHidden="0" w:name="Table Grid"/>
-    <w:lsdException w:uiPriority="99" w:name="Table Theme"/>
-    <w:lsdException w:unhideWhenUsed="0" w:uiPriority="60" w:semiHidden="0" w:name="Light Shading"/>
-    <w:lsdException w:unhideWhenUsed="0" w:uiPriority="61" w:semiHidden="0" w:name="Light List"/>
-    <w:lsdException w:unhideWhenUsed="0" w:uiPriority="62" w:semiHidden="0" w:name="Light Grid"/>
-    <w:lsdException w:unhideWhenUsed="0" w:uiPriority="63" w:semiHidden="0" w:name="Medium Shading 1"/>
-    <w:lsdException w:unhideWhenUsed="0" w:uiPriority="64" w:semiHidden="0" w:name="Medium Shading 2"/>
-    <w:lsdException w:unhideWhenUsed="0" w:uiPriority="65" w:semiHidden="0" w:name="Medium List 1"/>
-    <w:lsdException w:unhideWhenUsed="0" w:uiPriority="66" w:semiHidden="0" w:name="Medium List 2"/>
-    <w:lsdException w:unhideWhenUsed="0" w:uiPriority="67" w:semiHidden="0" w:name="Medium Grid 1"/>
-    <w:lsdException w:unhideWhenUsed="0" w:uiPriority="68" w:semiHidden="0" w:name="Medium Grid 2"/>
-    <w:lsdException w:unhideWhenUsed="0" w:uiPriority="69" w:semiHidden="0" w:name="Medium Grid 3"/>
-    <w:lsdException w:unhideWhenUsed="0" w:uiPriority="70" w:semiHidden="0" w:name="Dark List"/>
-    <w:lsdException w:unhideWhenUsed="0" w:uiPriority="71" w:semiHidden="0" w:name="Colorful Shading"/>
-    <w:lsdException w:unhideWhenUsed="0" w:uiPriority="72" w:semiHidden="0" w:name="Colorful List"/>
-    <w:lsdException w:unhideWhenUsed="0" w:uiPriority="73" w:semiHidden="0" w:name="Colorful Grid"/>
-    <w:lsdException w:unhideWhenUsed="0" w:uiPriority="60" w:semiHidden="0" w:name="Light Shading Accent 1"/>
-    <w:lsdException w:unhideWhenUsed="0" w:uiPriority="61" w:semiHidden="0" w:name="Light List Accent 1"/>
-    <w:lsdException w:unhideWhenUsed="0" w:uiPriority="62" w:semiHidden="0" w:name="Light Grid Accent 1"/>
-    <w:lsdException w:unhideWhenUsed="0" w:uiPriority="63" w:semiHidden="0" w:name="Medium Shading 1 Accent 1"/>
-    <w:lsdException w:unhideWhenUsed="0" w:uiPriority="64" w:semiHidden="0" w:name="Medium Shading 2 Accent 1"/>
-    <w:lsdException w:unhideWhenUsed="0" w:uiPriority="65" w:semiHidden="0" w:name="Medium List 1 Accent 1"/>
-    <w:lsdException w:qFormat="1" w:unhideWhenUsed="0" w:uiPriority="0" w:semiHidden="0" w:name="List Paragraph"/>
-    <w:lsdException w:unhideWhenUsed="0" w:uiPriority="66" w:semiHidden="0" w:name="Medium List 2 Accent 1"/>
-    <w:lsdException w:unhideWhenUsed="0" w:uiPriority="67" w:semiHidden="0" w:name="Medium Grid 1 Accent 1"/>
-    <w:lsdException w:unhideWhenUsed="0" w:uiPriority="68" w:semiHidden="0" w:name="Medium Grid 2 Accent 1"/>
-    <w:lsdException w:unhideWhenUsed="0" w:uiPriority="69" w:semiHidden="0" w:name="Medium Grid 3 Accent 1"/>
-    <w:lsdException w:unhideWhenUsed="0" w:uiPriority="70" w:semiHidden="0" w:name="Dark List Accent 1"/>
-    <w:lsdException w:unhideWhenUsed="0" w:uiPriority="71" w:semiHidden="0" w:name="Colorful Shading Accent 1"/>
-    <w:lsdException w:unhideWhenUsed="0" w:uiPriority="72" w:semiHidden="0" w:name="Colorful List Accent 1"/>
-    <w:lsdException w:unhideWhenUsed="0" w:uiPriority="73" w:semiHidden="0" w:name="Colorful Grid Accent 1"/>
-    <w:lsdException w:unhideWhenUsed="0" w:uiPriority="60" w:semiHidden="0" w:name="Light Shading Accent 2"/>
-    <w:lsdException w:unhideWhenUsed="0" w:uiPriority="61" w:semiHidden="0" w:name="Light List Accent 2"/>
-    <w:lsdException w:unhideWhenUsed="0" w:uiPriority="62" w:semiHidden="0" w:name="Light Grid Accent 2"/>
-    <w:lsdException w:unhideWhenUsed="0" w:uiPriority="63" w:semiHidden="0" w:name="Medium Shading 1 Accent 2"/>
-    <w:lsdException w:unhideWhenUsed="0" w:uiPriority="64" w:semiHidden="0" w:name="Medium Shading 2 Accent 2"/>
-    <w:lsdException w:unhideWhenUsed="0" w:uiPriority="65" w:semiHidden="0" w:name="Medium List 1 Accent 2"/>
-    <w:lsdException w:unhideWhenUsed="0" w:uiPriority="66" w:semiHidden="0" w:name="Medium List 2 Accent 2"/>
-    <w:lsdException w:unhideWhenUsed="0" w:uiPriority="67" w:semiHidden="0" w:name="Medium Grid 1 Accent 2"/>
-    <w:lsdException w:unhideWhenUsed="0" w:uiPriority="68" w:semiHidden="0" w:name="Medium Grid 2 Accent 2"/>
-    <w:lsdException w:unhideWhenUsed="0" w:uiPriority="69" w:semiHidden="0" w:name="Medium Grid 3 Accent 2"/>
-    <w:lsdException w:unhideWhenUsed="0" w:uiPriority="70" w:semiHidden="0" w:name="Dark List Accent 2"/>
-    <w:lsdException w:unhideWhenUsed="0" w:uiPriority="71" w:semiHidden="0" w:name="Colorful Shading Accent 2"/>
-    <w:lsdException w:unhideWhenUsed="0" w:uiPriority="72" w:semiHidden="0" w:name="Colorful List Accent 2"/>
-    <w:lsdException w:unhideWhenUsed="0" w:uiPriority="73" w:semiHidden="0" w:name="Colorful Grid Accent 2"/>
-    <w:lsdException w:unhideWhenUsed="0" w:uiPriority="60" w:semiHidden="0" w:name="Light Shading Accent 3"/>
-    <w:lsdException w:unhideWhenUsed="0" w:uiPriority="61" w:semiHidden="0" w:name="Light List Accent 3"/>
-    <w:lsdException w:unhideWhenUsed="0" w:uiPriority="62" w:semiHidden="0" w:name="Light Grid Accent 3"/>
-    <w:lsdException w:unhideWhenUsed="0" w:uiPriority="63" w:semiHidden="0" w:name="Medium Shading 1 Accent 3"/>
-    <w:lsdException w:unhideWhenUsed="0" w:uiPriority="64" w:semiHidden="0" w:name="Medium Shading 2 Accent 3"/>
-    <w:lsdException w:unhideWhenUsed="0" w:uiPriority="65" w:semiHidden="0" w:name="Medium List 1 Accent 3"/>
-    <w:lsdException w:unhideWhenUsed="0" w:uiPriority="66" w:semiHidden="0" w:name="Medium List 2 Accent 3"/>
-    <w:lsdException w:unhideWhenUsed="0" w:uiPriority="67" w:semiHidden="0" w:name="Medium Grid 1 Accent 3"/>
-    <w:lsdException w:unhideWhenUsed="0" w:uiPriority="68" w:semiHidden="0" w:name="Medium Grid 2 Accent 3"/>
-    <w:lsdException w:unhideWhenUsed="0" w:uiPriority="69" w:semiHidden="0" w:name="Medium Grid 3 Accent 3"/>
-    <w:lsdException w:unhideWhenUsed="0" w:uiPriority="70" w:semiHidden="0" w:name="Dark List Accent 3"/>
-    <w:lsdException w:unhideWhenUsed="0" w:uiPriority="71" w:semiHidden="0" w:name="Colorful Shading Accent 3"/>
-    <w:lsdException w:unhideWhenUsed="0" w:uiPriority="72" w:semiHidden="0" w:name="Colorful List Accent 3"/>
-    <w:lsdException w:unhideWhenUsed="0" w:uiPriority="73" w:semiHidden="0" w:name="Colorful Grid Accent 3"/>
-    <w:lsdException w:unhideWhenUsed="0" w:uiPriority="60" w:semiHidden="0" w:name="Light Shading Accent 4"/>
-    <w:lsdException w:unhideWhenUsed="0" w:uiPriority="61" w:semiHidden="0" w:name="Light List Accent 4"/>
-    <w:lsdException w:unhideWhenUsed="0" w:uiPriority="62" w:semiHidden="0" w:name="Light Grid Accent 4"/>
-    <w:lsdException w:unhideWhenUsed="0" w:uiPriority="63" w:semiHidden="0" w:name="Medium Shading 1 Accent 4"/>
-    <w:lsdException w:unhideWhenUsed="0" w:uiPriority="64" w:semiHidden="0" w:name="Medium Shading 2 Accent 4"/>
-    <w:lsdException w:unhideWhenUsed="0" w:uiPriority="65" w:semiHidden="0" w:name="Medium List 1 Accent 4"/>
-    <w:lsdException w:unhideWhenUsed="0" w:uiPriority="66" w:semiHidden="0" w:name="Medium List 2 Accent 4"/>
-    <w:lsdException w:unhideWhenUsed="0" w:uiPriority="67" w:semiHidden="0" w:name="Medium Grid 1 Accent 4"/>
-    <w:lsdException w:unhideWhenUsed="0" w:uiPriority="68" w:semiHidden="0" w:name="Medium Grid 2 Accent 4"/>
-    <w:lsdException w:unhideWhenUsed="0" w:uiPriority="69" w:semiHidden="0" w:name="Medium Grid 3 Accent 4"/>
-    <w:lsdException w:unhideWhenUsed="0" w:uiPriority="70" w:semiHidden="0" w:name="Dark List Accent 4"/>
-    <w:lsdException w:unhideWhenUsed="0" w:uiPriority="71" w:semiHidden="0" w:name="Colorful Shading Accent 4"/>
-    <w:lsdException w:unhideWhenUsed="0" w:uiPriority="72" w:semiHidden="0" w:name="Colorful List Accent 4"/>
-    <w:lsdException w:unhideWhenUsed="0" w:uiPriority="73" w:semiHidden="0" w:name="Colorful Grid Accent 4"/>
-    <w:lsdException w:unhideWhenUsed="0" w:uiPriority="60" w:semiHidden="0" w:name="Light Shading Accent 5"/>
-    <w:lsdException w:unhideWhenUsed="0" w:uiPriority="61" w:semiHidden="0" w:name="Light List Accent 5"/>
-    <w:lsdException w:unhideWhenUsed="0" w:uiPriority="62" w:semiHidden="0" w:name="Light Grid Accent 5"/>
-    <w:lsdException w:unhideWhenUsed="0" w:uiPriority="63" w:semiHidden="0" w:name="Medium Shading 1 Accent 5"/>
-    <w:lsdException w:unhideWhenUsed="0" w:uiPriority="64" w:semiHidden="0" w:name="Medium Shading 2 Accent 5"/>
-    <w:lsdException w:unhideWhenUsed="0" w:uiPriority="65" w:semiHidden="0" w:name="Medium List 1 Accent 5"/>
-    <w:lsdException w:unhideWhenUsed="0" w:uiPriority="66" w:semiHidden="0" w:name="Medium List 2 Accent 5"/>
-    <w:lsdException w:unhideWhenUsed="0" w:uiPriority="67" w:semiHidden="0" w:name="Medium Grid 1 Accent 5"/>
-    <w:lsdException w:unhideWhenUsed="0" w:uiPriority="68" w:semiHidden="0" w:name="Medium Grid 2 Accent 5"/>
-    <w:lsdException w:unhideWhenUsed="0" w:uiPriority="69" w:semiHidden="0" w:name="Medium Grid 3 Accent 5"/>
-    <w:lsdException w:unhideWhenUsed="0" w:uiPriority="70" w:semiHidden="0" w:name="Dark List Accent 5"/>
-    <w:lsdException w:unhideWhenUsed="0" w:uiPriority="71" w:semiHidden="0" w:name="Colorful Shading Accent 5"/>
-    <w:lsdException w:unhideWhenUsed="0" w:uiPriority="72" w:semiHidden="0" w:name="Colorful List Accent 5"/>
-    <w:lsdException w:unhideWhenUsed="0" w:uiPriority="73" w:semiHidden="0" w:name="Colorful Grid Accent 5"/>
-    <w:lsdException w:unhideWhenUsed="0" w:uiPriority="60" w:semiHidden="0" w:name="Light Shading Accent 6"/>
-    <w:lsdException w:unhideWhenUsed="0" w:uiPriority="61" w:semiHidden="0" w:name="Light List Accent 6"/>
-    <w:lsdException w:unhideWhenUsed="0" w:uiPriority="62" w:semiHidden="0" w:name="Light Grid Accent 6"/>
-    <w:lsdException w:unhideWhenUsed="0" w:uiPriority="63" w:semiHidden="0" w:name="Medium Shading 1 Accent 6"/>
-    <w:lsdException w:unhideWhenUsed="0" w:uiPriority="64" w:semiHidden="0" w:name="Medium Shading 2 Accent 6"/>
-    <w:lsdException w:unhideWhenUsed="0" w:uiPriority="65" w:semiHidden="0" w:name="Medium List 1 Accent 6"/>
-    <w:lsdException w:unhideWhenUsed="0" w:uiPriority="66" w:semiHidden="0" w:name="Medium List 2 Accent 6"/>
-    <w:lsdException w:unhideWhenUsed="0" w:uiPriority="67" w:semiHidden="0" w:name="Medium Grid 1 Accent 6"/>
-    <w:lsdException w:unhideWhenUsed="0" w:uiPriority="68" w:semiHidden="0" w:name="Medium Grid 2 Accent 6"/>
-    <w:lsdException w:unhideWhenUsed="0" w:uiPriority="69" w:semiHidden="0" w:name="Medium Grid 3 Accent 6"/>
-    <w:lsdException w:unhideWhenUsed="0" w:uiPriority="70" w:semiHidden="0" w:name="Dark List Accent 6"/>
-    <w:lsdException w:unhideWhenUsed="0" w:uiPriority="71" w:semiHidden="0" w:name="Colorful Shading Accent 6"/>
-    <w:lsdException w:unhideWhenUsed="0" w:uiPriority="72" w:semiHidden="0" w:name="Colorful List Accent 6"/>
-    <w:lsdException w:unhideWhenUsed="0" w:uiPriority="73" w:semiHidden="0" w:name="Colorful Grid Accent 6"/>
+  <w:latentStyles w:defLockedState="0" w:defUIPriority="99" w:defSemiHidden="0" w:defUnhideWhenUsed="0" w:defQFormat="0" w:count="376">
+    <w:lsdException w:name="Normal" w:uiPriority="0" w:qFormat="1"/>
+    <w:lsdException w:name="heading 1" w:uiPriority="9" w:qFormat="1"/>
+    <w:lsdException w:name="heading 2" w:uiPriority="9" w:unhideWhenUsed="1" w:qFormat="1"/>
+    <w:lsdException w:name="heading 3" w:uiPriority="9" w:unhideWhenUsed="1" w:qFormat="1"/>
+    <w:lsdException w:name="heading 4" w:semiHidden="1" w:uiPriority="9" w:unhideWhenUsed="1" w:qFormat="1"/>
+    <w:lsdException w:name="heading 5" w:semiHidden="1" w:uiPriority="9" w:unhideWhenUsed="1" w:qFormat="1"/>
+    <w:lsdException w:name="heading 6" w:semiHidden="1" w:uiPriority="9" w:unhideWhenUsed="1" w:qFormat="1"/>
+    <w:lsdException w:name="heading 7" w:semiHidden="1" w:uiPriority="9" w:unhideWhenUsed="1" w:qFormat="1"/>
+    <w:lsdException w:name="heading 8" w:semiHidden="1" w:uiPriority="9" w:unhideWhenUsed="1" w:qFormat="1"/>
+    <w:lsdException w:name="heading 9" w:semiHidden="1" w:uiPriority="9" w:unhideWhenUsed="1" w:qFormat="1"/>
+    <w:lsdException w:name="index 1" w:semiHidden="1" w:unhideWhenUsed="1"/>
+    <w:lsdException w:name="index 2" w:semiHidden="1" w:unhideWhenUsed="1"/>
+    <w:lsdException w:name="index 3" w:semiHidden="1" w:unhideWhenUsed="1"/>
+    <w:lsdException w:name="index 4" w:semiHidden="1" w:unhideWhenUsed="1"/>
+    <w:lsdException w:name="index 5" w:semiHidden="1" w:unhideWhenUsed="1"/>
+    <w:lsdException w:name="index 6" w:semiHidden="1" w:unhideWhenUsed="1"/>
+    <w:lsdException w:name="index 7" w:semiHidden="1" w:unhideWhenUsed="1"/>
+    <w:lsdException w:name="index 8" w:semiHidden="1" w:unhideWhenUsed="1"/>
+    <w:lsdException w:name="index 9" w:semiHidden="1" w:unhideWhenUsed="1"/>
+    <w:lsdException w:name="toc 1" w:semiHidden="1" w:uiPriority="39" w:unhideWhenUsed="1"/>
+    <w:lsdException w:name="toc 2" w:semiHidden="1" w:uiPriority="39" w:unhideWhenUsed="1"/>
+    <w:lsdException w:name="toc 3" w:semiHidden="1" w:uiPriority="39" w:unhideWhenUsed="1"/>
+    <w:lsdException w:name="toc 4" w:semiHidden="1" w:uiPriority="39" w:unhideWhenUsed="1"/>
+    <w:lsdException w:name="toc 5" w:semiHidden="1" w:uiPriority="39" w:unhideWhenUsed="1"/>
+    <w:lsdException w:name="toc 6" w:semiHidden="1" w:uiPriority="39" w:unhideWhenUsed="1"/>
+    <w:lsdException w:name="toc 7" w:semiHidden="1" w:uiPriority="39" w:unhideWhenUsed="1"/>
+    <w:lsdException w:name="toc 8" w:semiHidden="1" w:uiPriority="39" w:unhideWhenUsed="1"/>
+    <w:lsdException w:name="toc 9" w:semiHidden="1" w:uiPriority="39" w:unhideWhenUsed="1"/>
+    <w:lsdException w:name="Normal Indent" w:semiHidden="1" w:unhideWhenUsed="1"/>
+    <w:lsdException w:name="footnote text" w:semiHidden="1" w:unhideWhenUsed="1"/>
+    <w:lsdException w:name="annotation text" w:semiHidden="1" w:unhideWhenUsed="1"/>
+    <w:lsdException w:name="header" w:semiHidden="1" w:unhideWhenUsed="1"/>
+    <w:lsdException w:name="footer" w:semiHidden="1" w:unhideWhenUsed="1"/>
+    <w:lsdException w:name="index heading" w:semiHidden="1" w:unhideWhenUsed="1"/>
+    <w:lsdException w:name="caption" w:semiHidden="1" w:uiPriority="35" w:unhideWhenUsed="1" w:qFormat="1"/>
+    <w:lsdException w:name="table of figures" w:semiHidden="1" w:unhideWhenUsed="1"/>
+    <w:lsdException w:name="envelope address" w:semiHidden="1" w:unhideWhenUsed="1"/>
+    <w:lsdException w:name="envelope return" w:semiHidden="1" w:unhideWhenUsed="1"/>
+    <w:lsdException w:name="footnote reference" w:semiHidden="1" w:unhideWhenUsed="1"/>
+    <w:lsdException w:name="annotation reference" w:semiHidden="1" w:unhideWhenUsed="1"/>
+    <w:lsdException w:name="line number" w:semiHidden="1" w:unhideWhenUsed="1"/>
+    <w:lsdException w:name="page number" w:semiHidden="1" w:unhideWhenUsed="1"/>
+    <w:lsdException w:name="endnote reference" w:semiHidden="1" w:unhideWhenUsed="1"/>
+    <w:lsdException w:name="endnote text" w:semiHidden="1" w:unhideWhenUsed="1"/>
+    <w:lsdException w:name="table of authorities" w:semiHidden="1" w:unhideWhenUsed="1"/>
+    <w:lsdException w:name="macro" w:semiHidden="1" w:unhideWhenUsed="1"/>
+    <w:lsdException w:name="toa heading" w:semiHidden="1" w:unhideWhenUsed="1"/>
+    <w:lsdException w:name="List" w:semiHidden="1" w:unhideWhenUsed="1"/>
+    <w:lsdException w:name="List Bullet" w:semiHidden="1" w:unhideWhenUsed="1"/>
+    <w:lsdException w:name="List Number" w:semiHidden="1" w:unhideWhenUsed="1"/>
+    <w:lsdException w:name="List 2" w:semiHidden="1" w:unhideWhenUsed="1"/>
+    <w:lsdException w:name="List 3" w:semiHidden="1" w:unhideWhenUsed="1"/>
+    <w:lsdException w:name="List 4" w:semiHidden="1" w:unhideWhenUsed="1"/>
+    <w:lsdException w:name="List 5" w:semiHidden="1" w:unhideWhenUsed="1"/>
+    <w:lsdException w:name="List Bullet 2" w:semiHidden="1" w:unhideWhenUsed="1"/>
+    <w:lsdException w:name="List Bullet 3" w:semiHidden="1" w:unhideWhenUsed="1"/>
+    <w:lsdException w:name="List Bullet 4" w:semiHidden="1" w:unhideWhenUsed="1"/>
+    <w:lsdException w:name="List Bullet 5" w:semiHidden="1" w:unhideWhenUsed="1"/>
+    <w:lsdException w:name="List Number 2" w:semiHidden="1" w:unhideWhenUsed="1"/>
+    <w:lsdException w:name="List Number 3" w:semiHidden="1" w:unhideWhenUsed="1"/>
+    <w:lsdException w:name="List Number 4" w:semiHidden="1" w:unhideWhenUsed="1"/>
+    <w:lsdException w:name="List Number 5" w:semiHidden="1" w:unhideWhenUsed="1"/>
+    <w:lsdException w:name="Title" w:uiPriority="10" w:qFormat="1"/>
+    <w:lsdException w:name="Closing" w:semiHidden="1" w:unhideWhenUsed="1"/>
+    <w:lsdException w:name="Signature" w:semiHidden="1" w:unhideWhenUsed="1"/>
+    <w:lsdException w:name="Default Paragraph Font" w:semiHidden="1" w:uiPriority="1" w:unhideWhenUsed="1"/>
+    <w:lsdException w:name="Body Text" w:semiHidden="1" w:unhideWhenUsed="1"/>
+    <w:lsdException w:name="Body Text Indent" w:semiHidden="1" w:unhideWhenUsed="1"/>
+    <w:lsdException w:name="List Continue" w:semiHidden="1" w:unhideWhenUsed="1"/>
+    <w:lsdException w:name="List Continue 2" w:semiHidden="1" w:unhideWhenUsed="1"/>
+    <w:lsdException w:name="List Continue 3" w:semiHidden="1" w:unhideWhenUsed="1"/>
+    <w:lsdException w:name="List Continue 4" w:semiHidden="1" w:unhideWhenUsed="1"/>
+    <w:lsdException w:name="List Continue 5" w:semiHidden="1" w:unhideWhenUsed="1"/>
+    <w:lsdException w:name="Message Header" w:semiHidden="1" w:unhideWhenUsed="1"/>
+    <w:lsdException w:name="Subtitle" w:uiPriority="11" w:qFormat="1"/>
+    <w:lsdException w:name="Salutation" w:semiHidden="1" w:unhideWhenUsed="1"/>
+    <w:lsdException w:name="Date" w:semiHidden="1" w:unhideWhenUsed="1"/>
+    <w:lsdException w:name="Body Text First Indent" w:semiHidden="1" w:unhideWhenUsed="1"/>
+    <w:lsdException w:name="Body Text First Indent 2" w:semiHidden="1" w:unhideWhenUsed="1"/>
+    <w:lsdException w:name="Note Heading" w:semiHidden="1" w:unhideWhenUsed="1"/>
+    <w:lsdException w:name="Body Text 2" w:semiHidden="1" w:unhideWhenUsed="1"/>
+    <w:lsdException w:name="Body Text 3" w:semiHidden="1" w:unhideWhenUsed="1"/>
+    <w:lsdException w:name="Body Text Indent 2" w:semiHidden="1" w:unhideWhenUsed="1"/>
+    <w:lsdException w:name="Body Text Indent 3" w:semiHidden="1" w:unhideWhenUsed="1"/>
+    <w:lsdException w:name="Block Text" w:semiHidden="1" w:unhideWhenUsed="1"/>
+    <w:lsdException w:name="Hyperlink" w:unhideWhenUsed="1"/>
+    <w:lsdException w:name="FollowedHyperlink" w:semiHidden="1" w:unhideWhenUsed="1"/>
+    <w:lsdException w:name="Strong" w:uiPriority="22" w:qFormat="1"/>
+    <w:lsdException w:name="Emphasis" w:uiPriority="20" w:qFormat="1"/>
+    <w:lsdException w:name="Document Map" w:semiHidden="1" w:unhideWhenUsed="1"/>
+    <w:lsdException w:name="Plain Text" w:semiHidden="1" w:unhideWhenUsed="1"/>
+    <w:lsdException w:name="E-mail Signature" w:semiHidden="1" w:unhideWhenUsed="1"/>
+    <w:lsdException w:name="HTML Top of Form" w:semiHidden="1" w:unhideWhenUsed="1"/>
+    <w:lsdException w:name="HTML Bottom of Form" w:semiHidden="1" w:unhideWhenUsed="1"/>
+    <w:lsdException w:name="Normal (Web)" w:semiHidden="1" w:unhideWhenUsed="1"/>
+    <w:lsdException w:name="HTML Acronym" w:semiHidden="1" w:unhideWhenUsed="1"/>
+    <w:lsdException w:name="HTML Address" w:semiHidden="1" w:unhideWhenUsed="1"/>
+    <w:lsdException w:name="HTML Cite" w:semiHidden="1" w:unhideWhenUsed="1"/>
+    <w:lsdException w:name="HTML Code" w:semiHidden="1" w:unhideWhenUsed="1"/>
+    <w:lsdException w:name="HTML Definition" w:semiHidden="1" w:unhideWhenUsed="1"/>
+    <w:lsdException w:name="HTML Keyboard" w:semiHidden="1" w:unhideWhenUsed="1"/>
+    <w:lsdException w:name="HTML Preformatted" w:semiHidden="1" w:unhideWhenUsed="1"/>
+    <w:lsdException w:name="HTML Sample" w:semiHidden="1" w:unhideWhenUsed="1"/>
+    <w:lsdException w:name="HTML Typewriter" w:semiHidden="1" w:unhideWhenUsed="1"/>
+    <w:lsdException w:name="HTML Variable" w:semiHidden="1" w:unhideWhenUsed="1"/>
+    <w:lsdException w:name="Normal Table" w:semiHidden="1" w:unhideWhenUsed="1"/>
+    <w:lsdException w:name="annotation subject" w:semiHidden="1" w:unhideWhenUsed="1"/>
+    <w:lsdException w:name="No List" w:semiHidden="1" w:unhideWhenUsed="1"/>
+    <w:lsdException w:name="Outline List 1" w:semiHidden="1" w:unhideWhenUsed="1"/>
+    <w:lsdException w:name="Outline List 2" w:semiHidden="1" w:unhideWhenUsed="1"/>
+    <w:lsdException w:name="Outline List 3" w:semiHidden="1" w:unhideWhenUsed="1"/>
+    <w:lsdException w:name="Table Simple 1" w:semiHidden="1" w:unhideWhenUsed="1"/>
+    <w:lsdException w:name="Table Simple 2" w:semiHidden="1" w:unhideWhenUsed="1"/>
+    <w:lsdException w:name="Table Simple 3" w:semiHidden="1" w:unhideWhenUsed="1"/>
+    <w:lsdException w:name="Table Classic 1" w:semiHidden="1" w:unhideWhenUsed="1"/>
+    <w:lsdException w:name="Table Classic 2" w:semiHidden="1" w:unhideWhenUsed="1"/>
+    <w:lsdException w:name="Table Classic 3" w:semiHidden="1" w:unhideWhenUsed="1"/>
+    <w:lsdException w:name="Table Classic 4" w:semiHidden="1" w:unhideWhenUsed="1"/>
+    <w:lsdException w:name="Table Colorful 1" w:semiHidden="1" w:unhideWhenUsed="1"/>
+    <w:lsdException w:name="Table Colorful 2" w:semiHidden="1" w:unhideWhenUsed="1"/>
+    <w:lsdException w:name="Table Colorful 3" w:semiHidden="1" w:unhideWhenUsed="1"/>
+    <w:lsdException w:name="Table Columns 1" w:semiHidden="1" w:unhideWhenUsed="1"/>
+    <w:lsdException w:name="Table Columns 2" w:semiHidden="1" w:unhideWhenUsed="1"/>
+    <w:lsdException w:name="Table Columns 3" w:semiHidden="1" w:unhideWhenUsed="1"/>
+    <w:lsdException w:name="Table Columns 4" w:semiHidden="1" w:unhideWhenUsed="1"/>
+    <w:lsdException w:name="Table Columns 5" w:semiHidden="1" w:unhideWhenUsed="1"/>
+    <w:lsdException w:name="Table Grid 1" w:semiHidden="1" w:unhideWhenUsed="1"/>
+    <w:lsdException w:name="Table Grid 2" w:semiHidden="1" w:unhideWhenUsed="1"/>
+    <w:lsdException w:name="Table Grid 3" w:semiHidden="1" w:unhideWhenUsed="1"/>
+    <w:lsdException w:name="Table Grid 4" w:semiHidden="1" w:unhideWhenUsed="1"/>
+    <w:lsdException w:name="Table Grid 5" w:semiHidden="1" w:unhideWhenUsed="1"/>
+    <w:lsdException w:name="Table Grid 6" w:semiHidden="1" w:unhideWhenUsed="1"/>
+    <w:lsdException w:name="Table Grid 7" w:semiHidden="1" w:unhideWhenUsed="1"/>
+    <w:lsdException w:name="Table Grid 8" w:semiHidden="1" w:unhideWhenUsed="1"/>
+    <w:lsdException w:name="Table List 1" w:semiHidden="1" w:unhideWhenUsed="1"/>
+    <w:lsdException w:name="Table List 2" w:semiHidden="1" w:unhideWhenUsed="1"/>
+    <w:lsdException w:name="Table List 3" w:semiHidden="1" w:unhideWhenUsed="1"/>
+    <w:lsdException w:name="Table List 4" w:semiHidden="1" w:unhideWhenUsed="1"/>
+    <w:lsdException w:name="Table List 5" w:semiHidden="1" w:unhideWhenUsed="1"/>
+    <w:lsdException w:name="Table List 6" w:semiHidden="1" w:unhideWhenUsed="1"/>
+    <w:lsdException w:name="Table List 7" w:semiHidden="1" w:unhideWhenUsed="1"/>
+    <w:lsdException w:name="Table List 8" w:semiHidden="1" w:unhideWhenUsed="1"/>
+    <w:lsdException w:name="Table 3D effects 1" w:semiHidden="1" w:unhideWhenUsed="1"/>
+    <w:lsdException w:name="Table 3D effects 2" w:semiHidden="1" w:unhideWhenUsed="1"/>
+    <w:lsdException w:name="Table 3D effects 3" w:semiHidden="1" w:unhideWhenUsed="1"/>
+    <w:lsdException w:name="Table Contemporary" w:semiHidden="1" w:unhideWhenUsed="1"/>
+    <w:lsdException w:name="Table Elegant" w:semiHidden="1" w:unhideWhenUsed="1"/>
+    <w:lsdException w:name="Table Professional" w:semiHidden="1" w:unhideWhenUsed="1"/>
+    <w:lsdException w:name="Table Subtle 1" w:semiHidden="1" w:unhideWhenUsed="1"/>
+    <w:lsdException w:name="Table Subtle 2" w:semiHidden="1" w:unhideWhenUsed="1"/>
+    <w:lsdException w:name="Table Web 1" w:semiHidden="1" w:unhideWhenUsed="1"/>
+    <w:lsdException w:name="Table Web 2" w:semiHidden="1" w:unhideWhenUsed="1"/>
+    <w:lsdException w:name="Table Web 3" w:semiHidden="1" w:unhideWhenUsed="1"/>
+    <w:lsdException w:name="Balloon Text" w:semiHidden="1" w:unhideWhenUsed="1"/>
+    <w:lsdException w:name="Table Grid" w:uiPriority="39"/>
+    <w:lsdException w:name="Table Theme" w:semiHidden="1" w:unhideWhenUsed="1"/>
+    <w:lsdException w:name="Placeholder Text" w:semiHidden="1" w:unhideWhenUsed="1"/>
+    <w:lsdException w:name="No Spacing" w:semiHidden="1" w:unhideWhenUsed="1"/>
+    <w:lsdException w:name="Light Shading" w:uiPriority="60"/>
+    <w:lsdException w:name="Light List" w:uiPriority="61"/>
+    <w:lsdException w:name="Light Grid" w:uiPriority="62"/>
+    <w:lsdException w:name="Medium Shading 1" w:uiPriority="63"/>
+    <w:lsdException w:name="Medium Shading 2" w:uiPriority="64"/>
+    <w:lsdException w:name="Medium List 1" w:uiPriority="65"/>
+    <w:lsdException w:name="Medium List 2" w:uiPriority="66"/>
+    <w:lsdException w:name="Medium Grid 1" w:uiPriority="67"/>
+    <w:lsdException w:name="Medium Grid 2" w:uiPriority="68"/>
+    <w:lsdException w:name="Medium Grid 3" w:uiPriority="69"/>
+    <w:lsdException w:name="Dark List" w:uiPriority="70"/>
+    <w:lsdException w:name="Colorful Shading" w:uiPriority="71"/>
+    <w:lsdException w:name="Colorful List" w:uiPriority="72"/>
+    <w:lsdException w:name="Colorful Grid" w:uiPriority="73"/>
+    <w:lsdException w:name="Light Shading Accent 1" w:uiPriority="60"/>
+    <w:lsdException w:name="Light List Accent 1" w:uiPriority="61"/>
+    <w:lsdException w:name="Light Grid Accent 1" w:uiPriority="62"/>
+    <w:lsdException w:name="Medium Shading 1 Accent 1" w:uiPriority="63"/>
+    <w:lsdException w:name="Medium Shading 2 Accent 1" w:uiPriority="64"/>
+    <w:lsdException w:name="Medium List 1 Accent 1" w:uiPriority="65"/>
+    <w:lsdException w:name="Revision" w:semiHidden="1" w:unhideWhenUsed="1"/>
+    <w:lsdException w:name="List Paragraph" w:uiPriority="0" w:qFormat="1"/>
+    <w:lsdException w:name="Quote" w:semiHidden="1" w:unhideWhenUsed="1"/>
+    <w:lsdException w:name="Intense Quote" w:semiHidden="1" w:unhideWhenUsed="1"/>
+    <w:lsdException w:name="Medium List 2 Accent 1" w:uiPriority="66"/>
+    <w:lsdException w:name="Medium Grid 1 Accent 1" w:uiPriority="67"/>
+    <w:lsdException w:name="Medium Grid 2 Accent 1" w:uiPriority="68"/>
+    <w:lsdException w:name="Medium Grid 3 Accent 1" w:uiPriority="69"/>
+    <w:lsdException w:name="Dark List Accent 1" w:uiPriority="70"/>
+    <w:lsdException w:name="Colorful Shading Accent 1" w:uiPriority="71"/>
+    <w:lsdException w:name="Colorful List Accent 1" w:uiPriority="72"/>
+    <w:lsdException w:name="Colorful Grid Accent 1" w:uiPriority="73"/>
+    <w:lsdException w:name="Light Shading Accent 2" w:uiPriority="60"/>
+    <w:lsdException w:name="Light List Accent 2" w:uiPriority="61"/>
+    <w:lsdException w:name="Light Grid Accent 2" w:uiPriority="62"/>
+    <w:lsdException w:name="Medium Shading 1 Accent 2" w:uiPriority="63"/>
+    <w:lsdException w:name="Medium Shading 2 Accent 2" w:uiPriority="64"/>
+    <w:lsdException w:name="Medium List 1 Accent 2" w:uiPriority="65"/>
+    <w:lsdException w:name="Medium List 2 Accent 2" w:uiPriority="66"/>
+    <w:lsdException w:name="Medium Grid 1 Accent 2" w:uiPriority="67"/>
+    <w:lsdException w:name="Medium Grid 2 Accent 2" w:uiPriority="68"/>
+    <w:lsdException w:name="Medium Grid 3 Accent 2" w:uiPriority="69"/>
+    <w:lsdException w:name="Dark List Accent 2" w:uiPriority="70"/>
+    <w:lsdException w:name="Colorful Shading Accent 2" w:uiPriority="71"/>
+    <w:lsdException w:name="Colorful List Accent 2" w:uiPriority="72"/>
+    <w:lsdException w:name="Colorful Grid Accent 2" w:uiPriority="73"/>
+    <w:lsdException w:name="Light Shading Accent 3" w:uiPriority="60"/>
+    <w:lsdException w:name="Light List Accent 3" w:uiPriority="61"/>
+    <w:lsdException w:name="Light Grid Accent 3" w:uiPriority="62"/>
+    <w:lsdException w:name="Medium Shading 1 Accent 3" w:uiPriority="63"/>
+    <w:lsdException w:name="Medium Shading 2 Accent 3" w:uiPriority="64"/>
+    <w:lsdException w:name="Medium List 1 Accent 3" w:uiPriority="65"/>
+    <w:lsdException w:name="Medium List 2 Accent 3" w:uiPriority="66"/>
+    <w:lsdException w:name="Medium Grid 1 Accent 3" w:uiPriority="67"/>
+    <w:lsdException w:name="Medium Grid 2 Accent 3" w:uiPriority="68"/>
+    <w:lsdException w:name="Medium Grid 3 Accent 3" w:uiPriority="69"/>
+    <w:lsdException w:name="Dark List Accent 3" w:uiPriority="70"/>
+    <w:lsdException w:name="Colorful Shading Accent 3" w:uiPriority="71"/>
+    <w:lsdException w:name="Colorful List Accent 3" w:uiPriority="72"/>
+    <w:lsdException w:name="Colorful Grid Accent 3" w:uiPriority="73"/>
+    <w:lsdException w:name="Light Shading Accent 4" w:uiPriority="60"/>
+    <w:lsdException w:name="Light List Accent 4" w:uiPriority="61"/>
+    <w:lsdException w:name="Light Grid Accent 4" w:uiPriority="62"/>
+    <w:lsdException w:name="Medium Shading 1 Accent 4" w:uiPriority="63"/>
+    <w:lsdException w:name="Medium Shading 2 Accent 4" w:uiPriority="64"/>
+    <w:lsdException w:name="Medium List 1 Accent 4" w:uiPriority="65"/>
+    <w:lsdException w:name="Medium List 2 Accent 4" w:uiPriority="66"/>
+    <w:lsdException w:name="Medium Grid 1 Accent 4" w:uiPriority="67"/>
+    <w:lsdException w:name="Medium Grid 2 Accent 4" w:uiPriority="68"/>
+    <w:lsdException w:name="Medium Grid 3 Accent 4" w:uiPriority="69"/>
+    <w:lsdException w:name="Dark List Accent 4" w:uiPriority="70"/>
+    <w:lsdException w:name="Colorful Shading Accent 4" w:uiPriority="71"/>
+    <w:lsdException w:name="Colorful List Accent 4" w:uiPriority="72"/>
+    <w:lsdException w:name="Colorful Grid Accent 4" w:uiPriority="73"/>
+    <w:lsdException w:name="Light Shading Accent 5" w:uiPriority="60"/>
+    <w:lsdException w:name="Light List Accent 5" w:uiPriority="61"/>
+    <w:lsdException w:name="Light Grid Accent 5" w:uiPriority="62"/>
+    <w:lsdException w:name="Medium Shading 1 Accent 5" w:uiPriority="63"/>
+    <w:lsdException w:name="Medium Shading 2 Accent 5" w:uiPriority="64"/>
+    <w:lsdException w:name="Medium List 1 Accent 5" w:uiPriority="65"/>
+    <w:lsdException w:name="Medium List 2 Accent 5" w:uiPriority="66"/>
+    <w:lsdException w:name="Medium Grid 1 Accent 5" w:uiPriority="67"/>
+    <w:lsdException w:name="Medium Grid 2 Accent 5" w:uiPriority="68"/>
+    <w:lsdException w:name="Medium Grid 3 Accent 5" w:uiPriority="69"/>
+    <w:lsdException w:name="Dark List Accent 5" w:uiPriority="70"/>
+    <w:lsdException w:name="Colorful Shading Accent 5" w:uiPriority="71"/>
+    <w:lsdException w:name="Colorful List Accent 5" w:uiPriority="72"/>
+    <w:lsdException w:name="Colorful Grid Accent 5" w:uiPriority="73"/>
+    <w:lsdException w:name="Light Shading Accent 6" w:uiPriority="60"/>
+    <w:lsdException w:name="Light List Accent 6" w:uiPriority="61"/>
+    <w:lsdException w:name="Light Grid Accent 6" w:uiPriority="62"/>
+    <w:lsdException w:name="Medium Shading 1 Accent 6" w:uiPriority="63"/>
+    <w:lsdException w:name="Medium Shading 2 Accent 6" w:uiPriority="64"/>
+    <w:lsdException w:name="Medium List 1 Accent 6" w:uiPriority="65"/>
+    <w:lsdException w:name="Medium List 2 Accent 6" w:uiPriority="66"/>
+    <w:lsdException w:name="Medium Grid 1 Accent 6" w:uiPriority="67"/>
+    <w:lsdException w:name="Medium Grid 2 Accent 6" w:uiPriority="68"/>
+    <w:lsdException w:name="Medium Grid 3 Accent 6" w:uiPriority="69"/>
+    <w:lsdException w:name="Dark List Accent 6" w:uiPriority="70"/>
+    <w:lsdException w:name="Colorful Shading Accent 6" w:uiPriority="71"/>
+    <w:lsdException w:name="Colorful List Accent 6" w:uiPriority="72"/>
+    <w:lsdException w:name="Colorful Grid Accent 6" w:uiPriority="73"/>
+    <w:lsdException w:name="Subtle Emphasis" w:uiPriority="19" w:qFormat="1"/>
+    <w:lsdException w:name="Intense Emphasis" w:uiPriority="21" w:qFormat="1"/>
+    <w:lsdException w:name="Subtle Reference" w:uiPriority="31" w:qFormat="1"/>
+    <w:lsdException w:name="Intense Reference" w:uiPriority="32" w:qFormat="1"/>
+    <w:lsdException w:name="Book Title" w:uiPriority="33" w:qFormat="1"/>
+    <w:lsdException w:name="Bibliography" w:semiHidden="1" w:uiPriority="37" w:unhideWhenUsed="1"/>
+    <w:lsdException w:name="TOC Heading" w:semiHidden="1" w:uiPriority="39" w:unhideWhenUsed="1" w:qFormat="1"/>
+    <w:lsdException w:name="Plain Table 1" w:uiPriority="41"/>
+    <w:lsdException w:name="Plain Table 2" w:uiPriority="42"/>
+    <w:lsdException w:name="Plain Table 3" w:uiPriority="43"/>
+    <w:lsdException w:name="Plain Table 4" w:uiPriority="44"/>
+    <w:lsdException w:name="Plain Table 5" w:uiPriority="45"/>
+    <w:lsdException w:name="Grid Table Light" w:uiPriority="40"/>
+    <w:lsdException w:name="Grid Table 1 Light" w:uiPriority="46"/>
+    <w:lsdException w:name="Grid Table 2" w:uiPriority="47"/>
+    <w:lsdException w:name="Grid Table 3" w:uiPriority="48"/>
+    <w:lsdException w:name="Grid Table 4" w:uiPriority="49"/>
+    <w:lsdException w:name="Grid Table 5 Dark" w:uiPriority="50"/>
+    <w:lsdException w:name="Grid Table 6 Colorful" w:uiPriority="51"/>
+    <w:lsdException w:name="Grid Table 7 Colorful" w:uiPriority="52"/>
+    <w:lsdException w:name="Grid Table 1 Light Accent 1" w:uiPriority="46"/>
+    <w:lsdException w:name="Grid Table 2 Accent 1" w:uiPriority="47"/>
+    <w:lsdException w:name="Grid Table 3 Accent 1" w:uiPriority="48"/>
+    <w:lsdException w:name="Grid Table 4 Accent 1" w:uiPriority="49"/>
+    <w:lsdException w:name="Grid Table 5 Dark Accent 1" w:uiPriority="50"/>
+    <w:lsdException w:name="Grid Table 6 Colorful Accent 1" w:uiPriority="51"/>
+    <w:lsdException w:name="Grid Table 7 Colorful Accent 1" w:uiPriority="52"/>
+    <w:lsdException w:name="Grid Table 1 Light Accent 2" w:uiPriority="46"/>
+    <w:lsdException w:name="Grid Table 2 Accent 2" w:uiPriority="47"/>
+    <w:lsdException w:name="Grid Table 3 Accent 2" w:uiPriority="48"/>
+    <w:lsdException w:name="Grid Table 4 Accent 2" w:uiPriority="49"/>
+    <w:lsdException w:name="Grid Table 5 Dark Accent 2" w:uiPriority="50"/>
+    <w:lsdException w:name="Grid Table 6 Colorful Accent 2" w:uiPriority="51"/>
+    <w:lsdException w:name="Grid Table 7 Colorful Accent 2" w:uiPriority="52"/>
+    <w:lsdException w:name="Grid Table 1 Light Accent 3" w:uiPriority="46"/>
+    <w:lsdException w:name="Grid Table 2 Accent 3" w:uiPriority="47"/>
+    <w:lsdException w:name="Grid Table 3 Accent 3" w:uiPriority="48"/>
+    <w:lsdException w:name="Grid Table 4 Accent 3" w:uiPriority="49"/>
+    <w:lsdException w:name="Grid Table 5 Dark Accent 3" w:uiPriority="50"/>
+    <w:lsdException w:name="Grid Table 6 Colorful Accent 3" w:uiPriority="51"/>
+    <w:lsdException w:name="Grid Table 7 Colorful Accent 3" w:uiPriority="52"/>
+    <w:lsdException w:name="Grid Table 1 Light Accent 4" w:uiPriority="46"/>
+    <w:lsdException w:name="Grid Table 2 Accent 4" w:uiPriority="47"/>
+    <w:lsdException w:name="Grid Table 3 Accent 4" w:uiPriority="48"/>
+    <w:lsdException w:name="Grid Table 4 Accent 4" w:uiPriority="49"/>
+    <w:lsdException w:name="Grid Table 5 Dark Accent 4" w:uiPriority="50"/>
+    <w:lsdException w:name="Grid Table 6 Colorful Accent 4" w:uiPriority="51"/>
+    <w:lsdException w:name="Grid Table 7 Colorful Accent 4" w:uiPriority="52"/>
+    <w:lsdException w:name="Grid Table 1 Light Accent 5" w:uiPriority="46"/>
+    <w:lsdException w:name="Grid Table 2 Accent 5" w:uiPriority="47"/>
+    <w:lsdException w:name="Grid Table 3 Accent 5" w:uiPriority="48"/>
+    <w:lsdException w:name="Grid Table 4 Accent 5" w:uiPriority="49"/>
+    <w:lsdException w:name="Grid Table 5 Dark Accent 5" w:uiPriority="50"/>
+    <w:lsdException w:name="Grid Table 6 Colorful Accent 5" w:uiPriority="51"/>
+    <w:lsdException w:name="Grid Table 7 Colorful Accent 5" w:uiPriority="52"/>
+    <w:lsdException w:name="Grid Table 1 Light Accent 6" w:uiPriority="46"/>
+    <w:lsdException w:name="Grid Table 2 Accent 6" w:uiPriority="47"/>
+    <w:lsdException w:name="Grid Table 3 Accent 6" w:uiPriority="48"/>
+    <w:lsdException w:name="Grid Table 4 Accent 6" w:uiPriority="49"/>
+    <w:lsdException w:name="Grid Table 5 Dark Accent 6" w:uiPriority="50"/>
+    <w:lsdException w:name="Grid Table 6 Colorful Accent 6" w:uiPriority="51"/>
+    <w:lsdException w:name="Grid Table 7 Colorful Accent 6" w:uiPriority="52"/>
+    <w:lsdException w:name="List Table 1 Light" w:uiPriority="46"/>
+    <w:lsdException w:name="List Table 2" w:uiPriority="47"/>
+    <w:lsdException w:name="List Table 3" w:uiPriority="48"/>
+    <w:lsdException w:name="List Table 4" w:uiPriority="49"/>
+    <w:lsdException w:name="List Table 5 Dark" w:uiPriority="50"/>
+    <w:lsdException w:name="List Table 6 Colorful" w:uiPriority="51"/>
+    <w:lsdException w:name="List Table 7 Colorful" w:uiPriority="52"/>
+    <w:lsdException w:name="List Table 1 Light Accent 1" w:uiPriority="46"/>
+    <w:lsdException w:name="List Table 2 Accent 1" w:uiPriority="47"/>
+    <w:lsdException w:name="List Table 3 Accent 1" w:uiPriority="48"/>
+    <w:lsdException w:name="List Table 4 Accent 1" w:uiPriority="49"/>
+    <w:lsdException w:name="List Table 5 Dark Accent 1" w:uiPriority="50"/>
+    <w:lsdException w:name="List Table 6 Colorful Accent 1" w:uiPriority="51"/>
+    <w:lsdException w:name="List Table 7 Colorful Accent 1" w:uiPriority="52"/>
+    <w:lsdException w:name="List Table 1 Light Accent 2" w:uiPriority="46"/>
+    <w:lsdException w:name="List Table 2 Accent 2" w:uiPriority="47"/>
+    <w:lsdException w:name="List Table 3 Accent 2" w:uiPriority="48"/>
+    <w:lsdException w:name="List Table 4 Accent 2" w:uiPriority="49"/>
+    <w:lsdException w:name="List Table 5 Dark Accent 2" w:uiPriority="50"/>
+    <w:lsdException w:name="List Table 6 Colorful Accent 2" w:uiPriority="51"/>
+    <w:lsdException w:name="List Table 7 Colorful Accent 2" w:uiPriority="52"/>
+    <w:lsdException w:name="List Table 1 Light Accent 3" w:uiPriority="46"/>
+    <w:lsdException w:name="List Table 2 Accent 3" w:uiPriority="47"/>
+    <w:lsdException w:name="List Table 3 Accent 3" w:uiPriority="48"/>
+    <w:lsdException w:name="List Table 4 Accent 3" w:uiPriority="49"/>
+    <w:lsdException w:name="List Table 5 Dark Accent 3" w:uiPriority="50"/>
+    <w:lsdException w:name="List Table 6 Colorful Accent 3" w:uiPriority="51"/>
+    <w:lsdException w:name="List Table 7 Colorful Accent 3" w:uiPriority="52"/>
+    <w:lsdException w:name="List Table 1 Light Accent 4" w:uiPriority="46"/>
+    <w:lsdException w:name="List Table 2 Accent 4" w:uiPriority="47"/>
+    <w:lsdException w:name="List Table 3 Accent 4" w:uiPriority="48"/>
+    <w:lsdException w:name="List Table 4 Accent 4" w:uiPriority="49"/>
+    <w:lsdException w:name="List Table 5 Dark Accent 4" w:uiPriority="50"/>
+    <w:lsdException w:name="List Table 6 Colorful Accent 4" w:uiPriority="51"/>
+    <w:lsdException w:name="List Table 7 Colorful Accent 4" w:uiPriority="52"/>
+    <w:lsdException w:name="List Table 1 Light Accent 5" w:uiPriority="46"/>
+    <w:lsdException w:name="List Table 2 Accent 5" w:uiPriority="47"/>
+    <w:lsdException w:name="List Table 3 Accent 5" w:uiPriority="48"/>
+    <w:lsdException w:name="List Table 4 Accent 5" w:uiPriority="49"/>
+    <w:lsdException w:name="List Table 5 Dark Accent 5" w:uiPriority="50"/>
+    <w:lsdException w:name="List Table 6 Colorful Accent 5" w:uiPriority="51"/>
+    <w:lsdException w:name="List Table 7 Colorful Accent 5" w:uiPriority="52"/>
+    <w:lsdException w:name="List Table 1 Light Accent 6" w:uiPriority="46"/>
+    <w:lsdException w:name="List Table 2 Accent 6" w:uiPriority="47"/>
+    <w:lsdException w:name="List Table 3 Accent 6" w:uiPriority="48"/>
+    <w:lsdException w:name="List Table 4 Accent 6" w:uiPriority="49"/>
+    <w:lsdException w:name="List Table 5 Dark Accent 6" w:uiPriority="50"/>
+    <w:lsdException w:name="List Table 6 Colorful Accent 6" w:uiPriority="51"/>
+    <w:lsdException w:name="List Table 7 Colorful Accent 6" w:uiPriority="52"/>
+    <w:lsdException w:name="Mention" w:semiHidden="1" w:unhideWhenUsed="1"/>
+    <w:lsdException w:name="Smart Hyperlink" w:semiHidden="1" w:unhideWhenUsed="1"/>
+    <w:lsdException w:name="Hashtag" w:semiHidden="1" w:unhideWhenUsed="1"/>
+    <w:lsdException w:name="Unresolved Mention" w:semiHidden="1" w:unhideWhenUsed="1"/>
+    <w:lsdException w:name="Smart Link" w:semiHidden="1" w:unhideWhenUsed="1"/>
   </w:latentStyles>
-  <w:style w:type="paragraph" w:default="1" w:styleId="1">
+  <w:style w:type="paragraph" w:default="1" w:styleId="Normal">
     <w:name w:val="Normal"/>
     <w:qFormat/>
-    <w:uiPriority w:val="0"/>
     <w:rPr>
-      <w:rFonts w:ascii="Times New Roman" w:hAnsi="Times New Roman" w:eastAsia="Times New Roman" w:cs="Times New Roman"/>
       <w:sz w:val="24"/>
       <w:szCs w:val="24"/>
-      <w:lang w:val="en-US" w:eastAsia="en-US" w:bidi="ar-SA"/>
     </w:rPr>
   </w:style>
-  <w:style w:type="paragraph" w:styleId="2">
+  <w:style w:type="paragraph" w:styleId="Heading1">
     <w:name w:val="heading 1"/>
+    <w:uiPriority w:val="9"/>
     <w:qFormat/>
-    <w:uiPriority w:val="9"/>
     <w:pPr>
       <w:spacing w:before="360" w:after="180"/>
       <w:outlineLvl w:val="0"/>
     </w:pPr>
     <w:rPr>
-      <w:rFonts w:ascii="Times New Roman" w:hAnsi="Times New Roman" w:eastAsia="Times New Roman" w:cs="Times New Roman"/>
       <w:b/>
       <w:bCs/>
       <w:color w:val="1F3864"/>
       <w:sz w:val="32"/>
       <w:szCs w:val="32"/>
-      <w:lang w:val="en-US" w:eastAsia="en-US" w:bidi="ar-SA"/>
     </w:rPr>
   </w:style>
-  <w:style w:type="paragraph" w:styleId="3">
+  <w:style w:type="paragraph" w:styleId="Heading2">
     <w:name w:val="heading 2"/>
+    <w:uiPriority w:val="9"/>
     <w:unhideWhenUsed/>
     <w:qFormat/>
-    <w:uiPriority w:val="9"/>
     <w:pPr>
       <w:spacing w:before="240" w:after="120"/>
       <w:outlineLvl w:val="1"/>
     </w:pPr>
     <w:rPr>
-      <w:rFonts w:ascii="Times New Roman" w:hAnsi="Times New Roman" w:eastAsia="Times New Roman" w:cs="Times New Roman"/>
       <w:b/>
       <w:bCs/>
       <w:color w:val="2E75B6"/>
       <w:sz w:val="28"/>
       <w:szCs w:val="28"/>
-      <w:lang w:val="en-US" w:eastAsia="en-US" w:bidi="ar-SA"/>
     </w:rPr>
   </w:style>
-  <w:style w:type="paragraph" w:styleId="4">
+  <w:style w:type="paragraph" w:styleId="Heading3">
     <w:name w:val="heading 3"/>
+    <w:uiPriority w:val="9"/>
     <w:unhideWhenUsed/>
     <w:qFormat/>
-    <w:uiPriority w:val="9"/>
     <w:pPr>
       <w:spacing w:before="180" w:after="100"/>
       <w:outlineLvl w:val="2"/>
     </w:pPr>
     <w:rPr>
-      <w:rFonts w:ascii="Times New Roman" w:hAnsi="Times New Roman" w:eastAsia="Times New Roman" w:cs="Times New Roman"/>
       <w:b/>
       <w:bCs/>
       <w:color w:val="2E75B6"/>
       <w:sz w:val="26"/>
       <w:szCs w:val="26"/>
-      <w:lang w:val="en-US" w:eastAsia="en-US" w:bidi="ar-SA"/>
     </w:rPr>
   </w:style>
-  <w:style w:type="paragraph" w:styleId="5">
+  <w:style w:type="paragraph" w:styleId="Heading4">
     <w:name w:val="heading 4"/>
+    <w:uiPriority w:val="9"/>
     <w:semiHidden/>
     <w:unhideWhenUsed/>
     <w:qFormat/>
-    <w:uiPriority w:val="9"/>
     <w:pPr>
       <w:outlineLvl w:val="3"/>
     </w:pPr>
     <w:rPr>
-      <w:rFonts w:ascii="Times New Roman" w:hAnsi="Times New Roman" w:eastAsia="Times New Roman" w:cs="Times New Roman"/>
       <w:i/>
       <w:iCs/>
       <w:color w:val="2E74B5"/>
       <w:sz w:val="24"/>
       <w:szCs w:val="24"/>
-      <w:lang w:val="en-US" w:eastAsia="en-US" w:bidi="ar-SA"/>
     </w:rPr>
   </w:style>
-  <w:style w:type="paragraph" w:styleId="6">
+  <w:style w:type="paragraph" w:styleId="Heading5">
     <w:name w:val="heading 5"/>
+    <w:uiPriority w:val="9"/>
     <w:semiHidden/>
     <w:unhideWhenUsed/>
     <w:qFormat/>
-    <w:uiPriority w:val="9"/>
     <w:pPr>
       <w:outlineLvl w:val="4"/>
     </w:pPr>
     <w:rPr>
-      <w:rFonts w:ascii="Times New Roman" w:hAnsi="Times New Roman" w:eastAsia="Times New Roman" w:cs="Times New Roman"/>
       <w:color w:val="2E74B5"/>
       <w:sz w:val="24"/>
       <w:szCs w:val="24"/>
-      <w:lang w:val="en-US" w:eastAsia="en-US" w:bidi="ar-SA"/>
     </w:rPr>
   </w:style>
-  <w:style w:type="paragraph" w:styleId="7">
+  <w:style w:type="paragraph" w:styleId="Heading6">
     <w:name w:val="heading 6"/>
+    <w:uiPriority w:val="9"/>
     <w:semiHidden/>
     <w:unhideWhenUsed/>
     <w:qFormat/>
-    <w:uiPriority w:val="9"/>
     <w:pPr>
       <w:outlineLvl w:val="5"/>
     </w:pPr>
     <w:rPr>
-      <w:rFonts w:ascii="Times New Roman" w:hAnsi="Times New Roman" w:eastAsia="Times New Roman" w:cs="Times New Roman"/>
       <w:color w:val="1F4D78"/>
       <w:sz w:val="24"/>
       <w:szCs w:val="24"/>
-      <w:lang w:val="en-US" w:eastAsia="en-US" w:bidi="ar-SA"/>
     </w:rPr>
   </w:style>
-  <w:style w:type="character" w:default="1" w:styleId="8">
+  <w:style w:type="character" w:default="1" w:styleId="DefaultParagraphFont">
     <w:name w:val="Default Paragraph Font"/>
+    <w:uiPriority w:val="1"/>
     <w:semiHidden/>
     <w:unhideWhenUsed/>
-    <w:uiPriority w:val="1"/>
   </w:style>
-  <w:style w:type="table" w:default="1" w:styleId="9">
+  <w:style w:type="table" w:default="1" w:styleId="TableNormal">
     <w:name w:val="Normal Table"/>
+    <w:uiPriority w:val="99"/>
     <w:semiHidden/>
     <w:unhideWhenUsed/>
-    <w:uiPriority w:val="99"/>
     <w:tblPr>
+      <w:tblInd w:w="0" w:type="dxa"/>
       <w:tblCellMar>
         <w:top w:w="0" w:type="dxa"/>
         <w:left w:w="108" w:type="dxa"/>
@@ -15802,75 +15046,34 @@
       </w:tblCellMar>
     </w:tblPr>
   </w:style>
-  <w:style w:type="character" w:styleId="10">
-    <w:name w:val="endnote reference"/>
+  <w:style w:type="numbering" w:default="1" w:styleId="NoList">
+    <w:name w:val="No List"/>
+    <w:uiPriority w:val="99"/>
     <w:semiHidden/>
     <w:unhideWhenUsed/>
+  </w:style>
+  <w:style w:type="character" w:styleId="EndnoteReference">
+    <w:name w:val="endnote reference"/>
     <w:uiPriority w:val="99"/>
+    <w:semiHidden/>
+    <w:unhideWhenUsed/>
     <w:rPr>
       <w:vertAlign w:val="superscript"/>
     </w:rPr>
   </w:style>
-  <w:style w:type="paragraph" w:styleId="11">
+  <w:style w:type="paragraph" w:styleId="EndnoteText">
     <w:name w:val="endnote text"/>
-    <w:link w:val="21"/>
+    <w:link w:val="EndnoteTextChar"/>
+    <w:uiPriority w:val="99"/>
     <w:semiHidden/>
     <w:unhideWhenUsed/>
+  </w:style>
+  <w:style w:type="paragraph" w:styleId="Footer">
+    <w:name w:val="footer"/>
+    <w:basedOn w:val="Normal"/>
     <w:uiPriority w:val="99"/>
-    <w:rPr>
-      <w:rFonts w:ascii="Times New Roman" w:hAnsi="Times New Roman" w:eastAsia="Times New Roman" w:cs="Times New Roman"/>
-      <w:sz w:val="20"/>
-      <w:szCs w:val="20"/>
-      <w:lang w:val="en-US" w:eastAsia="en-US" w:bidi="ar-SA"/>
-    </w:rPr>
-  </w:style>
-  <w:style w:type="paragraph" w:styleId="12">
-    <w:name w:val="footer"/>
-    <w:basedOn w:val="1"/>
     <w:semiHidden/>
     <w:unhideWhenUsed/>
-    <w:uiPriority w:val="99"/>
-    <w:pPr>
-      <w:tabs>
-        <w:tab w:val="center" w:pos="4153"/>
-        <w:tab w:val="right" w:pos="8306"/>
-      </w:tabs>
-      <w:snapToGrid w:val="0"/>
-      <w:jc w:val="left"/>
-    </w:pPr>
-    <w:rPr>
-      <w:sz w:val="18"/>
-      <w:szCs w:val="18"/>
-    </w:rPr>
-  </w:style>
-  <w:style w:type="character" w:styleId="13">
-    <w:name w:val="footnote reference"/>
-    <w:semiHidden/>
-    <w:unhideWhenUsed/>
-    <w:uiPriority w:val="99"/>
-    <w:rPr>
-      <w:vertAlign w:val="superscript"/>
-    </w:rPr>
-  </w:style>
-  <w:style w:type="paragraph" w:styleId="14">
-    <w:name w:val="footnote text"/>
-    <w:link w:val="20"/>
-    <w:semiHidden/>
-    <w:unhideWhenUsed/>
-    <w:uiPriority w:val="99"/>
-    <w:rPr>
-      <w:rFonts w:ascii="Times New Roman" w:hAnsi="Times New Roman" w:eastAsia="Times New Roman" w:cs="Times New Roman"/>
-      <w:sz w:val="20"/>
-      <w:szCs w:val="20"/>
-      <w:lang w:val="en-US" w:eastAsia="en-US" w:bidi="ar-SA"/>
-    </w:rPr>
-  </w:style>
-  <w:style w:type="paragraph" w:styleId="15">
-    <w:name w:val="header"/>
-    <w:basedOn w:val="1"/>
-    <w:semiHidden/>
-    <w:unhideWhenUsed/>
-    <w:uiPriority w:val="99"/>
     <w:pPr>
       <w:tabs>
         <w:tab w:val="center" w:pos="4153"/>
@@ -15883,67 +15086,93 @@
       <w:szCs w:val="18"/>
     </w:rPr>
   </w:style>
-  <w:style w:type="character" w:styleId="16">
+  <w:style w:type="character" w:styleId="FootnoteReference">
+    <w:name w:val="footnote reference"/>
+    <w:uiPriority w:val="99"/>
+    <w:semiHidden/>
+    <w:unhideWhenUsed/>
+    <w:rPr>
+      <w:vertAlign w:val="superscript"/>
+    </w:rPr>
+  </w:style>
+  <w:style w:type="paragraph" w:styleId="FootnoteText">
+    <w:name w:val="footnote text"/>
+    <w:link w:val="FootnoteTextChar"/>
+    <w:uiPriority w:val="99"/>
+    <w:semiHidden/>
+    <w:unhideWhenUsed/>
+  </w:style>
+  <w:style w:type="paragraph" w:styleId="Header">
+    <w:name w:val="header"/>
+    <w:basedOn w:val="Normal"/>
+    <w:uiPriority w:val="99"/>
+    <w:semiHidden/>
+    <w:unhideWhenUsed/>
+    <w:pPr>
+      <w:tabs>
+        <w:tab w:val="center" w:pos="4153"/>
+        <w:tab w:val="right" w:pos="8306"/>
+      </w:tabs>
+      <w:snapToGrid w:val="0"/>
+    </w:pPr>
+    <w:rPr>
+      <w:sz w:val="18"/>
+      <w:szCs w:val="18"/>
+    </w:rPr>
+  </w:style>
+  <w:style w:type="character" w:styleId="Hyperlink">
     <w:name w:val="Hyperlink"/>
+    <w:uiPriority w:val="99"/>
     <w:unhideWhenUsed/>
-    <w:uiPriority w:val="99"/>
     <w:rPr>
       <w:color w:val="0563C1"/>
       <w:u w:val="single"/>
     </w:rPr>
   </w:style>
-  <w:style w:type="paragraph" w:styleId="17">
+  <w:style w:type="paragraph" w:styleId="Title">
     <w:name w:val="Title"/>
+    <w:uiPriority w:val="10"/>
     <w:qFormat/>
-    <w:uiPriority w:val="10"/>
     <w:rPr>
-      <w:rFonts w:ascii="Times New Roman" w:hAnsi="Times New Roman" w:eastAsia="Times New Roman" w:cs="Times New Roman"/>
       <w:sz w:val="56"/>
       <w:szCs w:val="56"/>
-      <w:lang w:val="en-US" w:eastAsia="en-US" w:bidi="ar-SA"/>
     </w:rPr>
   </w:style>
-  <w:style w:type="paragraph" w:customStyle="1" w:styleId="18">
+  <w:style w:type="paragraph" w:customStyle="1" w:styleId="Strong1">
     <w:name w:val="Strong1"/>
     <w:qFormat/>
-    <w:uiPriority w:val="0"/>
     <w:rPr>
-      <w:rFonts w:ascii="Times New Roman" w:hAnsi="Times New Roman" w:eastAsia="Times New Roman" w:cs="Times New Roman"/>
       <w:b/>
       <w:bCs/>
       <w:sz w:val="24"/>
       <w:szCs w:val="24"/>
-      <w:lang w:val="en-US" w:eastAsia="en-US" w:bidi="ar-SA"/>
     </w:rPr>
   </w:style>
-  <w:style w:type="paragraph" w:styleId="19">
+  <w:style w:type="paragraph" w:styleId="ListParagraph">
     <w:name w:val="List Paragraph"/>
     <w:qFormat/>
-    <w:uiPriority w:val="0"/>
     <w:rPr>
-      <w:rFonts w:ascii="Times New Roman" w:hAnsi="Times New Roman" w:eastAsia="Times New Roman" w:cs="Times New Roman"/>
       <w:sz w:val="24"/>
       <w:szCs w:val="24"/>
-      <w:lang w:val="en-US" w:eastAsia="en-US" w:bidi="ar-SA"/>
     </w:rPr>
   </w:style>
-  <w:style w:type="character" w:customStyle="1" w:styleId="20">
+  <w:style w:type="character" w:customStyle="1" w:styleId="FootnoteTextChar">
     <w:name w:val="Footnote Text Char"/>
-    <w:link w:val="14"/>
+    <w:link w:val="FootnoteText"/>
+    <w:uiPriority w:val="99"/>
     <w:semiHidden/>
     <w:unhideWhenUsed/>
-    <w:uiPriority w:val="99"/>
     <w:rPr>
       <w:sz w:val="20"/>
       <w:szCs w:val="20"/>
     </w:rPr>
   </w:style>
-  <w:style w:type="character" w:customStyle="1" w:styleId="21">
+  <w:style w:type="character" w:customStyle="1" w:styleId="EndnoteTextChar">
     <w:name w:val="Endnote Text Char"/>
-    <w:link w:val="11"/>
+    <w:link w:val="EndnoteText"/>
+    <w:uiPriority w:val="99"/>
     <w:semiHidden/>
     <w:unhideWhenUsed/>
-    <w:uiPriority w:val="99"/>
     <w:rPr>
       <w:sz w:val="20"/>
       <w:szCs w:val="20"/>
@@ -16224,5 +15453,6 @@
       </a:style>
     </a:lnDef>
   </a:objectDefaults>
+  <a:extraClrSchemeLst/>
 </a:theme>
 </file>
--- a/TRƯỜNG ĐẠI HỌC.docx
+++ b/TRƯỜNG ĐẠI HỌC.docx
@@ -3586,6 +3586,7 @@
     <w:p>
       <w:pPr>
         <w:pStyle w:val="Heading3"/>
+        <w:jc w:val="center"/>
         <w:rPr>
           <w:lang w:val="vi-VN"/>
         </w:rPr>
@@ -3594,11 +3595,12 @@
         <w:rPr>
           <w:noProof/>
         </w:rPr>
+        <w:lastRenderedPageBreak/>
         <w:drawing>
-          <wp:inline distT="0" distB="0" distL="0" distR="0" wp14:anchorId="54165F1D" wp14:editId="2830B01B">
-            <wp:extent cx="5731492" cy="7935311"/>
-            <wp:effectExtent l="0" t="0" r="3175" b="8890"/>
-            <wp:docPr id="131989596" name="Picture 1"/>
+          <wp:inline distT="0" distB="0" distL="0" distR="0" wp14:anchorId="2C7A63A1" wp14:editId="65B4B59F">
+            <wp:extent cx="2851150" cy="8863330"/>
+            <wp:effectExtent l="0" t="0" r="6350" b="0"/>
+            <wp:docPr id="788215764" name="Picture 2"/>
             <wp:cNvGraphicFramePr>
               <a:graphicFrameLocks xmlns:a="http://schemas.openxmlformats.org/drawingml/2006/main" noChangeAspect="1"/>
             </wp:cNvGraphicFramePr>
@@ -3606,13 +3608,13 @@
               <a:graphicData uri="http://schemas.openxmlformats.org/drawingml/2006/picture">
                 <pic:pic xmlns:pic="http://schemas.openxmlformats.org/drawingml/2006/picture">
                   <pic:nvPicPr>
-                    <pic:cNvPr id="0" name="Picture 1"/>
+                    <pic:cNvPr id="0" name="Picture 6"/>
                     <pic:cNvPicPr>
                       <a:picLocks noChangeAspect="1" noChangeArrowheads="1"/>
                     </pic:cNvPicPr>
                   </pic:nvPicPr>
                   <pic:blipFill>
-                    <a:blip r:embed="rId6" cstate="print">
+                    <a:blip r:embed="rId6">
                       <a:extLst>
                         <a:ext uri="{28A0092B-C50C-407E-A947-70E740481C1C}">
                           <a14:useLocalDpi xmlns:a14="http://schemas.microsoft.com/office/drawing/2010/main" val="0"/>
@@ -3627,7 +3629,7 @@
                   <pic:spPr bwMode="auto">
                     <a:xfrm>
                       <a:off x="0" y="0"/>
-                      <a:ext cx="5750200" cy="7961212"/>
+                      <a:ext cx="2851150" cy="8863330"/>
                     </a:xfrm>
                     <a:prstGeom prst="rect">
                       <a:avLst/>
@@ -9999,10 +10001,10 @@
         </w:rPr>
         <w:lastRenderedPageBreak/>
         <w:drawing>
-          <wp:inline distT="0" distB="0" distL="0" distR="0" wp14:anchorId="52DF4A2E" wp14:editId="5B2DB77A">
-            <wp:extent cx="5731510" cy="2825750"/>
+          <wp:inline distT="0" distB="0" distL="0" distR="0" wp14:anchorId="342A137B" wp14:editId="47F405D1">
+            <wp:extent cx="5731510" cy="2134870"/>
             <wp:effectExtent l="0" t="0" r="2540" b="0"/>
-            <wp:docPr id="684695654" name="Picture 17"/>
+            <wp:docPr id="226486628" name="Picture 3"/>
             <wp:cNvGraphicFramePr>
               <a:graphicFrameLocks xmlns:a="http://schemas.openxmlformats.org/drawingml/2006/main" noChangeAspect="1"/>
             </wp:cNvGraphicFramePr>
@@ -10010,7 +10012,7 @@
               <a:graphicData uri="http://schemas.openxmlformats.org/drawingml/2006/picture">
                 <pic:pic xmlns:pic="http://schemas.openxmlformats.org/drawingml/2006/picture">
                   <pic:nvPicPr>
-                    <pic:cNvPr id="684695654" name="Picture 17"/>
+                    <pic:cNvPr id="0" name="Picture 8"/>
                     <pic:cNvPicPr>
                       <a:picLocks noChangeAspect="1" noChangeArrowheads="1"/>
                     </pic:cNvPicPr>
@@ -10028,10 +10030,10 @@
                       <a:fillRect/>
                     </a:stretch>
                   </pic:blipFill>
-                  <pic:spPr>
+                  <pic:spPr bwMode="auto">
                     <a:xfrm>
                       <a:off x="0" y="0"/>
-                      <a:ext cx="5731510" cy="2825750"/>
+                      <a:ext cx="5731510" cy="2134870"/>
                     </a:xfrm>
                     <a:prstGeom prst="rect">
                       <a:avLst/>
